--- a/WD/WORD FILES/D26DCE173 - LAB-4,7.docx
+++ b/WD/WORD FILES/D26DCE173 - LAB-4,7.docx
@@ -1,6 +1,6 @@
 
 <file path=word/document.xml><?xml version="1.0" encoding="utf-8"?>
-<w:document xmlns:wpc="http://schemas.microsoft.com/office/word/2010/wordprocessingCanvas" xmlns:cx="http://schemas.microsoft.com/office/drawing/2014/chartex" xmlns:cx1="http://schemas.microsoft.com/office/drawing/2015/9/8/chartex" xmlns:cx2="http://schemas.microsoft.com/office/drawing/2015/10/21/chartex" xmlns:cx3="http://schemas.microsoft.com/office/drawing/2016/5/9/chartex" xmlns:cx4="http://schemas.microsoft.com/office/drawing/2016/5/10/chartex" xmlns:cx5="http://schemas.microsoft.com/office/drawing/2016/5/11/chartex" xmlns:cx6="http://schemas.microsoft.com/office/drawing/2016/5/12/chartex" xmlns:cx7="http://schemas.microsoft.com/office/drawing/2016/5/13/chartex" xmlns:cx8="http://schemas.microsoft.com/office/drawing/2016/5/14/chartex" xmlns:mc="http://schemas.openxmlformats.org/markup-compatibility/2006" xmlns:aink="http://schemas.microsoft.com/office/drawing/2016/ink" xmlns:am3d="http://schemas.microsoft.com/office/drawing/2017/model3d" xmlns:o="urn:schemas-microsoft-com:office:office" xmlns:oel="http://schemas.microsoft.com/office/2019/extlst" xmlns:r="http://schemas.openxmlformats.org/officeDocument/2006/relationships" xmlns:m="http://schemas.openxmlformats.org/officeDocument/2006/math" xmlns:v="urn:schemas-microsoft-com:vml" xmlns:wp14="http://schemas.microsoft.com/office/word/2010/wordprocessingDrawing" xmlns:wp="http://schemas.openxmlformats.org/drawingml/2006/wordprocessingDrawing" xmlns:w10="urn:schemas-microsoft-com:office:word" xmlns:w="http://schemas.openxmlformats.org/wordprocessingml/2006/main" xmlns:w14="http://schemas.microsoft.com/office/word/2010/wordml" xmlns:w15="http://schemas.microsoft.com/office/word/2012/wordml" xmlns:w16cex="http://schemas.microsoft.com/office/word/2018/wordml/cex" xmlns:w16cid="http://schemas.microsoft.com/office/word/2016/wordml/cid" xmlns:w16="http://schemas.microsoft.com/office/word/2018/wordml" xmlns:w16du="http://schemas.microsoft.com/office/word/2023/wordml/word16du" xmlns:w16sdtdh="http://schemas.microsoft.com/office/word/2020/wordml/sdtdatahash" xmlns:w16sdtfl="http://schemas.microsoft.com/office/word/2024/wordml/sdtformatlock" xmlns:w16se="http://schemas.microsoft.com/office/word/2015/wordml/symex" xmlns:wpg="http://schemas.microsoft.com/office/word/2010/wordprocessingGroup" xmlns:wpi="http://schemas.microsoft.com/office/word/2010/wordprocessingInk" xmlns:wne="http://schemas.microsoft.com/office/word/2006/wordml" xmlns:wps="http://schemas.microsoft.com/office/word/2010/wordprocessingShape" mc:Ignorable="w14 w15 w16se w16cid w16 w16cex w16sdtdh w16sdtfl w16du wp14">
+<w:document xmlns:ve="http://schemas.openxmlformats.org/markup-compatibility/2006" xmlns:o="urn:schemas-microsoft-com:office:office" xmlns:r="http://schemas.openxmlformats.org/officeDocument/2006/relationships" xmlns:m="http://schemas.openxmlformats.org/officeDocument/2006/math" xmlns:v="urn:schemas-microsoft-com:vml" xmlns:wp="http://schemas.openxmlformats.org/drawingml/2006/wordprocessingDrawing" xmlns:w10="urn:schemas-microsoft-com:office:word" xmlns:w="http://schemas.openxmlformats.org/wordprocessingml/2006/main" xmlns:wne="http://schemas.microsoft.com/office/word/2006/wordml">
   <w:body>
     <w:p>
       <w:pPr>
@@ -102,25 +102,7 @@
           <w:sz w:val="24"/>
           <w:szCs w:val="24"/>
         </w:rPr>
-        <w:t xml:space="preserve">The </w:t>
-      </w:r>
-      <w:proofErr w:type="spellStart"/>
-      <w:r>
-        <w:rPr>
-          <w:rFonts w:ascii="Times New Roman" w:hAnsi="Times New Roman" w:cs="Times New Roman"/>
-          <w:sz w:val="24"/>
-          <w:szCs w:val="24"/>
-        </w:rPr>
-        <w:t>StudentHub</w:t>
-      </w:r>
-      <w:proofErr w:type="spellEnd"/>
-      <w:r>
-        <w:rPr>
-          <w:rFonts w:ascii="Times New Roman" w:hAnsi="Times New Roman" w:cs="Times New Roman"/>
-          <w:sz w:val="24"/>
-          <w:szCs w:val="24"/>
-        </w:rPr>
-        <w:t xml:space="preserve"> website developed in the previous practical contains static HTML and CSS pages. In this practical, JavaScript is used to make the website interactive and user-friendly.</w:t>
+        <w:t>The StudentHub website developed in the previous practical contains static HTML and CSS pages. In this practical, JavaScript is used to make the website interactive and user-friendly.</w:t>
       </w:r>
     </w:p>
     <w:p>
@@ -336,6 +318,30 @@
           <w:szCs w:val="24"/>
         </w:rPr>
       </w:pPr>
+    </w:p>
+    <w:p>
+      <w:pPr>
+        <w:spacing w:after="0"/>
+        <w:rPr>
+          <w:rFonts w:ascii="Times New Roman" w:hAnsi="Times New Roman" w:cs="Times New Roman"/>
+          <w:b/>
+          <w:bCs/>
+          <w:sz w:val="24"/>
+          <w:szCs w:val="24"/>
+        </w:rPr>
+      </w:pPr>
+    </w:p>
+    <w:p>
+      <w:pPr>
+        <w:spacing w:after="0"/>
+        <w:rPr>
+          <w:rFonts w:ascii="Times New Roman" w:hAnsi="Times New Roman" w:cs="Times New Roman"/>
+          <w:b/>
+          <w:bCs/>
+          <w:sz w:val="24"/>
+          <w:szCs w:val="24"/>
+        </w:rPr>
+      </w:pPr>
       <w:r>
         <w:rPr>
           <w:rFonts w:ascii="Times New Roman" w:hAnsi="Times New Roman" w:cs="Times New Roman"/>
@@ -356,6 +362,30 @@
           <w:bCs/>
           <w:sz w:val="24"/>
           <w:szCs w:val="24"/>
+        </w:rPr>
+      </w:pPr>
+    </w:p>
+    <w:p>
+      <w:pPr>
+        <w:spacing w:after="0"/>
+        <w:rPr>
+          <w:rFonts w:ascii="Times New Roman" w:hAnsi="Times New Roman" w:cs="Times New Roman"/>
+          <w:b/>
+          <w:bCs/>
+          <w:sz w:val="24"/>
+          <w:szCs w:val="24"/>
+        </w:rPr>
+      </w:pPr>
+    </w:p>
+    <w:p>
+      <w:pPr>
+        <w:spacing w:after="0"/>
+        <w:rPr>
+          <w:rFonts w:ascii="Times New Roman" w:hAnsi="Times New Roman" w:cs="Times New Roman"/>
+          <w:b/>
+          <w:bCs/>
+          <w:sz w:val="24"/>
+          <w:szCs w:val="24"/>
           <w:lang w:val="en-US"/>
         </w:rPr>
       </w:pPr>
@@ -370,10 +400,10 @@
           <w:lang w:val="en-US"/>
         </w:rPr>
         <w:drawing>
-          <wp:inline distT="0" distB="0" distL="0" distR="0" wp14:anchorId="7F7CA3D7" wp14:editId="6BA66471">
-            <wp:extent cx="5731510" cy="3156585"/>
-            <wp:effectExtent l="0" t="0" r="2540" b="5715"/>
-            <wp:docPr id="171965292" name="Picture 1"/>
+          <wp:inline distT="0" distB="0" distL="0" distR="0">
+            <wp:extent cx="5731510" cy="2775898"/>
+            <wp:effectExtent l="19050" t="0" r="2540" b="0"/>
+            <wp:docPr id="13" name="Picture 13"/>
             <wp:cNvGraphicFramePr>
               <a:graphicFrameLocks xmlns:a="http://schemas.openxmlformats.org/drawingml/2006/main" noChangeAspect="1"/>
             </wp:cNvGraphicFramePr>
@@ -381,23 +411,33 @@
               <a:graphicData uri="http://schemas.openxmlformats.org/drawingml/2006/picture">
                 <pic:pic xmlns:pic="http://schemas.openxmlformats.org/drawingml/2006/picture">
                   <pic:nvPicPr>
-                    <pic:cNvPr id="171965292" name=""/>
-                    <pic:cNvPicPr/>
+                    <pic:cNvPr id="0" name="Picture 13"/>
+                    <pic:cNvPicPr>
+                      <a:picLocks noChangeAspect="1" noChangeArrowheads="1"/>
+                    </pic:cNvPicPr>
                   </pic:nvPicPr>
                   <pic:blipFill>
-                    <a:blip r:embed="rId5"/>
+                    <a:blip r:embed="rId8" cstate="print"/>
+                    <a:srcRect/>
                     <a:stretch>
                       <a:fillRect/>
                     </a:stretch>
                   </pic:blipFill>
-                  <pic:spPr>
+                  <pic:spPr bwMode="auto">
                     <a:xfrm>
                       <a:off x="0" y="0"/>
-                      <a:ext cx="5731510" cy="3156585"/>
+                      <a:ext cx="5731510" cy="2775898"/>
                     </a:xfrm>
                     <a:prstGeom prst="rect">
                       <a:avLst/>
                     </a:prstGeom>
+                    <a:noFill/>
+                    <a:ln w="9525">
+                      <a:noFill/>
+                      <a:miter lim="800000"/>
+                      <a:headEnd/>
+                      <a:tailEnd/>
+                    </a:ln>
                   </pic:spPr>
                 </pic:pic>
               </a:graphicData>
@@ -535,32 +575,6 @@
           <w:lang w:val="en-US"/>
         </w:rPr>
       </w:pPr>
-    </w:p>
-    <w:p>
-      <w:pPr>
-        <w:spacing w:after="0"/>
-        <w:rPr>
-          <w:rFonts w:ascii="Times New Roman" w:hAnsi="Times New Roman" w:cs="Times New Roman"/>
-          <w:b/>
-          <w:bCs/>
-          <w:sz w:val="24"/>
-          <w:szCs w:val="24"/>
-          <w:lang w:val="en-US"/>
-        </w:rPr>
-      </w:pPr>
-    </w:p>
-    <w:p>
-      <w:pPr>
-        <w:spacing w:after="0"/>
-        <w:rPr>
-          <w:rFonts w:ascii="Times New Roman" w:hAnsi="Times New Roman" w:cs="Times New Roman"/>
-          <w:b/>
-          <w:bCs/>
-          <w:sz w:val="24"/>
-          <w:szCs w:val="24"/>
-          <w:lang w:val="en-US"/>
-        </w:rPr>
-      </w:pPr>
       <w:r>
         <w:rPr>
           <w:rFonts w:ascii="Times New Roman" w:hAnsi="Times New Roman" w:cs="Times New Roman"/>
@@ -586,6 +600,19 @@
           <w:lang w:val="en-US"/>
         </w:rPr>
       </w:pPr>
+    </w:p>
+    <w:p>
+      <w:pPr>
+        <w:spacing w:after="0"/>
+        <w:rPr>
+          <w:rFonts w:ascii="Times New Roman" w:hAnsi="Times New Roman" w:cs="Times New Roman"/>
+          <w:b/>
+          <w:bCs/>
+          <w:sz w:val="24"/>
+          <w:szCs w:val="24"/>
+          <w:lang w:val="en-US"/>
+        </w:rPr>
+      </w:pPr>
       <w:r>
         <w:rPr>
           <w:rFonts w:ascii="Times New Roman" w:hAnsi="Times New Roman" w:cs="Times New Roman"/>
@@ -597,10 +624,10 @@
           <w:lang w:val="en-US"/>
         </w:rPr>
         <w:drawing>
-          <wp:inline distT="0" distB="0" distL="0" distR="0" wp14:anchorId="69682E45" wp14:editId="5CC40A92">
-            <wp:extent cx="5731510" cy="3112770"/>
-            <wp:effectExtent l="0" t="0" r="2540" b="0"/>
-            <wp:docPr id="1794423967" name="Picture 1"/>
+          <wp:inline distT="0" distB="0" distL="0" distR="0">
+            <wp:extent cx="5731510" cy="2997367"/>
+            <wp:effectExtent l="19050" t="0" r="2540" b="0"/>
+            <wp:docPr id="10" name="Picture 10"/>
             <wp:cNvGraphicFramePr>
               <a:graphicFrameLocks xmlns:a="http://schemas.openxmlformats.org/drawingml/2006/main" noChangeAspect="1"/>
             </wp:cNvGraphicFramePr>
@@ -608,23 +635,33 @@
               <a:graphicData uri="http://schemas.openxmlformats.org/drawingml/2006/picture">
                 <pic:pic xmlns:pic="http://schemas.openxmlformats.org/drawingml/2006/picture">
                   <pic:nvPicPr>
-                    <pic:cNvPr id="1794423967" name=""/>
-                    <pic:cNvPicPr/>
+                    <pic:cNvPr id="0" name="Picture 10"/>
+                    <pic:cNvPicPr>
+                      <a:picLocks noChangeAspect="1" noChangeArrowheads="1"/>
+                    </pic:cNvPicPr>
                   </pic:nvPicPr>
                   <pic:blipFill>
-                    <a:blip r:embed="rId6"/>
+                    <a:blip r:embed="rId9"/>
+                    <a:srcRect/>
                     <a:stretch>
                       <a:fillRect/>
                     </a:stretch>
                   </pic:blipFill>
-                  <pic:spPr>
+                  <pic:spPr bwMode="auto">
                     <a:xfrm>
                       <a:off x="0" y="0"/>
-                      <a:ext cx="5731510" cy="3112770"/>
+                      <a:ext cx="5731510" cy="2997367"/>
                     </a:xfrm>
                     <a:prstGeom prst="rect">
                       <a:avLst/>
                     </a:prstGeom>
+                    <a:noFill/>
+                    <a:ln w="9525">
+                      <a:noFill/>
+                      <a:miter lim="800000"/>
+                      <a:headEnd/>
+                      <a:tailEnd/>
+                    </a:ln>
                   </pic:spPr>
                 </pic:pic>
               </a:graphicData>
@@ -671,6 +708,18 @@
     <w:p>
       <w:pPr>
         <w:spacing w:after="0"/>
+        <w:rPr>
+          <w:rFonts w:ascii="Times New Roman" w:hAnsi="Times New Roman" w:cs="Times New Roman"/>
+          <w:b/>
+          <w:bCs/>
+          <w:sz w:val="24"/>
+          <w:szCs w:val="24"/>
+        </w:rPr>
+      </w:pPr>
+    </w:p>
+    <w:p>
+      <w:pPr>
+        <w:spacing w:after="0"/>
         <w:jc w:val="center"/>
         <w:rPr>
           <w:rFonts w:ascii="Times New Roman" w:hAnsi="Times New Roman" w:cs="Times New Roman"/>
@@ -692,10 +741,10 @@
           <w:lang w:val="en-US"/>
         </w:rPr>
         <w:drawing>
-          <wp:inline distT="0" distB="0" distL="0" distR="0" wp14:anchorId="67D66664" wp14:editId="272304FD">
-            <wp:extent cx="4947138" cy="3734744"/>
-            <wp:effectExtent l="0" t="0" r="6350" b="0"/>
-            <wp:docPr id="1703376229" name="Picture 1"/>
+          <wp:inline distT="0" distB="0" distL="0" distR="0">
+            <wp:extent cx="5731510" cy="3289972"/>
+            <wp:effectExtent l="19050" t="0" r="2540" b="0"/>
+            <wp:docPr id="16" name="Picture 16"/>
             <wp:cNvGraphicFramePr>
               <a:graphicFrameLocks xmlns:a="http://schemas.openxmlformats.org/drawingml/2006/main" noChangeAspect="1"/>
             </wp:cNvGraphicFramePr>
@@ -703,23 +752,33 @@
               <a:graphicData uri="http://schemas.openxmlformats.org/drawingml/2006/picture">
                 <pic:pic xmlns:pic="http://schemas.openxmlformats.org/drawingml/2006/picture">
                   <pic:nvPicPr>
-                    <pic:cNvPr id="1703376229" name=""/>
-                    <pic:cNvPicPr/>
+                    <pic:cNvPr id="0" name="Picture 16"/>
+                    <pic:cNvPicPr>
+                      <a:picLocks noChangeAspect="1" noChangeArrowheads="1"/>
+                    </pic:cNvPicPr>
                   </pic:nvPicPr>
                   <pic:blipFill>
-                    <a:blip r:embed="rId7"/>
+                    <a:blip r:embed="rId10"/>
+                    <a:srcRect/>
                     <a:stretch>
                       <a:fillRect/>
                     </a:stretch>
                   </pic:blipFill>
-                  <pic:spPr>
+                  <pic:spPr bwMode="auto">
                     <a:xfrm>
                       <a:off x="0" y="0"/>
-                      <a:ext cx="4952051" cy="3738453"/>
+                      <a:ext cx="5731510" cy="3289972"/>
                     </a:xfrm>
                     <a:prstGeom prst="rect">
                       <a:avLst/>
                     </a:prstGeom>
+                    <a:noFill/>
+                    <a:ln w="9525">
+                      <a:noFill/>
+                      <a:miter lim="800000"/>
+                      <a:headEnd/>
+                      <a:tailEnd/>
+                    </a:ln>
                   </pic:spPr>
                 </pic:pic>
               </a:graphicData>
@@ -767,10 +826,10 @@
         </w:rPr>
         <w:lastRenderedPageBreak/>
         <w:drawing>
-          <wp:inline distT="0" distB="0" distL="0" distR="0" wp14:anchorId="05831EA7" wp14:editId="123B9DC0">
-            <wp:extent cx="3887779" cy="4355123"/>
-            <wp:effectExtent l="0" t="0" r="0" b="7620"/>
-            <wp:docPr id="177348581" name="Picture 1"/>
+          <wp:inline distT="0" distB="0" distL="0" distR="0">
+            <wp:extent cx="3246120" cy="5966460"/>
+            <wp:effectExtent l="19050" t="0" r="0" b="0"/>
+            <wp:docPr id="19" name="Picture 19"/>
             <wp:cNvGraphicFramePr>
               <a:graphicFrameLocks xmlns:a="http://schemas.openxmlformats.org/drawingml/2006/main" noChangeAspect="1"/>
             </wp:cNvGraphicFramePr>
@@ -778,23 +837,33 @@
               <a:graphicData uri="http://schemas.openxmlformats.org/drawingml/2006/picture">
                 <pic:pic xmlns:pic="http://schemas.openxmlformats.org/drawingml/2006/picture">
                   <pic:nvPicPr>
-                    <pic:cNvPr id="177348581" name=""/>
-                    <pic:cNvPicPr/>
+                    <pic:cNvPr id="0" name="Picture 19"/>
+                    <pic:cNvPicPr>
+                      <a:picLocks noChangeAspect="1" noChangeArrowheads="1"/>
+                    </pic:cNvPicPr>
                   </pic:nvPicPr>
                   <pic:blipFill>
-                    <a:blip r:embed="rId8"/>
+                    <a:blip r:embed="rId11"/>
+                    <a:srcRect/>
                     <a:stretch>
                       <a:fillRect/>
                     </a:stretch>
                   </pic:blipFill>
-                  <pic:spPr>
+                  <pic:spPr bwMode="auto">
                     <a:xfrm>
                       <a:off x="0" y="0"/>
-                      <a:ext cx="3900814" cy="4369725"/>
+                      <a:ext cx="3246120" cy="5966460"/>
                     </a:xfrm>
                     <a:prstGeom prst="rect">
                       <a:avLst/>
                     </a:prstGeom>
+                    <a:noFill/>
+                    <a:ln w="9525">
+                      <a:noFill/>
+                      <a:miter lim="800000"/>
+                      <a:headEnd/>
+                      <a:tailEnd/>
+                    </a:ln>
                   </pic:spPr>
                 </pic:pic>
               </a:graphicData>
@@ -828,14 +897,183 @@
           <w:szCs w:val="24"/>
         </w:rPr>
       </w:pPr>
-      <w:r>
-        <w:rPr>
-          <w:rFonts w:ascii="Times New Roman" w:hAnsi="Times New Roman" w:cs="Times New Roman"/>
-          <w:b/>
-          <w:bCs/>
-          <w:sz w:val="24"/>
-          <w:szCs w:val="24"/>
-        </w:rPr>
+    </w:p>
+    <w:p>
+      <w:pPr>
+        <w:spacing w:after="0"/>
+        <w:rPr>
+          <w:rFonts w:ascii="Times New Roman" w:hAnsi="Times New Roman" w:cs="Times New Roman"/>
+          <w:b/>
+          <w:bCs/>
+          <w:sz w:val="24"/>
+          <w:szCs w:val="24"/>
+        </w:rPr>
+      </w:pPr>
+    </w:p>
+    <w:p>
+      <w:pPr>
+        <w:spacing w:after="0"/>
+        <w:rPr>
+          <w:rFonts w:ascii="Times New Roman" w:hAnsi="Times New Roman" w:cs="Times New Roman"/>
+          <w:b/>
+          <w:bCs/>
+          <w:sz w:val="24"/>
+          <w:szCs w:val="24"/>
+        </w:rPr>
+      </w:pPr>
+    </w:p>
+    <w:p>
+      <w:pPr>
+        <w:spacing w:after="0"/>
+        <w:rPr>
+          <w:rFonts w:ascii="Times New Roman" w:hAnsi="Times New Roman" w:cs="Times New Roman"/>
+          <w:b/>
+          <w:bCs/>
+          <w:sz w:val="24"/>
+          <w:szCs w:val="24"/>
+        </w:rPr>
+      </w:pPr>
+    </w:p>
+    <w:p>
+      <w:pPr>
+        <w:spacing w:after="0"/>
+        <w:rPr>
+          <w:rFonts w:ascii="Times New Roman" w:hAnsi="Times New Roman" w:cs="Times New Roman"/>
+          <w:b/>
+          <w:bCs/>
+          <w:sz w:val="24"/>
+          <w:szCs w:val="24"/>
+        </w:rPr>
+      </w:pPr>
+    </w:p>
+    <w:p>
+      <w:pPr>
+        <w:spacing w:after="0"/>
+        <w:rPr>
+          <w:rFonts w:ascii="Times New Roman" w:hAnsi="Times New Roman" w:cs="Times New Roman"/>
+          <w:b/>
+          <w:bCs/>
+          <w:sz w:val="24"/>
+          <w:szCs w:val="24"/>
+        </w:rPr>
+      </w:pPr>
+    </w:p>
+    <w:p>
+      <w:pPr>
+        <w:spacing w:after="0"/>
+        <w:rPr>
+          <w:rFonts w:ascii="Times New Roman" w:hAnsi="Times New Roman" w:cs="Times New Roman"/>
+          <w:b/>
+          <w:bCs/>
+          <w:sz w:val="24"/>
+          <w:szCs w:val="24"/>
+        </w:rPr>
+      </w:pPr>
+    </w:p>
+    <w:p>
+      <w:pPr>
+        <w:spacing w:after="0"/>
+        <w:rPr>
+          <w:rFonts w:ascii="Times New Roman" w:hAnsi="Times New Roman" w:cs="Times New Roman"/>
+          <w:b/>
+          <w:bCs/>
+          <w:sz w:val="24"/>
+          <w:szCs w:val="24"/>
+        </w:rPr>
+      </w:pPr>
+    </w:p>
+    <w:p>
+      <w:pPr>
+        <w:spacing w:after="0"/>
+        <w:rPr>
+          <w:rFonts w:ascii="Times New Roman" w:hAnsi="Times New Roman" w:cs="Times New Roman"/>
+          <w:b/>
+          <w:bCs/>
+          <w:sz w:val="24"/>
+          <w:szCs w:val="24"/>
+        </w:rPr>
+      </w:pPr>
+    </w:p>
+    <w:p>
+      <w:pPr>
+        <w:spacing w:after="0"/>
+        <w:rPr>
+          <w:rFonts w:ascii="Times New Roman" w:hAnsi="Times New Roman" w:cs="Times New Roman"/>
+          <w:b/>
+          <w:bCs/>
+          <w:sz w:val="24"/>
+          <w:szCs w:val="24"/>
+        </w:rPr>
+      </w:pPr>
+    </w:p>
+    <w:p>
+      <w:pPr>
+        <w:spacing w:after="0"/>
+        <w:rPr>
+          <w:rFonts w:ascii="Times New Roman" w:hAnsi="Times New Roman" w:cs="Times New Roman"/>
+          <w:b/>
+          <w:bCs/>
+          <w:sz w:val="24"/>
+          <w:szCs w:val="24"/>
+        </w:rPr>
+      </w:pPr>
+    </w:p>
+    <w:p>
+      <w:pPr>
+        <w:spacing w:after="0"/>
+        <w:rPr>
+          <w:rFonts w:ascii="Times New Roman" w:hAnsi="Times New Roman" w:cs="Times New Roman"/>
+          <w:b/>
+          <w:bCs/>
+          <w:sz w:val="24"/>
+          <w:szCs w:val="24"/>
+        </w:rPr>
+      </w:pPr>
+    </w:p>
+    <w:p>
+      <w:pPr>
+        <w:spacing w:after="0"/>
+        <w:rPr>
+          <w:rFonts w:ascii="Times New Roman" w:hAnsi="Times New Roman" w:cs="Times New Roman"/>
+          <w:b/>
+          <w:bCs/>
+          <w:sz w:val="24"/>
+          <w:szCs w:val="24"/>
+        </w:rPr>
+      </w:pPr>
+    </w:p>
+    <w:p>
+      <w:pPr>
+        <w:spacing w:after="0"/>
+        <w:rPr>
+          <w:rFonts w:ascii="Times New Roman" w:hAnsi="Times New Roman" w:cs="Times New Roman"/>
+          <w:b/>
+          <w:bCs/>
+          <w:sz w:val="24"/>
+          <w:szCs w:val="24"/>
+        </w:rPr>
+      </w:pPr>
+    </w:p>
+    <w:p>
+      <w:pPr>
+        <w:spacing w:after="0"/>
+        <w:rPr>
+          <w:rFonts w:ascii="Times New Roman" w:hAnsi="Times New Roman" w:cs="Times New Roman"/>
+          <w:b/>
+          <w:bCs/>
+          <w:sz w:val="24"/>
+          <w:szCs w:val="24"/>
+        </w:rPr>
+      </w:pPr>
+      <w:r>
+        <w:rPr>
+          <w:rFonts w:ascii="Times New Roman" w:hAnsi="Times New Roman" w:cs="Times New Roman"/>
+          <w:b/>
+          <w:bCs/>
+          <w:sz w:val="24"/>
+          <w:szCs w:val="24"/>
+        </w:rPr>
+        <w:lastRenderedPageBreak/>
         <w:t>Collapsible FAQ</w:t>
       </w:r>
       <w:r>
@@ -852,6 +1090,18 @@
     <w:p>
       <w:pPr>
         <w:spacing w:after="0"/>
+        <w:rPr>
+          <w:rFonts w:ascii="Times New Roman" w:hAnsi="Times New Roman" w:cs="Times New Roman"/>
+          <w:b/>
+          <w:bCs/>
+          <w:sz w:val="24"/>
+          <w:szCs w:val="24"/>
+        </w:rPr>
+      </w:pPr>
+    </w:p>
+    <w:p>
+      <w:pPr>
+        <w:spacing w:after="0"/>
         <w:jc w:val="center"/>
         <w:rPr>
           <w:rFonts w:ascii="Times New Roman" w:hAnsi="Times New Roman" w:cs="Times New Roman"/>
@@ -873,10 +1123,10 @@
           <w:lang w:val="en-US"/>
         </w:rPr>
         <w:drawing>
-          <wp:inline distT="0" distB="0" distL="0" distR="0" wp14:anchorId="141F8141" wp14:editId="17AE5E6D">
-            <wp:extent cx="5731510" cy="2948940"/>
-            <wp:effectExtent l="0" t="0" r="2540" b="3810"/>
-            <wp:docPr id="776783181" name="Picture 1"/>
+          <wp:inline distT="0" distB="0" distL="0" distR="0">
+            <wp:extent cx="5731510" cy="3455672"/>
+            <wp:effectExtent l="19050" t="0" r="2540" b="0"/>
+            <wp:docPr id="22" name="Picture 22"/>
             <wp:cNvGraphicFramePr>
               <a:graphicFrameLocks xmlns:a="http://schemas.openxmlformats.org/drawingml/2006/main" noChangeAspect="1"/>
             </wp:cNvGraphicFramePr>
@@ -884,23 +1134,33 @@
               <a:graphicData uri="http://schemas.openxmlformats.org/drawingml/2006/picture">
                 <pic:pic xmlns:pic="http://schemas.openxmlformats.org/drawingml/2006/picture">
                   <pic:nvPicPr>
-                    <pic:cNvPr id="776783181" name=""/>
-                    <pic:cNvPicPr/>
+                    <pic:cNvPr id="0" name="Picture 22"/>
+                    <pic:cNvPicPr>
+                      <a:picLocks noChangeAspect="1" noChangeArrowheads="1"/>
+                    </pic:cNvPicPr>
                   </pic:nvPicPr>
                   <pic:blipFill>
-                    <a:blip r:embed="rId9"/>
+                    <a:blip r:embed="rId12"/>
+                    <a:srcRect/>
                     <a:stretch>
                       <a:fillRect/>
                     </a:stretch>
                   </pic:blipFill>
-                  <pic:spPr>
+                  <pic:spPr bwMode="auto">
                     <a:xfrm>
                       <a:off x="0" y="0"/>
-                      <a:ext cx="5731510" cy="2948940"/>
+                      <a:ext cx="5731510" cy="3455672"/>
                     </a:xfrm>
                     <a:prstGeom prst="rect">
                       <a:avLst/>
                     </a:prstGeom>
+                    <a:noFill/>
+                    <a:ln w="9525">
+                      <a:noFill/>
+                      <a:miter lim="800000"/>
+                      <a:headEnd/>
+                      <a:tailEnd/>
+                    </a:ln>
                   </pic:spPr>
                 </pic:pic>
               </a:graphicData>
@@ -912,16 +1172,72 @@
     <w:p>
       <w:pPr>
         <w:spacing w:after="0"/>
+        <w:rPr>
+          <w:rFonts w:ascii="Times New Roman" w:hAnsi="Times New Roman" w:cs="Times New Roman"/>
+          <w:b/>
+          <w:bCs/>
+          <w:sz w:val="24"/>
+          <w:szCs w:val="24"/>
+          <w:lang w:val="en-US"/>
+        </w:rPr>
+      </w:pPr>
+    </w:p>
+    <w:p>
+      <w:pPr>
+        <w:spacing w:after="0"/>
         <w:jc w:val="center"/>
         <w:rPr>
           <w:rFonts w:ascii="Times New Roman" w:hAnsi="Times New Roman" w:cs="Times New Roman"/>
           <w:b/>
           <w:bCs/>
-          <w:sz w:val="24"/>
-          <w:szCs w:val="24"/>
-          <w:lang w:val="en-US"/>
-        </w:rPr>
-      </w:pPr>
+          <w:sz w:val="28"/>
+          <w:szCs w:val="28"/>
+          <w:lang w:val="en-US"/>
+        </w:rPr>
+      </w:pPr>
+    </w:p>
+    <w:p>
+      <w:pPr>
+        <w:spacing w:after="0"/>
+        <w:rPr>
+          <w:rFonts w:ascii="Times New Roman" w:hAnsi="Times New Roman" w:cs="Times New Roman"/>
+          <w:b/>
+          <w:bCs/>
+          <w:sz w:val="28"/>
+          <w:szCs w:val="28"/>
+          <w:lang w:val="en-US"/>
+        </w:rPr>
+      </w:pPr>
+      <w:r>
+        <w:rPr>
+          <w:rFonts w:ascii="Times New Roman" w:hAnsi="Times New Roman" w:cs="Times New Roman"/>
+          <w:b/>
+          <w:bCs/>
+          <w:sz w:val="28"/>
+          <w:szCs w:val="28"/>
+        </w:rPr>
+        <w:t>C</w:t>
+      </w:r>
+      <w:r>
+        <w:rPr>
+          <w:rFonts w:ascii="Times New Roman" w:hAnsi="Times New Roman" w:cs="Times New Roman"/>
+          <w:b/>
+          <w:bCs/>
+          <w:sz w:val="28"/>
+          <w:szCs w:val="28"/>
+        </w:rPr>
+        <w:t>ontent slider</w:t>
+      </w:r>
+      <w:r>
+        <w:rPr>
+          <w:rFonts w:ascii="Times New Roman" w:hAnsi="Times New Roman" w:cs="Times New Roman"/>
+          <w:b/>
+          <w:bCs/>
+          <w:sz w:val="28"/>
+          <w:szCs w:val="28"/>
+        </w:rPr>
+        <w:t>:</w:t>
+      </w:r>
     </w:p>
     <w:p>
       <w:pPr>
@@ -931,8 +1247,8 @@
           <w:rFonts w:ascii="Times New Roman" w:hAnsi="Times New Roman" w:cs="Times New Roman"/>
           <w:b/>
           <w:bCs/>
-          <w:sz w:val="24"/>
-          <w:szCs w:val="24"/>
+          <w:sz w:val="28"/>
+          <w:szCs w:val="28"/>
           <w:lang w:val="en-US"/>
         </w:rPr>
       </w:pPr>
@@ -942,16 +1258,15 @@
           <w:b/>
           <w:bCs/>
           <w:noProof/>
-          <w:sz w:val="24"/>
-          <w:szCs w:val="24"/>
-          <w:lang w:val="en-US"/>
-        </w:rPr>
-        <w:lastRenderedPageBreak/>
+          <w:sz w:val="28"/>
+          <w:szCs w:val="28"/>
+          <w:lang w:val="en-US"/>
+        </w:rPr>
         <w:drawing>
-          <wp:inline distT="0" distB="0" distL="0" distR="0" wp14:anchorId="17693DD6" wp14:editId="3B760419">
-            <wp:extent cx="5731510" cy="3192780"/>
-            <wp:effectExtent l="0" t="0" r="2540" b="7620"/>
-            <wp:docPr id="168766014" name="Picture 1"/>
+          <wp:inline distT="0" distB="0" distL="0" distR="0">
+            <wp:extent cx="5731510" cy="3357512"/>
+            <wp:effectExtent l="19050" t="0" r="2540" b="0"/>
+            <wp:docPr id="25" name="Picture 25"/>
             <wp:cNvGraphicFramePr>
               <a:graphicFrameLocks xmlns:a="http://schemas.openxmlformats.org/drawingml/2006/main" noChangeAspect="1"/>
             </wp:cNvGraphicFramePr>
@@ -959,23 +1274,33 @@
               <a:graphicData uri="http://schemas.openxmlformats.org/drawingml/2006/picture">
                 <pic:pic xmlns:pic="http://schemas.openxmlformats.org/drawingml/2006/picture">
                   <pic:nvPicPr>
-                    <pic:cNvPr id="168766014" name=""/>
-                    <pic:cNvPicPr/>
+                    <pic:cNvPr id="0" name="Picture 25"/>
+                    <pic:cNvPicPr>
+                      <a:picLocks noChangeAspect="1" noChangeArrowheads="1"/>
+                    </pic:cNvPicPr>
                   </pic:nvPicPr>
                   <pic:blipFill>
-                    <a:blip r:embed="rId10"/>
+                    <a:blip r:embed="rId13"/>
+                    <a:srcRect/>
                     <a:stretch>
                       <a:fillRect/>
                     </a:stretch>
                   </pic:blipFill>
-                  <pic:spPr>
+                  <pic:spPr bwMode="auto">
                     <a:xfrm>
                       <a:off x="0" y="0"/>
-                      <a:ext cx="5731510" cy="3192780"/>
+                      <a:ext cx="5731510" cy="3357512"/>
                     </a:xfrm>
                     <a:prstGeom prst="rect">
                       <a:avLst/>
                     </a:prstGeom>
+                    <a:noFill/>
+                    <a:ln w="9525">
+                      <a:noFill/>
+                      <a:miter lim="800000"/>
+                      <a:headEnd/>
+                      <a:tailEnd/>
+                    </a:ln>
                   </pic:spPr>
                 </pic:pic>
               </a:graphicData>
@@ -1001,424 +1326,68 @@
     <w:p>
       <w:pPr>
         <w:spacing w:after="0"/>
+        <w:jc w:val="center"/>
         <w:rPr>
           <w:rFonts w:ascii="Times New Roman" w:hAnsi="Times New Roman" w:cs="Times New Roman"/>
           <w:b/>
           <w:bCs/>
           <w:sz w:val="28"/>
           <w:szCs w:val="28"/>
-        </w:rPr>
-      </w:pPr>
-      <w:r>
+          <w:lang w:val="en-US"/>
+        </w:rPr>
+      </w:pPr>
+    </w:p>
+    <w:p>
+      <w:pPr>
+        <w:pStyle w:val="ListParagraph"/>
+        <w:ind w:left="0"/>
         <w:rPr>
           <w:rFonts w:ascii="Times New Roman" w:hAnsi="Times New Roman" w:cs="Times New Roman"/>
           <w:b/>
           <w:bCs/>
           <w:sz w:val="28"/>
           <w:szCs w:val="28"/>
-        </w:rPr>
-        <w:t>N</w:t>
-      </w:r>
-      <w:r>
+          <w:lang w:val="en-US"/>
+        </w:rPr>
+      </w:pPr>
+    </w:p>
+    <w:p>
+      <w:pPr>
+        <w:pStyle w:val="ListParagraph"/>
+        <w:ind w:left="0"/>
         <w:rPr>
           <w:rFonts w:ascii="Times New Roman" w:hAnsi="Times New Roman" w:cs="Times New Roman"/>
           <w:b/>
           <w:bCs/>
           <w:sz w:val="28"/>
           <w:szCs w:val="28"/>
-        </w:rPr>
-        <w:t>otification banner</w:t>
-      </w:r>
-      <w:r>
+          <w:lang w:val="en-US"/>
+        </w:rPr>
+      </w:pPr>
+    </w:p>
+    <w:p>
+      <w:pPr>
+        <w:pStyle w:val="ListParagraph"/>
+        <w:ind w:left="0"/>
         <w:rPr>
           <w:rFonts w:ascii="Times New Roman" w:hAnsi="Times New Roman" w:cs="Times New Roman"/>
           <w:b/>
           <w:bCs/>
           <w:sz w:val="28"/>
           <w:szCs w:val="28"/>
-        </w:rPr>
-        <w:t>:</w:t>
-      </w:r>
-      <w:r>
-        <w:rPr>
-          <w:rFonts w:ascii="Times New Roman" w:hAnsi="Times New Roman" w:cs="Times New Roman"/>
-          <w:b/>
-          <w:bCs/>
-          <w:noProof/>
+          <w:lang w:val="en-US"/>
+        </w:rPr>
+      </w:pPr>
+      <w:r>
+        <w:rPr>
+          <w:rFonts w:ascii="Times New Roman" w:hAnsi="Times New Roman" w:cs="Times New Roman"/>
+          <w:b/>
+          <w:bCs/>
           <w:sz w:val="28"/>
           <w:szCs w:val="28"/>
           <w:lang w:val="en-US"/>
         </w:rPr>
-        <w:drawing>
-          <wp:inline distT="0" distB="0" distL="0" distR="0" wp14:anchorId="39880641" wp14:editId="3264B6EB">
-            <wp:extent cx="6142854" cy="1482969"/>
-            <wp:effectExtent l="0" t="0" r="0" b="3175"/>
-            <wp:docPr id="1108347613" name="Picture 1"/>
-            <wp:cNvGraphicFramePr>
-              <a:graphicFrameLocks xmlns:a="http://schemas.openxmlformats.org/drawingml/2006/main" noChangeAspect="1"/>
-            </wp:cNvGraphicFramePr>
-            <a:graphic xmlns:a="http://schemas.openxmlformats.org/drawingml/2006/main">
-              <a:graphicData uri="http://schemas.openxmlformats.org/drawingml/2006/picture">
-                <pic:pic xmlns:pic="http://schemas.openxmlformats.org/drawingml/2006/picture">
-                  <pic:nvPicPr>
-                    <pic:cNvPr id="1108347613" name=""/>
-                    <pic:cNvPicPr/>
-                  </pic:nvPicPr>
-                  <pic:blipFill>
-                    <a:blip r:embed="rId11"/>
-                    <a:stretch>
-                      <a:fillRect/>
-                    </a:stretch>
-                  </pic:blipFill>
-                  <pic:spPr>
-                    <a:xfrm>
-                      <a:off x="0" y="0"/>
-                      <a:ext cx="6166026" cy="1488563"/>
-                    </a:xfrm>
-                    <a:prstGeom prst="rect">
-                      <a:avLst/>
-                    </a:prstGeom>
-                  </pic:spPr>
-                </pic:pic>
-              </a:graphicData>
-            </a:graphic>
-          </wp:inline>
-        </w:drawing>
-      </w:r>
-    </w:p>
-    <w:p>
-      <w:pPr>
-        <w:spacing w:after="0"/>
-        <w:rPr>
-          <w:rFonts w:ascii="Times New Roman" w:hAnsi="Times New Roman" w:cs="Times New Roman"/>
-          <w:b/>
-          <w:bCs/>
-          <w:sz w:val="28"/>
-          <w:szCs w:val="28"/>
-        </w:rPr>
-      </w:pPr>
-    </w:p>
-    <w:p>
-      <w:pPr>
-        <w:spacing w:after="0"/>
-        <w:rPr>
-          <w:rFonts w:ascii="Times New Roman" w:hAnsi="Times New Roman" w:cs="Times New Roman"/>
-          <w:b/>
-          <w:bCs/>
-          <w:sz w:val="24"/>
-          <w:szCs w:val="24"/>
-          <w:lang w:val="en-US"/>
-        </w:rPr>
-      </w:pPr>
-      <w:r>
-        <w:rPr>
-          <w:rFonts w:ascii="Times New Roman" w:hAnsi="Times New Roman" w:cs="Times New Roman"/>
-          <w:b/>
-          <w:bCs/>
-          <w:sz w:val="24"/>
-          <w:szCs w:val="24"/>
-        </w:rPr>
-        <w:t>Modal Popup</w:t>
-      </w:r>
-      <w:r>
-        <w:rPr>
-          <w:rFonts w:ascii="Times New Roman" w:hAnsi="Times New Roman" w:cs="Times New Roman"/>
-          <w:b/>
-          <w:bCs/>
-          <w:sz w:val="24"/>
-          <w:szCs w:val="24"/>
-        </w:rPr>
-        <w:t>:</w:t>
-      </w:r>
-    </w:p>
-    <w:p>
-      <w:pPr>
-        <w:spacing w:after="0"/>
-        <w:jc w:val="center"/>
-        <w:rPr>
-          <w:rFonts w:ascii="Times New Roman" w:hAnsi="Times New Roman" w:cs="Times New Roman"/>
-          <w:b/>
-          <w:bCs/>
-          <w:sz w:val="28"/>
-          <w:szCs w:val="28"/>
-          <w:lang w:val="en-US"/>
-        </w:rPr>
-      </w:pPr>
-      <w:r>
-        <w:rPr>
-          <w:rFonts w:ascii="Times New Roman" w:hAnsi="Times New Roman" w:cs="Times New Roman"/>
-          <w:b/>
-          <w:bCs/>
-          <w:noProof/>
-          <w:sz w:val="28"/>
-          <w:szCs w:val="28"/>
-          <w:lang w:val="en-US"/>
-        </w:rPr>
-        <w:drawing>
-          <wp:inline distT="0" distB="0" distL="0" distR="0" wp14:anchorId="5CCA1DE6" wp14:editId="50E9FA2A">
-            <wp:extent cx="5731510" cy="3234690"/>
-            <wp:effectExtent l="0" t="0" r="2540" b="3810"/>
-            <wp:docPr id="2126650113" name="Picture 1"/>
-            <wp:cNvGraphicFramePr>
-              <a:graphicFrameLocks xmlns:a="http://schemas.openxmlformats.org/drawingml/2006/main" noChangeAspect="1"/>
-            </wp:cNvGraphicFramePr>
-            <a:graphic xmlns:a="http://schemas.openxmlformats.org/drawingml/2006/main">
-              <a:graphicData uri="http://schemas.openxmlformats.org/drawingml/2006/picture">
-                <pic:pic xmlns:pic="http://schemas.openxmlformats.org/drawingml/2006/picture">
-                  <pic:nvPicPr>
-                    <pic:cNvPr id="2126650113" name=""/>
-                    <pic:cNvPicPr/>
-                  </pic:nvPicPr>
-                  <pic:blipFill>
-                    <a:blip r:embed="rId12"/>
-                    <a:stretch>
-                      <a:fillRect/>
-                    </a:stretch>
-                  </pic:blipFill>
-                  <pic:spPr>
-                    <a:xfrm>
-                      <a:off x="0" y="0"/>
-                      <a:ext cx="5731510" cy="3234690"/>
-                    </a:xfrm>
-                    <a:prstGeom prst="rect">
-                      <a:avLst/>
-                    </a:prstGeom>
-                  </pic:spPr>
-                </pic:pic>
-              </a:graphicData>
-            </a:graphic>
-          </wp:inline>
-        </w:drawing>
-      </w:r>
-    </w:p>
-    <w:p>
-      <w:pPr>
-        <w:spacing w:after="0"/>
-        <w:jc w:val="center"/>
-        <w:rPr>
-          <w:rFonts w:ascii="Times New Roman" w:hAnsi="Times New Roman" w:cs="Times New Roman"/>
-          <w:b/>
-          <w:bCs/>
-          <w:sz w:val="28"/>
-          <w:szCs w:val="28"/>
-          <w:lang w:val="en-US"/>
-        </w:rPr>
-      </w:pPr>
-      <w:r>
-        <w:rPr>
-          <w:rFonts w:ascii="Times New Roman" w:hAnsi="Times New Roman" w:cs="Times New Roman"/>
-          <w:b/>
-          <w:bCs/>
-          <w:noProof/>
-          <w:sz w:val="28"/>
-          <w:szCs w:val="28"/>
-          <w:lang w:val="en-US"/>
-        </w:rPr>
         <w:lastRenderedPageBreak/>
-        <w:drawing>
-          <wp:inline distT="0" distB="0" distL="0" distR="0" wp14:anchorId="3B2EEF88" wp14:editId="12A7F8D2">
-            <wp:extent cx="5731510" cy="3036570"/>
-            <wp:effectExtent l="0" t="0" r="2540" b="0"/>
-            <wp:docPr id="820845035" name="Picture 1"/>
-            <wp:cNvGraphicFramePr>
-              <a:graphicFrameLocks xmlns:a="http://schemas.openxmlformats.org/drawingml/2006/main" noChangeAspect="1"/>
-            </wp:cNvGraphicFramePr>
-            <a:graphic xmlns:a="http://schemas.openxmlformats.org/drawingml/2006/main">
-              <a:graphicData uri="http://schemas.openxmlformats.org/drawingml/2006/picture">
-                <pic:pic xmlns:pic="http://schemas.openxmlformats.org/drawingml/2006/picture">
-                  <pic:nvPicPr>
-                    <pic:cNvPr id="820845035" name=""/>
-                    <pic:cNvPicPr/>
-                  </pic:nvPicPr>
-                  <pic:blipFill>
-                    <a:blip r:embed="rId13"/>
-                    <a:stretch>
-                      <a:fillRect/>
-                    </a:stretch>
-                  </pic:blipFill>
-                  <pic:spPr>
-                    <a:xfrm>
-                      <a:off x="0" y="0"/>
-                      <a:ext cx="5731510" cy="3036570"/>
-                    </a:xfrm>
-                    <a:prstGeom prst="rect">
-                      <a:avLst/>
-                    </a:prstGeom>
-                  </pic:spPr>
-                </pic:pic>
-              </a:graphicData>
-            </a:graphic>
-          </wp:inline>
-        </w:drawing>
-      </w:r>
-    </w:p>
-    <w:p>
-      <w:pPr>
-        <w:spacing w:after="0"/>
-        <w:jc w:val="center"/>
-        <w:rPr>
-          <w:rFonts w:ascii="Times New Roman" w:hAnsi="Times New Roman" w:cs="Times New Roman"/>
-          <w:b/>
-          <w:bCs/>
-          <w:sz w:val="28"/>
-          <w:szCs w:val="28"/>
-          <w:lang w:val="en-US"/>
-        </w:rPr>
-      </w:pPr>
-    </w:p>
-    <w:p>
-      <w:pPr>
-        <w:spacing w:after="0"/>
-        <w:rPr>
-          <w:rFonts w:ascii="Times New Roman" w:hAnsi="Times New Roman" w:cs="Times New Roman"/>
-          <w:b/>
-          <w:bCs/>
-          <w:sz w:val="28"/>
-          <w:szCs w:val="28"/>
-          <w:lang w:val="en-US"/>
-        </w:rPr>
-      </w:pPr>
-      <w:r>
-        <w:rPr>
-          <w:rFonts w:ascii="Times New Roman" w:hAnsi="Times New Roman" w:cs="Times New Roman"/>
-          <w:b/>
-          <w:bCs/>
-          <w:sz w:val="28"/>
-          <w:szCs w:val="28"/>
-        </w:rPr>
-        <w:t>C</w:t>
-      </w:r>
-      <w:r>
-        <w:rPr>
-          <w:rFonts w:ascii="Times New Roman" w:hAnsi="Times New Roman" w:cs="Times New Roman"/>
-          <w:b/>
-          <w:bCs/>
-          <w:sz w:val="28"/>
-          <w:szCs w:val="28"/>
-        </w:rPr>
-        <w:t>ontent slider</w:t>
-      </w:r>
-      <w:r>
-        <w:rPr>
-          <w:rFonts w:ascii="Times New Roman" w:hAnsi="Times New Roman" w:cs="Times New Roman"/>
-          <w:b/>
-          <w:bCs/>
-          <w:sz w:val="28"/>
-          <w:szCs w:val="28"/>
-        </w:rPr>
-        <w:t>:</w:t>
-      </w:r>
-    </w:p>
-    <w:p>
-      <w:pPr>
-        <w:spacing w:after="0"/>
-        <w:jc w:val="center"/>
-        <w:rPr>
-          <w:rFonts w:ascii="Times New Roman" w:hAnsi="Times New Roman" w:cs="Times New Roman"/>
-          <w:b/>
-          <w:bCs/>
-          <w:sz w:val="28"/>
-          <w:szCs w:val="28"/>
-          <w:lang w:val="en-US"/>
-        </w:rPr>
-      </w:pPr>
-      <w:r>
-        <w:rPr>
-          <w:rFonts w:ascii="Times New Roman" w:hAnsi="Times New Roman" w:cs="Times New Roman"/>
-          <w:b/>
-          <w:bCs/>
-          <w:noProof/>
-          <w:sz w:val="28"/>
-          <w:szCs w:val="28"/>
-          <w:lang w:val="en-US"/>
-        </w:rPr>
-        <w:drawing>
-          <wp:inline distT="0" distB="0" distL="0" distR="0" wp14:anchorId="51013D8C" wp14:editId="37A2F29C">
-            <wp:extent cx="5731510" cy="3080385"/>
-            <wp:effectExtent l="0" t="0" r="2540" b="5715"/>
-            <wp:docPr id="746061334" name="Picture 1"/>
-            <wp:cNvGraphicFramePr>
-              <a:graphicFrameLocks xmlns:a="http://schemas.openxmlformats.org/drawingml/2006/main" noChangeAspect="1"/>
-            </wp:cNvGraphicFramePr>
-            <a:graphic xmlns:a="http://schemas.openxmlformats.org/drawingml/2006/main">
-              <a:graphicData uri="http://schemas.openxmlformats.org/drawingml/2006/picture">
-                <pic:pic xmlns:pic="http://schemas.openxmlformats.org/drawingml/2006/picture">
-                  <pic:nvPicPr>
-                    <pic:cNvPr id="746061334" name=""/>
-                    <pic:cNvPicPr/>
-                  </pic:nvPicPr>
-                  <pic:blipFill>
-                    <a:blip r:embed="rId14"/>
-                    <a:stretch>
-                      <a:fillRect/>
-                    </a:stretch>
-                  </pic:blipFill>
-                  <pic:spPr>
-                    <a:xfrm>
-                      <a:off x="0" y="0"/>
-                      <a:ext cx="5731510" cy="3080385"/>
-                    </a:xfrm>
-                    <a:prstGeom prst="rect">
-                      <a:avLst/>
-                    </a:prstGeom>
-                  </pic:spPr>
-                </pic:pic>
-              </a:graphicData>
-            </a:graphic>
-          </wp:inline>
-        </w:drawing>
-      </w:r>
-    </w:p>
-    <w:p>
-      <w:pPr>
-        <w:spacing w:after="0"/>
-        <w:jc w:val="center"/>
-        <w:rPr>
-          <w:rFonts w:ascii="Times New Roman" w:hAnsi="Times New Roman" w:cs="Times New Roman"/>
-          <w:b/>
-          <w:bCs/>
-          <w:sz w:val="28"/>
-          <w:szCs w:val="28"/>
-          <w:lang w:val="en-US"/>
-        </w:rPr>
-      </w:pPr>
-    </w:p>
-    <w:p>
-      <w:pPr>
-        <w:spacing w:after="0"/>
-        <w:jc w:val="center"/>
-        <w:rPr>
-          <w:rFonts w:ascii="Times New Roman" w:hAnsi="Times New Roman" w:cs="Times New Roman"/>
-          <w:b/>
-          <w:bCs/>
-          <w:sz w:val="28"/>
-          <w:szCs w:val="28"/>
-          <w:lang w:val="en-US"/>
-        </w:rPr>
-      </w:pPr>
-    </w:p>
-    <w:p>
-      <w:pPr>
-        <w:pStyle w:val="ListParagraph"/>
-        <w:ind w:left="0"/>
-        <w:rPr>
-          <w:rFonts w:ascii="Times New Roman" w:hAnsi="Times New Roman" w:cs="Times New Roman"/>
-          <w:b/>
-          <w:bCs/>
-          <w:sz w:val="28"/>
-          <w:szCs w:val="28"/>
-          <w:lang w:val="en-US"/>
-        </w:rPr>
-      </w:pPr>
-      <w:r>
-        <w:rPr>
-          <w:rFonts w:ascii="Times New Roman" w:hAnsi="Times New Roman" w:cs="Times New Roman"/>
-          <w:b/>
-          <w:bCs/>
-          <w:sz w:val="28"/>
-          <w:szCs w:val="28"/>
-          <w:lang w:val="en-US"/>
-        </w:rPr>
         <w:t>Key Questions:</w:t>
       </w:r>
     </w:p>
@@ -1477,46 +1446,10 @@
       <w:r>
         <w:rPr>
           <w:rFonts w:ascii="Times New Roman" w:hAnsi="Times New Roman" w:cs="Times New Roman"/>
-          <w:b/>
-          <w:bCs/>
-          <w:sz w:val="24"/>
-          <w:szCs w:val="24"/>
-        </w:rPr>
-        <w:t xml:space="preserve"> </w:t>
-      </w:r>
-      <w:r>
-        <w:rPr>
-          <w:rFonts w:ascii="Times New Roman" w:hAnsi="Times New Roman" w:cs="Times New Roman"/>
-          <w:sz w:val="24"/>
-          <w:szCs w:val="24"/>
-        </w:rPr>
-        <w:t xml:space="preserve">DOM elements are selected using methods such as </w:t>
-      </w:r>
-      <w:proofErr w:type="spellStart"/>
-      <w:r>
-        <w:rPr>
-          <w:rFonts w:ascii="Times New Roman" w:hAnsi="Times New Roman" w:cs="Times New Roman"/>
-          <w:sz w:val="24"/>
-          <w:szCs w:val="24"/>
-        </w:rPr>
-        <w:t>getElementById</w:t>
-      </w:r>
-      <w:proofErr w:type="spellEnd"/>
-      <w:r>
-        <w:rPr>
-          <w:rFonts w:ascii="Times New Roman" w:hAnsi="Times New Roman" w:cs="Times New Roman"/>
-          <w:sz w:val="24"/>
-          <w:szCs w:val="24"/>
-        </w:rPr>
-        <w:t xml:space="preserve">() and </w:t>
-      </w:r>
-      <w:r>
-        <w:rPr>
-          <w:rFonts w:ascii="Times New Roman" w:hAnsi="Times New Roman" w:cs="Times New Roman"/>
-          <w:sz w:val="24"/>
-          <w:szCs w:val="24"/>
-        </w:rPr>
-        <w:t xml:space="preserve">   </w:t>
+          <w:sz w:val="24"/>
+          <w:szCs w:val="24"/>
+        </w:rPr>
+        <w:t xml:space="preserve">DOM elements are selected using methods such as getElementById() and </w:t>
       </w:r>
     </w:p>
     <w:p>
@@ -1534,25 +1467,7 @@
           <w:sz w:val="24"/>
           <w:szCs w:val="24"/>
         </w:rPr>
-        <w:t xml:space="preserve">         </w:t>
-      </w:r>
-      <w:proofErr w:type="spellStart"/>
-      <w:r>
-        <w:rPr>
-          <w:rFonts w:ascii="Times New Roman" w:hAnsi="Times New Roman" w:cs="Times New Roman"/>
-          <w:sz w:val="24"/>
-          <w:szCs w:val="24"/>
-        </w:rPr>
-        <w:t>querySelector</w:t>
-      </w:r>
-      <w:proofErr w:type="spellEnd"/>
-      <w:r>
-        <w:rPr>
-          <w:rFonts w:ascii="Times New Roman" w:hAnsi="Times New Roman" w:cs="Times New Roman"/>
-          <w:sz w:val="24"/>
-          <w:szCs w:val="24"/>
-        </w:rPr>
-        <w:t xml:space="preserve">(). They can be modified using properties and methods such as style, </w:t>
+        <w:t xml:space="preserve">querySelector(). They can be modified using properties and methods such as style, </w:t>
       </w:r>
     </w:p>
     <w:p>
@@ -1570,43 +1485,7 @@
           <w:sz w:val="24"/>
           <w:szCs w:val="24"/>
         </w:rPr>
-        <w:t xml:space="preserve">         </w:t>
-      </w:r>
-      <w:proofErr w:type="spellStart"/>
-      <w:r>
-        <w:rPr>
-          <w:rFonts w:ascii="Times New Roman" w:hAnsi="Times New Roman" w:cs="Times New Roman"/>
-          <w:sz w:val="24"/>
-          <w:szCs w:val="24"/>
-        </w:rPr>
-        <w:t>textContent</w:t>
-      </w:r>
-      <w:proofErr w:type="spellEnd"/>
-      <w:r>
-        <w:rPr>
-          <w:rFonts w:ascii="Times New Roman" w:hAnsi="Times New Roman" w:cs="Times New Roman"/>
-          <w:sz w:val="24"/>
-          <w:szCs w:val="24"/>
-        </w:rPr>
-        <w:t xml:space="preserve">, and </w:t>
-      </w:r>
-      <w:proofErr w:type="spellStart"/>
-      <w:r>
-        <w:rPr>
-          <w:rFonts w:ascii="Times New Roman" w:hAnsi="Times New Roman" w:cs="Times New Roman"/>
-          <w:sz w:val="24"/>
-          <w:szCs w:val="24"/>
-        </w:rPr>
-        <w:t>classList</w:t>
-      </w:r>
-      <w:proofErr w:type="spellEnd"/>
-      <w:r>
-        <w:rPr>
-          <w:rFonts w:ascii="Times New Roman" w:hAnsi="Times New Roman" w:cs="Times New Roman"/>
-          <w:sz w:val="24"/>
-          <w:szCs w:val="24"/>
-        </w:rPr>
-        <w:t>.</w:t>
+        <w:t>textContent, and classList.</w:t>
       </w:r>
     </w:p>
     <w:p>
@@ -1676,38 +1555,10 @@
       <w:r>
         <w:rPr>
           <w:rFonts w:ascii="Times New Roman" w:hAnsi="Times New Roman" w:cs="Times New Roman"/>
-          <w:b/>
-          <w:bCs/>
-          <w:sz w:val="24"/>
-          <w:szCs w:val="24"/>
-        </w:rPr>
-        <w:t xml:space="preserve"> </w:t>
-      </w:r>
-      <w:r>
-        <w:rPr>
-          <w:rFonts w:ascii="Times New Roman" w:hAnsi="Times New Roman" w:cs="Times New Roman"/>
-          <w:sz w:val="24"/>
-          <w:szCs w:val="24"/>
-        </w:rPr>
-        <w:t xml:space="preserve">Yes. </w:t>
-      </w:r>
-      <w:proofErr w:type="spellStart"/>
-      <w:r>
-        <w:rPr>
-          <w:rFonts w:ascii="Times New Roman" w:hAnsi="Times New Roman" w:cs="Times New Roman"/>
-          <w:sz w:val="24"/>
-          <w:szCs w:val="24"/>
-        </w:rPr>
-        <w:t>addEventListener</w:t>
-      </w:r>
-      <w:proofErr w:type="spellEnd"/>
-      <w:r>
-        <w:rPr>
-          <w:rFonts w:ascii="Times New Roman" w:hAnsi="Times New Roman" w:cs="Times New Roman"/>
-          <w:sz w:val="24"/>
-          <w:szCs w:val="24"/>
-        </w:rPr>
-        <w:t>() is used to respond to events such as button clicks.</w:t>
+          <w:sz w:val="24"/>
+          <w:szCs w:val="24"/>
+        </w:rPr>
+        <w:t>Yes. addEventListener() is used to respond to events such as button clicks.</w:t>
       </w:r>
     </w:p>
     <w:p>
@@ -1751,29 +1602,7 @@
           <w:sz w:val="24"/>
           <w:szCs w:val="24"/>
         </w:rPr>
-        <w:t xml:space="preserve">Is </w:t>
-      </w:r>
-      <w:proofErr w:type="spellStart"/>
-      <w:r>
-        <w:rPr>
-          <w:rFonts w:ascii="Times New Roman" w:hAnsi="Times New Roman" w:cs="Times New Roman"/>
-          <w:b/>
-          <w:bCs/>
-          <w:sz w:val="24"/>
-          <w:szCs w:val="24"/>
-        </w:rPr>
-        <w:t>localStorage</w:t>
-      </w:r>
-      <w:proofErr w:type="spellEnd"/>
-      <w:r>
-        <w:rPr>
-          <w:rFonts w:ascii="Times New Roman" w:hAnsi="Times New Roman" w:cs="Times New Roman"/>
-          <w:b/>
-          <w:bCs/>
-          <w:sz w:val="24"/>
-          <w:szCs w:val="24"/>
-        </w:rPr>
-        <w:t xml:space="preserve"> used for remembering the theme?</w:t>
+        <w:t>Is localStorage used for remembering the theme?</w:t>
       </w:r>
     </w:p>
     <w:p>
@@ -1799,227 +1628,162 @@
       </w:r>
       <w:r>
         <w:rPr>
-          <w:rFonts w:ascii="Times New Roman" w:eastAsia="Times New Roman" w:hAnsi="Times New Roman" w:cs="Times New Roman"/>
-          <w:kern w:val="0"/>
-          <w:sz w:val="24"/>
-          <w:szCs w:val="24"/>
-          <w:lang w:eastAsia="en-IN"/>
-          <w14:ligatures w14:val="none"/>
-        </w:rPr>
+          <w:rFonts w:ascii="Times New Roman" w:hAnsi="Times New Roman" w:cs="Times New Roman"/>
+          <w:sz w:val="24"/>
+          <w:szCs w:val="24"/>
+        </w:rPr>
+        <w:t xml:space="preserve">Yes. The selected theme is stored in localStorage, so it can be restored when the page is </w:t>
+      </w:r>
+    </w:p>
+    <w:p>
+      <w:pPr>
+        <w:jc w:val="both"/>
+        <w:rPr>
+          <w:rFonts w:ascii="Times New Roman" w:hAnsi="Times New Roman" w:cs="Times New Roman"/>
+          <w:sz w:val="24"/>
+          <w:szCs w:val="24"/>
+        </w:rPr>
+      </w:pPr>
+      <w:r>
+        <w:rPr>
+          <w:rFonts w:ascii="Times New Roman" w:hAnsi="Times New Roman" w:cs="Times New Roman"/>
+          <w:sz w:val="24"/>
+          <w:szCs w:val="24"/>
+        </w:rPr>
+        <w:t>opened again.</w:t>
+      </w:r>
+    </w:p>
+    <w:p>
+      <w:pPr>
+        <w:spacing w:after="0"/>
+        <w:rPr>
+          <w:rFonts w:ascii="Times New Roman" w:hAnsi="Times New Roman" w:cs="Times New Roman"/>
+          <w:b/>
+          <w:bCs/>
+          <w:sz w:val="24"/>
+          <w:szCs w:val="24"/>
+        </w:rPr>
+      </w:pPr>
+      <w:r>
+        <w:rPr>
+          <w:rFonts w:ascii="Times New Roman" w:hAnsi="Times New Roman" w:cs="Times New Roman"/>
+          <w:b/>
+          <w:bCs/>
+          <w:sz w:val="24"/>
+          <w:szCs w:val="24"/>
+        </w:rPr>
+        <w:t xml:space="preserve">4. </w:t>
+      </w:r>
+      <w:r>
+        <w:rPr>
+          <w:rFonts w:ascii="Times New Roman" w:hAnsi="Times New Roman" w:cs="Times New Roman"/>
+          <w:b/>
+          <w:bCs/>
+          <w:sz w:val="24"/>
+          <w:szCs w:val="24"/>
+        </w:rPr>
+        <w:t>Does interactivity improve usability without breaking accessibility?</w:t>
+      </w:r>
+    </w:p>
+    <w:p>
+      <w:pPr>
+        <w:spacing w:after="0"/>
+        <w:rPr>
+          <w:rFonts w:ascii="Times New Roman" w:hAnsi="Times New Roman" w:cs="Times New Roman"/>
+          <w:sz w:val="24"/>
+          <w:szCs w:val="24"/>
+        </w:rPr>
+      </w:pPr>
+      <w:r>
+        <w:rPr>
+          <w:rFonts w:ascii="Times New Roman" w:hAnsi="Times New Roman" w:cs="Times New Roman"/>
+          <w:b/>
+          <w:bCs/>
+          <w:sz w:val="24"/>
+          <w:szCs w:val="24"/>
+          <w:u w:val="single"/>
+        </w:rPr>
+        <w:t>Ans:</w:t>
+      </w:r>
+      <w:r>
+        <w:rPr>
+          <w:rFonts w:ascii="Times New Roman" w:hAnsi="Times New Roman" w:cs="Times New Roman"/>
+          <w:sz w:val="24"/>
+          <w:szCs w:val="24"/>
+        </w:rPr>
+        <w:t xml:space="preserve">Yes. Buttons are used for interactive actions, and accessibility attributes such as labels </w:t>
+      </w:r>
+    </w:p>
+    <w:p>
+      <w:pPr>
+        <w:rPr>
+          <w:rFonts w:ascii="Times New Roman" w:hAnsi="Times New Roman" w:cs="Times New Roman"/>
+          <w:sz w:val="24"/>
+          <w:szCs w:val="24"/>
+        </w:rPr>
+      </w:pPr>
+      <w:r>
+        <w:rPr>
+          <w:rFonts w:ascii="Times New Roman" w:hAnsi="Times New Roman" w:cs="Times New Roman"/>
+          <w:sz w:val="24"/>
+          <w:szCs w:val="24"/>
+        </w:rPr>
+        <w:t>can be added so keyboard and assistive-technology users can understand the controls.</w:t>
+      </w:r>
+    </w:p>
+    <w:p>
+      <w:pPr>
+        <w:rPr>
+          <w:rFonts w:ascii="Times New Roman" w:hAnsi="Times New Roman" w:cs="Times New Roman"/>
+          <w:b/>
+          <w:bCs/>
+          <w:sz w:val="24"/>
+          <w:szCs w:val="24"/>
+        </w:rPr>
+      </w:pPr>
+      <w:r>
+        <w:rPr>
+          <w:rFonts w:ascii="Times New Roman" w:hAnsi="Times New Roman" w:cs="Times New Roman"/>
+          <w:b/>
+          <w:bCs/>
+          <w:sz w:val="24"/>
+          <w:szCs w:val="24"/>
+        </w:rPr>
+        <w:t>GitHub Link</w:t>
+      </w:r>
+      <w:r>
+        <w:rPr>
+          <w:rFonts w:ascii="Times New Roman" w:hAnsi="Times New Roman" w:cs="Times New Roman"/>
+          <w:b/>
+          <w:bCs/>
+          <w:sz w:val="24"/>
+          <w:szCs w:val="24"/>
+        </w:rPr>
+        <w:t>:</w:t>
+      </w:r>
+      <w:r>
         <w:t xml:space="preserve"> </w:t>
       </w:r>
       <w:r>
         <w:rPr>
           <w:rFonts w:ascii="Times New Roman" w:hAnsi="Times New Roman" w:cs="Times New Roman"/>
-          <w:sz w:val="24"/>
-          <w:szCs w:val="24"/>
-        </w:rPr>
-        <w:t xml:space="preserve">Yes. The selected theme is stored in </w:t>
-      </w:r>
-      <w:proofErr w:type="spellStart"/>
-      <w:r>
-        <w:rPr>
-          <w:rFonts w:ascii="Times New Roman" w:hAnsi="Times New Roman" w:cs="Times New Roman"/>
-          <w:sz w:val="24"/>
-          <w:szCs w:val="24"/>
-        </w:rPr>
-        <w:t>localStorage</w:t>
-      </w:r>
-      <w:proofErr w:type="spellEnd"/>
-      <w:r>
-        <w:rPr>
-          <w:rFonts w:ascii="Times New Roman" w:hAnsi="Times New Roman" w:cs="Times New Roman"/>
-          <w:sz w:val="24"/>
-          <w:szCs w:val="24"/>
-        </w:rPr>
-        <w:t xml:space="preserve">, so it can be restored when the page is </w:t>
-      </w:r>
-      <w:r>
-        <w:rPr>
-          <w:rFonts w:ascii="Times New Roman" w:hAnsi="Times New Roman" w:cs="Times New Roman"/>
-          <w:sz w:val="24"/>
-          <w:szCs w:val="24"/>
-        </w:rPr>
-        <w:t xml:space="preserve">  </w:t>
-      </w:r>
-    </w:p>
-    <w:p>
-      <w:pPr>
-        <w:jc w:val="both"/>
-        <w:rPr>
-          <w:rFonts w:ascii="Times New Roman" w:hAnsi="Times New Roman" w:cs="Times New Roman"/>
-          <w:sz w:val="24"/>
-          <w:szCs w:val="24"/>
-        </w:rPr>
-      </w:pPr>
-      <w:r>
-        <w:rPr>
-          <w:rFonts w:ascii="Times New Roman" w:hAnsi="Times New Roman" w:cs="Times New Roman"/>
-          <w:sz w:val="24"/>
-          <w:szCs w:val="24"/>
-        </w:rPr>
-        <w:t xml:space="preserve">         </w:t>
-      </w:r>
-      <w:r>
-        <w:rPr>
-          <w:rFonts w:ascii="Times New Roman" w:hAnsi="Times New Roman" w:cs="Times New Roman"/>
-          <w:sz w:val="24"/>
-          <w:szCs w:val="24"/>
-        </w:rPr>
-        <w:t>opened again.</w:t>
-      </w:r>
-    </w:p>
-    <w:p>
-      <w:pPr>
-        <w:spacing w:after="0"/>
-        <w:rPr>
-          <w:rFonts w:ascii="Times New Roman" w:hAnsi="Times New Roman" w:cs="Times New Roman"/>
-          <w:b/>
-          <w:bCs/>
-          <w:sz w:val="24"/>
-          <w:szCs w:val="24"/>
-        </w:rPr>
-      </w:pPr>
-      <w:r>
-        <w:rPr>
-          <w:rFonts w:ascii="Times New Roman" w:hAnsi="Times New Roman" w:cs="Times New Roman"/>
-          <w:b/>
-          <w:bCs/>
-          <w:sz w:val="24"/>
-          <w:szCs w:val="24"/>
-        </w:rPr>
-        <w:t xml:space="preserve">4. </w:t>
-      </w:r>
-      <w:r>
-        <w:rPr>
-          <w:rFonts w:ascii="Times New Roman" w:hAnsi="Times New Roman" w:cs="Times New Roman"/>
-          <w:b/>
-          <w:bCs/>
-          <w:sz w:val="24"/>
-          <w:szCs w:val="24"/>
-        </w:rPr>
-        <w:t>Does interactivity improve usability without breaking accessibility?</w:t>
-      </w:r>
-    </w:p>
-    <w:p>
-      <w:pPr>
-        <w:spacing w:after="0"/>
-        <w:rPr>
-          <w:rFonts w:ascii="Times New Roman" w:hAnsi="Times New Roman" w:cs="Times New Roman"/>
-          <w:sz w:val="24"/>
-          <w:szCs w:val="24"/>
-        </w:rPr>
-      </w:pPr>
-      <w:r>
-        <w:rPr>
-          <w:rFonts w:ascii="Times New Roman" w:hAnsi="Times New Roman" w:cs="Times New Roman"/>
-          <w:b/>
-          <w:bCs/>
-          <w:sz w:val="24"/>
-          <w:szCs w:val="24"/>
-          <w:u w:val="single"/>
-        </w:rPr>
-        <w:t>Ans:</w:t>
-      </w:r>
-      <w:r>
-        <w:rPr>
-          <w:rFonts w:ascii="Times New Roman" w:eastAsia="Times New Roman" w:hAnsi="Times New Roman" w:cs="Times New Roman"/>
-          <w:kern w:val="0"/>
-          <w:sz w:val="24"/>
-          <w:szCs w:val="24"/>
-          <w:lang w:eastAsia="en-IN"/>
-          <w14:ligatures w14:val="none"/>
+          <w:b/>
+          <w:bCs/>
+          <w:sz w:val="24"/>
+          <w:szCs w:val="24"/>
+        </w:rPr>
+        <w:t>https://github.com/smit-2406/studenthub-website/tree/main/WD</w:t>
+      </w:r>
+      <w:r>
+        <w:rPr>
+          <w:rFonts w:ascii="Times New Roman" w:hAnsi="Times New Roman" w:cs="Times New Roman"/>
+          <w:b/>
+          <w:bCs/>
+          <w:sz w:val="24"/>
+          <w:szCs w:val="24"/>
         </w:rPr>
         <w:t xml:space="preserve"> </w:t>
       </w:r>
-      <w:r>
-        <w:rPr>
-          <w:rFonts w:ascii="Times New Roman" w:hAnsi="Times New Roman" w:cs="Times New Roman"/>
-          <w:sz w:val="24"/>
-          <w:szCs w:val="24"/>
-        </w:rPr>
-        <w:t xml:space="preserve">Yes. Buttons are used for interactive actions, and accessibility attributes such as labels </w:t>
-      </w:r>
-      <w:r>
-        <w:rPr>
-          <w:rFonts w:ascii="Times New Roman" w:hAnsi="Times New Roman" w:cs="Times New Roman"/>
-          <w:sz w:val="24"/>
-          <w:szCs w:val="24"/>
-        </w:rPr>
-        <w:t xml:space="preserve">   </w:t>
-      </w:r>
-    </w:p>
-    <w:p>
-      <w:pPr>
-        <w:rPr>
-          <w:rFonts w:ascii="Times New Roman" w:hAnsi="Times New Roman" w:cs="Times New Roman"/>
-          <w:sz w:val="24"/>
-          <w:szCs w:val="24"/>
-        </w:rPr>
-      </w:pPr>
-      <w:r>
-        <w:rPr>
-          <w:rFonts w:ascii="Times New Roman" w:hAnsi="Times New Roman" w:cs="Times New Roman"/>
-          <w:sz w:val="24"/>
-          <w:szCs w:val="24"/>
-        </w:rPr>
-        <w:t xml:space="preserve">         </w:t>
-      </w:r>
-      <w:r>
-        <w:rPr>
-          <w:rFonts w:ascii="Times New Roman" w:hAnsi="Times New Roman" w:cs="Times New Roman"/>
-          <w:sz w:val="24"/>
-          <w:szCs w:val="24"/>
-        </w:rPr>
-        <w:t>can be added so keyboard and assistive-technology users can understand the controls.</w:t>
-      </w:r>
-    </w:p>
-    <w:p>
-      <w:pPr>
-        <w:rPr>
-          <w:rFonts w:ascii="Times New Roman" w:hAnsi="Times New Roman" w:cs="Times New Roman"/>
-          <w:b/>
-          <w:bCs/>
-          <w:sz w:val="24"/>
-          <w:szCs w:val="24"/>
-        </w:rPr>
-      </w:pPr>
-      <w:r>
-        <w:rPr>
-          <w:rFonts w:ascii="Times New Roman" w:hAnsi="Times New Roman" w:cs="Times New Roman"/>
-          <w:b/>
-          <w:bCs/>
-          <w:sz w:val="24"/>
-          <w:szCs w:val="24"/>
-        </w:rPr>
-        <w:t>GitHub Link</w:t>
-      </w:r>
-      <w:r>
-        <w:rPr>
-          <w:rFonts w:ascii="Times New Roman" w:hAnsi="Times New Roman" w:cs="Times New Roman"/>
-          <w:b/>
-          <w:bCs/>
-          <w:sz w:val="24"/>
-          <w:szCs w:val="24"/>
-        </w:rPr>
-        <w:t>:</w:t>
-      </w:r>
-      <w:r>
-        <w:t xml:space="preserve"> </w:t>
-      </w:r>
-      <w:hyperlink r:id="rId15" w:history="1">
-        <w:r>
-          <w:rPr>
-            <w:rStyle w:val="Hyperlink"/>
-            <w:rFonts w:ascii="Times New Roman" w:hAnsi="Times New Roman" w:cs="Times New Roman"/>
-            <w:b/>
-            <w:bCs/>
-            <w:sz w:val="24"/>
-            <w:szCs w:val="24"/>
-          </w:rPr>
-          <w:t>https://github.com/dp8260264-sys/StudentHub.git</w:t>
-        </w:r>
-      </w:hyperlink>
     </w:p>
     <w:p/>
     <w:p/>
@@ -2042,13 +1806,9 @@
     <w:p/>
     <w:p/>
     <w:p/>
-    <w:p/>
-    <w:p/>
-    <w:p/>
-    <w:p/>
-    <w:p>
-      <w:pPr>
-        <w:jc w:val="center"/>
+    <w:p>
+      <w:pPr>
+        <w:ind w:left="2160" w:firstLine="720"/>
         <w:rPr>
           <w:rFonts w:ascii="Times New Roman" w:hAnsi="Times New Roman" w:cs="Times New Roman"/>
           <w:b/>
@@ -2069,7 +1829,6 @@
           <w:u w:val="single"/>
           <w:lang w:val="en-US"/>
         </w:rPr>
-        <w:lastRenderedPageBreak/>
         <w:t xml:space="preserve">PRACTICAL – </w:t>
       </w:r>
       <w:r>
@@ -2097,7 +1856,11 @@
           <w:szCs w:val="28"/>
         </w:rPr>
       </w:pPr>
-      <w:r>
+    </w:p>
+    <w:p>
+      <w:pPr>
+        <w:spacing w:after="0"/>
+        <w:jc w:val="both"/>
         <w:rPr>
           <w:rFonts w:ascii="Times New Roman" w:hAnsi="Times New Roman" w:cs="Times New Roman"/>
           <w:b/>
@@ -2105,13 +1868,8 @@
           <w:sz w:val="28"/>
           <w:szCs w:val="28"/>
         </w:rPr>
-        <w:t>Create a student registration form with HTML5 input types and JavaScript validation for name, email, mobile number, password, confirm password, course, year, gender, and terms acceptance. Use Regular Expression for validations.</w:t>
-      </w:r>
-    </w:p>
-    <w:p>
-      <w:pPr>
-        <w:spacing w:after="0"/>
-        <w:jc w:val="both"/>
+      </w:pPr>
+      <w:r>
         <w:rPr>
           <w:rFonts w:ascii="Times New Roman" w:hAnsi="Times New Roman" w:cs="Times New Roman"/>
           <w:b/>
@@ -2119,72 +1877,382 @@
           <w:sz w:val="28"/>
           <w:szCs w:val="28"/>
         </w:rPr>
-      </w:pPr>
-    </w:p>
-    <w:p>
-      <w:pPr>
-        <w:spacing w:after="0"/>
-        <w:rPr>
-          <w:rFonts w:ascii="Times New Roman" w:hAnsi="Times New Roman" w:cs="Times New Roman"/>
-          <w:sz w:val="24"/>
-          <w:szCs w:val="24"/>
-        </w:rPr>
-      </w:pPr>
-      <w:r>
-        <w:rPr>
-          <w:rFonts w:ascii="Times New Roman" w:hAnsi="Times New Roman" w:cs="Times New Roman"/>
-          <w:sz w:val="24"/>
-          <w:szCs w:val="24"/>
-        </w:rPr>
-        <w:t xml:space="preserve">Create a student registration form for the </w:t>
-      </w:r>
-      <w:proofErr w:type="spellStart"/>
-      <w:r>
-        <w:rPr>
-          <w:rFonts w:ascii="Times New Roman" w:hAnsi="Times New Roman" w:cs="Times New Roman"/>
-          <w:sz w:val="24"/>
-          <w:szCs w:val="24"/>
-        </w:rPr>
-        <w:t>StudentHub</w:t>
-      </w:r>
-      <w:proofErr w:type="spellEnd"/>
-      <w:r>
-        <w:rPr>
-          <w:rFonts w:ascii="Times New Roman" w:hAnsi="Times New Roman" w:cs="Times New Roman"/>
-          <w:sz w:val="24"/>
-          <w:szCs w:val="24"/>
-        </w:rPr>
-        <w:t xml:space="preserve"> website with proper HTML5 input types and JavaScript-based client-side validation. The form should validate all required fields, display errors near the relevant fields, check password strength, and provide an accessible and user-friendly registration experience.</w:t>
-      </w:r>
-    </w:p>
-    <w:p>
-      <w:pPr>
-        <w:spacing w:after="0"/>
-        <w:jc w:val="center"/>
-        <w:rPr>
-          <w:rFonts w:ascii="Times New Roman" w:hAnsi="Times New Roman" w:cs="Times New Roman"/>
-          <w:b/>
-          <w:bCs/>
-          <w:sz w:val="24"/>
-          <w:szCs w:val="24"/>
-          <w:lang w:val="en-US"/>
-        </w:rPr>
-      </w:pPr>
-      <w:r>
-        <w:rPr>
-          <w:rFonts w:ascii="Times New Roman" w:hAnsi="Times New Roman" w:cs="Times New Roman"/>
-          <w:b/>
-          <w:bCs/>
+        <w:t>Create a student registration form with HTML5 input types and JavaScript validation for name, email, mobile number, password, confirm password, course, year, gender, and terms acceptance. Use Regular Expression for validations.</w:t>
+      </w:r>
+    </w:p>
+    <w:p>
+      <w:pPr>
+        <w:spacing w:after="0"/>
+        <w:jc w:val="both"/>
+        <w:rPr>
+          <w:rFonts w:ascii="Times New Roman" w:hAnsi="Times New Roman" w:cs="Times New Roman"/>
+          <w:b/>
+          <w:bCs/>
+          <w:sz w:val="28"/>
+          <w:szCs w:val="28"/>
+        </w:rPr>
+      </w:pPr>
+    </w:p>
+    <w:p>
+      <w:pPr>
+        <w:spacing w:after="0"/>
+        <w:rPr>
+          <w:rFonts w:ascii="Times New Roman" w:hAnsi="Times New Roman" w:cs="Times New Roman"/>
+          <w:sz w:val="24"/>
+          <w:szCs w:val="24"/>
+        </w:rPr>
+      </w:pPr>
+      <w:r>
+        <w:rPr>
+          <w:rFonts w:ascii="Times New Roman" w:hAnsi="Times New Roman" w:cs="Times New Roman"/>
+          <w:sz w:val="24"/>
+          <w:szCs w:val="24"/>
+        </w:rPr>
+        <w:t>Create a student registration form for the StudentHub website with proper HTML5 input types and JavaScript-based client-side validation. The form should validate all required fields, display errors near the relevant fields, check password strength, and provide an accessible and user-friendly registration experience.</w:t>
+      </w:r>
+    </w:p>
+    <w:p>
+      <w:pPr>
+        <w:spacing w:after="0"/>
+        <w:rPr>
+          <w:rFonts w:ascii="Times New Roman" w:hAnsi="Times New Roman" w:cs="Times New Roman"/>
+          <w:sz w:val="24"/>
+          <w:szCs w:val="24"/>
+        </w:rPr>
+      </w:pPr>
+    </w:p>
+    <w:p>
+      <w:pPr>
+        <w:spacing w:after="0"/>
+        <w:rPr>
+          <w:rFonts w:ascii="Times New Roman" w:hAnsi="Times New Roman" w:cs="Times New Roman"/>
+          <w:sz w:val="24"/>
+          <w:szCs w:val="24"/>
+        </w:rPr>
+      </w:pPr>
+    </w:p>
+    <w:p>
+      <w:pPr>
+        <w:spacing w:after="0"/>
+        <w:rPr>
+          <w:rFonts w:ascii="Times New Roman" w:hAnsi="Times New Roman" w:cs="Times New Roman"/>
+          <w:sz w:val="24"/>
+          <w:szCs w:val="24"/>
+        </w:rPr>
+      </w:pPr>
+    </w:p>
+    <w:p>
+      <w:pPr>
+        <w:spacing w:after="0"/>
+        <w:rPr>
+          <w:rFonts w:ascii="Times New Roman" w:hAnsi="Times New Roman" w:cs="Times New Roman"/>
+          <w:sz w:val="24"/>
+          <w:szCs w:val="24"/>
+        </w:rPr>
+      </w:pPr>
+    </w:p>
+    <w:p>
+      <w:pPr>
+        <w:spacing w:after="0"/>
+        <w:rPr>
+          <w:rFonts w:ascii="Times New Roman" w:hAnsi="Times New Roman" w:cs="Times New Roman"/>
+          <w:sz w:val="24"/>
+          <w:szCs w:val="24"/>
+        </w:rPr>
+      </w:pPr>
+    </w:p>
+    <w:p>
+      <w:pPr>
+        <w:spacing w:after="0"/>
+        <w:rPr>
+          <w:rFonts w:ascii="Times New Roman" w:hAnsi="Times New Roman" w:cs="Times New Roman"/>
+          <w:sz w:val="24"/>
+          <w:szCs w:val="24"/>
+        </w:rPr>
+      </w:pPr>
+    </w:p>
+    <w:p>
+      <w:pPr>
+        <w:spacing w:after="0"/>
+        <w:rPr>
+          <w:rFonts w:ascii="Times New Roman" w:hAnsi="Times New Roman" w:cs="Times New Roman"/>
+          <w:sz w:val="24"/>
+          <w:szCs w:val="24"/>
+        </w:rPr>
+      </w:pPr>
+    </w:p>
+    <w:p>
+      <w:pPr>
+        <w:spacing w:after="0"/>
+        <w:rPr>
+          <w:rFonts w:ascii="Times New Roman" w:hAnsi="Times New Roman" w:cs="Times New Roman"/>
+          <w:sz w:val="24"/>
+          <w:szCs w:val="24"/>
+        </w:rPr>
+      </w:pPr>
+    </w:p>
+    <w:p>
+      <w:pPr>
+        <w:spacing w:after="0"/>
+        <w:rPr>
+          <w:rFonts w:ascii="Times New Roman" w:hAnsi="Times New Roman" w:cs="Times New Roman"/>
+          <w:sz w:val="24"/>
+          <w:szCs w:val="24"/>
+        </w:rPr>
+      </w:pPr>
+    </w:p>
+    <w:p>
+      <w:pPr>
+        <w:spacing w:after="0"/>
+        <w:rPr>
+          <w:rFonts w:ascii="Times New Roman" w:hAnsi="Times New Roman" w:cs="Times New Roman"/>
+          <w:sz w:val="24"/>
+          <w:szCs w:val="24"/>
+        </w:rPr>
+      </w:pPr>
+    </w:p>
+    <w:p>
+      <w:pPr>
+        <w:spacing w:after="0"/>
+        <w:rPr>
+          <w:rFonts w:ascii="Times New Roman" w:hAnsi="Times New Roman" w:cs="Times New Roman"/>
+          <w:sz w:val="24"/>
+          <w:szCs w:val="24"/>
+        </w:rPr>
+      </w:pPr>
+    </w:p>
+    <w:p>
+      <w:pPr>
+        <w:spacing w:after="0"/>
+        <w:rPr>
+          <w:rFonts w:ascii="Times New Roman" w:hAnsi="Times New Roman" w:cs="Times New Roman"/>
+          <w:sz w:val="24"/>
+          <w:szCs w:val="24"/>
+        </w:rPr>
+      </w:pPr>
+    </w:p>
+    <w:p>
+      <w:pPr>
+        <w:spacing w:after="0"/>
+        <w:rPr>
+          <w:rFonts w:ascii="Times New Roman" w:hAnsi="Times New Roman" w:cs="Times New Roman"/>
+          <w:sz w:val="24"/>
+          <w:szCs w:val="24"/>
+        </w:rPr>
+      </w:pPr>
+    </w:p>
+    <w:p>
+      <w:pPr>
+        <w:spacing w:after="0"/>
+        <w:rPr>
+          <w:rFonts w:ascii="Times New Roman" w:hAnsi="Times New Roman" w:cs="Times New Roman"/>
+          <w:sz w:val="24"/>
+          <w:szCs w:val="24"/>
+        </w:rPr>
+      </w:pPr>
+    </w:p>
+    <w:p>
+      <w:pPr>
+        <w:spacing w:after="0"/>
+        <w:rPr>
+          <w:rFonts w:ascii="Times New Roman" w:hAnsi="Times New Roman" w:cs="Times New Roman"/>
+          <w:sz w:val="24"/>
+          <w:szCs w:val="24"/>
+        </w:rPr>
+      </w:pPr>
+    </w:p>
+    <w:p>
+      <w:pPr>
+        <w:spacing w:after="0"/>
+        <w:rPr>
+          <w:rFonts w:ascii="Times New Roman" w:hAnsi="Times New Roman" w:cs="Times New Roman"/>
+          <w:sz w:val="24"/>
+          <w:szCs w:val="24"/>
+        </w:rPr>
+      </w:pPr>
+    </w:p>
+    <w:p>
+      <w:pPr>
+        <w:spacing w:after="0"/>
+        <w:rPr>
+          <w:rFonts w:ascii="Times New Roman" w:hAnsi="Times New Roman" w:cs="Times New Roman"/>
+          <w:sz w:val="24"/>
+          <w:szCs w:val="24"/>
+        </w:rPr>
+      </w:pPr>
+    </w:p>
+    <w:p>
+      <w:pPr>
+        <w:spacing w:after="0"/>
+        <w:rPr>
+          <w:rFonts w:ascii="Times New Roman" w:hAnsi="Times New Roman" w:cs="Times New Roman"/>
+          <w:sz w:val="24"/>
+          <w:szCs w:val="24"/>
+        </w:rPr>
+      </w:pPr>
+    </w:p>
+    <w:p>
+      <w:pPr>
+        <w:spacing w:after="0"/>
+        <w:rPr>
+          <w:rFonts w:ascii="Times New Roman" w:hAnsi="Times New Roman" w:cs="Times New Roman"/>
+          <w:sz w:val="24"/>
+          <w:szCs w:val="24"/>
+        </w:rPr>
+      </w:pPr>
+    </w:p>
+    <w:p>
+      <w:pPr>
+        <w:spacing w:after="0"/>
+        <w:rPr>
+          <w:rFonts w:ascii="Times New Roman" w:hAnsi="Times New Roman" w:cs="Times New Roman"/>
+          <w:sz w:val="24"/>
+          <w:szCs w:val="24"/>
+        </w:rPr>
+      </w:pPr>
+    </w:p>
+    <w:p>
+      <w:pPr>
+        <w:spacing w:after="0"/>
+        <w:rPr>
+          <w:rFonts w:ascii="Times New Roman" w:hAnsi="Times New Roman" w:cs="Times New Roman"/>
+          <w:sz w:val="24"/>
+          <w:szCs w:val="24"/>
+        </w:rPr>
+      </w:pPr>
+    </w:p>
+    <w:p>
+      <w:pPr>
+        <w:spacing w:after="0"/>
+        <w:rPr>
+          <w:rFonts w:ascii="Times New Roman" w:hAnsi="Times New Roman" w:cs="Times New Roman"/>
+          <w:sz w:val="24"/>
+          <w:szCs w:val="24"/>
+        </w:rPr>
+      </w:pPr>
+    </w:p>
+    <w:p>
+      <w:pPr>
+        <w:spacing w:after="0"/>
+        <w:rPr>
+          <w:rFonts w:ascii="Times New Roman" w:hAnsi="Times New Roman" w:cs="Times New Roman"/>
+          <w:sz w:val="24"/>
+          <w:szCs w:val="24"/>
+        </w:rPr>
+      </w:pPr>
+    </w:p>
+    <w:p>
+      <w:pPr>
+        <w:spacing w:after="0"/>
+        <w:rPr>
+          <w:rFonts w:ascii="Times New Roman" w:hAnsi="Times New Roman" w:cs="Times New Roman"/>
+          <w:sz w:val="24"/>
+          <w:szCs w:val="24"/>
+        </w:rPr>
+      </w:pPr>
+    </w:p>
+    <w:p>
+      <w:pPr>
+        <w:spacing w:after="0"/>
+        <w:rPr>
+          <w:rFonts w:ascii="Times New Roman" w:hAnsi="Times New Roman" w:cs="Times New Roman"/>
+          <w:sz w:val="24"/>
+          <w:szCs w:val="24"/>
+        </w:rPr>
+      </w:pPr>
+    </w:p>
+    <w:p>
+      <w:pPr>
+        <w:spacing w:after="0"/>
+        <w:rPr>
+          <w:rFonts w:ascii="Times New Roman" w:hAnsi="Times New Roman" w:cs="Times New Roman"/>
+          <w:sz w:val="24"/>
+          <w:szCs w:val="24"/>
+        </w:rPr>
+      </w:pPr>
+    </w:p>
+    <w:p>
+      <w:pPr>
+        <w:spacing w:after="0"/>
+        <w:rPr>
+          <w:rFonts w:ascii="Times New Roman" w:hAnsi="Times New Roman" w:cs="Times New Roman"/>
+          <w:sz w:val="24"/>
+          <w:szCs w:val="24"/>
+        </w:rPr>
+      </w:pPr>
+    </w:p>
+    <w:p>
+      <w:pPr>
+        <w:spacing w:after="0"/>
+        <w:rPr>
+          <w:rFonts w:ascii="Times New Roman" w:hAnsi="Times New Roman" w:cs="Times New Roman"/>
+          <w:sz w:val="24"/>
+          <w:szCs w:val="24"/>
+        </w:rPr>
+      </w:pPr>
+    </w:p>
+    <w:p>
+      <w:pPr>
+        <w:spacing w:after="0"/>
+        <w:rPr>
+          <w:rFonts w:ascii="Times New Roman" w:hAnsi="Times New Roman" w:cs="Times New Roman"/>
+          <w:sz w:val="24"/>
+          <w:szCs w:val="24"/>
+        </w:rPr>
+      </w:pPr>
+    </w:p>
+    <w:p>
+      <w:pPr>
+        <w:spacing w:after="0"/>
+        <w:rPr>
+          <w:rFonts w:ascii="Times New Roman" w:hAnsi="Times New Roman" w:cs="Times New Roman"/>
+          <w:sz w:val="24"/>
+          <w:szCs w:val="24"/>
+        </w:rPr>
+      </w:pPr>
+    </w:p>
+    <w:p>
+      <w:pPr>
+        <w:spacing w:after="0"/>
+        <w:rPr>
+          <w:rFonts w:ascii="Times New Roman" w:hAnsi="Times New Roman" w:cs="Times New Roman"/>
+          <w:sz w:val="24"/>
+          <w:szCs w:val="24"/>
+        </w:rPr>
+      </w:pPr>
+    </w:p>
+    <w:p>
+      <w:pPr>
+        <w:spacing w:after="0"/>
+        <w:rPr>
+          <w:rFonts w:ascii="Times New Roman" w:hAnsi="Times New Roman" w:cs="Times New Roman"/>
+          <w:sz w:val="24"/>
+          <w:szCs w:val="24"/>
+        </w:rPr>
+      </w:pPr>
+    </w:p>
+    <w:p>
+      <w:pPr>
+        <w:spacing w:after="0"/>
+        <w:rPr>
+          <w:rFonts w:ascii="Times New Roman" w:hAnsi="Times New Roman" w:cs="Times New Roman"/>
+          <w:sz w:val="24"/>
+          <w:szCs w:val="24"/>
+        </w:rPr>
+      </w:pPr>
+      <w:r>
+        <w:rPr>
+          <w:rFonts w:ascii="Times New Roman" w:hAnsi="Times New Roman" w:cs="Times New Roman"/>
           <w:noProof/>
           <w:sz w:val="24"/>
           <w:szCs w:val="24"/>
           <w:lang w:val="en-US"/>
         </w:rPr>
         <w:drawing>
-          <wp:inline distT="0" distB="0" distL="0" distR="0" wp14:anchorId="44B3E40D" wp14:editId="444097DF">
-            <wp:extent cx="4658399" cy="6400800"/>
-            <wp:effectExtent l="0" t="0" r="8890" b="0"/>
-            <wp:docPr id="280595120" name="Picture 1"/>
+          <wp:inline distT="0" distB="0" distL="0" distR="0">
+            <wp:extent cx="5731510" cy="6545591"/>
+            <wp:effectExtent l="19050" t="0" r="2540" b="0"/>
+            <wp:docPr id="28" name="Picture 28"/>
             <wp:cNvGraphicFramePr>
               <a:graphicFrameLocks xmlns:a="http://schemas.openxmlformats.org/drawingml/2006/main" noChangeAspect="1"/>
             </wp:cNvGraphicFramePr>
@@ -2192,23 +2260,33 @@
               <a:graphicData uri="http://schemas.openxmlformats.org/drawingml/2006/picture">
                 <pic:pic xmlns:pic="http://schemas.openxmlformats.org/drawingml/2006/picture">
                   <pic:nvPicPr>
-                    <pic:cNvPr id="280595120" name=""/>
-                    <pic:cNvPicPr/>
+                    <pic:cNvPr id="0" name="Picture 28"/>
+                    <pic:cNvPicPr>
+                      <a:picLocks noChangeAspect="1" noChangeArrowheads="1"/>
+                    </pic:cNvPicPr>
                   </pic:nvPicPr>
                   <pic:blipFill>
-                    <a:blip r:embed="rId16"/>
+                    <a:blip r:embed="rId14"/>
+                    <a:srcRect/>
                     <a:stretch>
                       <a:fillRect/>
                     </a:stretch>
                   </pic:blipFill>
-                  <pic:spPr>
+                  <pic:spPr bwMode="auto">
                     <a:xfrm>
                       <a:off x="0" y="0"/>
-                      <a:ext cx="4665136" cy="6410057"/>
+                      <a:ext cx="5731510" cy="6545591"/>
                     </a:xfrm>
                     <a:prstGeom prst="rect">
                       <a:avLst/>
                     </a:prstGeom>
+                    <a:noFill/>
+                    <a:ln w="9525">
+                      <a:noFill/>
+                      <a:miter lim="800000"/>
+                      <a:headEnd/>
+                      <a:tailEnd/>
+                    </a:ln>
                   </pic:spPr>
                 </pic:pic>
               </a:graphicData>
@@ -2230,7 +2308,53 @@
           <w:lang w:val="en-US"/>
         </w:rPr>
       </w:pPr>
-      <w:r>
+    </w:p>
+    <w:p>
+      <w:pPr>
+        <w:spacing w:after="0"/>
+        <w:jc w:val="center"/>
+        <w:rPr>
+          <w:rFonts w:ascii="Times New Roman" w:hAnsi="Times New Roman" w:cs="Times New Roman"/>
+          <w:b/>
+          <w:bCs/>
+          <w:sz w:val="24"/>
+          <w:szCs w:val="24"/>
+          <w:lang w:val="en-US"/>
+        </w:rPr>
+      </w:pPr>
+    </w:p>
+    <w:p>
+      <w:pPr>
+        <w:spacing w:after="0"/>
+        <w:jc w:val="center"/>
+        <w:rPr>
+          <w:rFonts w:ascii="Times New Roman" w:hAnsi="Times New Roman" w:cs="Times New Roman"/>
+          <w:b/>
+          <w:bCs/>
+          <w:sz w:val="24"/>
+          <w:szCs w:val="24"/>
+          <w:lang w:val="en-US"/>
+        </w:rPr>
+      </w:pPr>
+    </w:p>
+    <w:p>
+      <w:pPr>
+        <w:spacing w:after="0"/>
+        <w:jc w:val="center"/>
+        <w:rPr>
+          <w:rFonts w:ascii="Times New Roman" w:hAnsi="Times New Roman" w:cs="Times New Roman"/>
+          <w:b/>
+          <w:bCs/>
+          <w:sz w:val="24"/>
+          <w:szCs w:val="24"/>
+          <w:lang w:val="en-US"/>
+        </w:rPr>
+      </w:pPr>
+    </w:p>
+    <w:p>
+      <w:pPr>
+        <w:spacing w:after="0"/>
+        <w:jc w:val="center"/>
         <w:rPr>
           <w:rFonts w:ascii="Times New Roman" w:hAnsi="Times New Roman" w:cs="Times New Roman"/>
           <w:b/>
@@ -2240,12 +2364,141 @@
           <w:szCs w:val="24"/>
           <w:lang w:val="en-US"/>
         </w:rPr>
-        <w:lastRenderedPageBreak/>
+      </w:pPr>
+    </w:p>
+    <w:p>
+      <w:pPr>
+        <w:spacing w:after="0"/>
+        <w:jc w:val="center"/>
+        <w:rPr>
+          <w:rFonts w:ascii="Times New Roman" w:hAnsi="Times New Roman" w:cs="Times New Roman"/>
+          <w:b/>
+          <w:bCs/>
+          <w:noProof/>
+          <w:sz w:val="24"/>
+          <w:szCs w:val="24"/>
+          <w:lang w:val="en-US"/>
+        </w:rPr>
+      </w:pPr>
+    </w:p>
+    <w:p>
+      <w:pPr>
+        <w:spacing w:after="0"/>
+        <w:jc w:val="center"/>
+        <w:rPr>
+          <w:rFonts w:ascii="Times New Roman" w:hAnsi="Times New Roman" w:cs="Times New Roman"/>
+          <w:b/>
+          <w:bCs/>
+          <w:noProof/>
+          <w:sz w:val="24"/>
+          <w:szCs w:val="24"/>
+          <w:lang w:val="en-US"/>
+        </w:rPr>
+      </w:pPr>
+    </w:p>
+    <w:p>
+      <w:pPr>
+        <w:spacing w:after="0"/>
+        <w:jc w:val="center"/>
+        <w:rPr>
+          <w:rFonts w:ascii="Times New Roman" w:hAnsi="Times New Roman" w:cs="Times New Roman"/>
+          <w:b/>
+          <w:bCs/>
+          <w:noProof/>
+          <w:sz w:val="24"/>
+          <w:szCs w:val="24"/>
+          <w:lang w:val="en-US"/>
+        </w:rPr>
+      </w:pPr>
+    </w:p>
+    <w:p>
+      <w:pPr>
+        <w:spacing w:after="0"/>
+        <w:jc w:val="center"/>
+        <w:rPr>
+          <w:rFonts w:ascii="Times New Roman" w:hAnsi="Times New Roman" w:cs="Times New Roman"/>
+          <w:b/>
+          <w:bCs/>
+          <w:noProof/>
+          <w:sz w:val="24"/>
+          <w:szCs w:val="24"/>
+          <w:lang w:val="en-US"/>
+        </w:rPr>
+      </w:pPr>
+    </w:p>
+    <w:p>
+      <w:pPr>
+        <w:spacing w:after="0"/>
+        <w:jc w:val="center"/>
+        <w:rPr>
+          <w:rFonts w:ascii="Times New Roman" w:hAnsi="Times New Roman" w:cs="Times New Roman"/>
+          <w:b/>
+          <w:bCs/>
+          <w:noProof/>
+          <w:sz w:val="24"/>
+          <w:szCs w:val="24"/>
+          <w:lang w:val="en-US"/>
+        </w:rPr>
+      </w:pPr>
+    </w:p>
+    <w:p>
+      <w:pPr>
+        <w:spacing w:after="0"/>
+        <w:jc w:val="center"/>
+        <w:rPr>
+          <w:rFonts w:ascii="Times New Roman" w:hAnsi="Times New Roman" w:cs="Times New Roman"/>
+          <w:b/>
+          <w:bCs/>
+          <w:noProof/>
+          <w:sz w:val="24"/>
+          <w:szCs w:val="24"/>
+          <w:lang w:val="en-US"/>
+        </w:rPr>
+      </w:pPr>
+    </w:p>
+    <w:p>
+      <w:pPr>
+        <w:tabs>
+          <w:tab w:val="left" w:pos="690"/>
+        </w:tabs>
+        <w:spacing w:after="0"/>
+        <w:rPr>
+          <w:rFonts w:ascii="Times New Roman" w:hAnsi="Times New Roman" w:cs="Times New Roman"/>
+          <w:b/>
+          <w:bCs/>
+          <w:noProof/>
+          <w:sz w:val="24"/>
+          <w:szCs w:val="24"/>
+          <w:lang w:val="en-US"/>
+        </w:rPr>
+      </w:pPr>
+      <w:r>
+        <w:rPr>
+          <w:rFonts w:ascii="Times New Roman" w:hAnsi="Times New Roman" w:cs="Times New Roman"/>
+          <w:b/>
+          <w:bCs/>
+          <w:noProof/>
+          <w:sz w:val="24"/>
+          <w:szCs w:val="24"/>
+          <w:lang w:val="en-US"/>
+        </w:rPr>
+        <w:tab/>
+      </w:r>
+      <w:r>
+        <w:rPr>
+          <w:rFonts w:ascii="Times New Roman" w:hAnsi="Times New Roman" w:cs="Times New Roman"/>
+          <w:b/>
+          <w:bCs/>
+          <w:noProof/>
+          <w:sz w:val="24"/>
+          <w:szCs w:val="24"/>
+          <w:lang w:val="en-US"/>
+        </w:rPr>
         <w:drawing>
-          <wp:inline distT="0" distB="0" distL="0" distR="0" wp14:anchorId="7D0F14FC" wp14:editId="46A4F29F">
-            <wp:extent cx="3996266" cy="2629494"/>
-            <wp:effectExtent l="0" t="0" r="4445" b="0"/>
-            <wp:docPr id="1524587111" name="Picture 1"/>
+          <wp:inline distT="0" distB="0" distL="0" distR="0">
+            <wp:extent cx="4953000" cy="7315200"/>
+            <wp:effectExtent l="19050" t="0" r="0" b="0"/>
+            <wp:docPr id="31" name="Picture 31"/>
             <wp:cNvGraphicFramePr>
               <a:graphicFrameLocks xmlns:a="http://schemas.openxmlformats.org/drawingml/2006/main" noChangeAspect="1"/>
             </wp:cNvGraphicFramePr>
@@ -2253,23 +2506,33 @@
               <a:graphicData uri="http://schemas.openxmlformats.org/drawingml/2006/picture">
                 <pic:pic xmlns:pic="http://schemas.openxmlformats.org/drawingml/2006/picture">
                   <pic:nvPicPr>
-                    <pic:cNvPr id="1524587111" name=""/>
-                    <pic:cNvPicPr/>
+                    <pic:cNvPr id="0" name="Picture 31"/>
+                    <pic:cNvPicPr>
+                      <a:picLocks noChangeAspect="1" noChangeArrowheads="1"/>
+                    </pic:cNvPicPr>
                   </pic:nvPicPr>
                   <pic:blipFill>
-                    <a:blip r:embed="rId17"/>
+                    <a:blip r:embed="rId15"/>
+                    <a:srcRect/>
                     <a:stretch>
                       <a:fillRect/>
                     </a:stretch>
                   </pic:blipFill>
-                  <pic:spPr>
+                  <pic:spPr bwMode="auto">
                     <a:xfrm>
                       <a:off x="0" y="0"/>
-                      <a:ext cx="4018097" cy="2643858"/>
+                      <a:ext cx="4953000" cy="7315200"/>
                     </a:xfrm>
                     <a:prstGeom prst="rect">
                       <a:avLst/>
                     </a:prstGeom>
+                    <a:noFill/>
+                    <a:ln w="9525">
+                      <a:noFill/>
+                      <a:miter lim="800000"/>
+                      <a:headEnd/>
+                      <a:tailEnd/>
+                    </a:ln>
                   </pic:spPr>
                 </pic:pic>
               </a:graphicData>
@@ -2286,6 +2549,7 @@
           <w:rFonts w:ascii="Times New Roman" w:hAnsi="Times New Roman" w:cs="Times New Roman"/>
           <w:b/>
           <w:bCs/>
+          <w:noProof/>
           <w:sz w:val="24"/>
           <w:szCs w:val="24"/>
           <w:lang w:val="en-US"/>
@@ -2300,26 +2564,115 @@
           <w:rFonts w:ascii="Times New Roman" w:hAnsi="Times New Roman" w:cs="Times New Roman"/>
           <w:b/>
           <w:bCs/>
-          <w:sz w:val="24"/>
-          <w:szCs w:val="24"/>
-          <w:lang w:val="en-US"/>
-        </w:rPr>
-      </w:pPr>
-      <w:r>
-        <w:rPr>
-          <w:rFonts w:ascii="Times New Roman" w:hAnsi="Times New Roman" w:cs="Times New Roman"/>
-          <w:b/>
-          <w:bCs/>
           <w:noProof/>
           <w:sz w:val="24"/>
           <w:szCs w:val="24"/>
           <w:lang w:val="en-US"/>
         </w:rPr>
+      </w:pPr>
+    </w:p>
+    <w:p>
+      <w:pPr>
+        <w:spacing w:after="0"/>
+        <w:jc w:val="center"/>
+        <w:rPr>
+          <w:rFonts w:ascii="Times New Roman" w:hAnsi="Times New Roman" w:cs="Times New Roman"/>
+          <w:b/>
+          <w:bCs/>
+          <w:noProof/>
+          <w:sz w:val="24"/>
+          <w:szCs w:val="24"/>
+          <w:lang w:val="en-US"/>
+        </w:rPr>
+      </w:pPr>
+    </w:p>
+    <w:p>
+      <w:pPr>
+        <w:spacing w:after="0"/>
+        <w:jc w:val="center"/>
+        <w:rPr>
+          <w:rFonts w:ascii="Times New Roman" w:hAnsi="Times New Roman" w:cs="Times New Roman"/>
+          <w:b/>
+          <w:bCs/>
+          <w:noProof/>
+          <w:sz w:val="24"/>
+          <w:szCs w:val="24"/>
+          <w:lang w:val="en-US"/>
+        </w:rPr>
+      </w:pPr>
+    </w:p>
+    <w:p>
+      <w:pPr>
+        <w:spacing w:after="0"/>
+        <w:jc w:val="center"/>
+        <w:rPr>
+          <w:rFonts w:ascii="Times New Roman" w:hAnsi="Times New Roman" w:cs="Times New Roman"/>
+          <w:b/>
+          <w:bCs/>
+          <w:noProof/>
+          <w:sz w:val="24"/>
+          <w:szCs w:val="24"/>
+          <w:lang w:val="en-US"/>
+        </w:rPr>
+      </w:pPr>
+    </w:p>
+    <w:p>
+      <w:pPr>
+        <w:spacing w:after="0"/>
+        <w:rPr>
+          <w:rFonts w:ascii="Times New Roman" w:hAnsi="Times New Roman" w:cs="Times New Roman"/>
+          <w:b/>
+          <w:bCs/>
+          <w:noProof/>
+          <w:sz w:val="24"/>
+          <w:szCs w:val="24"/>
+          <w:lang w:val="en-US"/>
+        </w:rPr>
+      </w:pPr>
+    </w:p>
+    <w:p>
+      <w:pPr>
+        <w:spacing w:after="0"/>
+        <w:rPr>
+          <w:rFonts w:ascii="Times New Roman" w:hAnsi="Times New Roman" w:cs="Times New Roman"/>
+          <w:b/>
+          <w:bCs/>
+          <w:noProof/>
+          <w:sz w:val="24"/>
+          <w:szCs w:val="24"/>
+          <w:lang w:val="en-US"/>
+        </w:rPr>
+      </w:pPr>
+    </w:p>
+    <w:p>
+      <w:pPr>
+        <w:spacing w:after="0"/>
+        <w:rPr>
+          <w:rFonts w:ascii="Times New Roman" w:hAnsi="Times New Roman" w:cs="Times New Roman"/>
+          <w:b/>
+          <w:bCs/>
+          <w:noProof/>
+          <w:sz w:val="24"/>
+          <w:szCs w:val="24"/>
+          <w:lang w:val="en-US"/>
+        </w:rPr>
+      </w:pPr>
+      <w:r>
+        <w:rPr>
+          <w:rFonts w:ascii="Times New Roman" w:hAnsi="Times New Roman" w:cs="Times New Roman"/>
+          <w:b/>
+          <w:bCs/>
+          <w:noProof/>
+          <w:sz w:val="24"/>
+          <w:szCs w:val="24"/>
+          <w:lang w:val="en-US"/>
+        </w:rPr>
+        <w:lastRenderedPageBreak/>
         <w:drawing>
-          <wp:inline distT="0" distB="0" distL="0" distR="0" wp14:anchorId="40FC86F8" wp14:editId="32D29D54">
-            <wp:extent cx="3768081" cy="5960533"/>
-            <wp:effectExtent l="0" t="0" r="4445" b="2540"/>
-            <wp:docPr id="438256832" name="Picture 1"/>
+          <wp:inline distT="0" distB="0" distL="0" distR="0">
+            <wp:extent cx="5731510" cy="6439847"/>
+            <wp:effectExtent l="19050" t="0" r="2540" b="0"/>
+            <wp:docPr id="34" name="Picture 34"/>
             <wp:cNvGraphicFramePr>
               <a:graphicFrameLocks xmlns:a="http://schemas.openxmlformats.org/drawingml/2006/main" noChangeAspect="1"/>
             </wp:cNvGraphicFramePr>
@@ -2327,23 +2680,33 @@
               <a:graphicData uri="http://schemas.openxmlformats.org/drawingml/2006/picture">
                 <pic:pic xmlns:pic="http://schemas.openxmlformats.org/drawingml/2006/picture">
                   <pic:nvPicPr>
-                    <pic:cNvPr id="438256832" name=""/>
-                    <pic:cNvPicPr/>
+                    <pic:cNvPr id="0" name="Picture 34"/>
+                    <pic:cNvPicPr>
+                      <a:picLocks noChangeAspect="1" noChangeArrowheads="1"/>
+                    </pic:cNvPicPr>
                   </pic:nvPicPr>
                   <pic:blipFill>
-                    <a:blip r:embed="rId18"/>
+                    <a:blip r:embed="rId16"/>
+                    <a:srcRect/>
                     <a:stretch>
                       <a:fillRect/>
                     </a:stretch>
                   </pic:blipFill>
-                  <pic:spPr>
+                  <pic:spPr bwMode="auto">
                     <a:xfrm>
                       <a:off x="0" y="0"/>
-                      <a:ext cx="3778830" cy="5977536"/>
+                      <a:ext cx="5731510" cy="6439847"/>
                     </a:xfrm>
                     <a:prstGeom prst="rect">
                       <a:avLst/>
                     </a:prstGeom>
+                    <a:noFill/>
+                    <a:ln w="9525">
+                      <a:noFill/>
+                      <a:miter lim="800000"/>
+                      <a:headEnd/>
+                      <a:tailEnd/>
+                    </a:ln>
                   </pic:spPr>
                 </pic:pic>
               </a:graphicData>
@@ -2355,20 +2718,126 @@
     <w:p>
       <w:pPr>
         <w:spacing w:after="0"/>
-        <w:rPr>
-          <w:rFonts w:ascii="Times New Roman" w:hAnsi="Times New Roman" w:cs="Times New Roman"/>
-          <w:b/>
-          <w:bCs/>
-          <w:sz w:val="24"/>
-          <w:szCs w:val="24"/>
-          <w:lang w:val="en-US"/>
-        </w:rPr>
-      </w:pPr>
-    </w:p>
-    <w:p>
-      <w:pPr>
-        <w:spacing w:after="0"/>
         <w:jc w:val="center"/>
+        <w:rPr>
+          <w:rFonts w:ascii="Times New Roman" w:hAnsi="Times New Roman" w:cs="Times New Roman"/>
+          <w:b/>
+          <w:bCs/>
+          <w:noProof/>
+          <w:sz w:val="24"/>
+          <w:szCs w:val="24"/>
+          <w:lang w:val="en-US"/>
+        </w:rPr>
+      </w:pPr>
+    </w:p>
+    <w:p>
+      <w:pPr>
+        <w:spacing w:after="0"/>
+        <w:jc w:val="center"/>
+        <w:rPr>
+          <w:rFonts w:ascii="Times New Roman" w:hAnsi="Times New Roman" w:cs="Times New Roman"/>
+          <w:b/>
+          <w:bCs/>
+          <w:noProof/>
+          <w:sz w:val="24"/>
+          <w:szCs w:val="24"/>
+          <w:lang w:val="en-US"/>
+        </w:rPr>
+      </w:pPr>
+    </w:p>
+    <w:p>
+      <w:pPr>
+        <w:spacing w:after="0"/>
+        <w:jc w:val="center"/>
+        <w:rPr>
+          <w:rFonts w:ascii="Times New Roman" w:hAnsi="Times New Roman" w:cs="Times New Roman"/>
+          <w:b/>
+          <w:bCs/>
+          <w:noProof/>
+          <w:sz w:val="24"/>
+          <w:szCs w:val="24"/>
+          <w:lang w:val="en-US"/>
+        </w:rPr>
+      </w:pPr>
+    </w:p>
+    <w:p>
+      <w:pPr>
+        <w:spacing w:after="0"/>
+        <w:jc w:val="center"/>
+        <w:rPr>
+          <w:rFonts w:ascii="Times New Roman" w:hAnsi="Times New Roman" w:cs="Times New Roman"/>
+          <w:b/>
+          <w:bCs/>
+          <w:noProof/>
+          <w:sz w:val="24"/>
+          <w:szCs w:val="24"/>
+          <w:lang w:val="en-US"/>
+        </w:rPr>
+      </w:pPr>
+    </w:p>
+    <w:p>
+      <w:pPr>
+        <w:spacing w:after="0"/>
+        <w:jc w:val="center"/>
+        <w:rPr>
+          <w:rFonts w:ascii="Times New Roman" w:hAnsi="Times New Roman" w:cs="Times New Roman"/>
+          <w:b/>
+          <w:bCs/>
+          <w:noProof/>
+          <w:sz w:val="24"/>
+          <w:szCs w:val="24"/>
+          <w:lang w:val="en-US"/>
+        </w:rPr>
+      </w:pPr>
+    </w:p>
+    <w:p>
+      <w:pPr>
+        <w:spacing w:after="0"/>
+        <w:jc w:val="center"/>
+        <w:rPr>
+          <w:rFonts w:ascii="Times New Roman" w:hAnsi="Times New Roman" w:cs="Times New Roman"/>
+          <w:b/>
+          <w:bCs/>
+          <w:noProof/>
+          <w:sz w:val="24"/>
+          <w:szCs w:val="24"/>
+          <w:lang w:val="en-US"/>
+        </w:rPr>
+      </w:pPr>
+    </w:p>
+    <w:p>
+      <w:pPr>
+        <w:spacing w:after="0"/>
+        <w:jc w:val="center"/>
+        <w:rPr>
+          <w:rFonts w:ascii="Times New Roman" w:hAnsi="Times New Roman" w:cs="Times New Roman"/>
+          <w:b/>
+          <w:bCs/>
+          <w:noProof/>
+          <w:sz w:val="24"/>
+          <w:szCs w:val="24"/>
+          <w:lang w:val="en-US"/>
+        </w:rPr>
+      </w:pPr>
+    </w:p>
+    <w:p>
+      <w:pPr>
+        <w:spacing w:after="0"/>
+        <w:jc w:val="center"/>
+        <w:rPr>
+          <w:rFonts w:ascii="Times New Roman" w:hAnsi="Times New Roman" w:cs="Times New Roman"/>
+          <w:b/>
+          <w:bCs/>
+          <w:noProof/>
+          <w:sz w:val="24"/>
+          <w:szCs w:val="24"/>
+          <w:lang w:val="en-US"/>
+        </w:rPr>
+      </w:pPr>
+    </w:p>
+    <w:p>
+      <w:pPr>
+        <w:spacing w:after="0"/>
         <w:rPr>
           <w:rFonts w:ascii="Times New Roman" w:hAnsi="Times New Roman" w:cs="Times New Roman"/>
           <w:b/>
@@ -2378,57 +2847,25 @@
           <w:lang w:val="en-US"/>
         </w:rPr>
       </w:pPr>
-      <w:r>
-        <w:rPr>
-          <w:rFonts w:ascii="Times New Roman" w:hAnsi="Times New Roman" w:cs="Times New Roman"/>
-          <w:b/>
-          <w:bCs/>
-          <w:noProof/>
+    </w:p>
+    <w:p>
+      <w:pPr>
+        <w:spacing w:after="0"/>
+        <w:jc w:val="center"/>
+        <w:rPr>
+          <w:rFonts w:ascii="Times New Roman" w:hAnsi="Times New Roman" w:cs="Times New Roman"/>
+          <w:b/>
+          <w:bCs/>
           <w:sz w:val="28"/>
           <w:szCs w:val="28"/>
           <w:lang w:val="en-US"/>
         </w:rPr>
-        <w:drawing>
-          <wp:inline distT="0" distB="0" distL="0" distR="0" wp14:anchorId="54EA730F" wp14:editId="414CF498">
-            <wp:extent cx="4663844" cy="7331075"/>
-            <wp:effectExtent l="0" t="0" r="3810" b="3175"/>
-            <wp:docPr id="1335777841" name="Picture 1"/>
-            <wp:cNvGraphicFramePr>
-              <a:graphicFrameLocks xmlns:a="http://schemas.openxmlformats.org/drawingml/2006/main" noChangeAspect="1"/>
-            </wp:cNvGraphicFramePr>
-            <a:graphic xmlns:a="http://schemas.openxmlformats.org/drawingml/2006/main">
-              <a:graphicData uri="http://schemas.openxmlformats.org/drawingml/2006/picture">
-                <pic:pic xmlns:pic="http://schemas.openxmlformats.org/drawingml/2006/picture">
-                  <pic:nvPicPr>
-                    <pic:cNvPr id="1335777841" name=""/>
-                    <pic:cNvPicPr/>
-                  </pic:nvPicPr>
-                  <pic:blipFill>
-                    <a:blip r:embed="rId19"/>
-                    <a:stretch>
-                      <a:fillRect/>
-                    </a:stretch>
-                  </pic:blipFill>
-                  <pic:spPr>
-                    <a:xfrm>
-                      <a:off x="0" y="0"/>
-                      <a:ext cx="4663844" cy="7331075"/>
-                    </a:xfrm>
-                    <a:prstGeom prst="rect">
-                      <a:avLst/>
-                    </a:prstGeom>
-                  </pic:spPr>
-                </pic:pic>
-              </a:graphicData>
-            </a:graphic>
-          </wp:inline>
-        </w:drawing>
-      </w:r>
-    </w:p>
-    <w:p>
-      <w:pPr>
-        <w:spacing w:after="0"/>
-        <w:jc w:val="center"/>
+      </w:pPr>
+    </w:p>
+    <w:p>
+      <w:pPr>
+        <w:pStyle w:val="ListParagraph"/>
+        <w:ind w:left="0"/>
         <w:rPr>
           <w:rFonts w:ascii="Times New Roman" w:hAnsi="Times New Roman" w:cs="Times New Roman"/>
           <w:b/>
@@ -2452,7 +2889,11 @@
           <w:lang w:val="en-US"/>
         </w:rPr>
       </w:pPr>
-      <w:r>
+    </w:p>
+    <w:p>
+      <w:pPr>
+        <w:pStyle w:val="ListParagraph"/>
+        <w:ind w:left="0"/>
         <w:rPr>
           <w:rFonts w:ascii="Times New Roman" w:hAnsi="Times New Roman" w:cs="Times New Roman"/>
           <w:b/>
@@ -2461,31 +2902,35 @@
           <w:szCs w:val="28"/>
           <w:lang w:val="en-US"/>
         </w:rPr>
-        <w:t>Key Questions:</w:t>
-      </w:r>
-    </w:p>
-    <w:p>
-      <w:pPr>
-        <w:spacing w:after="0"/>
+      </w:pPr>
+      <w:r>
         <w:rPr>
           <w:rFonts w:ascii="Times New Roman" w:hAnsi="Times New Roman" w:cs="Times New Roman"/>
           <w:b/>
           <w:bCs/>
           <w:sz w:val="28"/>
           <w:szCs w:val="28"/>
-        </w:rPr>
-      </w:pPr>
-      <w:r>
-        <w:rPr>
-          <w:rFonts w:ascii="Times New Roman" w:hAnsi="Times New Roman" w:cs="Times New Roman"/>
-          <w:b/>
-          <w:bCs/>
-          <w:sz w:val="24"/>
-          <w:szCs w:val="24"/>
-        </w:rPr>
-        <w:t xml:space="preserve">1. </w:t>
-      </w:r>
-      <w:r>
+          <w:lang w:val="en-US"/>
+        </w:rPr>
+        <w:lastRenderedPageBreak/>
+        <w:t>Key Questions:</w:t>
+      </w:r>
+    </w:p>
+    <w:p>
+      <w:pPr>
+        <w:spacing w:after="0"/>
+        <w:rPr>
+          <w:rFonts w:ascii="Times New Roman" w:hAnsi="Times New Roman" w:cs="Times New Roman"/>
+          <w:b/>
+          <w:bCs/>
+          <w:sz w:val="24"/>
+          <w:szCs w:val="24"/>
+        </w:rPr>
+      </w:pPr>
+    </w:p>
+    <w:p>
+      <w:pPr>
+        <w:spacing w:after="0"/>
         <w:rPr>
           <w:rFonts w:ascii="Times New Roman" w:hAnsi="Times New Roman" w:cs="Times New Roman"/>
           <w:b/>
@@ -2493,376 +2938,261 @@
           <w:sz w:val="28"/>
           <w:szCs w:val="28"/>
         </w:rPr>
-        <w:t>Are correct input types and attributes used?</w:t>
-      </w:r>
-    </w:p>
-    <w:p>
-      <w:pPr>
-        <w:spacing w:after="0"/>
-        <w:rPr>
-          <w:rFonts w:ascii="Times New Roman" w:hAnsi="Times New Roman" w:cs="Times New Roman"/>
-          <w:sz w:val="24"/>
-          <w:szCs w:val="24"/>
-        </w:rPr>
-      </w:pPr>
-      <w:r>
-        <w:rPr>
-          <w:rFonts w:ascii="Times New Roman" w:hAnsi="Times New Roman" w:cs="Times New Roman"/>
-          <w:b/>
-          <w:bCs/>
-          <w:sz w:val="24"/>
-          <w:szCs w:val="24"/>
-          <w:u w:val="single"/>
-        </w:rPr>
-        <w:t>Ans:</w:t>
-      </w:r>
-      <w:r>
-        <w:rPr>
-          <w:rFonts w:ascii="Times New Roman" w:hAnsi="Times New Roman" w:cs="Times New Roman"/>
-          <w:b/>
-          <w:bCs/>
-          <w:sz w:val="24"/>
-          <w:szCs w:val="24"/>
-        </w:rPr>
-        <w:t xml:space="preserve"> </w:t>
-      </w:r>
-      <w:r>
-        <w:rPr>
-          <w:rFonts w:ascii="Times New Roman" w:hAnsi="Times New Roman" w:cs="Times New Roman"/>
-          <w:sz w:val="24"/>
-          <w:szCs w:val="24"/>
-        </w:rPr>
-        <w:t xml:space="preserve">Yes. Appropriate HTML5 input types such as email, </w:t>
-      </w:r>
-      <w:proofErr w:type="spellStart"/>
-      <w:r>
-        <w:rPr>
-          <w:rFonts w:ascii="Times New Roman" w:hAnsi="Times New Roman" w:cs="Times New Roman"/>
-          <w:sz w:val="24"/>
-          <w:szCs w:val="24"/>
-        </w:rPr>
-        <w:t>tel</w:t>
-      </w:r>
-      <w:proofErr w:type="spellEnd"/>
-      <w:r>
-        <w:rPr>
-          <w:rFonts w:ascii="Times New Roman" w:hAnsi="Times New Roman" w:cs="Times New Roman"/>
-          <w:sz w:val="24"/>
-          <w:szCs w:val="24"/>
-        </w:rPr>
-        <w:t>, password, radio, and checkbox</w:t>
-      </w:r>
-    </w:p>
-    <w:p>
-      <w:pPr>
-        <w:spacing w:after="0"/>
-        <w:rPr>
-          <w:rFonts w:ascii="Times New Roman" w:hAnsi="Times New Roman" w:cs="Times New Roman"/>
-          <w:sz w:val="24"/>
-          <w:szCs w:val="24"/>
-        </w:rPr>
-      </w:pPr>
-      <w:r>
-        <w:rPr>
-          <w:rFonts w:ascii="Times New Roman" w:hAnsi="Times New Roman" w:cs="Times New Roman"/>
-          <w:sz w:val="24"/>
-          <w:szCs w:val="24"/>
-        </w:rPr>
-        <w:t xml:space="preserve">         </w:t>
-      </w:r>
-      <w:r>
-        <w:rPr>
-          <w:rFonts w:ascii="Times New Roman" w:hAnsi="Times New Roman" w:cs="Times New Roman"/>
-          <w:sz w:val="24"/>
-          <w:szCs w:val="24"/>
-        </w:rPr>
-        <w:t xml:space="preserve"> are used. Attributes such as required, autocomplete, </w:t>
-      </w:r>
-      <w:proofErr w:type="spellStart"/>
-      <w:r>
-        <w:rPr>
-          <w:rFonts w:ascii="Times New Roman" w:hAnsi="Times New Roman" w:cs="Times New Roman"/>
-          <w:sz w:val="24"/>
-          <w:szCs w:val="24"/>
-        </w:rPr>
-        <w:t>maxlength</w:t>
-      </w:r>
-      <w:proofErr w:type="spellEnd"/>
-      <w:r>
-        <w:rPr>
-          <w:rFonts w:ascii="Times New Roman" w:hAnsi="Times New Roman" w:cs="Times New Roman"/>
-          <w:sz w:val="24"/>
-          <w:szCs w:val="24"/>
-        </w:rPr>
-        <w:t>, and aria-</w:t>
-      </w:r>
-      <w:proofErr w:type="spellStart"/>
-      <w:r>
-        <w:rPr>
-          <w:rFonts w:ascii="Times New Roman" w:hAnsi="Times New Roman" w:cs="Times New Roman"/>
-          <w:sz w:val="24"/>
-          <w:szCs w:val="24"/>
-        </w:rPr>
-        <w:t>describedby</w:t>
-      </w:r>
-      <w:proofErr w:type="spellEnd"/>
-      <w:r>
-        <w:rPr>
-          <w:rFonts w:ascii="Times New Roman" w:hAnsi="Times New Roman" w:cs="Times New Roman"/>
-          <w:sz w:val="24"/>
-          <w:szCs w:val="24"/>
-        </w:rPr>
-        <w:t xml:space="preserve"> </w:t>
-      </w:r>
-    </w:p>
-    <w:p>
-      <w:pPr>
-        <w:spacing w:after="0"/>
-        <w:rPr>
-          <w:rFonts w:ascii="Times New Roman" w:hAnsi="Times New Roman" w:cs="Times New Roman"/>
-          <w:sz w:val="24"/>
-          <w:szCs w:val="24"/>
-        </w:rPr>
-      </w:pPr>
-      <w:r>
-        <w:rPr>
-          <w:rFonts w:ascii="Times New Roman" w:hAnsi="Times New Roman" w:cs="Times New Roman"/>
-          <w:sz w:val="24"/>
-          <w:szCs w:val="24"/>
-        </w:rPr>
-        <w:t xml:space="preserve">          </w:t>
-      </w:r>
-      <w:r>
-        <w:rPr>
-          <w:rFonts w:ascii="Times New Roman" w:hAnsi="Times New Roman" w:cs="Times New Roman"/>
-          <w:sz w:val="24"/>
-          <w:szCs w:val="24"/>
-        </w:rPr>
-        <w:t>improve validation, usability, and accessibility.</w:t>
-      </w:r>
-    </w:p>
-    <w:p>
-      <w:pPr>
-        <w:spacing w:after="0"/>
-        <w:rPr>
-          <w:rFonts w:ascii="Times New Roman" w:hAnsi="Times New Roman" w:cs="Times New Roman"/>
-          <w:b/>
-          <w:bCs/>
-          <w:sz w:val="24"/>
-          <w:szCs w:val="24"/>
-        </w:rPr>
-      </w:pPr>
-      <w:r>
-        <w:rPr>
-          <w:rFonts w:ascii="Times New Roman" w:hAnsi="Times New Roman" w:cs="Times New Roman"/>
-          <w:b/>
-          <w:bCs/>
-          <w:sz w:val="24"/>
-          <w:szCs w:val="24"/>
-        </w:rPr>
-        <w:lastRenderedPageBreak/>
-        <w:t>Q2. Are validation errors displayed near the relevant fields?</w:t>
-      </w:r>
-    </w:p>
-    <w:p>
-      <w:pPr>
-        <w:spacing w:after="0"/>
-        <w:rPr>
-          <w:rFonts w:ascii="Times New Roman" w:hAnsi="Times New Roman" w:cs="Times New Roman"/>
-          <w:sz w:val="24"/>
-          <w:szCs w:val="24"/>
-        </w:rPr>
-      </w:pPr>
-      <w:r>
-        <w:rPr>
-          <w:rFonts w:ascii="Times New Roman" w:hAnsi="Times New Roman" w:cs="Times New Roman"/>
-          <w:b/>
-          <w:bCs/>
-          <w:sz w:val="24"/>
-          <w:szCs w:val="24"/>
-          <w:u w:val="single"/>
-        </w:rPr>
-        <w:t xml:space="preserve"> Ans:</w:t>
-      </w:r>
-      <w:r>
-        <w:rPr>
-          <w:rFonts w:ascii="Times New Roman" w:hAnsi="Times New Roman" w:cs="Times New Roman"/>
-          <w:b/>
-          <w:bCs/>
-          <w:sz w:val="24"/>
-          <w:szCs w:val="24"/>
-        </w:rPr>
-        <w:t xml:space="preserve"> </w:t>
-      </w:r>
-      <w:r>
-        <w:rPr>
-          <w:rFonts w:ascii="Times New Roman" w:hAnsi="Times New Roman" w:cs="Times New Roman"/>
-          <w:sz w:val="24"/>
-          <w:szCs w:val="24"/>
-        </w:rPr>
-        <w:t xml:space="preserve">Yes. Each input has a dedicated error-message area immediately below it. This makes it </w:t>
-      </w:r>
-      <w:r>
-        <w:rPr>
-          <w:rFonts w:ascii="Times New Roman" w:hAnsi="Times New Roman" w:cs="Times New Roman"/>
-          <w:sz w:val="24"/>
-          <w:szCs w:val="24"/>
-        </w:rPr>
-        <w:t xml:space="preserve">     </w:t>
-      </w:r>
-    </w:p>
-    <w:p>
-      <w:pPr>
-        <w:spacing w:after="0"/>
-        <w:rPr>
-          <w:rFonts w:ascii="Times New Roman" w:hAnsi="Times New Roman" w:cs="Times New Roman"/>
-          <w:sz w:val="24"/>
-          <w:szCs w:val="24"/>
-        </w:rPr>
-      </w:pPr>
-      <w:r>
-        <w:rPr>
-          <w:rFonts w:ascii="Times New Roman" w:hAnsi="Times New Roman" w:cs="Times New Roman"/>
-          <w:sz w:val="24"/>
-          <w:szCs w:val="24"/>
-        </w:rPr>
-        <w:t xml:space="preserve">          </w:t>
-      </w:r>
-      <w:r>
-        <w:rPr>
-          <w:rFonts w:ascii="Times New Roman" w:hAnsi="Times New Roman" w:cs="Times New Roman"/>
-          <w:sz w:val="24"/>
-          <w:szCs w:val="24"/>
-        </w:rPr>
-        <w:t>easier for the user to understand and correct the problem.</w:t>
-      </w:r>
-    </w:p>
-    <w:p>
-      <w:pPr>
-        <w:spacing w:after="0"/>
-        <w:rPr>
-          <w:rFonts w:ascii="Times New Roman" w:hAnsi="Times New Roman" w:cs="Times New Roman"/>
-          <w:b/>
-          <w:bCs/>
-          <w:sz w:val="24"/>
-          <w:szCs w:val="24"/>
-        </w:rPr>
-      </w:pPr>
-    </w:p>
-    <w:p>
-      <w:pPr>
-        <w:spacing w:after="0"/>
-        <w:rPr>
-          <w:rFonts w:ascii="Times New Roman" w:hAnsi="Times New Roman" w:cs="Times New Roman"/>
-          <w:b/>
-          <w:bCs/>
-          <w:sz w:val="24"/>
-          <w:szCs w:val="24"/>
-        </w:rPr>
-      </w:pPr>
-      <w:r>
-        <w:rPr>
-          <w:rFonts w:ascii="Times New Roman" w:hAnsi="Times New Roman" w:cs="Times New Roman"/>
-          <w:b/>
-          <w:bCs/>
-          <w:sz w:val="24"/>
-          <w:szCs w:val="24"/>
-        </w:rPr>
-        <w:t xml:space="preserve"> 3. </w:t>
-      </w:r>
-      <w:r>
-        <w:rPr>
-          <w:rFonts w:ascii="Times New Roman" w:hAnsi="Times New Roman" w:cs="Times New Roman"/>
-          <w:b/>
-          <w:bCs/>
-          <w:sz w:val="24"/>
-          <w:szCs w:val="24"/>
-        </w:rPr>
-        <w:t>Is password strength checked?</w:t>
-      </w:r>
-    </w:p>
-    <w:p>
-      <w:pPr>
-        <w:spacing w:after="0"/>
-        <w:rPr>
-          <w:rFonts w:ascii="Times New Roman" w:hAnsi="Times New Roman" w:cs="Times New Roman"/>
-          <w:sz w:val="24"/>
-          <w:szCs w:val="24"/>
-        </w:rPr>
-      </w:pPr>
-      <w:r>
-        <w:rPr>
-          <w:rFonts w:ascii="Times New Roman" w:hAnsi="Times New Roman" w:cs="Times New Roman"/>
-          <w:b/>
-          <w:bCs/>
-          <w:sz w:val="24"/>
-          <w:szCs w:val="24"/>
-          <w:u w:val="single"/>
-        </w:rPr>
-        <w:t>Ans:</w:t>
-      </w:r>
-      <w:r>
-        <w:rPr>
-          <w:rFonts w:ascii="Times New Roman" w:eastAsia="Times New Roman" w:hAnsi="Times New Roman" w:cs="Times New Roman"/>
-          <w:kern w:val="0"/>
-          <w:sz w:val="24"/>
-          <w:szCs w:val="24"/>
-          <w:lang w:eastAsia="en-IN"/>
-          <w14:ligatures w14:val="none"/>
-        </w:rPr>
-        <w:t xml:space="preserve"> </w:t>
-      </w:r>
-      <w:r>
-        <w:rPr>
-          <w:rFonts w:ascii="Times New Roman" w:hAnsi="Times New Roman" w:cs="Times New Roman"/>
-          <w:sz w:val="24"/>
-          <w:szCs w:val="24"/>
-        </w:rPr>
-        <w:t xml:space="preserve">Yes. A password-strength indicator is provided. JavaScript checks the password length </w:t>
-      </w:r>
-      <w:r>
-        <w:rPr>
-          <w:rFonts w:ascii="Times New Roman" w:hAnsi="Times New Roman" w:cs="Times New Roman"/>
-          <w:sz w:val="24"/>
-          <w:szCs w:val="24"/>
-        </w:rPr>
-        <w:t xml:space="preserve"> </w:t>
-      </w:r>
-    </w:p>
-    <w:p>
-      <w:pPr>
-        <w:spacing w:after="0"/>
-        <w:rPr>
-          <w:rFonts w:ascii="Times New Roman" w:hAnsi="Times New Roman" w:cs="Times New Roman"/>
-          <w:sz w:val="24"/>
-          <w:szCs w:val="24"/>
-        </w:rPr>
-      </w:pPr>
-      <w:r>
-        <w:rPr>
-          <w:rFonts w:ascii="Times New Roman" w:hAnsi="Times New Roman" w:cs="Times New Roman"/>
-          <w:sz w:val="24"/>
-          <w:szCs w:val="24"/>
-        </w:rPr>
-        <w:t xml:space="preserve">         </w:t>
-      </w:r>
-      <w:r>
-        <w:rPr>
-          <w:rFonts w:ascii="Times New Roman" w:hAnsi="Times New Roman" w:cs="Times New Roman"/>
-          <w:sz w:val="24"/>
-          <w:szCs w:val="24"/>
-        </w:rPr>
-        <w:t>and the presence of uppercase letters, lowercase letters, numbers, and special characters.</w:t>
-      </w:r>
-    </w:p>
-    <w:p>
-      <w:pPr>
-        <w:spacing w:after="0"/>
-        <w:rPr>
-          <w:rFonts w:ascii="Times New Roman" w:hAnsi="Times New Roman" w:cs="Times New Roman"/>
+      </w:pPr>
+      <w:r>
+        <w:rPr>
+          <w:rFonts w:ascii="Times New Roman" w:hAnsi="Times New Roman" w:cs="Times New Roman"/>
+          <w:b/>
+          <w:bCs/>
+          <w:sz w:val="24"/>
+          <w:szCs w:val="24"/>
+        </w:rPr>
+        <w:t xml:space="preserve">1. </w:t>
+      </w:r>
+      <w:r>
+        <w:rPr>
+          <w:rFonts w:ascii="Times New Roman" w:hAnsi="Times New Roman" w:cs="Times New Roman"/>
+          <w:b/>
+          <w:bCs/>
           <w:sz w:val="28"/>
           <w:szCs w:val="28"/>
         </w:rPr>
+        <w:t>Are correct input types and attributes used?</w:t>
+      </w:r>
+    </w:p>
+    <w:p>
+      <w:pPr>
+        <w:spacing w:after="0"/>
+        <w:rPr>
+          <w:rFonts w:ascii="Times New Roman" w:hAnsi="Times New Roman" w:cs="Times New Roman"/>
+          <w:sz w:val="24"/>
+          <w:szCs w:val="24"/>
+        </w:rPr>
+      </w:pPr>
+      <w:r>
+        <w:rPr>
+          <w:rFonts w:ascii="Times New Roman" w:hAnsi="Times New Roman" w:cs="Times New Roman"/>
+          <w:b/>
+          <w:bCs/>
+          <w:sz w:val="24"/>
+          <w:szCs w:val="24"/>
+          <w:u w:val="single"/>
+        </w:rPr>
+        <w:t>Ans:</w:t>
+      </w:r>
+      <w:r>
+        <w:rPr>
+          <w:rFonts w:ascii="Times New Roman" w:hAnsi="Times New Roman" w:cs="Times New Roman"/>
+          <w:sz w:val="24"/>
+          <w:szCs w:val="24"/>
+        </w:rPr>
+        <w:t>Yes. Appropriate HTML5 input types such as email, tel, password, radio, and checkbox</w:t>
+      </w:r>
+    </w:p>
+    <w:p>
+      <w:pPr>
+        <w:spacing w:after="0"/>
+        <w:rPr>
+          <w:rFonts w:ascii="Times New Roman" w:hAnsi="Times New Roman" w:cs="Times New Roman"/>
+          <w:sz w:val="24"/>
+          <w:szCs w:val="24"/>
+        </w:rPr>
+      </w:pPr>
+      <w:r>
+        <w:rPr>
+          <w:rFonts w:ascii="Times New Roman" w:hAnsi="Times New Roman" w:cs="Times New Roman"/>
+          <w:sz w:val="24"/>
+          <w:szCs w:val="24"/>
+        </w:rPr>
+        <w:t xml:space="preserve"> are used. Attributes such as required, autocomplete, maxlength, and aria-describedby</w:t>
+      </w:r>
+    </w:p>
+    <w:p>
+      <w:pPr>
+        <w:spacing w:after="0"/>
+        <w:rPr>
+          <w:rFonts w:ascii="Times New Roman" w:hAnsi="Times New Roman" w:cs="Times New Roman"/>
+          <w:sz w:val="24"/>
+          <w:szCs w:val="24"/>
+        </w:rPr>
+      </w:pPr>
+      <w:r>
+        <w:rPr>
+          <w:rFonts w:ascii="Times New Roman" w:hAnsi="Times New Roman" w:cs="Times New Roman"/>
+          <w:sz w:val="24"/>
+          <w:szCs w:val="24"/>
+        </w:rPr>
+        <w:t>improve validation, usability, and accessibility.</w:t>
+      </w:r>
+    </w:p>
+    <w:p>
+      <w:pPr>
+        <w:spacing w:after="0"/>
+        <w:rPr>
+          <w:rFonts w:ascii="Times New Roman" w:hAnsi="Times New Roman" w:cs="Times New Roman"/>
+          <w:b/>
+          <w:bCs/>
+          <w:sz w:val="24"/>
+          <w:szCs w:val="24"/>
+        </w:rPr>
+      </w:pPr>
+      <w:r>
+        <w:rPr>
+          <w:rFonts w:ascii="Times New Roman" w:hAnsi="Times New Roman" w:cs="Times New Roman"/>
+          <w:b/>
+          <w:bCs/>
+          <w:sz w:val="24"/>
+          <w:szCs w:val="24"/>
+        </w:rPr>
+        <w:t>Q2. Are validation errors displayed near the relevant fields?</w:t>
+      </w:r>
+    </w:p>
+    <w:p>
+      <w:pPr>
+        <w:spacing w:after="0"/>
+        <w:rPr>
+          <w:rFonts w:ascii="Times New Roman" w:hAnsi="Times New Roman" w:cs="Times New Roman"/>
+          <w:sz w:val="24"/>
+          <w:szCs w:val="24"/>
+        </w:rPr>
+      </w:pPr>
+      <w:r>
+        <w:rPr>
+          <w:rFonts w:ascii="Times New Roman" w:hAnsi="Times New Roman" w:cs="Times New Roman"/>
+          <w:b/>
+          <w:bCs/>
+          <w:sz w:val="24"/>
+          <w:szCs w:val="24"/>
+          <w:u w:val="single"/>
+        </w:rPr>
+        <w:t xml:space="preserve"> Ans:</w:t>
+      </w:r>
+      <w:r>
+        <w:rPr>
+          <w:rFonts w:ascii="Times New Roman" w:hAnsi="Times New Roman" w:cs="Times New Roman"/>
+          <w:sz w:val="24"/>
+          <w:szCs w:val="24"/>
+        </w:rPr>
+        <w:t xml:space="preserve">Yes. Each input has a dedicated error-message area immediately below it. This makes it </w:t>
+      </w:r>
+    </w:p>
+    <w:p>
+      <w:pPr>
+        <w:spacing w:after="0"/>
+        <w:rPr>
+          <w:rFonts w:ascii="Times New Roman" w:hAnsi="Times New Roman" w:cs="Times New Roman"/>
+          <w:sz w:val="24"/>
+          <w:szCs w:val="24"/>
+        </w:rPr>
+      </w:pPr>
+      <w:r>
+        <w:rPr>
+          <w:rFonts w:ascii="Times New Roman" w:hAnsi="Times New Roman" w:cs="Times New Roman"/>
+          <w:sz w:val="24"/>
+          <w:szCs w:val="24"/>
+        </w:rPr>
+        <w:t>easier for the user to understand and correct the problem.</w:t>
+      </w:r>
+    </w:p>
+    <w:p>
+      <w:pPr>
+        <w:spacing w:after="0"/>
+        <w:rPr>
+          <w:rFonts w:ascii="Times New Roman" w:hAnsi="Times New Roman" w:cs="Times New Roman"/>
+          <w:b/>
+          <w:bCs/>
+          <w:sz w:val="24"/>
+          <w:szCs w:val="24"/>
+        </w:rPr>
+      </w:pPr>
+    </w:p>
+    <w:p>
+      <w:pPr>
+        <w:spacing w:after="0"/>
+        <w:rPr>
+          <w:rFonts w:ascii="Times New Roman" w:hAnsi="Times New Roman" w:cs="Times New Roman"/>
+          <w:b/>
+          <w:bCs/>
+          <w:sz w:val="24"/>
+          <w:szCs w:val="24"/>
+        </w:rPr>
+      </w:pPr>
+      <w:r>
+        <w:rPr>
+          <w:rFonts w:ascii="Times New Roman" w:hAnsi="Times New Roman" w:cs="Times New Roman"/>
+          <w:b/>
+          <w:bCs/>
+          <w:sz w:val="24"/>
+          <w:szCs w:val="24"/>
+        </w:rPr>
+        <w:t xml:space="preserve"> 3. </w:t>
+      </w:r>
+      <w:r>
+        <w:rPr>
+          <w:rFonts w:ascii="Times New Roman" w:hAnsi="Times New Roman" w:cs="Times New Roman"/>
+          <w:b/>
+          <w:bCs/>
+          <w:sz w:val="24"/>
+          <w:szCs w:val="24"/>
+        </w:rPr>
+        <w:t>Is password strength checked?</w:t>
+      </w:r>
+    </w:p>
+    <w:p>
+      <w:pPr>
+        <w:spacing w:after="0"/>
+        <w:rPr>
+          <w:rFonts w:ascii="Times New Roman" w:hAnsi="Times New Roman" w:cs="Times New Roman"/>
+          <w:sz w:val="24"/>
+          <w:szCs w:val="24"/>
+        </w:rPr>
+      </w:pPr>
+      <w:r>
+        <w:rPr>
+          <w:rFonts w:ascii="Times New Roman" w:hAnsi="Times New Roman" w:cs="Times New Roman"/>
+          <w:b/>
+          <w:bCs/>
+          <w:sz w:val="24"/>
+          <w:szCs w:val="24"/>
+          <w:u w:val="single"/>
+        </w:rPr>
+        <w:t>Ans:</w:t>
+      </w:r>
+      <w:r>
+        <w:rPr>
+          <w:rFonts w:ascii="Times New Roman" w:hAnsi="Times New Roman" w:cs="Times New Roman"/>
+          <w:sz w:val="24"/>
+          <w:szCs w:val="24"/>
+        </w:rPr>
+        <w:t xml:space="preserve">Yes. A password-strength indicator is provided. JavaScript checks the password length </w:t>
+      </w:r>
+    </w:p>
+    <w:p>
+      <w:pPr>
+        <w:spacing w:after="0"/>
+        <w:rPr>
+          <w:rFonts w:ascii="Times New Roman" w:hAnsi="Times New Roman" w:cs="Times New Roman"/>
+          <w:sz w:val="24"/>
+          <w:szCs w:val="24"/>
+        </w:rPr>
+      </w:pPr>
+      <w:r>
+        <w:rPr>
+          <w:rFonts w:ascii="Times New Roman" w:hAnsi="Times New Roman" w:cs="Times New Roman"/>
+          <w:sz w:val="24"/>
+          <w:szCs w:val="24"/>
+        </w:rPr>
+        <w:t>and the presence of uppercase letters, lowercase letters, numbers, and special characters.</w:t>
+      </w:r>
+    </w:p>
+    <w:p>
+      <w:pPr>
+        <w:spacing w:after="0"/>
+        <w:rPr>
+          <w:rFonts w:ascii="Times New Roman" w:hAnsi="Times New Roman" w:cs="Times New Roman"/>
+          <w:sz w:val="28"/>
+          <w:szCs w:val="28"/>
+        </w:rPr>
       </w:pPr>
     </w:p>
     <w:p>
@@ -2919,141 +3249,110 @@
       </w:r>
       <w:r>
         <w:rPr>
-          <w:rFonts w:ascii="Times New Roman" w:eastAsia="Times New Roman" w:hAnsi="Times New Roman" w:cs="Times New Roman"/>
-          <w:kern w:val="0"/>
-          <w:sz w:val="24"/>
-          <w:szCs w:val="24"/>
-          <w:lang w:eastAsia="en-IN"/>
-          <w14:ligatures w14:val="none"/>
+          <w:rFonts w:ascii="Times New Roman" w:hAnsi="Times New Roman" w:cs="Times New Roman"/>
+          <w:sz w:val="24"/>
+          <w:szCs w:val="24"/>
+        </w:rPr>
+        <w:t xml:space="preserve">Yes. Every input has an associated &lt;label&gt;. aria-describedby and aria-live are used for </w:t>
+      </w:r>
+    </w:p>
+    <w:p>
+      <w:pPr>
+        <w:spacing w:after="0"/>
+        <w:rPr>
+          <w:rFonts w:ascii="Times New Roman" w:hAnsi="Times New Roman" w:cs="Times New Roman"/>
+          <w:sz w:val="24"/>
+          <w:szCs w:val="24"/>
+        </w:rPr>
+      </w:pPr>
+      <w:r>
+        <w:rPr>
+          <w:rFonts w:ascii="Times New Roman" w:hAnsi="Times New Roman" w:cs="Times New Roman"/>
+          <w:sz w:val="24"/>
+          <w:szCs w:val="24"/>
+        </w:rPr>
+        <w:t>error messages, allowing screen readers to communicate validation errors to users</w:t>
+      </w:r>
+      <w:r>
+        <w:rPr>
+          <w:rFonts w:ascii="Times New Roman" w:hAnsi="Times New Roman" w:cs="Times New Roman"/>
+          <w:sz w:val="24"/>
+          <w:szCs w:val="24"/>
+        </w:rPr>
+        <w:t>.</w:t>
+      </w:r>
+    </w:p>
+    <w:p>
+      <w:pPr>
+        <w:rPr>
+          <w:rFonts w:ascii="Times New Roman" w:hAnsi="Times New Roman" w:cs="Times New Roman"/>
+          <w:b/>
+          <w:bCs/>
+          <w:sz w:val="24"/>
+          <w:szCs w:val="24"/>
+        </w:rPr>
+      </w:pPr>
+    </w:p>
+    <w:p>
+      <w:pPr>
+        <w:rPr>
+          <w:rFonts w:ascii="Times New Roman" w:hAnsi="Times New Roman" w:cs="Times New Roman"/>
+          <w:b/>
+          <w:bCs/>
+          <w:sz w:val="24"/>
+          <w:szCs w:val="24"/>
+        </w:rPr>
+      </w:pPr>
+      <w:r>
+        <w:rPr>
+          <w:rFonts w:ascii="Times New Roman" w:hAnsi="Times New Roman" w:cs="Times New Roman"/>
+          <w:b/>
+          <w:bCs/>
+          <w:sz w:val="24"/>
+          <w:szCs w:val="24"/>
+        </w:rPr>
+        <w:t>GitHub Link</w:t>
+      </w:r>
+      <w:r>
+        <w:rPr>
+          <w:rFonts w:ascii="Times New Roman" w:hAnsi="Times New Roman" w:cs="Times New Roman"/>
+          <w:b/>
+          <w:bCs/>
+          <w:sz w:val="24"/>
+          <w:szCs w:val="24"/>
+        </w:rPr>
+        <w:t>:</w:t>
+      </w:r>
+      <w:r>
+        <w:rPr>
+          <w:rFonts w:ascii="Times New Roman" w:hAnsi="Times New Roman" w:cs="Times New Roman"/>
+          <w:b/>
+          <w:bCs/>
+          <w:sz w:val="24"/>
+          <w:szCs w:val="24"/>
         </w:rPr>
         <w:t xml:space="preserve"> </w:t>
       </w:r>
       <w:r>
         <w:rPr>
           <w:rFonts w:ascii="Times New Roman" w:hAnsi="Times New Roman" w:cs="Times New Roman"/>
-          <w:sz w:val="24"/>
-          <w:szCs w:val="24"/>
-        </w:rPr>
-        <w:t>Yes. Every input has an associated &lt;label&gt;. aria-</w:t>
-      </w:r>
-      <w:proofErr w:type="spellStart"/>
-      <w:r>
-        <w:rPr>
-          <w:rFonts w:ascii="Times New Roman" w:hAnsi="Times New Roman" w:cs="Times New Roman"/>
-          <w:sz w:val="24"/>
-          <w:szCs w:val="24"/>
-        </w:rPr>
-        <w:t>describedby</w:t>
-      </w:r>
-      <w:proofErr w:type="spellEnd"/>
-      <w:r>
-        <w:rPr>
-          <w:rFonts w:ascii="Times New Roman" w:hAnsi="Times New Roman" w:cs="Times New Roman"/>
-          <w:sz w:val="24"/>
-          <w:szCs w:val="24"/>
-        </w:rPr>
-        <w:t xml:space="preserve"> and aria-live are used for </w:t>
-      </w:r>
-      <w:r>
-        <w:rPr>
-          <w:rFonts w:ascii="Times New Roman" w:hAnsi="Times New Roman" w:cs="Times New Roman"/>
-          <w:sz w:val="24"/>
-          <w:szCs w:val="24"/>
-        </w:rPr>
-        <w:t xml:space="preserve">  </w:t>
-      </w:r>
-    </w:p>
-    <w:p>
-      <w:pPr>
-        <w:spacing w:after="0"/>
-        <w:rPr>
-          <w:rFonts w:ascii="Times New Roman" w:hAnsi="Times New Roman" w:cs="Times New Roman"/>
-          <w:sz w:val="24"/>
-          <w:szCs w:val="24"/>
-        </w:rPr>
-      </w:pPr>
-      <w:r>
-        <w:rPr>
-          <w:rFonts w:ascii="Times New Roman" w:hAnsi="Times New Roman" w:cs="Times New Roman"/>
-          <w:sz w:val="24"/>
-          <w:szCs w:val="24"/>
-        </w:rPr>
-        <w:t xml:space="preserve">         </w:t>
-      </w:r>
-      <w:r>
-        <w:rPr>
-          <w:rFonts w:ascii="Times New Roman" w:hAnsi="Times New Roman" w:cs="Times New Roman"/>
-          <w:sz w:val="24"/>
-          <w:szCs w:val="24"/>
-        </w:rPr>
-        <w:t>error messages, allowing screen readers to communicate validation errors to users</w:t>
-      </w:r>
-      <w:r>
-        <w:rPr>
-          <w:rFonts w:ascii="Times New Roman" w:hAnsi="Times New Roman" w:cs="Times New Roman"/>
-          <w:sz w:val="24"/>
-          <w:szCs w:val="24"/>
-        </w:rPr>
-        <w:t>.</w:t>
-      </w:r>
-    </w:p>
-    <w:p>
-      <w:pPr>
-        <w:rPr>
-          <w:rFonts w:ascii="Times New Roman" w:hAnsi="Times New Roman" w:cs="Times New Roman"/>
-          <w:b/>
-          <w:bCs/>
-          <w:sz w:val="24"/>
-          <w:szCs w:val="24"/>
-        </w:rPr>
-      </w:pPr>
-    </w:p>
-    <w:p>
-      <w:pPr>
-        <w:rPr>
-          <w:rFonts w:ascii="Times New Roman" w:hAnsi="Times New Roman" w:cs="Times New Roman"/>
-          <w:b/>
-          <w:bCs/>
-          <w:sz w:val="24"/>
-          <w:szCs w:val="24"/>
-        </w:rPr>
-      </w:pPr>
-      <w:r>
-        <w:rPr>
-          <w:rFonts w:ascii="Times New Roman" w:hAnsi="Times New Roman" w:cs="Times New Roman"/>
-          <w:b/>
-          <w:bCs/>
-          <w:sz w:val="24"/>
-          <w:szCs w:val="24"/>
-        </w:rPr>
-        <w:t>GitHub Link</w:t>
-      </w:r>
-      <w:r>
-        <w:rPr>
-          <w:rFonts w:ascii="Times New Roman" w:hAnsi="Times New Roman" w:cs="Times New Roman"/>
-          <w:b/>
-          <w:bCs/>
-          <w:sz w:val="24"/>
-          <w:szCs w:val="24"/>
-        </w:rPr>
-        <w:t>:</w:t>
-      </w:r>
-      <w:r>
+          <w:b/>
+          <w:bCs/>
+          <w:sz w:val="24"/>
+          <w:szCs w:val="24"/>
+        </w:rPr>
+        <w:t>https://github.com/smit-2406/studenthub-website/tree/main/WD</w:t>
+      </w:r>
+      <w:r>
+        <w:rPr>
+          <w:rFonts w:ascii="Times New Roman" w:hAnsi="Times New Roman" w:cs="Times New Roman"/>
+          <w:b/>
+          <w:bCs/>
+          <w:sz w:val="24"/>
+          <w:szCs w:val="24"/>
+        </w:rPr>
         <w:t xml:space="preserve"> </w:t>
       </w:r>
-      <w:hyperlink r:id="rId20" w:history="1">
-        <w:r>
-          <w:rPr>
-            <w:rStyle w:val="Hyperlink"/>
-            <w:rFonts w:ascii="Times New Roman" w:hAnsi="Times New Roman" w:cs="Times New Roman"/>
-            <w:b/>
-            <w:bCs/>
-            <w:sz w:val="24"/>
-            <w:szCs w:val="24"/>
-          </w:rPr>
-          <w:t>https://github.com/dp8260264-sys/StudentHub/blob/main/register.html</w:t>
-        </w:r>
-      </w:hyperlink>
     </w:p>
     <w:p>
       <w:pPr>
@@ -3085,10 +3384,9 @@
     <w:p/>
     <w:p/>
     <w:p/>
-    <w:p/>
-    <w:p>
-      <w:pPr>
-        <w:jc w:val="center"/>
+    <w:p>
+      <w:pPr>
+        <w:ind w:left="2160" w:firstLine="720"/>
         <w:rPr>
           <w:rFonts w:ascii="Times New Roman" w:hAnsi="Times New Roman" w:cs="Times New Roman"/>
           <w:b/>
@@ -3109,7 +3407,6 @@
           <w:u w:val="single"/>
           <w:lang w:val="en-US"/>
         </w:rPr>
-        <w:lastRenderedPageBreak/>
         <w:t xml:space="preserve">PRACTICAL – </w:t>
       </w:r>
       <w:r>
@@ -3137,7 +3434,11 @@
           <w:szCs w:val="28"/>
         </w:rPr>
       </w:pPr>
-      <w:r>
+    </w:p>
+    <w:p>
+      <w:pPr>
+        <w:spacing w:after="0"/>
+        <w:jc w:val="both"/>
         <w:rPr>
           <w:rFonts w:ascii="Times New Roman" w:hAnsi="Times New Roman" w:cs="Times New Roman"/>
           <w:b/>
@@ -3145,13 +3446,8 @@
           <w:sz w:val="28"/>
           <w:szCs w:val="28"/>
         </w:rPr>
-        <w:t>Display event lists, student profiles, notices, or FAQs from external JSON files using Fetch API. Implement dynamic rendering, search, filter, sorting, and pagination.</w:t>
-      </w:r>
-    </w:p>
-    <w:p>
-      <w:pPr>
-        <w:spacing w:after="0"/>
-        <w:jc w:val="both"/>
+      </w:pPr>
+      <w:r>
         <w:rPr>
           <w:rFonts w:ascii="Times New Roman" w:hAnsi="Times New Roman" w:cs="Times New Roman"/>
           <w:b/>
@@ -3159,7 +3455,8 @@
           <w:sz w:val="28"/>
           <w:szCs w:val="28"/>
         </w:rPr>
-      </w:pPr>
+        <w:t>Display event lists, student profiles, notices, or FAQs from external JSON files using Fetch API. Implement dynamic rendering, search, filter, sorting, and pagination.</w:t>
+      </w:r>
     </w:p>
     <w:p>
       <w:pPr>
@@ -3167,35 +3464,30 @@
         <w:jc w:val="both"/>
         <w:rPr>
           <w:rFonts w:ascii="Times New Roman" w:hAnsi="Times New Roman" w:cs="Times New Roman"/>
-          <w:sz w:val="24"/>
-          <w:szCs w:val="24"/>
-        </w:rPr>
-      </w:pPr>
-      <w:r>
-        <w:rPr>
-          <w:rFonts w:ascii="Times New Roman" w:hAnsi="Times New Roman" w:cs="Times New Roman"/>
-          <w:sz w:val="24"/>
-          <w:szCs w:val="24"/>
-        </w:rPr>
-        <w:t xml:space="preserve">JSON (JavaScript Object Notation) is a lightweight data format used to store and exchange structured data. In </w:t>
-      </w:r>
-      <w:proofErr w:type="spellStart"/>
-      <w:r>
-        <w:rPr>
-          <w:rFonts w:ascii="Times New Roman" w:hAnsi="Times New Roman" w:cs="Times New Roman"/>
-          <w:sz w:val="24"/>
-          <w:szCs w:val="24"/>
-        </w:rPr>
-        <w:t>StudentHub</w:t>
-      </w:r>
-      <w:proofErr w:type="spellEnd"/>
-      <w:r>
-        <w:rPr>
-          <w:rFonts w:ascii="Times New Roman" w:hAnsi="Times New Roman" w:cs="Times New Roman"/>
-          <w:sz w:val="24"/>
-          <w:szCs w:val="24"/>
-        </w:rPr>
-        <w:t xml:space="preserve"> Practical 6, JSON files are used as external data sources for information such as events, student profiles, notices, and FAQs.</w:t>
+          <w:b/>
+          <w:bCs/>
+          <w:sz w:val="28"/>
+          <w:szCs w:val="28"/>
+        </w:rPr>
+      </w:pPr>
+    </w:p>
+    <w:p>
+      <w:pPr>
+        <w:spacing w:after="0"/>
+        <w:jc w:val="both"/>
+        <w:rPr>
+          <w:rFonts w:ascii="Times New Roman" w:hAnsi="Times New Roman" w:cs="Times New Roman"/>
+          <w:sz w:val="24"/>
+          <w:szCs w:val="24"/>
+        </w:rPr>
+      </w:pPr>
+      <w:r>
+        <w:rPr>
+          <w:rFonts w:ascii="Times New Roman" w:hAnsi="Times New Roman" w:cs="Times New Roman"/>
+          <w:sz w:val="24"/>
+          <w:szCs w:val="24"/>
+        </w:rPr>
+        <w:t>JSON (JavaScript Object Notation) is a lightweight data format used to store and exchange structured data. In StudentHub Practical 6, JSON files are used as external data sources for information such as events, student profiles, notices, and FAQs.</w:t>
       </w:r>
     </w:p>
     <w:p>
@@ -3225,25 +3517,7 @@
           <w:sz w:val="24"/>
           <w:szCs w:val="24"/>
         </w:rPr>
-        <w:t xml:space="preserve">The JSON data is retrieved using the JavaScript Fetch API. After fetching the file, the response is converted into a JavaScript object using the </w:t>
-      </w:r>
-      <w:proofErr w:type="spellStart"/>
-      <w:r>
-        <w:rPr>
-          <w:rFonts w:ascii="Times New Roman" w:hAnsi="Times New Roman" w:cs="Times New Roman"/>
-          <w:sz w:val="24"/>
-          <w:szCs w:val="24"/>
-        </w:rPr>
-        <w:t>response.json</w:t>
-      </w:r>
-      <w:proofErr w:type="spellEnd"/>
-      <w:r>
-        <w:rPr>
-          <w:rFonts w:ascii="Times New Roman" w:hAnsi="Times New Roman" w:cs="Times New Roman"/>
-          <w:sz w:val="24"/>
-          <w:szCs w:val="24"/>
-        </w:rPr>
-        <w:t>() method. The data is then dynamically displayed on the webpage.</w:t>
+        <w:t>The JSON data is retrieved using the JavaScript Fetch API. After fetching the file, the response is converted into a JavaScript object using the response.json() method. The data is then dynamically displayed on the webpage.</w:t>
       </w:r>
     </w:p>
     <w:p>
@@ -3295,20 +3569,359 @@
           <w:rFonts w:ascii="Times New Roman" w:hAnsi="Times New Roman" w:cs="Times New Roman"/>
           <w:b/>
           <w:bCs/>
+          <w:sz w:val="24"/>
+          <w:szCs w:val="24"/>
+        </w:rPr>
+      </w:pPr>
+    </w:p>
+    <w:p>
+      <w:pPr>
+        <w:spacing w:after="0"/>
+        <w:jc w:val="both"/>
+        <w:rPr>
+          <w:rFonts w:ascii="Times New Roman" w:hAnsi="Times New Roman" w:cs="Times New Roman"/>
+          <w:b/>
+          <w:bCs/>
+          <w:sz w:val="24"/>
+          <w:szCs w:val="24"/>
+        </w:rPr>
+      </w:pPr>
+    </w:p>
+    <w:p>
+      <w:pPr>
+        <w:spacing w:after="0"/>
+        <w:jc w:val="both"/>
+        <w:rPr>
+          <w:rFonts w:ascii="Times New Roman" w:hAnsi="Times New Roman" w:cs="Times New Roman"/>
+          <w:b/>
+          <w:bCs/>
+          <w:sz w:val="24"/>
+          <w:szCs w:val="24"/>
+        </w:rPr>
+      </w:pPr>
+    </w:p>
+    <w:p>
+      <w:pPr>
+        <w:spacing w:after="0"/>
+        <w:jc w:val="both"/>
+        <w:rPr>
+          <w:rFonts w:ascii="Times New Roman" w:hAnsi="Times New Roman" w:cs="Times New Roman"/>
+          <w:b/>
+          <w:bCs/>
+          <w:sz w:val="24"/>
+          <w:szCs w:val="24"/>
+        </w:rPr>
+      </w:pPr>
+    </w:p>
+    <w:p>
+      <w:pPr>
+        <w:spacing w:after="0"/>
+        <w:jc w:val="both"/>
+        <w:rPr>
+          <w:rFonts w:ascii="Times New Roman" w:hAnsi="Times New Roman" w:cs="Times New Roman"/>
+          <w:b/>
+          <w:bCs/>
+          <w:sz w:val="24"/>
+          <w:szCs w:val="24"/>
+        </w:rPr>
+      </w:pPr>
+    </w:p>
+    <w:p>
+      <w:pPr>
+        <w:spacing w:after="0"/>
+        <w:jc w:val="both"/>
+        <w:rPr>
+          <w:rFonts w:ascii="Times New Roman" w:hAnsi="Times New Roman" w:cs="Times New Roman"/>
+          <w:b/>
+          <w:bCs/>
+          <w:sz w:val="24"/>
+          <w:szCs w:val="24"/>
+        </w:rPr>
+      </w:pPr>
+    </w:p>
+    <w:p>
+      <w:pPr>
+        <w:spacing w:after="0"/>
+        <w:jc w:val="both"/>
+        <w:rPr>
+          <w:rFonts w:ascii="Times New Roman" w:hAnsi="Times New Roman" w:cs="Times New Roman"/>
+          <w:b/>
+          <w:bCs/>
+          <w:sz w:val="24"/>
+          <w:szCs w:val="24"/>
+        </w:rPr>
+      </w:pPr>
+    </w:p>
+    <w:p>
+      <w:pPr>
+        <w:spacing w:after="0"/>
+        <w:jc w:val="both"/>
+        <w:rPr>
+          <w:rFonts w:ascii="Times New Roman" w:hAnsi="Times New Roman" w:cs="Times New Roman"/>
+          <w:b/>
+          <w:bCs/>
+          <w:sz w:val="24"/>
+          <w:szCs w:val="24"/>
+        </w:rPr>
+      </w:pPr>
+    </w:p>
+    <w:p>
+      <w:pPr>
+        <w:spacing w:after="0"/>
+        <w:jc w:val="both"/>
+        <w:rPr>
+          <w:rFonts w:ascii="Times New Roman" w:hAnsi="Times New Roman" w:cs="Times New Roman"/>
+          <w:b/>
+          <w:bCs/>
+          <w:sz w:val="24"/>
+          <w:szCs w:val="24"/>
+        </w:rPr>
+      </w:pPr>
+    </w:p>
+    <w:p>
+      <w:pPr>
+        <w:spacing w:after="0"/>
+        <w:jc w:val="both"/>
+        <w:rPr>
+          <w:rFonts w:ascii="Times New Roman" w:hAnsi="Times New Roman" w:cs="Times New Roman"/>
+          <w:b/>
+          <w:bCs/>
+          <w:sz w:val="24"/>
+          <w:szCs w:val="24"/>
+        </w:rPr>
+      </w:pPr>
+    </w:p>
+    <w:p>
+      <w:pPr>
+        <w:spacing w:after="0"/>
+        <w:jc w:val="both"/>
+        <w:rPr>
+          <w:rFonts w:ascii="Times New Roman" w:hAnsi="Times New Roman" w:cs="Times New Roman"/>
+          <w:b/>
+          <w:bCs/>
+          <w:sz w:val="24"/>
+          <w:szCs w:val="24"/>
+        </w:rPr>
+      </w:pPr>
+    </w:p>
+    <w:p>
+      <w:pPr>
+        <w:spacing w:after="0"/>
+        <w:jc w:val="both"/>
+        <w:rPr>
+          <w:rFonts w:ascii="Times New Roman" w:hAnsi="Times New Roman" w:cs="Times New Roman"/>
+          <w:b/>
+          <w:bCs/>
+          <w:sz w:val="24"/>
+          <w:szCs w:val="24"/>
+        </w:rPr>
+      </w:pPr>
+    </w:p>
+    <w:p>
+      <w:pPr>
+        <w:spacing w:after="0"/>
+        <w:jc w:val="both"/>
+        <w:rPr>
+          <w:rFonts w:ascii="Times New Roman" w:hAnsi="Times New Roman" w:cs="Times New Roman"/>
+          <w:b/>
+          <w:bCs/>
+          <w:sz w:val="24"/>
+          <w:szCs w:val="24"/>
+        </w:rPr>
+      </w:pPr>
+    </w:p>
+    <w:p>
+      <w:pPr>
+        <w:spacing w:after="0"/>
+        <w:jc w:val="both"/>
+        <w:rPr>
+          <w:rFonts w:ascii="Times New Roman" w:hAnsi="Times New Roman" w:cs="Times New Roman"/>
+          <w:b/>
+          <w:bCs/>
+          <w:sz w:val="24"/>
+          <w:szCs w:val="24"/>
+        </w:rPr>
+      </w:pPr>
+    </w:p>
+    <w:p>
+      <w:pPr>
+        <w:spacing w:after="0"/>
+        <w:jc w:val="both"/>
+        <w:rPr>
+          <w:rFonts w:ascii="Times New Roman" w:hAnsi="Times New Roman" w:cs="Times New Roman"/>
+          <w:b/>
+          <w:bCs/>
+          <w:sz w:val="24"/>
+          <w:szCs w:val="24"/>
+        </w:rPr>
+      </w:pPr>
+    </w:p>
+    <w:p>
+      <w:pPr>
+        <w:spacing w:after="0"/>
+        <w:jc w:val="both"/>
+        <w:rPr>
+          <w:rFonts w:ascii="Times New Roman" w:hAnsi="Times New Roman" w:cs="Times New Roman"/>
+          <w:b/>
+          <w:bCs/>
+          <w:sz w:val="24"/>
+          <w:szCs w:val="24"/>
+        </w:rPr>
+      </w:pPr>
+    </w:p>
+    <w:p>
+      <w:pPr>
+        <w:spacing w:after="0"/>
+        <w:jc w:val="both"/>
+        <w:rPr>
+          <w:rFonts w:ascii="Times New Roman" w:hAnsi="Times New Roman" w:cs="Times New Roman"/>
+          <w:b/>
+          <w:bCs/>
+          <w:sz w:val="24"/>
+          <w:szCs w:val="24"/>
+        </w:rPr>
+      </w:pPr>
+    </w:p>
+    <w:p>
+      <w:pPr>
+        <w:spacing w:after="0"/>
+        <w:jc w:val="both"/>
+        <w:rPr>
+          <w:rFonts w:ascii="Times New Roman" w:hAnsi="Times New Roman" w:cs="Times New Roman"/>
+          <w:b/>
+          <w:bCs/>
+          <w:sz w:val="24"/>
+          <w:szCs w:val="24"/>
+        </w:rPr>
+      </w:pPr>
+    </w:p>
+    <w:p>
+      <w:pPr>
+        <w:spacing w:after="0"/>
+        <w:jc w:val="both"/>
+        <w:rPr>
+          <w:rFonts w:ascii="Times New Roman" w:hAnsi="Times New Roman" w:cs="Times New Roman"/>
+          <w:b/>
+          <w:bCs/>
+          <w:sz w:val="24"/>
+          <w:szCs w:val="24"/>
+        </w:rPr>
+      </w:pPr>
+    </w:p>
+    <w:p>
+      <w:pPr>
+        <w:spacing w:after="0"/>
+        <w:jc w:val="both"/>
+        <w:rPr>
+          <w:rFonts w:ascii="Times New Roman" w:hAnsi="Times New Roman" w:cs="Times New Roman"/>
+          <w:b/>
+          <w:bCs/>
+          <w:sz w:val="24"/>
+          <w:szCs w:val="24"/>
+        </w:rPr>
+      </w:pPr>
+    </w:p>
+    <w:p>
+      <w:pPr>
+        <w:spacing w:after="0"/>
+        <w:jc w:val="both"/>
+        <w:rPr>
+          <w:rFonts w:ascii="Times New Roman" w:hAnsi="Times New Roman" w:cs="Times New Roman"/>
+          <w:b/>
+          <w:bCs/>
+          <w:sz w:val="24"/>
+          <w:szCs w:val="24"/>
+        </w:rPr>
+      </w:pPr>
+    </w:p>
+    <w:p>
+      <w:pPr>
+        <w:spacing w:after="0"/>
+        <w:jc w:val="both"/>
+        <w:rPr>
+          <w:rFonts w:ascii="Times New Roman" w:hAnsi="Times New Roman" w:cs="Times New Roman"/>
+          <w:b/>
+          <w:bCs/>
+          <w:sz w:val="24"/>
+          <w:szCs w:val="24"/>
+        </w:rPr>
+      </w:pPr>
+    </w:p>
+    <w:p>
+      <w:pPr>
+        <w:spacing w:after="0"/>
+        <w:jc w:val="both"/>
+        <w:rPr>
+          <w:rFonts w:ascii="Times New Roman" w:hAnsi="Times New Roman" w:cs="Times New Roman"/>
+          <w:b/>
+          <w:bCs/>
+          <w:sz w:val="24"/>
+          <w:szCs w:val="24"/>
+        </w:rPr>
+      </w:pPr>
+    </w:p>
+    <w:p>
+      <w:pPr>
+        <w:spacing w:after="0"/>
+        <w:jc w:val="both"/>
+        <w:rPr>
+          <w:rFonts w:ascii="Times New Roman" w:hAnsi="Times New Roman" w:cs="Times New Roman"/>
+          <w:b/>
+          <w:bCs/>
+          <w:sz w:val="24"/>
+          <w:szCs w:val="24"/>
+        </w:rPr>
+      </w:pPr>
+    </w:p>
+    <w:p>
+      <w:pPr>
+        <w:spacing w:after="0"/>
+        <w:jc w:val="both"/>
+        <w:rPr>
+          <w:rFonts w:ascii="Times New Roman" w:hAnsi="Times New Roman" w:cs="Times New Roman"/>
+          <w:b/>
+          <w:bCs/>
+          <w:sz w:val="24"/>
+          <w:szCs w:val="24"/>
+        </w:rPr>
+      </w:pPr>
+      <w:r>
+        <w:rPr>
+          <w:rFonts w:ascii="Times New Roman" w:hAnsi="Times New Roman" w:cs="Times New Roman"/>
+          <w:b/>
+          <w:bCs/>
+          <w:sz w:val="24"/>
+          <w:szCs w:val="24"/>
+        </w:rPr>
+        <w:lastRenderedPageBreak/>
+        <w:t>Event.html:</w:t>
+      </w:r>
+    </w:p>
+    <w:p>
+      <w:pPr>
+        <w:spacing w:after="0"/>
+        <w:jc w:val="both"/>
+        <w:rPr>
+          <w:rFonts w:ascii="Times New Roman" w:hAnsi="Times New Roman" w:cs="Times New Roman"/>
+          <w:b/>
+          <w:bCs/>
+          <w:sz w:val="24"/>
+          <w:szCs w:val="24"/>
+        </w:rPr>
+      </w:pPr>
+    </w:p>
+    <w:p>
+      <w:pPr>
+        <w:spacing w:after="0"/>
+        <w:jc w:val="both"/>
+        <w:rPr>
+          <w:rFonts w:ascii="Times New Roman" w:hAnsi="Times New Roman" w:cs="Times New Roman"/>
+          <w:b/>
+          <w:bCs/>
           <w:sz w:val="28"/>
           <w:szCs w:val="28"/>
         </w:rPr>
       </w:pPr>
-      <w:r>
-        <w:rPr>
-          <w:rFonts w:ascii="Times New Roman" w:hAnsi="Times New Roman" w:cs="Times New Roman"/>
-          <w:b/>
-          <w:bCs/>
-          <w:sz w:val="24"/>
-          <w:szCs w:val="24"/>
-        </w:rPr>
-        <w:t>Event.html:</w:t>
-      </w:r>
     </w:p>
     <w:p>
       <w:pPr>
@@ -3334,10 +3947,10 @@
           <w:lang w:val="en-US"/>
         </w:rPr>
         <w:drawing>
-          <wp:inline distT="0" distB="0" distL="0" distR="0" wp14:anchorId="121A94CC" wp14:editId="20CB1A72">
-            <wp:extent cx="5731510" cy="3717925"/>
-            <wp:effectExtent l="0" t="0" r="2540" b="0"/>
-            <wp:docPr id="316594371" name="Picture 1"/>
+          <wp:inline distT="0" distB="0" distL="0" distR="0">
+            <wp:extent cx="5731510" cy="6665995"/>
+            <wp:effectExtent l="19050" t="0" r="2540" b="0"/>
+            <wp:docPr id="37" name="Picture 37"/>
             <wp:cNvGraphicFramePr>
               <a:graphicFrameLocks xmlns:a="http://schemas.openxmlformats.org/drawingml/2006/main" noChangeAspect="1"/>
             </wp:cNvGraphicFramePr>
@@ -3345,23 +3958,33 @@
               <a:graphicData uri="http://schemas.openxmlformats.org/drawingml/2006/picture">
                 <pic:pic xmlns:pic="http://schemas.openxmlformats.org/drawingml/2006/picture">
                   <pic:nvPicPr>
-                    <pic:cNvPr id="316594371" name=""/>
-                    <pic:cNvPicPr/>
+                    <pic:cNvPr id="0" name="Picture 37"/>
+                    <pic:cNvPicPr>
+                      <a:picLocks noChangeAspect="1" noChangeArrowheads="1"/>
+                    </pic:cNvPicPr>
                   </pic:nvPicPr>
                   <pic:blipFill>
-                    <a:blip r:embed="rId21"/>
+                    <a:blip r:embed="rId17"/>
+                    <a:srcRect/>
                     <a:stretch>
                       <a:fillRect/>
                     </a:stretch>
                   </pic:blipFill>
-                  <pic:spPr>
+                  <pic:spPr bwMode="auto">
                     <a:xfrm>
                       <a:off x="0" y="0"/>
-                      <a:ext cx="5731510" cy="3717925"/>
+                      <a:ext cx="5731510" cy="6665995"/>
                     </a:xfrm>
                     <a:prstGeom prst="rect">
                       <a:avLst/>
                     </a:prstGeom>
+                    <a:noFill/>
+                    <a:ln w="9525">
+                      <a:noFill/>
+                      <a:miter lim="800000"/>
+                      <a:headEnd/>
+                      <a:tailEnd/>
+                    </a:ln>
                   </pic:spPr>
                 </pic:pic>
               </a:graphicData>
@@ -3397,6 +4020,126 @@
           <w:lang w:val="en-US"/>
         </w:rPr>
       </w:pPr>
+    </w:p>
+    <w:p>
+      <w:pPr>
+        <w:spacing w:after="0"/>
+        <w:jc w:val="center"/>
+        <w:rPr>
+          <w:rFonts w:ascii="Times New Roman" w:hAnsi="Times New Roman" w:cs="Times New Roman"/>
+          <w:b/>
+          <w:bCs/>
+          <w:sz w:val="28"/>
+          <w:szCs w:val="28"/>
+          <w:lang w:val="en-US"/>
+        </w:rPr>
+      </w:pPr>
+    </w:p>
+    <w:p>
+      <w:pPr>
+        <w:spacing w:after="0"/>
+        <w:jc w:val="center"/>
+        <w:rPr>
+          <w:rFonts w:ascii="Times New Roman" w:hAnsi="Times New Roman" w:cs="Times New Roman"/>
+          <w:b/>
+          <w:bCs/>
+          <w:sz w:val="28"/>
+          <w:szCs w:val="28"/>
+          <w:lang w:val="en-US"/>
+        </w:rPr>
+      </w:pPr>
+    </w:p>
+    <w:p>
+      <w:pPr>
+        <w:spacing w:after="0"/>
+        <w:jc w:val="center"/>
+        <w:rPr>
+          <w:rFonts w:ascii="Times New Roman" w:hAnsi="Times New Roman" w:cs="Times New Roman"/>
+          <w:b/>
+          <w:bCs/>
+          <w:sz w:val="28"/>
+          <w:szCs w:val="28"/>
+          <w:lang w:val="en-US"/>
+        </w:rPr>
+      </w:pPr>
+    </w:p>
+    <w:p>
+      <w:pPr>
+        <w:spacing w:after="0"/>
+        <w:rPr>
+          <w:rFonts w:ascii="Times New Roman" w:hAnsi="Times New Roman" w:cs="Times New Roman"/>
+          <w:b/>
+          <w:bCs/>
+          <w:sz w:val="24"/>
+          <w:szCs w:val="24"/>
+          <w:lang w:val="en-US"/>
+        </w:rPr>
+      </w:pPr>
+    </w:p>
+    <w:p>
+      <w:pPr>
+        <w:spacing w:after="0"/>
+        <w:rPr>
+          <w:rFonts w:ascii="Times New Roman" w:hAnsi="Times New Roman" w:cs="Times New Roman"/>
+          <w:b/>
+          <w:bCs/>
+          <w:sz w:val="28"/>
+          <w:szCs w:val="28"/>
+          <w:lang w:val="en-US"/>
+        </w:rPr>
+      </w:pPr>
+    </w:p>
+    <w:p>
+      <w:pPr>
+        <w:spacing w:after="0"/>
+        <w:rPr>
+          <w:rFonts w:ascii="Times New Roman" w:hAnsi="Times New Roman" w:cs="Times New Roman"/>
+          <w:b/>
+          <w:bCs/>
+          <w:sz w:val="24"/>
+          <w:szCs w:val="24"/>
+          <w:lang w:val="en-US"/>
+        </w:rPr>
+      </w:pPr>
+      <w:r>
+        <w:rPr>
+          <w:rFonts w:ascii="Times New Roman" w:hAnsi="Times New Roman" w:cs="Times New Roman"/>
+          <w:b/>
+          <w:bCs/>
+          <w:sz w:val="24"/>
+          <w:szCs w:val="24"/>
+          <w:lang w:val="en-US"/>
+        </w:rPr>
+        <w:lastRenderedPageBreak/>
+        <w:t>Profile.html:</w:t>
+      </w:r>
+    </w:p>
+    <w:p>
+      <w:pPr>
+        <w:spacing w:after="0"/>
+        <w:rPr>
+          <w:rFonts w:ascii="Times New Roman" w:hAnsi="Times New Roman" w:cs="Times New Roman"/>
+          <w:b/>
+          <w:bCs/>
+          <w:sz w:val="24"/>
+          <w:szCs w:val="24"/>
+          <w:lang w:val="en-US"/>
+        </w:rPr>
+      </w:pPr>
+    </w:p>
+    <w:p>
+      <w:pPr>
+        <w:spacing w:after="0"/>
+        <w:jc w:val="center"/>
+        <w:rPr>
+          <w:rFonts w:ascii="Times New Roman" w:hAnsi="Times New Roman" w:cs="Times New Roman"/>
+          <w:b/>
+          <w:bCs/>
+          <w:sz w:val="28"/>
+          <w:szCs w:val="28"/>
+          <w:lang w:val="en-US"/>
+        </w:rPr>
+      </w:pPr>
       <w:r>
         <w:rPr>
           <w:rFonts w:ascii="Times New Roman" w:hAnsi="Times New Roman" w:cs="Times New Roman"/>
@@ -3407,12 +4150,11 @@
           <w:szCs w:val="28"/>
           <w:lang w:val="en-US"/>
         </w:rPr>
-        <w:lastRenderedPageBreak/>
         <w:drawing>
-          <wp:inline distT="0" distB="0" distL="0" distR="0" wp14:anchorId="2AC25411" wp14:editId="7C1FE30B">
-            <wp:extent cx="5731510" cy="4731385"/>
-            <wp:effectExtent l="0" t="0" r="2540" b="0"/>
-            <wp:docPr id="535896159" name="Picture 1"/>
+          <wp:inline distT="0" distB="0" distL="0" distR="0">
+            <wp:extent cx="5731510" cy="6435003"/>
+            <wp:effectExtent l="19050" t="0" r="2540" b="0"/>
+            <wp:docPr id="40" name="Picture 40"/>
             <wp:cNvGraphicFramePr>
               <a:graphicFrameLocks xmlns:a="http://schemas.openxmlformats.org/drawingml/2006/main" noChangeAspect="1"/>
             </wp:cNvGraphicFramePr>
@@ -3420,23 +4162,33 @@
               <a:graphicData uri="http://schemas.openxmlformats.org/drawingml/2006/picture">
                 <pic:pic xmlns:pic="http://schemas.openxmlformats.org/drawingml/2006/picture">
                   <pic:nvPicPr>
-                    <pic:cNvPr id="535896159" name=""/>
-                    <pic:cNvPicPr/>
+                    <pic:cNvPr id="0" name="Picture 40"/>
+                    <pic:cNvPicPr>
+                      <a:picLocks noChangeAspect="1" noChangeArrowheads="1"/>
+                    </pic:cNvPicPr>
                   </pic:nvPicPr>
                   <pic:blipFill>
-                    <a:blip r:embed="rId22"/>
+                    <a:blip r:embed="rId18"/>
+                    <a:srcRect/>
                     <a:stretch>
                       <a:fillRect/>
                     </a:stretch>
                   </pic:blipFill>
-                  <pic:spPr>
+                  <pic:spPr bwMode="auto">
                     <a:xfrm>
                       <a:off x="0" y="0"/>
-                      <a:ext cx="5731510" cy="4731385"/>
+                      <a:ext cx="5731510" cy="6435003"/>
                     </a:xfrm>
                     <a:prstGeom prst="rect">
                       <a:avLst/>
                     </a:prstGeom>
+                    <a:noFill/>
+                    <a:ln w="9525">
+                      <a:noFill/>
+                      <a:miter lim="800000"/>
+                      <a:headEnd/>
+                      <a:tailEnd/>
+                    </a:ln>
                   </pic:spPr>
                 </pic:pic>
               </a:graphicData>
@@ -3458,20 +4210,6 @@
           <w:lang w:val="en-US"/>
         </w:rPr>
       </w:pPr>
-    </w:p>
-    <w:p>
-      <w:pPr>
-        <w:spacing w:after="0"/>
-        <w:jc w:val="center"/>
-        <w:rPr>
-          <w:rFonts w:ascii="Times New Roman" w:hAnsi="Times New Roman" w:cs="Times New Roman"/>
-          <w:b/>
-          <w:bCs/>
-          <w:sz w:val="28"/>
-          <w:szCs w:val="28"/>
-          <w:lang w:val="en-US"/>
-        </w:rPr>
-      </w:pPr>
       <w:r>
         <w:rPr>
           <w:rFonts w:ascii="Times New Roman" w:hAnsi="Times New Roman" w:cs="Times New Roman"/>
@@ -3482,11 +4220,12 @@
           <w:szCs w:val="28"/>
           <w:lang w:val="en-US"/>
         </w:rPr>
+        <w:lastRenderedPageBreak/>
         <w:drawing>
-          <wp:inline distT="0" distB="0" distL="0" distR="0" wp14:anchorId="6E561926" wp14:editId="780FC641">
-            <wp:extent cx="5731510" cy="3656330"/>
-            <wp:effectExtent l="0" t="0" r="2540" b="1270"/>
-            <wp:docPr id="1646299768" name="Picture 1"/>
+          <wp:inline distT="0" distB="0" distL="0" distR="0">
+            <wp:extent cx="5731510" cy="4152687"/>
+            <wp:effectExtent l="19050" t="0" r="2540" b="0"/>
+            <wp:docPr id="43" name="Picture 43"/>
             <wp:cNvGraphicFramePr>
               <a:graphicFrameLocks xmlns:a="http://schemas.openxmlformats.org/drawingml/2006/main" noChangeAspect="1"/>
             </wp:cNvGraphicFramePr>
@@ -3494,23 +4233,33 @@
               <a:graphicData uri="http://schemas.openxmlformats.org/drawingml/2006/picture">
                 <pic:pic xmlns:pic="http://schemas.openxmlformats.org/drawingml/2006/picture">
                   <pic:nvPicPr>
-                    <pic:cNvPr id="1646299768" name=""/>
-                    <pic:cNvPicPr/>
+                    <pic:cNvPr id="0" name="Picture 43"/>
+                    <pic:cNvPicPr>
+                      <a:picLocks noChangeAspect="1" noChangeArrowheads="1"/>
+                    </pic:cNvPicPr>
                   </pic:nvPicPr>
                   <pic:blipFill>
-                    <a:blip r:embed="rId23"/>
+                    <a:blip r:embed="rId19"/>
+                    <a:srcRect/>
                     <a:stretch>
                       <a:fillRect/>
                     </a:stretch>
                   </pic:blipFill>
-                  <pic:spPr>
+                  <pic:spPr bwMode="auto">
                     <a:xfrm>
                       <a:off x="0" y="0"/>
-                      <a:ext cx="5731510" cy="3656330"/>
+                      <a:ext cx="5731510" cy="4152687"/>
                     </a:xfrm>
                     <a:prstGeom prst="rect">
                       <a:avLst/>
                     </a:prstGeom>
+                    <a:noFill/>
+                    <a:ln w="9525">
+                      <a:noFill/>
+                      <a:miter lim="800000"/>
+                      <a:headEnd/>
+                      <a:tailEnd/>
+                    </a:ln>
                   </pic:spPr>
                 </pic:pic>
               </a:graphicData>
@@ -3536,31 +4285,6 @@
     <w:p>
       <w:pPr>
         <w:spacing w:after="0"/>
-        <w:rPr>
-          <w:rFonts w:ascii="Times New Roman" w:hAnsi="Times New Roman" w:cs="Times New Roman"/>
-          <w:b/>
-          <w:bCs/>
-          <w:sz w:val="24"/>
-          <w:szCs w:val="24"/>
-          <w:lang w:val="en-US"/>
-        </w:rPr>
-      </w:pPr>
-      <w:r>
-        <w:rPr>
-          <w:rFonts w:ascii="Times New Roman" w:hAnsi="Times New Roman" w:cs="Times New Roman"/>
-          <w:b/>
-          <w:bCs/>
-          <w:sz w:val="24"/>
-          <w:szCs w:val="24"/>
-          <w:lang w:val="en-US"/>
-        </w:rPr>
-        <w:lastRenderedPageBreak/>
-        <w:t>Academic notice.html:</w:t>
-      </w:r>
-    </w:p>
-    <w:p>
-      <w:pPr>
-        <w:spacing w:after="0"/>
         <w:jc w:val="center"/>
         <w:rPr>
           <w:rFonts w:ascii="Times New Roman" w:hAnsi="Times New Roman" w:cs="Times New Roman"/>
@@ -3571,21 +4295,359 @@
           <w:lang w:val="en-US"/>
         </w:rPr>
       </w:pPr>
+    </w:p>
+    <w:p>
+      <w:pPr>
+        <w:spacing w:after="0"/>
+        <w:rPr>
+          <w:rFonts w:ascii="Times New Roman" w:hAnsi="Times New Roman" w:cs="Times New Roman"/>
+          <w:b/>
+          <w:bCs/>
+          <w:sz w:val="24"/>
+          <w:szCs w:val="24"/>
+          <w:lang w:val="en-US"/>
+        </w:rPr>
+      </w:pPr>
+    </w:p>
+    <w:p>
+      <w:pPr>
+        <w:spacing w:after="0"/>
+        <w:rPr>
+          <w:rFonts w:ascii="Times New Roman" w:hAnsi="Times New Roman" w:cs="Times New Roman"/>
+          <w:b/>
+          <w:bCs/>
+          <w:sz w:val="24"/>
+          <w:szCs w:val="24"/>
+          <w:lang w:val="en-US"/>
+        </w:rPr>
+      </w:pPr>
+    </w:p>
+    <w:p>
+      <w:pPr>
+        <w:spacing w:after="0"/>
+        <w:rPr>
+          <w:rFonts w:ascii="Times New Roman" w:hAnsi="Times New Roman" w:cs="Times New Roman"/>
+          <w:b/>
+          <w:bCs/>
+          <w:sz w:val="24"/>
+          <w:szCs w:val="24"/>
+          <w:lang w:val="en-US"/>
+        </w:rPr>
+      </w:pPr>
+    </w:p>
+    <w:p>
+      <w:pPr>
+        <w:spacing w:after="0"/>
+        <w:rPr>
+          <w:rFonts w:ascii="Times New Roman" w:hAnsi="Times New Roman" w:cs="Times New Roman"/>
+          <w:b/>
+          <w:bCs/>
+          <w:sz w:val="24"/>
+          <w:szCs w:val="24"/>
+          <w:lang w:val="en-US"/>
+        </w:rPr>
+      </w:pPr>
+    </w:p>
+    <w:p>
+      <w:pPr>
+        <w:spacing w:after="0"/>
+        <w:rPr>
+          <w:rFonts w:ascii="Times New Roman" w:hAnsi="Times New Roman" w:cs="Times New Roman"/>
+          <w:b/>
+          <w:bCs/>
+          <w:sz w:val="24"/>
+          <w:szCs w:val="24"/>
+          <w:lang w:val="en-US"/>
+        </w:rPr>
+      </w:pPr>
+    </w:p>
+    <w:p>
+      <w:pPr>
+        <w:spacing w:after="0"/>
+        <w:rPr>
+          <w:rFonts w:ascii="Times New Roman" w:hAnsi="Times New Roman" w:cs="Times New Roman"/>
+          <w:b/>
+          <w:bCs/>
+          <w:sz w:val="24"/>
+          <w:szCs w:val="24"/>
+          <w:lang w:val="en-US"/>
+        </w:rPr>
+      </w:pPr>
+    </w:p>
+    <w:p>
+      <w:pPr>
+        <w:spacing w:after="0"/>
+        <w:rPr>
+          <w:rFonts w:ascii="Times New Roman" w:hAnsi="Times New Roman" w:cs="Times New Roman"/>
+          <w:b/>
+          <w:bCs/>
+          <w:sz w:val="24"/>
+          <w:szCs w:val="24"/>
+          <w:lang w:val="en-US"/>
+        </w:rPr>
+      </w:pPr>
+    </w:p>
+    <w:p>
+      <w:pPr>
+        <w:spacing w:after="0"/>
+        <w:rPr>
+          <w:rFonts w:ascii="Times New Roman" w:hAnsi="Times New Roman" w:cs="Times New Roman"/>
+          <w:b/>
+          <w:bCs/>
+          <w:sz w:val="24"/>
+          <w:szCs w:val="24"/>
+          <w:lang w:val="en-US"/>
+        </w:rPr>
+      </w:pPr>
+    </w:p>
+    <w:p>
+      <w:pPr>
+        <w:spacing w:after="0"/>
+        <w:rPr>
+          <w:rFonts w:ascii="Times New Roman" w:hAnsi="Times New Roman" w:cs="Times New Roman"/>
+          <w:b/>
+          <w:bCs/>
+          <w:sz w:val="24"/>
+          <w:szCs w:val="24"/>
+          <w:lang w:val="en-US"/>
+        </w:rPr>
+      </w:pPr>
+    </w:p>
+    <w:p>
+      <w:pPr>
+        <w:spacing w:after="0"/>
+        <w:rPr>
+          <w:rFonts w:ascii="Times New Roman" w:hAnsi="Times New Roman" w:cs="Times New Roman"/>
+          <w:b/>
+          <w:bCs/>
+          <w:sz w:val="24"/>
+          <w:szCs w:val="24"/>
+          <w:lang w:val="en-US"/>
+        </w:rPr>
+      </w:pPr>
+    </w:p>
+    <w:p>
+      <w:pPr>
+        <w:spacing w:after="0"/>
+        <w:rPr>
+          <w:rFonts w:ascii="Times New Roman" w:hAnsi="Times New Roman" w:cs="Times New Roman"/>
+          <w:b/>
+          <w:bCs/>
+          <w:sz w:val="24"/>
+          <w:szCs w:val="24"/>
+          <w:lang w:val="en-US"/>
+        </w:rPr>
+      </w:pPr>
+    </w:p>
+    <w:p>
+      <w:pPr>
+        <w:spacing w:after="0"/>
+        <w:rPr>
+          <w:rFonts w:ascii="Times New Roman" w:hAnsi="Times New Roman" w:cs="Times New Roman"/>
+          <w:b/>
+          <w:bCs/>
+          <w:sz w:val="24"/>
+          <w:szCs w:val="24"/>
+          <w:lang w:val="en-US"/>
+        </w:rPr>
+      </w:pPr>
+    </w:p>
+    <w:p>
+      <w:pPr>
+        <w:spacing w:after="0"/>
+        <w:rPr>
+          <w:rFonts w:ascii="Times New Roman" w:hAnsi="Times New Roman" w:cs="Times New Roman"/>
+          <w:b/>
+          <w:bCs/>
+          <w:sz w:val="24"/>
+          <w:szCs w:val="24"/>
+          <w:lang w:val="en-US"/>
+        </w:rPr>
+      </w:pPr>
+    </w:p>
+    <w:p>
+      <w:pPr>
+        <w:spacing w:after="0"/>
+        <w:rPr>
+          <w:rFonts w:ascii="Times New Roman" w:hAnsi="Times New Roman" w:cs="Times New Roman"/>
+          <w:b/>
+          <w:bCs/>
+          <w:sz w:val="24"/>
+          <w:szCs w:val="24"/>
+          <w:lang w:val="en-US"/>
+        </w:rPr>
+      </w:pPr>
+    </w:p>
+    <w:p>
+      <w:pPr>
+        <w:spacing w:after="0"/>
+        <w:rPr>
+          <w:rFonts w:ascii="Times New Roman" w:hAnsi="Times New Roman" w:cs="Times New Roman"/>
+          <w:b/>
+          <w:bCs/>
+          <w:sz w:val="24"/>
+          <w:szCs w:val="24"/>
+          <w:lang w:val="en-US"/>
+        </w:rPr>
+      </w:pPr>
+    </w:p>
+    <w:p>
+      <w:pPr>
+        <w:spacing w:after="0"/>
+        <w:rPr>
+          <w:rFonts w:ascii="Times New Roman" w:hAnsi="Times New Roman" w:cs="Times New Roman"/>
+          <w:b/>
+          <w:bCs/>
+          <w:sz w:val="24"/>
+          <w:szCs w:val="24"/>
+          <w:lang w:val="en-US"/>
+        </w:rPr>
+      </w:pPr>
+    </w:p>
+    <w:p>
+      <w:pPr>
+        <w:spacing w:after="0"/>
+        <w:rPr>
+          <w:rFonts w:ascii="Times New Roman" w:hAnsi="Times New Roman" w:cs="Times New Roman"/>
+          <w:b/>
+          <w:bCs/>
+          <w:sz w:val="24"/>
+          <w:szCs w:val="24"/>
+          <w:lang w:val="en-US"/>
+        </w:rPr>
+      </w:pPr>
+    </w:p>
+    <w:p>
+      <w:pPr>
+        <w:spacing w:after="0"/>
+        <w:rPr>
+          <w:rFonts w:ascii="Times New Roman" w:hAnsi="Times New Roman" w:cs="Times New Roman"/>
+          <w:b/>
+          <w:bCs/>
+          <w:sz w:val="24"/>
+          <w:szCs w:val="24"/>
+          <w:lang w:val="en-US"/>
+        </w:rPr>
+      </w:pPr>
+    </w:p>
+    <w:p>
+      <w:pPr>
+        <w:spacing w:after="0"/>
+        <w:rPr>
+          <w:rFonts w:ascii="Times New Roman" w:hAnsi="Times New Roman" w:cs="Times New Roman"/>
+          <w:b/>
+          <w:bCs/>
+          <w:sz w:val="24"/>
+          <w:szCs w:val="24"/>
+          <w:lang w:val="en-US"/>
+        </w:rPr>
+      </w:pPr>
+    </w:p>
+    <w:p>
+      <w:pPr>
+        <w:spacing w:after="0"/>
+        <w:rPr>
+          <w:rFonts w:ascii="Times New Roman" w:hAnsi="Times New Roman" w:cs="Times New Roman"/>
+          <w:b/>
+          <w:bCs/>
+          <w:sz w:val="24"/>
+          <w:szCs w:val="24"/>
+          <w:lang w:val="en-US"/>
+        </w:rPr>
+      </w:pPr>
+    </w:p>
+    <w:p>
+      <w:pPr>
+        <w:spacing w:after="0"/>
+        <w:rPr>
+          <w:rFonts w:ascii="Times New Roman" w:hAnsi="Times New Roman" w:cs="Times New Roman"/>
+          <w:b/>
+          <w:bCs/>
+          <w:sz w:val="24"/>
+          <w:szCs w:val="24"/>
+          <w:lang w:val="en-US"/>
+        </w:rPr>
+      </w:pPr>
+    </w:p>
+    <w:p>
+      <w:pPr>
+        <w:spacing w:after="0"/>
+        <w:rPr>
+          <w:rFonts w:ascii="Times New Roman" w:hAnsi="Times New Roman" w:cs="Times New Roman"/>
+          <w:b/>
+          <w:bCs/>
+          <w:sz w:val="24"/>
+          <w:szCs w:val="24"/>
+          <w:lang w:val="en-US"/>
+        </w:rPr>
+      </w:pPr>
+    </w:p>
+    <w:p>
+      <w:pPr>
+        <w:spacing w:after="0"/>
+        <w:rPr>
+          <w:rFonts w:ascii="Times New Roman" w:hAnsi="Times New Roman" w:cs="Times New Roman"/>
+          <w:b/>
+          <w:bCs/>
+          <w:sz w:val="24"/>
+          <w:szCs w:val="24"/>
+          <w:lang w:val="en-US"/>
+        </w:rPr>
+      </w:pPr>
+      <w:r>
+        <w:rPr>
+          <w:rFonts w:ascii="Times New Roman" w:hAnsi="Times New Roman" w:cs="Times New Roman"/>
+          <w:b/>
+          <w:bCs/>
+          <w:sz w:val="24"/>
+          <w:szCs w:val="24"/>
+          <w:lang w:val="en-US"/>
+        </w:rPr>
+        <w:lastRenderedPageBreak/>
+        <w:t>Faq.html:</w:t>
+      </w:r>
+    </w:p>
+    <w:p>
+      <w:pPr>
+        <w:spacing w:after="0"/>
+        <w:rPr>
+          <w:rFonts w:ascii="Times New Roman" w:hAnsi="Times New Roman" w:cs="Times New Roman"/>
+          <w:b/>
+          <w:bCs/>
+          <w:sz w:val="24"/>
+          <w:szCs w:val="24"/>
+          <w:lang w:val="en-US"/>
+        </w:rPr>
+      </w:pPr>
+    </w:p>
+    <w:p>
+      <w:pPr>
+        <w:spacing w:after="0"/>
+        <w:jc w:val="center"/>
+        <w:rPr>
+          <w:rFonts w:ascii="Times New Roman" w:hAnsi="Times New Roman" w:cs="Times New Roman"/>
+          <w:b/>
+          <w:bCs/>
+          <w:sz w:val="24"/>
+          <w:szCs w:val="24"/>
+          <w:lang w:val="en-US"/>
+        </w:rPr>
+      </w:pPr>
       <w:r>
         <w:rPr>
           <w:rFonts w:ascii="Times New Roman" w:hAnsi="Times New Roman" w:cs="Times New Roman"/>
           <w:b/>
           <w:bCs/>
           <w:noProof/>
-          <w:sz w:val="28"/>
-          <w:szCs w:val="28"/>
+          <w:sz w:val="24"/>
+          <w:szCs w:val="24"/>
           <w:lang w:val="en-US"/>
         </w:rPr>
         <w:drawing>
-          <wp:inline distT="0" distB="0" distL="0" distR="0" wp14:anchorId="1035AAC5" wp14:editId="75E5047B">
-            <wp:extent cx="5731510" cy="3542030"/>
-            <wp:effectExtent l="0" t="0" r="2540" b="1270"/>
-            <wp:docPr id="43570632" name="Picture 1"/>
+          <wp:inline distT="0" distB="0" distL="0" distR="0">
+            <wp:extent cx="5731510" cy="5415505"/>
+            <wp:effectExtent l="19050" t="0" r="2540" b="0"/>
+            <wp:docPr id="46" name="Picture 46"/>
             <wp:cNvGraphicFramePr>
               <a:graphicFrameLocks xmlns:a="http://schemas.openxmlformats.org/drawingml/2006/main" noChangeAspect="1"/>
             </wp:cNvGraphicFramePr>
@@ -3593,23 +4655,33 @@
               <a:graphicData uri="http://schemas.openxmlformats.org/drawingml/2006/picture">
                 <pic:pic xmlns:pic="http://schemas.openxmlformats.org/drawingml/2006/picture">
                   <pic:nvPicPr>
-                    <pic:cNvPr id="43570632" name=""/>
-                    <pic:cNvPicPr/>
+                    <pic:cNvPr id="0" name="Picture 46"/>
+                    <pic:cNvPicPr>
+                      <a:picLocks noChangeAspect="1" noChangeArrowheads="1"/>
+                    </pic:cNvPicPr>
                   </pic:nvPicPr>
                   <pic:blipFill>
-                    <a:blip r:embed="rId24"/>
+                    <a:blip r:embed="rId20"/>
+                    <a:srcRect/>
                     <a:stretch>
                       <a:fillRect/>
                     </a:stretch>
                   </pic:blipFill>
-                  <pic:spPr>
+                  <pic:spPr bwMode="auto">
                     <a:xfrm>
                       <a:off x="0" y="0"/>
-                      <a:ext cx="5731510" cy="3542030"/>
+                      <a:ext cx="5731510" cy="5415505"/>
                     </a:xfrm>
                     <a:prstGeom prst="rect">
                       <a:avLst/>
                     </a:prstGeom>
+                    <a:noFill/>
+                    <a:ln w="9525">
+                      <a:noFill/>
+                      <a:miter lim="800000"/>
+                      <a:headEnd/>
+                      <a:tailEnd/>
+                    </a:ln>
                   </pic:spPr>
                 </pic:pic>
               </a:graphicData>
@@ -3626,8 +4698,8 @@
           <w:rFonts w:ascii="Times New Roman" w:hAnsi="Times New Roman" w:cs="Times New Roman"/>
           <w:b/>
           <w:bCs/>
-          <w:sz w:val="28"/>
-          <w:szCs w:val="28"/>
+          <w:sz w:val="24"/>
+          <w:szCs w:val="24"/>
           <w:lang w:val="en-US"/>
         </w:rPr>
       </w:pPr>
@@ -3640,8 +4712,22 @@
           <w:rFonts w:ascii="Times New Roman" w:hAnsi="Times New Roman" w:cs="Times New Roman"/>
           <w:b/>
           <w:bCs/>
-          <w:sz w:val="28"/>
-          <w:szCs w:val="28"/>
+          <w:sz w:val="24"/>
+          <w:szCs w:val="24"/>
+          <w:lang w:val="en-US"/>
+        </w:rPr>
+      </w:pPr>
+    </w:p>
+    <w:p>
+      <w:pPr>
+        <w:spacing w:after="0"/>
+        <w:jc w:val="center"/>
+        <w:rPr>
+          <w:rFonts w:ascii="Times New Roman" w:hAnsi="Times New Roman" w:cs="Times New Roman"/>
+          <w:b/>
+          <w:bCs/>
+          <w:sz w:val="24"/>
+          <w:szCs w:val="24"/>
           <w:lang w:val="en-US"/>
         </w:rPr>
       </w:pPr>
@@ -3651,15 +4737,16 @@
           <w:b/>
           <w:bCs/>
           <w:noProof/>
-          <w:sz w:val="28"/>
-          <w:szCs w:val="28"/>
-          <w:lang w:val="en-US"/>
-        </w:rPr>
+          <w:sz w:val="24"/>
+          <w:szCs w:val="24"/>
+          <w:lang w:val="en-US"/>
+        </w:rPr>
+        <w:lastRenderedPageBreak/>
         <w:drawing>
-          <wp:inline distT="0" distB="0" distL="0" distR="0" wp14:anchorId="6DE9D65F" wp14:editId="3ED1E5BC">
-            <wp:extent cx="5731510" cy="3504565"/>
-            <wp:effectExtent l="0" t="0" r="2540" b="635"/>
-            <wp:docPr id="1191526025" name="Picture 1"/>
+          <wp:inline distT="0" distB="0" distL="0" distR="0">
+            <wp:extent cx="5731510" cy="4393928"/>
+            <wp:effectExtent l="19050" t="0" r="2540" b="0"/>
+            <wp:docPr id="49" name="Picture 49"/>
             <wp:cNvGraphicFramePr>
               <a:graphicFrameLocks xmlns:a="http://schemas.openxmlformats.org/drawingml/2006/main" noChangeAspect="1"/>
             </wp:cNvGraphicFramePr>
@@ -3667,23 +4754,33 @@
               <a:graphicData uri="http://schemas.openxmlformats.org/drawingml/2006/picture">
                 <pic:pic xmlns:pic="http://schemas.openxmlformats.org/drawingml/2006/picture">
                   <pic:nvPicPr>
-                    <pic:cNvPr id="1191526025" name=""/>
-                    <pic:cNvPicPr/>
+                    <pic:cNvPr id="0" name="Picture 49"/>
+                    <pic:cNvPicPr>
+                      <a:picLocks noChangeAspect="1" noChangeArrowheads="1"/>
+                    </pic:cNvPicPr>
                   </pic:nvPicPr>
                   <pic:blipFill>
-                    <a:blip r:embed="rId25"/>
+                    <a:blip r:embed="rId21"/>
+                    <a:srcRect/>
                     <a:stretch>
                       <a:fillRect/>
                     </a:stretch>
                   </pic:blipFill>
-                  <pic:spPr>
+                  <pic:spPr bwMode="auto">
                     <a:xfrm>
                       <a:off x="0" y="0"/>
-                      <a:ext cx="5731510" cy="3504565"/>
+                      <a:ext cx="5731510" cy="4393928"/>
                     </a:xfrm>
                     <a:prstGeom prst="rect">
                       <a:avLst/>
                     </a:prstGeom>
+                    <a:noFill/>
+                    <a:ln w="9525">
+                      <a:noFill/>
+                      <a:miter lim="800000"/>
+                      <a:headEnd/>
+                      <a:tailEnd/>
+                    </a:ln>
                   </pic:spPr>
                 </pic:pic>
               </a:graphicData>
@@ -3694,486 +4791,344 @@
     </w:p>
     <w:p>
       <w:pPr>
-        <w:spacing w:after="0"/>
-        <w:jc w:val="center"/>
+        <w:pStyle w:val="ListParagraph"/>
+        <w:ind w:left="0"/>
+        <w:rPr>
+          <w:rFonts w:ascii="Times New Roman" w:hAnsi="Times New Roman" w:cs="Times New Roman"/>
+          <w:b/>
+          <w:bCs/>
+          <w:sz w:val="28"/>
+          <w:lang w:val="en-US"/>
+        </w:rPr>
+      </w:pPr>
+      <w:r>
+        <w:rPr>
+          <w:rFonts w:ascii="Times New Roman" w:hAnsi="Times New Roman" w:cs="Times New Roman"/>
+          <w:b/>
+          <w:bCs/>
+          <w:sz w:val="28"/>
+          <w:lang w:val="en-US"/>
+        </w:rPr>
+        <w:t>Key Questions:</w:t>
+      </w:r>
+    </w:p>
+    <w:p>
+      <w:pPr>
+        <w:spacing w:after="0"/>
         <w:rPr>
           <w:rFonts w:ascii="Times New Roman" w:hAnsi="Times New Roman" w:cs="Times New Roman"/>
           <w:b/>
           <w:bCs/>
           <w:sz w:val="28"/>
           <w:szCs w:val="28"/>
-          <w:lang w:val="en-US"/>
-        </w:rPr>
-      </w:pPr>
-    </w:p>
-    <w:p>
-      <w:pPr>
-        <w:spacing w:after="0"/>
-        <w:jc w:val="center"/>
-        <w:rPr>
-          <w:rFonts w:ascii="Times New Roman" w:hAnsi="Times New Roman" w:cs="Times New Roman"/>
-          <w:b/>
-          <w:bCs/>
+        </w:rPr>
+      </w:pPr>
+      <w:r>
+        <w:rPr>
+          <w:rFonts w:ascii="Times New Roman" w:hAnsi="Times New Roman" w:cs="Times New Roman"/>
+          <w:b/>
+          <w:bCs/>
+          <w:sz w:val="24"/>
+          <w:szCs w:val="24"/>
+        </w:rPr>
+        <w:t xml:space="preserve">1. </w:t>
+      </w:r>
+      <w:r>
+        <w:rPr>
+          <w:rFonts w:ascii="Times New Roman" w:hAnsi="Times New Roman" w:cs="Times New Roman"/>
+          <w:b/>
+          <w:bCs/>
+          <w:sz w:val="24"/>
+          <w:szCs w:val="24"/>
+        </w:rPr>
+        <w:t>How is JSON fetched, parsed, and rendered?</w:t>
+      </w:r>
+    </w:p>
+    <w:p>
+      <w:pPr>
+        <w:spacing w:after="0"/>
+        <w:rPr>
+          <w:rFonts w:ascii="Times New Roman" w:hAnsi="Times New Roman" w:cs="Times New Roman"/>
+          <w:sz w:val="24"/>
+          <w:szCs w:val="24"/>
+        </w:rPr>
+      </w:pPr>
+      <w:r>
+        <w:rPr>
+          <w:rFonts w:ascii="Times New Roman" w:hAnsi="Times New Roman" w:cs="Times New Roman"/>
+          <w:b/>
+          <w:bCs/>
+          <w:sz w:val="24"/>
+          <w:szCs w:val="24"/>
+          <w:u w:val="single"/>
+        </w:rPr>
+        <w:t>Ans:</w:t>
+      </w:r>
+      <w:r>
+        <w:rPr>
+          <w:rFonts w:ascii="Times New Roman" w:hAnsi="Times New Roman" w:cs="Times New Roman"/>
+          <w:sz w:val="24"/>
+          <w:szCs w:val="24"/>
+        </w:rPr>
+        <w:t>Yes. Appropriate HTML5 input types such as email, tel, password, radio, and checkbox</w:t>
+      </w:r>
+    </w:p>
+    <w:p>
+      <w:pPr>
+        <w:spacing w:after="0"/>
+        <w:rPr>
+          <w:rFonts w:ascii="Times New Roman" w:hAnsi="Times New Roman" w:cs="Times New Roman"/>
+          <w:sz w:val="24"/>
+          <w:szCs w:val="24"/>
+        </w:rPr>
+      </w:pPr>
+      <w:r>
+        <w:rPr>
+          <w:rFonts w:ascii="Times New Roman" w:hAnsi="Times New Roman" w:cs="Times New Roman"/>
+          <w:sz w:val="24"/>
+          <w:szCs w:val="24"/>
+        </w:rPr>
+        <w:t xml:space="preserve"> are used. Attributes such as required, autocomplete, maxlength, and aria-describedby</w:t>
+      </w:r>
+    </w:p>
+    <w:p>
+      <w:pPr>
+        <w:spacing w:after="0"/>
+        <w:rPr>
+          <w:rFonts w:ascii="Times New Roman" w:hAnsi="Times New Roman" w:cs="Times New Roman"/>
+          <w:sz w:val="24"/>
+          <w:szCs w:val="24"/>
+        </w:rPr>
+      </w:pPr>
+      <w:r>
+        <w:rPr>
+          <w:rFonts w:ascii="Times New Roman" w:hAnsi="Times New Roman" w:cs="Times New Roman"/>
+          <w:sz w:val="24"/>
+          <w:szCs w:val="24"/>
+        </w:rPr>
+        <w:t>improve validation, usability, and accessibility.</w:t>
+      </w:r>
+    </w:p>
+    <w:p>
+      <w:pPr>
+        <w:spacing w:after="0"/>
+        <w:rPr>
+          <w:rFonts w:ascii="Times New Roman" w:hAnsi="Times New Roman" w:cs="Times New Roman"/>
+          <w:sz w:val="24"/>
+          <w:szCs w:val="24"/>
+        </w:rPr>
+      </w:pPr>
+    </w:p>
+    <w:p>
+      <w:pPr>
+        <w:spacing w:after="0"/>
+        <w:rPr>
+          <w:rFonts w:ascii="Times New Roman" w:hAnsi="Times New Roman" w:cs="Times New Roman"/>
+          <w:b/>
+          <w:bCs/>
+          <w:sz w:val="24"/>
+          <w:szCs w:val="24"/>
+        </w:rPr>
+      </w:pPr>
+      <w:r>
+        <w:rPr>
+          <w:rFonts w:ascii="Times New Roman" w:hAnsi="Times New Roman" w:cs="Times New Roman"/>
+          <w:b/>
+          <w:bCs/>
+          <w:sz w:val="24"/>
+          <w:szCs w:val="24"/>
+        </w:rPr>
+        <w:t xml:space="preserve">Q2. </w:t>
+      </w:r>
+      <w:r>
+        <w:rPr>
+          <w:rFonts w:ascii="Times New Roman" w:hAnsi="Times New Roman" w:cs="Times New Roman"/>
+          <w:b/>
+          <w:bCs/>
+          <w:sz w:val="24"/>
+          <w:szCs w:val="24"/>
+        </w:rPr>
+        <w:t xml:space="preserve">Which array methods are used for search, filter, sort, and pagination? </w:t>
+      </w:r>
+    </w:p>
+    <w:p>
+      <w:pPr>
+        <w:spacing w:after="0"/>
+        <w:rPr>
+          <w:rFonts w:ascii="Times New Roman" w:hAnsi="Times New Roman" w:cs="Times New Roman"/>
+          <w:sz w:val="24"/>
+          <w:szCs w:val="24"/>
+        </w:rPr>
+      </w:pPr>
+      <w:r>
+        <w:rPr>
+          <w:rFonts w:ascii="Times New Roman" w:hAnsi="Times New Roman" w:cs="Times New Roman"/>
+          <w:b/>
+          <w:bCs/>
+          <w:sz w:val="24"/>
+          <w:szCs w:val="24"/>
+          <w:u w:val="single"/>
+        </w:rPr>
+        <w:t xml:space="preserve"> Ans:</w:t>
+      </w:r>
+      <w:r>
+        <w:rPr>
+          <w:rFonts w:ascii="Times New Roman" w:hAnsi="Times New Roman" w:cs="Times New Roman"/>
+          <w:sz w:val="24"/>
+          <w:szCs w:val="24"/>
+        </w:rPr>
+        <w:t xml:space="preserve">Yes. Each input has a dedicated error-message area immediately below it. This makes it </w:t>
+      </w:r>
+    </w:p>
+    <w:p>
+      <w:pPr>
+        <w:spacing w:after="0"/>
+        <w:rPr>
+          <w:rFonts w:ascii="Times New Roman" w:hAnsi="Times New Roman" w:cs="Times New Roman"/>
+          <w:sz w:val="24"/>
+          <w:szCs w:val="24"/>
+        </w:rPr>
+      </w:pPr>
+      <w:r>
+        <w:rPr>
+          <w:rFonts w:ascii="Times New Roman" w:hAnsi="Times New Roman" w:cs="Times New Roman"/>
+          <w:sz w:val="24"/>
+          <w:szCs w:val="24"/>
+        </w:rPr>
+        <w:t>easier for the user to understand and correct the problem.</w:t>
+      </w:r>
+    </w:p>
+    <w:p>
+      <w:pPr>
+        <w:spacing w:after="0"/>
+        <w:rPr>
+          <w:rFonts w:ascii="Times New Roman" w:hAnsi="Times New Roman" w:cs="Times New Roman"/>
+          <w:b/>
+          <w:bCs/>
+          <w:sz w:val="24"/>
+          <w:szCs w:val="24"/>
+        </w:rPr>
+      </w:pPr>
+    </w:p>
+    <w:p>
+      <w:pPr>
+        <w:spacing w:after="0"/>
+        <w:rPr>
+          <w:rFonts w:ascii="Times New Roman" w:hAnsi="Times New Roman" w:cs="Times New Roman"/>
+          <w:b/>
+          <w:bCs/>
+          <w:sz w:val="24"/>
+          <w:szCs w:val="24"/>
+        </w:rPr>
+      </w:pPr>
+      <w:r>
+        <w:rPr>
+          <w:rFonts w:ascii="Times New Roman" w:hAnsi="Times New Roman" w:cs="Times New Roman"/>
+          <w:b/>
+          <w:bCs/>
+          <w:sz w:val="24"/>
+          <w:szCs w:val="24"/>
+        </w:rPr>
+        <w:t xml:space="preserve"> 3. </w:t>
+      </w:r>
+      <w:r>
+        <w:rPr>
+          <w:rFonts w:ascii="Times New Roman" w:hAnsi="Times New Roman" w:cs="Times New Roman"/>
+          <w:b/>
+          <w:bCs/>
+          <w:sz w:val="24"/>
+          <w:szCs w:val="24"/>
+        </w:rPr>
+        <w:t>How are loading and error states handled?</w:t>
+      </w:r>
+    </w:p>
+    <w:p>
+      <w:pPr>
+        <w:spacing w:after="0"/>
+        <w:rPr>
+          <w:rFonts w:ascii="Times New Roman" w:hAnsi="Times New Roman" w:cs="Times New Roman"/>
+          <w:sz w:val="24"/>
+          <w:szCs w:val="24"/>
+        </w:rPr>
+      </w:pPr>
+      <w:r>
+        <w:rPr>
+          <w:rFonts w:ascii="Times New Roman" w:hAnsi="Times New Roman" w:cs="Times New Roman"/>
+          <w:b/>
+          <w:bCs/>
+          <w:sz w:val="24"/>
+          <w:szCs w:val="24"/>
+          <w:u w:val="single"/>
+        </w:rPr>
+        <w:t>Ans:</w:t>
+      </w:r>
+      <w:r>
+        <w:rPr>
+          <w:rFonts w:ascii="Times New Roman" w:hAnsi="Times New Roman" w:cs="Times New Roman"/>
+          <w:sz w:val="24"/>
+          <w:szCs w:val="24"/>
+        </w:rPr>
+        <w:t xml:space="preserve">Yes. A password-strength indicator is provided. JavaScript checks the password length </w:t>
+      </w:r>
+    </w:p>
+    <w:p>
+      <w:pPr>
+        <w:spacing w:after="0"/>
+        <w:rPr>
+          <w:rFonts w:ascii="Times New Roman" w:hAnsi="Times New Roman" w:cs="Times New Roman"/>
+          <w:sz w:val="24"/>
+          <w:szCs w:val="24"/>
+        </w:rPr>
+      </w:pPr>
+      <w:r>
+        <w:rPr>
+          <w:rFonts w:ascii="Times New Roman" w:hAnsi="Times New Roman" w:cs="Times New Roman"/>
+          <w:sz w:val="24"/>
+          <w:szCs w:val="24"/>
+        </w:rPr>
+        <w:t>and the presence of uppercase letters, lowercase letters, numbers, and special characters.</w:t>
+      </w:r>
+    </w:p>
+    <w:p>
+      <w:pPr>
+        <w:spacing w:after="0"/>
+        <w:rPr>
+          <w:rFonts w:ascii="Times New Roman" w:hAnsi="Times New Roman" w:cs="Times New Roman"/>
           <w:sz w:val="28"/>
           <w:szCs w:val="28"/>
-          <w:lang w:val="en-US"/>
-        </w:rPr>
-      </w:pPr>
-    </w:p>
-    <w:p>
-      <w:pPr>
-        <w:spacing w:after="0"/>
-        <w:jc w:val="center"/>
-        <w:rPr>
-          <w:rFonts w:ascii="Times New Roman" w:hAnsi="Times New Roman" w:cs="Times New Roman"/>
-          <w:b/>
-          <w:bCs/>
-          <w:sz w:val="28"/>
-          <w:szCs w:val="28"/>
-          <w:lang w:val="en-US"/>
-        </w:rPr>
-      </w:pPr>
-    </w:p>
-    <w:p>
-      <w:pPr>
-        <w:spacing w:after="0"/>
-        <w:jc w:val="center"/>
-        <w:rPr>
-          <w:rFonts w:ascii="Times New Roman" w:hAnsi="Times New Roman" w:cs="Times New Roman"/>
-          <w:b/>
-          <w:bCs/>
-          <w:sz w:val="28"/>
-          <w:szCs w:val="28"/>
-          <w:lang w:val="en-US"/>
-        </w:rPr>
-      </w:pPr>
-    </w:p>
-    <w:p>
-      <w:pPr>
-        <w:spacing w:after="0"/>
-        <w:jc w:val="center"/>
-        <w:rPr>
-          <w:rFonts w:ascii="Times New Roman" w:hAnsi="Times New Roman" w:cs="Times New Roman"/>
-          <w:b/>
-          <w:bCs/>
-          <w:sz w:val="28"/>
-          <w:szCs w:val="28"/>
-          <w:lang w:val="en-US"/>
-        </w:rPr>
-      </w:pPr>
-    </w:p>
-    <w:p>
-      <w:pPr>
-        <w:spacing w:after="0"/>
-        <w:jc w:val="center"/>
-        <w:rPr>
-          <w:rFonts w:ascii="Times New Roman" w:hAnsi="Times New Roman" w:cs="Times New Roman"/>
-          <w:b/>
-          <w:bCs/>
-          <w:sz w:val="28"/>
-          <w:szCs w:val="28"/>
-          <w:lang w:val="en-US"/>
-        </w:rPr>
-      </w:pPr>
-    </w:p>
-    <w:p>
-      <w:pPr>
-        <w:spacing w:after="0"/>
-        <w:rPr>
-          <w:rFonts w:ascii="Times New Roman" w:hAnsi="Times New Roman" w:cs="Times New Roman"/>
-          <w:b/>
-          <w:bCs/>
-          <w:sz w:val="24"/>
-          <w:szCs w:val="24"/>
-          <w:lang w:val="en-US"/>
-        </w:rPr>
-      </w:pPr>
-      <w:r>
-        <w:rPr>
-          <w:rFonts w:ascii="Times New Roman" w:hAnsi="Times New Roman" w:cs="Times New Roman"/>
-          <w:b/>
-          <w:bCs/>
-          <w:sz w:val="24"/>
-          <w:szCs w:val="24"/>
-          <w:lang w:val="en-US"/>
-        </w:rPr>
-        <w:lastRenderedPageBreak/>
-        <w:t>Profile.html:</w:t>
-      </w:r>
-    </w:p>
-    <w:p>
-      <w:pPr>
-        <w:spacing w:after="0"/>
-        <w:jc w:val="center"/>
-        <w:rPr>
-          <w:rFonts w:ascii="Times New Roman" w:hAnsi="Times New Roman" w:cs="Times New Roman"/>
-          <w:b/>
-          <w:bCs/>
-          <w:sz w:val="28"/>
-          <w:szCs w:val="28"/>
-          <w:lang w:val="en-US"/>
-        </w:rPr>
-      </w:pPr>
-      <w:r>
-        <w:rPr>
-          <w:rFonts w:ascii="Times New Roman" w:hAnsi="Times New Roman" w:cs="Times New Roman"/>
-          <w:b/>
-          <w:bCs/>
-          <w:noProof/>
-          <w:sz w:val="28"/>
-          <w:szCs w:val="28"/>
-          <w:lang w:val="en-US"/>
-        </w:rPr>
-        <w:drawing>
-          <wp:inline distT="0" distB="0" distL="0" distR="0" wp14:anchorId="15673471" wp14:editId="3353900B">
-            <wp:extent cx="5235394" cy="6378493"/>
-            <wp:effectExtent l="0" t="0" r="3810" b="3810"/>
-            <wp:docPr id="137194534" name="Picture 1"/>
-            <wp:cNvGraphicFramePr>
-              <a:graphicFrameLocks xmlns:a="http://schemas.openxmlformats.org/drawingml/2006/main" noChangeAspect="1"/>
-            </wp:cNvGraphicFramePr>
-            <a:graphic xmlns:a="http://schemas.openxmlformats.org/drawingml/2006/main">
-              <a:graphicData uri="http://schemas.openxmlformats.org/drawingml/2006/picture">
-                <pic:pic xmlns:pic="http://schemas.openxmlformats.org/drawingml/2006/picture">
-                  <pic:nvPicPr>
-                    <pic:cNvPr id="137194534" name=""/>
-                    <pic:cNvPicPr/>
-                  </pic:nvPicPr>
-                  <pic:blipFill>
-                    <a:blip r:embed="rId26"/>
-                    <a:stretch>
-                      <a:fillRect/>
-                    </a:stretch>
-                  </pic:blipFill>
-                  <pic:spPr>
-                    <a:xfrm>
-                      <a:off x="0" y="0"/>
-                      <a:ext cx="5235394" cy="6378493"/>
-                    </a:xfrm>
-                    <a:prstGeom prst="rect">
-                      <a:avLst/>
-                    </a:prstGeom>
-                  </pic:spPr>
-                </pic:pic>
-              </a:graphicData>
-            </a:graphic>
-          </wp:inline>
-        </w:drawing>
-      </w:r>
-    </w:p>
-    <w:p>
-      <w:pPr>
-        <w:spacing w:after="0"/>
-        <w:jc w:val="center"/>
-        <w:rPr>
-          <w:rFonts w:ascii="Times New Roman" w:hAnsi="Times New Roman" w:cs="Times New Roman"/>
-          <w:b/>
-          <w:bCs/>
-          <w:sz w:val="28"/>
-          <w:szCs w:val="28"/>
-          <w:lang w:val="en-US"/>
-        </w:rPr>
-      </w:pPr>
-    </w:p>
-    <w:p>
-      <w:pPr>
-        <w:spacing w:after="0"/>
-        <w:jc w:val="center"/>
-        <w:rPr>
-          <w:rFonts w:ascii="Times New Roman" w:hAnsi="Times New Roman" w:cs="Times New Roman"/>
-          <w:b/>
-          <w:bCs/>
-          <w:sz w:val="28"/>
-          <w:szCs w:val="28"/>
-          <w:lang w:val="en-US"/>
-        </w:rPr>
-      </w:pPr>
-      <w:r>
-        <w:rPr>
-          <w:rFonts w:ascii="Times New Roman" w:hAnsi="Times New Roman" w:cs="Times New Roman"/>
-          <w:b/>
-          <w:bCs/>
-          <w:noProof/>
-          <w:sz w:val="28"/>
-          <w:szCs w:val="28"/>
-          <w:lang w:val="en-US"/>
-        </w:rPr>
-        <w:lastRenderedPageBreak/>
-        <w:drawing>
-          <wp:inline distT="0" distB="0" distL="0" distR="0" wp14:anchorId="27C9CA4B" wp14:editId="03625FFD">
-            <wp:extent cx="5189670" cy="3482642"/>
-            <wp:effectExtent l="0" t="0" r="0" b="3810"/>
-            <wp:docPr id="1433570158" name="Picture 1"/>
-            <wp:cNvGraphicFramePr>
-              <a:graphicFrameLocks xmlns:a="http://schemas.openxmlformats.org/drawingml/2006/main" noChangeAspect="1"/>
-            </wp:cNvGraphicFramePr>
-            <a:graphic xmlns:a="http://schemas.openxmlformats.org/drawingml/2006/main">
-              <a:graphicData uri="http://schemas.openxmlformats.org/drawingml/2006/picture">
-                <pic:pic xmlns:pic="http://schemas.openxmlformats.org/drawingml/2006/picture">
-                  <pic:nvPicPr>
-                    <pic:cNvPr id="1433570158" name=""/>
-                    <pic:cNvPicPr/>
-                  </pic:nvPicPr>
-                  <pic:blipFill>
-                    <a:blip r:embed="rId27"/>
-                    <a:stretch>
-                      <a:fillRect/>
-                    </a:stretch>
-                  </pic:blipFill>
-                  <pic:spPr>
-                    <a:xfrm>
-                      <a:off x="0" y="0"/>
-                      <a:ext cx="5189670" cy="3482642"/>
-                    </a:xfrm>
-                    <a:prstGeom prst="rect">
-                      <a:avLst/>
-                    </a:prstGeom>
-                  </pic:spPr>
-                </pic:pic>
-              </a:graphicData>
-            </a:graphic>
-          </wp:inline>
-        </w:drawing>
-      </w:r>
-    </w:p>
-    <w:p>
-      <w:pPr>
-        <w:spacing w:after="0"/>
-        <w:jc w:val="center"/>
-        <w:rPr>
-          <w:rFonts w:ascii="Times New Roman" w:hAnsi="Times New Roman" w:cs="Times New Roman"/>
-          <w:b/>
-          <w:bCs/>
-          <w:sz w:val="28"/>
-          <w:szCs w:val="28"/>
-          <w:lang w:val="en-US"/>
-        </w:rPr>
-      </w:pPr>
-    </w:p>
-    <w:p>
-      <w:pPr>
-        <w:spacing w:after="0"/>
-        <w:rPr>
-          <w:rFonts w:ascii="Times New Roman" w:hAnsi="Times New Roman" w:cs="Times New Roman"/>
-          <w:b/>
-          <w:bCs/>
-          <w:sz w:val="24"/>
-          <w:szCs w:val="24"/>
-          <w:lang w:val="en-US"/>
-        </w:rPr>
-      </w:pPr>
-      <w:r>
-        <w:rPr>
-          <w:rFonts w:ascii="Times New Roman" w:hAnsi="Times New Roman" w:cs="Times New Roman"/>
-          <w:b/>
-          <w:bCs/>
-          <w:sz w:val="24"/>
-          <w:szCs w:val="24"/>
-          <w:lang w:val="en-US"/>
-        </w:rPr>
-        <w:t>Faq.html:</w:t>
-      </w:r>
-    </w:p>
-    <w:p>
-      <w:pPr>
-        <w:spacing w:after="0"/>
-        <w:jc w:val="center"/>
-        <w:rPr>
-          <w:rFonts w:ascii="Times New Roman" w:hAnsi="Times New Roman" w:cs="Times New Roman"/>
-          <w:b/>
-          <w:bCs/>
-          <w:sz w:val="24"/>
-          <w:szCs w:val="24"/>
-          <w:lang w:val="en-US"/>
-        </w:rPr>
-      </w:pPr>
-      <w:r>
-        <w:rPr>
-          <w:rFonts w:ascii="Times New Roman" w:hAnsi="Times New Roman" w:cs="Times New Roman"/>
-          <w:b/>
-          <w:bCs/>
-          <w:sz w:val="24"/>
-          <w:szCs w:val="24"/>
-          <w:lang w:val="en-US"/>
-        </w:rPr>
-        <w:drawing>
-          <wp:inline distT="0" distB="0" distL="0" distR="0" wp14:anchorId="70091DFC" wp14:editId="28D04BC7">
-            <wp:extent cx="5731510" cy="3791585"/>
-            <wp:effectExtent l="0" t="0" r="2540" b="0"/>
-            <wp:docPr id="884576088" name="Picture 1"/>
-            <wp:cNvGraphicFramePr>
-              <a:graphicFrameLocks xmlns:a="http://schemas.openxmlformats.org/drawingml/2006/main" noChangeAspect="1"/>
-            </wp:cNvGraphicFramePr>
-            <a:graphic xmlns:a="http://schemas.openxmlformats.org/drawingml/2006/main">
-              <a:graphicData uri="http://schemas.openxmlformats.org/drawingml/2006/picture">
-                <pic:pic xmlns:pic="http://schemas.openxmlformats.org/drawingml/2006/picture">
-                  <pic:nvPicPr>
-                    <pic:cNvPr id="884576088" name=""/>
-                    <pic:cNvPicPr/>
-                  </pic:nvPicPr>
-                  <pic:blipFill>
-                    <a:blip r:embed="rId28"/>
-                    <a:stretch>
-                      <a:fillRect/>
-                    </a:stretch>
-                  </pic:blipFill>
-                  <pic:spPr>
-                    <a:xfrm>
-                      <a:off x="0" y="0"/>
-                      <a:ext cx="5731510" cy="3791585"/>
-                    </a:xfrm>
-                    <a:prstGeom prst="rect">
-                      <a:avLst/>
-                    </a:prstGeom>
-                  </pic:spPr>
-                </pic:pic>
-              </a:graphicData>
-            </a:graphic>
-          </wp:inline>
-        </w:drawing>
-      </w:r>
-    </w:p>
-    <w:p>
-      <w:pPr>
-        <w:spacing w:after="0"/>
-        <w:jc w:val="center"/>
-        <w:rPr>
-          <w:rFonts w:ascii="Times New Roman" w:hAnsi="Times New Roman" w:cs="Times New Roman"/>
-          <w:b/>
-          <w:bCs/>
-          <w:sz w:val="24"/>
-          <w:szCs w:val="24"/>
-          <w:lang w:val="en-US"/>
-        </w:rPr>
-      </w:pPr>
-    </w:p>
-    <w:p>
-      <w:pPr>
-        <w:spacing w:after="0"/>
-        <w:jc w:val="center"/>
-        <w:rPr>
-          <w:rFonts w:ascii="Times New Roman" w:hAnsi="Times New Roman" w:cs="Times New Roman"/>
-          <w:b/>
-          <w:bCs/>
-          <w:sz w:val="24"/>
-          <w:szCs w:val="24"/>
-          <w:lang w:val="en-US"/>
-        </w:rPr>
-      </w:pPr>
-      <w:r>
-        <w:rPr>
-          <w:rFonts w:ascii="Times New Roman" w:hAnsi="Times New Roman" w:cs="Times New Roman"/>
-          <w:b/>
-          <w:bCs/>
-          <w:sz w:val="24"/>
-          <w:szCs w:val="24"/>
-          <w:lang w:val="en-US"/>
-        </w:rPr>
-        <w:lastRenderedPageBreak/>
-        <w:drawing>
-          <wp:inline distT="0" distB="0" distL="0" distR="0" wp14:anchorId="59F7D540" wp14:editId="13BCEECA">
-            <wp:extent cx="5731510" cy="3300095"/>
-            <wp:effectExtent l="0" t="0" r="2540" b="0"/>
-            <wp:docPr id="996989206" name="Picture 1"/>
-            <wp:cNvGraphicFramePr>
-              <a:graphicFrameLocks xmlns:a="http://schemas.openxmlformats.org/drawingml/2006/main" noChangeAspect="1"/>
-            </wp:cNvGraphicFramePr>
-            <a:graphic xmlns:a="http://schemas.openxmlformats.org/drawingml/2006/main">
-              <a:graphicData uri="http://schemas.openxmlformats.org/drawingml/2006/picture">
-                <pic:pic xmlns:pic="http://schemas.openxmlformats.org/drawingml/2006/picture">
-                  <pic:nvPicPr>
-                    <pic:cNvPr id="996989206" name=""/>
-                    <pic:cNvPicPr/>
-                  </pic:nvPicPr>
-                  <pic:blipFill>
-                    <a:blip r:embed="rId29"/>
-                    <a:stretch>
-                      <a:fillRect/>
-                    </a:stretch>
-                  </pic:blipFill>
-                  <pic:spPr>
-                    <a:xfrm>
-                      <a:off x="0" y="0"/>
-                      <a:ext cx="5731510" cy="3300095"/>
-                    </a:xfrm>
-                    <a:prstGeom prst="rect">
-                      <a:avLst/>
-                    </a:prstGeom>
-                  </pic:spPr>
-                </pic:pic>
-              </a:graphicData>
-            </a:graphic>
-          </wp:inline>
-        </w:drawing>
-      </w:r>
-    </w:p>
-    <w:p>
-      <w:pPr>
-        <w:spacing w:after="0"/>
-        <w:jc w:val="center"/>
-        <w:rPr>
-          <w:rFonts w:ascii="Times New Roman" w:hAnsi="Times New Roman" w:cs="Times New Roman"/>
-          <w:b/>
-          <w:bCs/>
-          <w:sz w:val="24"/>
-          <w:szCs w:val="24"/>
-          <w:lang w:val="en-US"/>
-        </w:rPr>
-      </w:pPr>
-    </w:p>
-    <w:p>
-      <w:pPr>
-        <w:pStyle w:val="ListParagraph"/>
-        <w:ind w:left="0"/>
-        <w:rPr>
-          <w:rFonts w:ascii="Times New Roman" w:hAnsi="Times New Roman" w:cs="Times New Roman"/>
-          <w:b/>
-          <w:bCs/>
-          <w:sz w:val="28"/>
-          <w:lang w:val="en-US"/>
-        </w:rPr>
-      </w:pPr>
-      <w:r>
-        <w:rPr>
-          <w:rFonts w:ascii="Times New Roman" w:hAnsi="Times New Roman" w:cs="Times New Roman"/>
-          <w:b/>
-          <w:bCs/>
-          <w:sz w:val="28"/>
-          <w:lang w:val="en-US"/>
-        </w:rPr>
-        <w:t>Key Questions:</w:t>
-      </w:r>
-    </w:p>
-    <w:p>
-      <w:pPr>
-        <w:spacing w:after="0"/>
-        <w:rPr>
-          <w:rFonts w:ascii="Times New Roman" w:hAnsi="Times New Roman" w:cs="Times New Roman"/>
-          <w:b/>
-          <w:bCs/>
-          <w:sz w:val="28"/>
-          <w:szCs w:val="28"/>
-        </w:rPr>
-      </w:pPr>
-      <w:r>
-        <w:rPr>
-          <w:rFonts w:ascii="Times New Roman" w:hAnsi="Times New Roman" w:cs="Times New Roman"/>
-          <w:b/>
-          <w:bCs/>
-          <w:sz w:val="24"/>
-          <w:szCs w:val="24"/>
-        </w:rPr>
-        <w:t xml:space="preserve">1. </w:t>
-      </w:r>
-      <w:r>
-        <w:rPr>
-          <w:rFonts w:ascii="Times New Roman" w:hAnsi="Times New Roman" w:cs="Times New Roman"/>
-          <w:b/>
-          <w:bCs/>
-          <w:sz w:val="24"/>
-          <w:szCs w:val="24"/>
-        </w:rPr>
-        <w:t>How is JSON fetched, parsed, and rendered?</w:t>
+        </w:rPr>
+      </w:pPr>
+    </w:p>
+    <w:p>
+      <w:pPr>
+        <w:spacing w:after="0"/>
+        <w:rPr>
+          <w:rFonts w:ascii="Times New Roman" w:hAnsi="Times New Roman" w:cs="Times New Roman"/>
+          <w:b/>
+          <w:bCs/>
+          <w:sz w:val="24"/>
+          <w:szCs w:val="24"/>
+        </w:rPr>
+      </w:pPr>
+      <w:r>
+        <w:rPr>
+          <w:rFonts w:ascii="Times New Roman" w:hAnsi="Times New Roman" w:cs="Times New Roman"/>
+          <w:b/>
+          <w:bCs/>
+          <w:sz w:val="24"/>
+          <w:szCs w:val="24"/>
+        </w:rPr>
+        <w:t xml:space="preserve">4. </w:t>
+      </w:r>
+      <w:r>
+        <w:rPr>
+          <w:rFonts w:ascii="Times New Roman" w:hAnsi="Times New Roman" w:cs="Times New Roman"/>
+          <w:b/>
+          <w:bCs/>
+          <w:sz w:val="24"/>
+          <w:szCs w:val="24"/>
+        </w:rPr>
+        <w:t>How is modularity maintained in JavaScript files?</w:t>
       </w:r>
     </w:p>
     <w:p>
@@ -4199,6 +5154,82 @@
       <w:r>
         <w:rPr>
           <w:rFonts w:ascii="Times New Roman" w:hAnsi="Times New Roman" w:cs="Times New Roman"/>
+          <w:sz w:val="24"/>
+          <w:szCs w:val="24"/>
+        </w:rPr>
+        <w:t xml:space="preserve">Yes. Every input has an associated &lt;label&gt;. aria-describedby and aria-live are used for </w:t>
+      </w:r>
+    </w:p>
+    <w:p>
+      <w:pPr>
+        <w:spacing w:after="0"/>
+        <w:rPr>
+          <w:rFonts w:ascii="Times New Roman" w:hAnsi="Times New Roman" w:cs="Times New Roman"/>
+          <w:sz w:val="24"/>
+          <w:szCs w:val="24"/>
+        </w:rPr>
+      </w:pPr>
+      <w:r>
+        <w:rPr>
+          <w:rFonts w:ascii="Times New Roman" w:hAnsi="Times New Roman" w:cs="Times New Roman"/>
+          <w:sz w:val="24"/>
+          <w:szCs w:val="24"/>
+        </w:rPr>
+        <w:t>error messages, allowing screen readers to communicate validation errors to users</w:t>
+      </w:r>
+      <w:r>
+        <w:rPr>
+          <w:rFonts w:ascii="Times New Roman" w:hAnsi="Times New Roman" w:cs="Times New Roman"/>
+          <w:sz w:val="24"/>
+          <w:szCs w:val="24"/>
+        </w:rPr>
+        <w:t>.</w:t>
+      </w:r>
+    </w:p>
+    <w:p>
+      <w:pPr>
+        <w:rPr>
+          <w:rFonts w:ascii="Times New Roman" w:hAnsi="Times New Roman" w:cs="Times New Roman"/>
+          <w:b/>
+          <w:bCs/>
+          <w:sz w:val="24"/>
+          <w:szCs w:val="24"/>
+        </w:rPr>
+      </w:pPr>
+    </w:p>
+    <w:p>
+      <w:pPr>
+        <w:rPr>
+          <w:rFonts w:ascii="Times New Roman" w:hAnsi="Times New Roman" w:cs="Times New Roman"/>
+          <w:b/>
+          <w:bCs/>
+          <w:sz w:val="24"/>
+          <w:szCs w:val="24"/>
+        </w:rPr>
+      </w:pPr>
+      <w:r>
+        <w:rPr>
+          <w:rFonts w:ascii="Times New Roman" w:hAnsi="Times New Roman" w:cs="Times New Roman"/>
+          <w:b/>
+          <w:bCs/>
+          <w:sz w:val="24"/>
+          <w:szCs w:val="24"/>
+        </w:rPr>
+        <w:t>GitHub Link</w:t>
+      </w:r>
+      <w:r>
+        <w:rPr>
+          <w:rFonts w:ascii="Times New Roman" w:hAnsi="Times New Roman" w:cs="Times New Roman"/>
+          <w:b/>
+          <w:bCs/>
+          <w:sz w:val="24"/>
+          <w:szCs w:val="24"/>
+        </w:rPr>
+        <w:t>:</w:t>
+      </w:r>
+      <w:r>
+        <w:rPr>
+          <w:rFonts w:ascii="Times New Roman" w:hAnsi="Times New Roman" w:cs="Times New Roman"/>
           <w:b/>
           <w:bCs/>
           <w:sz w:val="24"/>
@@ -4209,579 +5240,13 @@
       <w:r>
         <w:rPr>
           <w:rFonts w:ascii="Times New Roman" w:hAnsi="Times New Roman" w:cs="Times New Roman"/>
-          <w:sz w:val="24"/>
-          <w:szCs w:val="24"/>
-        </w:rPr>
-        <w:t xml:space="preserve">Yes. Appropriate HTML5 input types such as email, </w:t>
-      </w:r>
-      <w:proofErr w:type="spellStart"/>
-      <w:r>
-        <w:rPr>
-          <w:rFonts w:ascii="Times New Roman" w:hAnsi="Times New Roman" w:cs="Times New Roman"/>
-          <w:sz w:val="24"/>
-          <w:szCs w:val="24"/>
-        </w:rPr>
-        <w:t>tel</w:t>
-      </w:r>
-      <w:proofErr w:type="spellEnd"/>
-      <w:r>
-        <w:rPr>
-          <w:rFonts w:ascii="Times New Roman" w:hAnsi="Times New Roman" w:cs="Times New Roman"/>
-          <w:sz w:val="24"/>
-          <w:szCs w:val="24"/>
-        </w:rPr>
-        <w:t>, password, radio, and checkbox</w:t>
-      </w:r>
-    </w:p>
-    <w:p>
-      <w:pPr>
-        <w:spacing w:after="0"/>
-        <w:rPr>
-          <w:rFonts w:ascii="Times New Roman" w:hAnsi="Times New Roman" w:cs="Times New Roman"/>
-          <w:sz w:val="24"/>
-          <w:szCs w:val="24"/>
-        </w:rPr>
-      </w:pPr>
-      <w:r>
-        <w:rPr>
-          <w:rFonts w:ascii="Times New Roman" w:hAnsi="Times New Roman" w:cs="Times New Roman"/>
-          <w:sz w:val="24"/>
-          <w:szCs w:val="24"/>
-        </w:rPr>
-        <w:t xml:space="preserve">         </w:t>
-      </w:r>
-      <w:r>
-        <w:rPr>
-          <w:rFonts w:ascii="Times New Roman" w:hAnsi="Times New Roman" w:cs="Times New Roman"/>
-          <w:sz w:val="24"/>
-          <w:szCs w:val="24"/>
-        </w:rPr>
-        <w:t xml:space="preserve"> are used. Attributes such as required, autocomplete, </w:t>
-      </w:r>
-      <w:proofErr w:type="spellStart"/>
-      <w:r>
-        <w:rPr>
-          <w:rFonts w:ascii="Times New Roman" w:hAnsi="Times New Roman" w:cs="Times New Roman"/>
-          <w:sz w:val="24"/>
-          <w:szCs w:val="24"/>
-        </w:rPr>
-        <w:t>maxlength</w:t>
-      </w:r>
-      <w:proofErr w:type="spellEnd"/>
-      <w:r>
-        <w:rPr>
-          <w:rFonts w:ascii="Times New Roman" w:hAnsi="Times New Roman" w:cs="Times New Roman"/>
-          <w:sz w:val="24"/>
-          <w:szCs w:val="24"/>
-        </w:rPr>
-        <w:t>, and aria-</w:t>
-      </w:r>
-      <w:proofErr w:type="spellStart"/>
-      <w:r>
-        <w:rPr>
-          <w:rFonts w:ascii="Times New Roman" w:hAnsi="Times New Roman" w:cs="Times New Roman"/>
-          <w:sz w:val="24"/>
-          <w:szCs w:val="24"/>
-        </w:rPr>
-        <w:t>describedby</w:t>
-      </w:r>
-      <w:proofErr w:type="spellEnd"/>
-      <w:r>
-        <w:rPr>
-          <w:rFonts w:ascii="Times New Roman" w:hAnsi="Times New Roman" w:cs="Times New Roman"/>
-          <w:sz w:val="24"/>
-          <w:szCs w:val="24"/>
-        </w:rPr>
-        <w:t xml:space="preserve"> </w:t>
-      </w:r>
-    </w:p>
-    <w:p>
-      <w:pPr>
-        <w:spacing w:after="0"/>
-        <w:rPr>
-          <w:rFonts w:ascii="Times New Roman" w:hAnsi="Times New Roman" w:cs="Times New Roman"/>
-          <w:sz w:val="24"/>
-          <w:szCs w:val="24"/>
-        </w:rPr>
-      </w:pPr>
-      <w:r>
-        <w:rPr>
-          <w:rFonts w:ascii="Times New Roman" w:hAnsi="Times New Roman" w:cs="Times New Roman"/>
-          <w:sz w:val="24"/>
-          <w:szCs w:val="24"/>
-        </w:rPr>
-        <w:t xml:space="preserve">          </w:t>
-      </w:r>
-      <w:r>
-        <w:rPr>
-          <w:rFonts w:ascii="Times New Roman" w:hAnsi="Times New Roman" w:cs="Times New Roman"/>
-          <w:sz w:val="24"/>
-          <w:szCs w:val="24"/>
-        </w:rPr>
-        <w:t>improve validation, usability, and accessibility.</w:t>
-      </w:r>
-    </w:p>
-    <w:p>
-      <w:pPr>
-        <w:spacing w:after="0"/>
-        <w:rPr>
-          <w:rFonts w:ascii="Times New Roman" w:hAnsi="Times New Roman" w:cs="Times New Roman"/>
-          <w:sz w:val="24"/>
-          <w:szCs w:val="24"/>
-        </w:rPr>
-      </w:pPr>
-    </w:p>
-    <w:p>
-      <w:pPr>
-        <w:spacing w:after="0"/>
-        <w:rPr>
-          <w:rFonts w:ascii="Times New Roman" w:hAnsi="Times New Roman" w:cs="Times New Roman"/>
-          <w:b/>
-          <w:bCs/>
-          <w:sz w:val="24"/>
-          <w:szCs w:val="24"/>
-        </w:rPr>
-      </w:pPr>
-      <w:r>
-        <w:rPr>
-          <w:rFonts w:ascii="Times New Roman" w:hAnsi="Times New Roman" w:cs="Times New Roman"/>
-          <w:b/>
-          <w:bCs/>
-          <w:sz w:val="24"/>
-          <w:szCs w:val="24"/>
-        </w:rPr>
-        <w:t xml:space="preserve">Q2. </w:t>
-      </w:r>
-      <w:r>
-        <w:rPr>
-          <w:rFonts w:ascii="Times New Roman" w:hAnsi="Times New Roman" w:cs="Times New Roman"/>
-          <w:b/>
-          <w:bCs/>
-          <w:sz w:val="24"/>
-          <w:szCs w:val="24"/>
-        </w:rPr>
-        <w:t xml:space="preserve">Which array methods are used for search, filter, sort, and pagination? </w:t>
-      </w:r>
-    </w:p>
-    <w:p>
-      <w:pPr>
-        <w:spacing w:after="0"/>
-        <w:rPr>
-          <w:rFonts w:ascii="Times New Roman" w:hAnsi="Times New Roman" w:cs="Times New Roman"/>
-          <w:sz w:val="24"/>
-          <w:szCs w:val="24"/>
-        </w:rPr>
-      </w:pPr>
-      <w:r>
-        <w:rPr>
-          <w:rFonts w:ascii="Times New Roman" w:hAnsi="Times New Roman" w:cs="Times New Roman"/>
-          <w:b/>
-          <w:bCs/>
-          <w:sz w:val="24"/>
-          <w:szCs w:val="24"/>
-          <w:u w:val="single"/>
-        </w:rPr>
-        <w:t xml:space="preserve"> Ans:</w:t>
-      </w:r>
-      <w:r>
-        <w:rPr>
-          <w:rFonts w:ascii="Times New Roman" w:hAnsi="Times New Roman" w:cs="Times New Roman"/>
-          <w:b/>
-          <w:bCs/>
-          <w:sz w:val="24"/>
-          <w:szCs w:val="24"/>
-        </w:rPr>
-        <w:t xml:space="preserve"> </w:t>
-      </w:r>
-      <w:r>
-        <w:rPr>
-          <w:rFonts w:ascii="Times New Roman" w:hAnsi="Times New Roman" w:cs="Times New Roman"/>
-          <w:sz w:val="24"/>
-          <w:szCs w:val="24"/>
-        </w:rPr>
-        <w:t xml:space="preserve">Yes. Each input has a dedicated error-message area immediately below it. This makes it </w:t>
-      </w:r>
-      <w:r>
-        <w:rPr>
-          <w:rFonts w:ascii="Times New Roman" w:hAnsi="Times New Roman" w:cs="Times New Roman"/>
-          <w:sz w:val="24"/>
-          <w:szCs w:val="24"/>
-        </w:rPr>
-        <w:t xml:space="preserve">     </w:t>
-      </w:r>
-    </w:p>
-    <w:p>
-      <w:pPr>
-        <w:spacing w:after="0"/>
-        <w:rPr>
-          <w:rFonts w:ascii="Times New Roman" w:hAnsi="Times New Roman" w:cs="Times New Roman"/>
-          <w:sz w:val="24"/>
-          <w:szCs w:val="24"/>
-        </w:rPr>
-      </w:pPr>
-      <w:r>
-        <w:rPr>
-          <w:rFonts w:ascii="Times New Roman" w:hAnsi="Times New Roman" w:cs="Times New Roman"/>
-          <w:sz w:val="24"/>
-          <w:szCs w:val="24"/>
-        </w:rPr>
-        <w:t xml:space="preserve">          </w:t>
-      </w:r>
-      <w:r>
-        <w:rPr>
-          <w:rFonts w:ascii="Times New Roman" w:hAnsi="Times New Roman" w:cs="Times New Roman"/>
-          <w:sz w:val="24"/>
-          <w:szCs w:val="24"/>
-        </w:rPr>
-        <w:t>easier for the user to understand and correct the problem.</w:t>
-      </w:r>
-    </w:p>
-    <w:p>
-      <w:pPr>
-        <w:spacing w:after="0"/>
-        <w:rPr>
-          <w:rFonts w:ascii="Times New Roman" w:hAnsi="Times New Roman" w:cs="Times New Roman"/>
-          <w:b/>
-          <w:bCs/>
-          <w:sz w:val="24"/>
-          <w:szCs w:val="24"/>
-        </w:rPr>
-      </w:pPr>
-    </w:p>
-    <w:p>
-      <w:pPr>
-        <w:spacing w:after="0"/>
-        <w:rPr>
-          <w:rFonts w:ascii="Times New Roman" w:hAnsi="Times New Roman" w:cs="Times New Roman"/>
-          <w:b/>
-          <w:bCs/>
-          <w:sz w:val="24"/>
-          <w:szCs w:val="24"/>
-        </w:rPr>
-      </w:pPr>
-      <w:r>
-        <w:rPr>
-          <w:rFonts w:ascii="Times New Roman" w:hAnsi="Times New Roman" w:cs="Times New Roman"/>
-          <w:b/>
-          <w:bCs/>
-          <w:sz w:val="24"/>
-          <w:szCs w:val="24"/>
-        </w:rPr>
-        <w:t xml:space="preserve"> 3. </w:t>
-      </w:r>
-      <w:r>
-        <w:rPr>
-          <w:rFonts w:ascii="Times New Roman" w:hAnsi="Times New Roman" w:cs="Times New Roman"/>
-          <w:b/>
-          <w:bCs/>
-          <w:sz w:val="24"/>
-          <w:szCs w:val="24"/>
-        </w:rPr>
-        <w:t>How are loading and error states handled?</w:t>
-      </w:r>
-    </w:p>
-    <w:p>
-      <w:pPr>
-        <w:spacing w:after="0"/>
-        <w:rPr>
-          <w:rFonts w:ascii="Times New Roman" w:hAnsi="Times New Roman" w:cs="Times New Roman"/>
-          <w:sz w:val="24"/>
-          <w:szCs w:val="24"/>
-        </w:rPr>
-      </w:pPr>
-      <w:r>
-        <w:rPr>
-          <w:rFonts w:ascii="Times New Roman" w:hAnsi="Times New Roman" w:cs="Times New Roman"/>
-          <w:b/>
-          <w:bCs/>
-          <w:sz w:val="24"/>
-          <w:szCs w:val="24"/>
-          <w:u w:val="single"/>
-        </w:rPr>
-        <w:t>Ans:</w:t>
-      </w:r>
-      <w:r>
-        <w:rPr>
-          <w:rFonts w:ascii="Times New Roman" w:eastAsia="Times New Roman" w:hAnsi="Times New Roman" w:cs="Times New Roman"/>
-          <w:kern w:val="0"/>
-          <w:sz w:val="24"/>
-          <w:szCs w:val="24"/>
-          <w:lang w:eastAsia="en-IN"/>
-          <w14:ligatures w14:val="none"/>
-        </w:rPr>
-        <w:t xml:space="preserve"> </w:t>
-      </w:r>
-      <w:r>
-        <w:rPr>
-          <w:rFonts w:ascii="Times New Roman" w:hAnsi="Times New Roman" w:cs="Times New Roman"/>
-          <w:sz w:val="24"/>
-          <w:szCs w:val="24"/>
-        </w:rPr>
-        <w:t xml:space="preserve">Yes. A password-strength indicator is provided. JavaScript checks the password length </w:t>
-      </w:r>
-      <w:r>
-        <w:rPr>
-          <w:rFonts w:ascii="Times New Roman" w:hAnsi="Times New Roman" w:cs="Times New Roman"/>
-          <w:sz w:val="24"/>
-          <w:szCs w:val="24"/>
-        </w:rPr>
-        <w:t xml:space="preserve"> </w:t>
-      </w:r>
-    </w:p>
-    <w:p>
-      <w:pPr>
-        <w:spacing w:after="0"/>
-        <w:rPr>
-          <w:rFonts w:ascii="Times New Roman" w:hAnsi="Times New Roman" w:cs="Times New Roman"/>
-          <w:sz w:val="24"/>
-          <w:szCs w:val="24"/>
-        </w:rPr>
-      </w:pPr>
-      <w:r>
-        <w:rPr>
-          <w:rFonts w:ascii="Times New Roman" w:hAnsi="Times New Roman" w:cs="Times New Roman"/>
-          <w:sz w:val="24"/>
-          <w:szCs w:val="24"/>
-        </w:rPr>
-        <w:t xml:space="preserve">         </w:t>
-      </w:r>
-      <w:r>
-        <w:rPr>
-          <w:rFonts w:ascii="Times New Roman" w:hAnsi="Times New Roman" w:cs="Times New Roman"/>
-          <w:sz w:val="24"/>
-          <w:szCs w:val="24"/>
-        </w:rPr>
-        <w:t>and the presence of uppercase letters, lowercase letters, numbers, and special characters.</w:t>
-      </w:r>
-    </w:p>
-    <w:p>
-      <w:pPr>
-        <w:spacing w:after="0"/>
-        <w:rPr>
-          <w:rFonts w:ascii="Times New Roman" w:hAnsi="Times New Roman" w:cs="Times New Roman"/>
-          <w:sz w:val="28"/>
-          <w:szCs w:val="28"/>
-        </w:rPr>
-      </w:pPr>
-    </w:p>
-    <w:p>
-      <w:pPr>
-        <w:spacing w:after="0"/>
-        <w:rPr>
-          <w:rFonts w:ascii="Times New Roman" w:hAnsi="Times New Roman" w:cs="Times New Roman"/>
-          <w:b/>
-          <w:bCs/>
-          <w:sz w:val="24"/>
-          <w:szCs w:val="24"/>
-        </w:rPr>
-      </w:pPr>
-      <w:r>
-        <w:rPr>
-          <w:rFonts w:ascii="Times New Roman" w:hAnsi="Times New Roman" w:cs="Times New Roman"/>
-          <w:b/>
-          <w:bCs/>
-          <w:sz w:val="24"/>
-          <w:szCs w:val="24"/>
-        </w:rPr>
-        <w:t xml:space="preserve">4. </w:t>
-      </w:r>
-      <w:r>
-        <w:rPr>
-          <w:rFonts w:ascii="Times New Roman" w:hAnsi="Times New Roman" w:cs="Times New Roman"/>
-          <w:b/>
-          <w:bCs/>
-          <w:sz w:val="24"/>
-          <w:szCs w:val="24"/>
-        </w:rPr>
-        <w:t>How is modularity maintained in JavaScript files?</w:t>
-      </w:r>
-    </w:p>
-    <w:p>
-      <w:pPr>
-        <w:spacing w:after="0"/>
-        <w:rPr>
-          <w:rFonts w:ascii="Times New Roman" w:hAnsi="Times New Roman" w:cs="Times New Roman"/>
-          <w:sz w:val="24"/>
-          <w:szCs w:val="24"/>
-        </w:rPr>
-      </w:pPr>
-      <w:r>
-        <w:rPr>
-          <w:rFonts w:ascii="Times New Roman" w:hAnsi="Times New Roman" w:cs="Times New Roman"/>
-          <w:b/>
-          <w:bCs/>
-          <w:sz w:val="24"/>
-          <w:szCs w:val="24"/>
-          <w:u w:val="single"/>
-        </w:rPr>
-        <w:t>Ans:</w:t>
-      </w:r>
-      <w:r>
-        <w:rPr>
-          <w:rFonts w:ascii="Times New Roman" w:eastAsia="Times New Roman" w:hAnsi="Times New Roman" w:cs="Times New Roman"/>
-          <w:kern w:val="0"/>
-          <w:sz w:val="24"/>
-          <w:szCs w:val="24"/>
-          <w:lang w:eastAsia="en-IN"/>
-          <w14:ligatures w14:val="none"/>
-        </w:rPr>
-        <w:t xml:space="preserve"> </w:t>
-      </w:r>
-      <w:r>
-        <w:rPr>
-          <w:rFonts w:ascii="Times New Roman" w:hAnsi="Times New Roman" w:cs="Times New Roman"/>
-          <w:sz w:val="24"/>
-          <w:szCs w:val="24"/>
-        </w:rPr>
-        <w:t>Yes. Every input has an associated &lt;label&gt;. aria-</w:t>
-      </w:r>
-      <w:proofErr w:type="spellStart"/>
-      <w:r>
-        <w:rPr>
-          <w:rFonts w:ascii="Times New Roman" w:hAnsi="Times New Roman" w:cs="Times New Roman"/>
-          <w:sz w:val="24"/>
-          <w:szCs w:val="24"/>
-        </w:rPr>
-        <w:t>describedby</w:t>
-      </w:r>
-      <w:proofErr w:type="spellEnd"/>
-      <w:r>
-        <w:rPr>
-          <w:rFonts w:ascii="Times New Roman" w:hAnsi="Times New Roman" w:cs="Times New Roman"/>
-          <w:sz w:val="24"/>
-          <w:szCs w:val="24"/>
-        </w:rPr>
-        <w:t xml:space="preserve"> and aria-live are used for </w:t>
-      </w:r>
-      <w:r>
-        <w:rPr>
-          <w:rFonts w:ascii="Times New Roman" w:hAnsi="Times New Roman" w:cs="Times New Roman"/>
-          <w:sz w:val="24"/>
-          <w:szCs w:val="24"/>
-        </w:rPr>
-        <w:t xml:space="preserve">  </w:t>
-      </w:r>
-    </w:p>
-    <w:p>
-      <w:pPr>
-        <w:spacing w:after="0"/>
-        <w:rPr>
-          <w:rFonts w:ascii="Times New Roman" w:hAnsi="Times New Roman" w:cs="Times New Roman"/>
-          <w:sz w:val="24"/>
-          <w:szCs w:val="24"/>
-        </w:rPr>
-      </w:pPr>
-      <w:r>
-        <w:rPr>
-          <w:rFonts w:ascii="Times New Roman" w:hAnsi="Times New Roman" w:cs="Times New Roman"/>
-          <w:sz w:val="24"/>
-          <w:szCs w:val="24"/>
-        </w:rPr>
-        <w:t xml:space="preserve">         </w:t>
-      </w:r>
-      <w:r>
-        <w:rPr>
-          <w:rFonts w:ascii="Times New Roman" w:hAnsi="Times New Roman" w:cs="Times New Roman"/>
-          <w:sz w:val="24"/>
-          <w:szCs w:val="24"/>
-        </w:rPr>
-        <w:t>error messages, allowing screen readers to communicate validation errors to users</w:t>
-      </w:r>
-      <w:r>
-        <w:rPr>
-          <w:rFonts w:ascii="Times New Roman" w:hAnsi="Times New Roman" w:cs="Times New Roman"/>
-          <w:sz w:val="24"/>
-          <w:szCs w:val="24"/>
-        </w:rPr>
-        <w:t>.</w:t>
-      </w:r>
-    </w:p>
-    <w:p>
-      <w:pPr>
-        <w:rPr>
-          <w:rFonts w:ascii="Times New Roman" w:hAnsi="Times New Roman" w:cs="Times New Roman"/>
-          <w:b/>
-          <w:bCs/>
-          <w:sz w:val="24"/>
-          <w:szCs w:val="24"/>
-        </w:rPr>
-      </w:pPr>
-    </w:p>
-    <w:p>
-      <w:pPr>
-        <w:rPr>
-          <w:rFonts w:ascii="Times New Roman" w:hAnsi="Times New Roman" w:cs="Times New Roman"/>
-          <w:b/>
-          <w:bCs/>
-          <w:sz w:val="24"/>
-          <w:szCs w:val="24"/>
-        </w:rPr>
-      </w:pPr>
-      <w:r>
-        <w:rPr>
-          <w:rFonts w:ascii="Times New Roman" w:hAnsi="Times New Roman" w:cs="Times New Roman"/>
-          <w:b/>
-          <w:bCs/>
-          <w:sz w:val="24"/>
-          <w:szCs w:val="24"/>
-        </w:rPr>
-        <w:t>GitHub Link</w:t>
-      </w:r>
-      <w:r>
-        <w:rPr>
-          <w:rFonts w:ascii="Times New Roman" w:hAnsi="Times New Roman" w:cs="Times New Roman"/>
-          <w:b/>
-          <w:bCs/>
-          <w:sz w:val="24"/>
-          <w:szCs w:val="24"/>
-        </w:rPr>
-        <w:t>:</w:t>
-      </w:r>
-      <w:r>
-        <w:rPr>
-          <w:rFonts w:ascii="Times New Roman" w:hAnsi="Times New Roman" w:cs="Times New Roman"/>
-          <w:b/>
-          <w:bCs/>
-          <w:sz w:val="24"/>
-          <w:szCs w:val="24"/>
-        </w:rPr>
-        <w:t xml:space="preserve"> </w:t>
-      </w:r>
-      <w:hyperlink r:id="rId30" w:history="1">
-        <w:r>
-          <w:rPr>
-            <w:rStyle w:val="Hyperlink"/>
-            <w:rFonts w:ascii="Times New Roman" w:hAnsi="Times New Roman" w:cs="Times New Roman"/>
-            <w:b/>
-            <w:bCs/>
-            <w:sz w:val="24"/>
-            <w:szCs w:val="24"/>
-          </w:rPr>
-          <w:t>https://github.com/dp8260264sys/StudentHub/tree/main/StudentHub/data</w:t>
-        </w:r>
-      </w:hyperlink>
-    </w:p>
-    <w:p>
-      <w:pPr>
-        <w:rPr>
-          <w:rFonts w:ascii="Times New Roman" w:hAnsi="Times New Roman" w:cs="Times New Roman"/>
-          <w:b/>
-          <w:bCs/>
-          <w:sz w:val="24"/>
-          <w:szCs w:val="24"/>
-        </w:rPr>
-      </w:pPr>
-    </w:p>
-    <w:p>
-      <w:pPr>
-        <w:rPr>
-          <w:rFonts w:ascii="Times New Roman" w:hAnsi="Times New Roman" w:cs="Times New Roman"/>
-          <w:b/>
-          <w:bCs/>
-          <w:sz w:val="24"/>
-          <w:szCs w:val="24"/>
-        </w:rPr>
-      </w:pPr>
+          <w:b/>
+          <w:bCs/>
+          <w:sz w:val="24"/>
+          <w:szCs w:val="24"/>
+        </w:rPr>
+        <w:t>https://github.com/smit-2406/studenthub-website/tree/main/WD</w:t>
+      </w:r>
     </w:p>
     <w:p/>
     <w:p/>
@@ -4872,29 +5337,16 @@
           <w:lang w:val="en-US"/>
         </w:rPr>
       </w:pPr>
-      <w:proofErr w:type="spellStart"/>
-      <w:r>
-        <w:rPr>
-          <w:rFonts w:ascii="Times New Roman" w:hAnsi="Times New Roman" w:cs="Times New Roman"/>
-          <w:b/>
-          <w:bCs/>
-          <w:sz w:val="24"/>
-          <w:szCs w:val="24"/>
-          <w:lang w:val="en-US"/>
-        </w:rPr>
-        <w:t>Register.php</w:t>
-      </w:r>
-      <w:proofErr w:type="spellEnd"/>
-      <w:r>
-        <w:rPr>
-          <w:rFonts w:ascii="Times New Roman" w:hAnsi="Times New Roman" w:cs="Times New Roman"/>
-          <w:b/>
-          <w:bCs/>
-          <w:sz w:val="24"/>
-          <w:szCs w:val="24"/>
-          <w:lang w:val="en-US"/>
-        </w:rPr>
-        <w:t>:</w:t>
+      <w:r>
+        <w:rPr>
+          <w:rFonts w:ascii="Times New Roman" w:hAnsi="Times New Roman" w:cs="Times New Roman"/>
+          <w:b/>
+          <w:bCs/>
+          <w:sz w:val="24"/>
+          <w:szCs w:val="24"/>
+          <w:lang w:val="en-US"/>
+        </w:rPr>
+        <w:t>Register.php:</w:t>
       </w:r>
     </w:p>
     <w:p>
@@ -4958,7 +5410,7 @@
           <w:lang w:val="en-US"/>
         </w:rPr>
         <w:drawing>
-          <wp:inline distT="0" distB="0" distL="0" distR="0" wp14:anchorId="35D226C7" wp14:editId="5A267A48">
+          <wp:inline distT="0" distB="0" distL="0" distR="0">
             <wp:extent cx="4892464" cy="6454699"/>
             <wp:effectExtent l="0" t="0" r="3810" b="3810"/>
             <wp:docPr id="143610900" name="Picture 1"/>
@@ -4973,7 +5425,7 @@
                     <pic:cNvPicPr/>
                   </pic:nvPicPr>
                   <pic:blipFill>
-                    <a:blip r:embed="rId31"/>
+                    <a:blip r:embed="rId22"/>
                     <a:stretch>
                       <a:fillRect/>
                     </a:stretch>
@@ -5033,7 +5485,7 @@
         </w:rPr>
         <w:lastRenderedPageBreak/>
         <w:drawing>
-          <wp:inline distT="0" distB="0" distL="0" distR="0" wp14:anchorId="112DFBC5" wp14:editId="2C205F5A">
+          <wp:inline distT="0" distB="0" distL="0" distR="0">
             <wp:extent cx="5731510" cy="4389755"/>
             <wp:effectExtent l="0" t="0" r="2540" b="0"/>
             <wp:docPr id="1482964075" name="Picture 1"/>
@@ -5048,7 +5500,7 @@
                     <pic:cNvPicPr/>
                   </pic:nvPicPr>
                   <pic:blipFill>
-                    <a:blip r:embed="rId32"/>
+                    <a:blip r:embed="rId23"/>
                     <a:stretch>
                       <a:fillRect/>
                     </a:stretch>
@@ -5094,15 +5546,302 @@
           <w:lang w:val="en-US"/>
         </w:rPr>
       </w:pPr>
-      <w:r>
-        <w:rPr>
-          <w:rFonts w:ascii="Times New Roman" w:hAnsi="Times New Roman" w:cs="Times New Roman"/>
-          <w:b/>
-          <w:bCs/>
-          <w:sz w:val="24"/>
-          <w:szCs w:val="24"/>
-          <w:lang w:val="en-US"/>
-        </w:rPr>
+    </w:p>
+    <w:p>
+      <w:pPr>
+        <w:spacing w:after="0"/>
+        <w:rPr>
+          <w:rFonts w:ascii="Times New Roman" w:hAnsi="Times New Roman" w:cs="Times New Roman"/>
+          <w:b/>
+          <w:bCs/>
+          <w:sz w:val="24"/>
+          <w:szCs w:val="24"/>
+          <w:lang w:val="en-US"/>
+        </w:rPr>
+      </w:pPr>
+    </w:p>
+    <w:p>
+      <w:pPr>
+        <w:spacing w:after="0"/>
+        <w:rPr>
+          <w:rFonts w:ascii="Times New Roman" w:hAnsi="Times New Roman" w:cs="Times New Roman"/>
+          <w:b/>
+          <w:bCs/>
+          <w:sz w:val="24"/>
+          <w:szCs w:val="24"/>
+          <w:lang w:val="en-US"/>
+        </w:rPr>
+      </w:pPr>
+    </w:p>
+    <w:p>
+      <w:pPr>
+        <w:spacing w:after="0"/>
+        <w:rPr>
+          <w:rFonts w:ascii="Times New Roman" w:hAnsi="Times New Roman" w:cs="Times New Roman"/>
+          <w:b/>
+          <w:bCs/>
+          <w:sz w:val="24"/>
+          <w:szCs w:val="24"/>
+          <w:lang w:val="en-US"/>
+        </w:rPr>
+      </w:pPr>
+    </w:p>
+    <w:p>
+      <w:pPr>
+        <w:spacing w:after="0"/>
+        <w:rPr>
+          <w:rFonts w:ascii="Times New Roman" w:hAnsi="Times New Roman" w:cs="Times New Roman"/>
+          <w:b/>
+          <w:bCs/>
+          <w:sz w:val="24"/>
+          <w:szCs w:val="24"/>
+          <w:lang w:val="en-US"/>
+        </w:rPr>
+      </w:pPr>
+    </w:p>
+    <w:p>
+      <w:pPr>
+        <w:spacing w:after="0"/>
+        <w:rPr>
+          <w:rFonts w:ascii="Times New Roman" w:hAnsi="Times New Roman" w:cs="Times New Roman"/>
+          <w:b/>
+          <w:bCs/>
+          <w:sz w:val="24"/>
+          <w:szCs w:val="24"/>
+          <w:lang w:val="en-US"/>
+        </w:rPr>
+      </w:pPr>
+    </w:p>
+    <w:p>
+      <w:pPr>
+        <w:spacing w:after="0"/>
+        <w:rPr>
+          <w:rFonts w:ascii="Times New Roman" w:hAnsi="Times New Roman" w:cs="Times New Roman"/>
+          <w:b/>
+          <w:bCs/>
+          <w:sz w:val="24"/>
+          <w:szCs w:val="24"/>
+          <w:lang w:val="en-US"/>
+        </w:rPr>
+      </w:pPr>
+    </w:p>
+    <w:p>
+      <w:pPr>
+        <w:spacing w:after="0"/>
+        <w:rPr>
+          <w:rFonts w:ascii="Times New Roman" w:hAnsi="Times New Roman" w:cs="Times New Roman"/>
+          <w:b/>
+          <w:bCs/>
+          <w:sz w:val="24"/>
+          <w:szCs w:val="24"/>
+          <w:lang w:val="en-US"/>
+        </w:rPr>
+      </w:pPr>
+    </w:p>
+    <w:p>
+      <w:pPr>
+        <w:spacing w:after="0"/>
+        <w:rPr>
+          <w:rFonts w:ascii="Times New Roman" w:hAnsi="Times New Roman" w:cs="Times New Roman"/>
+          <w:b/>
+          <w:bCs/>
+          <w:sz w:val="24"/>
+          <w:szCs w:val="24"/>
+          <w:lang w:val="en-US"/>
+        </w:rPr>
+      </w:pPr>
+    </w:p>
+    <w:p>
+      <w:pPr>
+        <w:spacing w:after="0"/>
+        <w:rPr>
+          <w:rFonts w:ascii="Times New Roman" w:hAnsi="Times New Roman" w:cs="Times New Roman"/>
+          <w:b/>
+          <w:bCs/>
+          <w:sz w:val="24"/>
+          <w:szCs w:val="24"/>
+          <w:lang w:val="en-US"/>
+        </w:rPr>
+      </w:pPr>
+    </w:p>
+    <w:p>
+      <w:pPr>
+        <w:spacing w:after="0"/>
+        <w:rPr>
+          <w:rFonts w:ascii="Times New Roman" w:hAnsi="Times New Roman" w:cs="Times New Roman"/>
+          <w:b/>
+          <w:bCs/>
+          <w:sz w:val="24"/>
+          <w:szCs w:val="24"/>
+          <w:lang w:val="en-US"/>
+        </w:rPr>
+      </w:pPr>
+    </w:p>
+    <w:p>
+      <w:pPr>
+        <w:spacing w:after="0"/>
+        <w:rPr>
+          <w:rFonts w:ascii="Times New Roman" w:hAnsi="Times New Roman" w:cs="Times New Roman"/>
+          <w:b/>
+          <w:bCs/>
+          <w:sz w:val="24"/>
+          <w:szCs w:val="24"/>
+          <w:lang w:val="en-US"/>
+        </w:rPr>
+      </w:pPr>
+    </w:p>
+    <w:p>
+      <w:pPr>
+        <w:spacing w:after="0"/>
+        <w:rPr>
+          <w:rFonts w:ascii="Times New Roman" w:hAnsi="Times New Roman" w:cs="Times New Roman"/>
+          <w:b/>
+          <w:bCs/>
+          <w:sz w:val="24"/>
+          <w:szCs w:val="24"/>
+          <w:lang w:val="en-US"/>
+        </w:rPr>
+      </w:pPr>
+    </w:p>
+    <w:p>
+      <w:pPr>
+        <w:spacing w:after="0"/>
+        <w:rPr>
+          <w:rFonts w:ascii="Times New Roman" w:hAnsi="Times New Roman" w:cs="Times New Roman"/>
+          <w:b/>
+          <w:bCs/>
+          <w:sz w:val="24"/>
+          <w:szCs w:val="24"/>
+          <w:lang w:val="en-US"/>
+        </w:rPr>
+      </w:pPr>
+    </w:p>
+    <w:p>
+      <w:pPr>
+        <w:spacing w:after="0"/>
+        <w:rPr>
+          <w:rFonts w:ascii="Times New Roman" w:hAnsi="Times New Roman" w:cs="Times New Roman"/>
+          <w:b/>
+          <w:bCs/>
+          <w:sz w:val="24"/>
+          <w:szCs w:val="24"/>
+          <w:lang w:val="en-US"/>
+        </w:rPr>
+      </w:pPr>
+    </w:p>
+    <w:p>
+      <w:pPr>
+        <w:spacing w:after="0"/>
+        <w:rPr>
+          <w:rFonts w:ascii="Times New Roman" w:hAnsi="Times New Roman" w:cs="Times New Roman"/>
+          <w:b/>
+          <w:bCs/>
+          <w:sz w:val="24"/>
+          <w:szCs w:val="24"/>
+          <w:lang w:val="en-US"/>
+        </w:rPr>
+      </w:pPr>
+    </w:p>
+    <w:p>
+      <w:pPr>
+        <w:spacing w:after="0"/>
+        <w:rPr>
+          <w:rFonts w:ascii="Times New Roman" w:hAnsi="Times New Roman" w:cs="Times New Roman"/>
+          <w:b/>
+          <w:bCs/>
+          <w:sz w:val="24"/>
+          <w:szCs w:val="24"/>
+          <w:lang w:val="en-US"/>
+        </w:rPr>
+      </w:pPr>
+    </w:p>
+    <w:p>
+      <w:pPr>
+        <w:spacing w:after="0"/>
+        <w:rPr>
+          <w:rFonts w:ascii="Times New Roman" w:hAnsi="Times New Roman" w:cs="Times New Roman"/>
+          <w:b/>
+          <w:bCs/>
+          <w:sz w:val="24"/>
+          <w:szCs w:val="24"/>
+          <w:lang w:val="en-US"/>
+        </w:rPr>
+      </w:pPr>
+    </w:p>
+    <w:p>
+      <w:pPr>
+        <w:spacing w:after="0"/>
+        <w:rPr>
+          <w:rFonts w:ascii="Times New Roman" w:hAnsi="Times New Roman" w:cs="Times New Roman"/>
+          <w:b/>
+          <w:bCs/>
+          <w:sz w:val="24"/>
+          <w:szCs w:val="24"/>
+          <w:lang w:val="en-US"/>
+        </w:rPr>
+      </w:pPr>
+    </w:p>
+    <w:p>
+      <w:pPr>
+        <w:spacing w:after="0"/>
+        <w:rPr>
+          <w:rFonts w:ascii="Times New Roman" w:hAnsi="Times New Roman" w:cs="Times New Roman"/>
+          <w:b/>
+          <w:bCs/>
+          <w:sz w:val="24"/>
+          <w:szCs w:val="24"/>
+          <w:lang w:val="en-US"/>
+        </w:rPr>
+      </w:pPr>
+    </w:p>
+    <w:p>
+      <w:pPr>
+        <w:spacing w:after="0"/>
+        <w:rPr>
+          <w:rFonts w:ascii="Times New Roman" w:hAnsi="Times New Roman" w:cs="Times New Roman"/>
+          <w:b/>
+          <w:bCs/>
+          <w:sz w:val="24"/>
+          <w:szCs w:val="24"/>
+          <w:lang w:val="en-US"/>
+        </w:rPr>
+      </w:pPr>
+    </w:p>
+    <w:p>
+      <w:pPr>
+        <w:spacing w:after="0"/>
+        <w:rPr>
+          <w:rFonts w:ascii="Times New Roman" w:hAnsi="Times New Roman" w:cs="Times New Roman"/>
+          <w:b/>
+          <w:bCs/>
+          <w:sz w:val="24"/>
+          <w:szCs w:val="24"/>
+          <w:lang w:val="en-US"/>
+        </w:rPr>
+      </w:pPr>
+    </w:p>
+    <w:p>
+      <w:pPr>
+        <w:spacing w:after="0"/>
+        <w:rPr>
+          <w:rFonts w:ascii="Times New Roman" w:hAnsi="Times New Roman" w:cs="Times New Roman"/>
+          <w:b/>
+          <w:bCs/>
+          <w:sz w:val="24"/>
+          <w:szCs w:val="24"/>
+          <w:lang w:val="en-US"/>
+        </w:rPr>
+      </w:pPr>
+      <w:r>
+        <w:rPr>
+          <w:rFonts w:ascii="Times New Roman" w:hAnsi="Times New Roman" w:cs="Times New Roman"/>
+          <w:b/>
+          <w:bCs/>
+          <w:sz w:val="24"/>
+          <w:szCs w:val="24"/>
+          <w:lang w:val="en-US"/>
+        </w:rPr>
+        <w:lastRenderedPageBreak/>
         <w:t>Output:</w:t>
       </w:r>
     </w:p>
@@ -5130,10 +5869,10 @@
           <w:lang w:val="en-US"/>
         </w:rPr>
         <w:drawing>
-          <wp:inline distT="0" distB="0" distL="0" distR="0" wp14:anchorId="70F6CEAB" wp14:editId="47636132">
-            <wp:extent cx="5304588" cy="4008120"/>
-            <wp:effectExtent l="0" t="0" r="0" b="0"/>
-            <wp:docPr id="812191212" name="Picture 1"/>
+          <wp:inline distT="0" distB="0" distL="0" distR="0">
+            <wp:extent cx="5731510" cy="4578612"/>
+            <wp:effectExtent l="19050" t="0" r="2540" b="0"/>
+            <wp:docPr id="52" name="Picture 52"/>
             <wp:cNvGraphicFramePr>
               <a:graphicFrameLocks xmlns:a="http://schemas.openxmlformats.org/drawingml/2006/main" noChangeAspect="1"/>
             </wp:cNvGraphicFramePr>
@@ -5141,23 +5880,33 @@
               <a:graphicData uri="http://schemas.openxmlformats.org/drawingml/2006/picture">
                 <pic:pic xmlns:pic="http://schemas.openxmlformats.org/drawingml/2006/picture">
                   <pic:nvPicPr>
-                    <pic:cNvPr id="812191212" name=""/>
-                    <pic:cNvPicPr/>
+                    <pic:cNvPr id="0" name="Picture 52"/>
+                    <pic:cNvPicPr>
+                      <a:picLocks noChangeAspect="1" noChangeArrowheads="1"/>
+                    </pic:cNvPicPr>
                   </pic:nvPicPr>
                   <pic:blipFill>
-                    <a:blip r:embed="rId33"/>
+                    <a:blip r:embed="rId24"/>
+                    <a:srcRect/>
                     <a:stretch>
                       <a:fillRect/>
                     </a:stretch>
                   </pic:blipFill>
-                  <pic:spPr>
+                  <pic:spPr bwMode="auto">
                     <a:xfrm>
                       <a:off x="0" y="0"/>
-                      <a:ext cx="5314887" cy="4015902"/>
+                      <a:ext cx="5731510" cy="4578612"/>
                     </a:xfrm>
                     <a:prstGeom prst="rect">
                       <a:avLst/>
                     </a:prstGeom>
+                    <a:noFill/>
+                    <a:ln w="9525">
+                      <a:noFill/>
+                      <a:miter lim="800000"/>
+                      <a:headEnd/>
+                      <a:tailEnd/>
+                    </a:ln>
                   </pic:spPr>
                 </pic:pic>
               </a:graphicData>
@@ -5168,33 +5917,18 @@
     </w:p>
     <w:p>
       <w:pPr>
-        <w:spacing w:after="0"/>
-        <w:jc w:val="center"/>
-        <w:rPr>
-          <w:rFonts w:ascii="Times New Roman" w:hAnsi="Times New Roman" w:cs="Times New Roman"/>
-          <w:b/>
-          <w:bCs/>
-          <w:sz w:val="28"/>
-          <w:szCs w:val="28"/>
-          <w:lang w:val="en-US"/>
-        </w:rPr>
-      </w:pPr>
-      <w:r>
-        <w:rPr>
-          <w:rFonts w:ascii="Times New Roman" w:hAnsi="Times New Roman" w:cs="Times New Roman"/>
-          <w:b/>
-          <w:bCs/>
+        <w:pStyle w:val="NormalWeb"/>
+      </w:pPr>
+      <w:r>
+        <w:rPr>
           <w:noProof/>
-          <w:sz w:val="28"/>
-          <w:szCs w:val="28"/>
-          <w:lang w:val="en-US"/>
         </w:rPr>
         <w:lastRenderedPageBreak/>
         <w:drawing>
-          <wp:inline distT="0" distB="0" distL="0" distR="0" wp14:anchorId="4A94845E" wp14:editId="3EA6F5BF">
-            <wp:extent cx="5631180" cy="4146335"/>
-            <wp:effectExtent l="0" t="0" r="7620" b="6985"/>
-            <wp:docPr id="961252368" name="Picture 1"/>
+          <wp:inline distT="0" distB="0" distL="0" distR="0">
+            <wp:extent cx="7860030" cy="8827770"/>
+            <wp:effectExtent l="19050" t="0" r="7620" b="0"/>
+            <wp:docPr id="55" name="Picture 55" descr="C:\Users\popat\OneDrive\Pictures\Screenshots\Screenshot 2026-10-05 223940.png"/>
             <wp:cNvGraphicFramePr>
               <a:graphicFrameLocks xmlns:a="http://schemas.openxmlformats.org/drawingml/2006/main" noChangeAspect="1"/>
             </wp:cNvGraphicFramePr>
@@ -5202,23 +5936,33 @@
               <a:graphicData uri="http://schemas.openxmlformats.org/drawingml/2006/picture">
                 <pic:pic xmlns:pic="http://schemas.openxmlformats.org/drawingml/2006/picture">
                   <pic:nvPicPr>
-                    <pic:cNvPr id="961252368" name=""/>
-                    <pic:cNvPicPr/>
+                    <pic:cNvPr id="0" name="Picture 55" descr="C:\Users\popat\OneDrive\Pictures\Screenshots\Screenshot 2026-10-05 223940.png"/>
+                    <pic:cNvPicPr>
+                      <a:picLocks noChangeAspect="1" noChangeArrowheads="1"/>
+                    </pic:cNvPicPr>
                   </pic:nvPicPr>
                   <pic:blipFill>
-                    <a:blip r:embed="rId34"/>
+                    <a:blip r:embed="rId25"/>
+                    <a:srcRect/>
                     <a:stretch>
                       <a:fillRect/>
                     </a:stretch>
                   </pic:blipFill>
-                  <pic:spPr>
+                  <pic:spPr bwMode="auto">
                     <a:xfrm>
                       <a:off x="0" y="0"/>
-                      <a:ext cx="5633375" cy="4147951"/>
+                      <a:ext cx="7860030" cy="8827770"/>
                     </a:xfrm>
                     <a:prstGeom prst="rect">
                       <a:avLst/>
                     </a:prstGeom>
+                    <a:noFill/>
+                    <a:ln w="9525">
+                      <a:noFill/>
+                      <a:miter lim="800000"/>
+                      <a:headEnd/>
+                      <a:tailEnd/>
+                    </a:ln>
                   </pic:spPr>
                 </pic:pic>
               </a:graphicData>
@@ -5254,6 +5998,20 @@
           <w:lang w:val="en-US"/>
         </w:rPr>
       </w:pPr>
+    </w:p>
+    <w:p>
+      <w:pPr>
+        <w:spacing w:after="0"/>
+        <w:jc w:val="center"/>
+        <w:rPr>
+          <w:rFonts w:ascii="Times New Roman" w:hAnsi="Times New Roman" w:cs="Times New Roman"/>
+          <w:b/>
+          <w:bCs/>
+          <w:sz w:val="28"/>
+          <w:szCs w:val="28"/>
+          <w:lang w:val="en-US"/>
+        </w:rPr>
+      </w:pPr>
       <w:r>
         <w:rPr>
           <w:rFonts w:ascii="Times New Roman" w:hAnsi="Times New Roman" w:cs="Times New Roman"/>
@@ -5265,10 +6023,10 @@
           <w:lang w:val="en-US"/>
         </w:rPr>
         <w:drawing>
-          <wp:inline distT="0" distB="0" distL="0" distR="0" wp14:anchorId="262E73EF" wp14:editId="5F225F9B">
-            <wp:extent cx="5663965" cy="4419600"/>
-            <wp:effectExtent l="0" t="0" r="0" b="0"/>
-            <wp:docPr id="1397550035" name="Picture 1"/>
+          <wp:inline distT="0" distB="0" distL="0" distR="0">
+            <wp:extent cx="5152390" cy="1922780"/>
+            <wp:effectExtent l="19050" t="0" r="0" b="0"/>
+            <wp:docPr id="58" name="Picture 58"/>
             <wp:cNvGraphicFramePr>
               <a:graphicFrameLocks xmlns:a="http://schemas.openxmlformats.org/drawingml/2006/main" noChangeAspect="1"/>
             </wp:cNvGraphicFramePr>
@@ -5276,23 +6034,33 @@
               <a:graphicData uri="http://schemas.openxmlformats.org/drawingml/2006/picture">
                 <pic:pic xmlns:pic="http://schemas.openxmlformats.org/drawingml/2006/picture">
                   <pic:nvPicPr>
-                    <pic:cNvPr id="1397550035" name=""/>
-                    <pic:cNvPicPr/>
+                    <pic:cNvPr id="0" name="Picture 58"/>
+                    <pic:cNvPicPr>
+                      <a:picLocks noChangeAspect="1" noChangeArrowheads="1"/>
+                    </pic:cNvPicPr>
                   </pic:nvPicPr>
                   <pic:blipFill>
-                    <a:blip r:embed="rId35"/>
+                    <a:blip r:embed="rId26"/>
+                    <a:srcRect/>
                     <a:stretch>
                       <a:fillRect/>
                     </a:stretch>
                   </pic:blipFill>
-                  <pic:spPr>
+                  <pic:spPr bwMode="auto">
                     <a:xfrm>
                       <a:off x="0" y="0"/>
-                      <a:ext cx="5669671" cy="4424053"/>
+                      <a:ext cx="5152390" cy="1922780"/>
                     </a:xfrm>
                     <a:prstGeom prst="rect">
                       <a:avLst/>
                     </a:prstGeom>
+                    <a:noFill/>
+                    <a:ln w="9525">
+                      <a:noFill/>
+                      <a:miter lim="800000"/>
+                      <a:headEnd/>
+                      <a:tailEnd/>
+                    </a:ln>
                   </pic:spPr>
                 </pic:pic>
               </a:graphicData>
@@ -5313,7 +6081,448 @@
           <w:lang w:val="en-US"/>
         </w:rPr>
       </w:pPr>
-      <w:proofErr w:type="spellStart"/>
+    </w:p>
+    <w:p>
+      <w:pPr>
+        <w:spacing w:after="0"/>
+        <w:rPr>
+          <w:rFonts w:ascii="Times New Roman" w:hAnsi="Times New Roman" w:cs="Times New Roman"/>
+          <w:b/>
+          <w:bCs/>
+          <w:sz w:val="24"/>
+          <w:szCs w:val="24"/>
+          <w:lang w:val="en-US"/>
+        </w:rPr>
+      </w:pPr>
+    </w:p>
+    <w:p>
+      <w:pPr>
+        <w:spacing w:after="0"/>
+        <w:rPr>
+          <w:rFonts w:ascii="Times New Roman" w:hAnsi="Times New Roman" w:cs="Times New Roman"/>
+          <w:b/>
+          <w:bCs/>
+          <w:sz w:val="24"/>
+          <w:szCs w:val="24"/>
+          <w:lang w:val="en-US"/>
+        </w:rPr>
+      </w:pPr>
+    </w:p>
+    <w:p>
+      <w:pPr>
+        <w:spacing w:after="0"/>
+        <w:rPr>
+          <w:rFonts w:ascii="Times New Roman" w:hAnsi="Times New Roman" w:cs="Times New Roman"/>
+          <w:b/>
+          <w:bCs/>
+          <w:sz w:val="24"/>
+          <w:szCs w:val="24"/>
+          <w:lang w:val="en-US"/>
+        </w:rPr>
+      </w:pPr>
+    </w:p>
+    <w:p>
+      <w:pPr>
+        <w:spacing w:after="0"/>
+        <w:rPr>
+          <w:rFonts w:ascii="Times New Roman" w:hAnsi="Times New Roman" w:cs="Times New Roman"/>
+          <w:b/>
+          <w:bCs/>
+          <w:sz w:val="24"/>
+          <w:szCs w:val="24"/>
+          <w:lang w:val="en-US"/>
+        </w:rPr>
+      </w:pPr>
+    </w:p>
+    <w:p>
+      <w:pPr>
+        <w:spacing w:after="0"/>
+        <w:rPr>
+          <w:rFonts w:ascii="Times New Roman" w:hAnsi="Times New Roman" w:cs="Times New Roman"/>
+          <w:b/>
+          <w:bCs/>
+          <w:sz w:val="24"/>
+          <w:szCs w:val="24"/>
+          <w:lang w:val="en-US"/>
+        </w:rPr>
+      </w:pPr>
+    </w:p>
+    <w:p>
+      <w:pPr>
+        <w:spacing w:after="0"/>
+        <w:rPr>
+          <w:rFonts w:ascii="Times New Roman" w:hAnsi="Times New Roman" w:cs="Times New Roman"/>
+          <w:b/>
+          <w:bCs/>
+          <w:sz w:val="24"/>
+          <w:szCs w:val="24"/>
+          <w:lang w:val="en-US"/>
+        </w:rPr>
+      </w:pPr>
+    </w:p>
+    <w:p>
+      <w:pPr>
+        <w:spacing w:after="0"/>
+        <w:rPr>
+          <w:rFonts w:ascii="Times New Roman" w:hAnsi="Times New Roman" w:cs="Times New Roman"/>
+          <w:b/>
+          <w:bCs/>
+          <w:sz w:val="24"/>
+          <w:szCs w:val="24"/>
+          <w:lang w:val="en-US"/>
+        </w:rPr>
+      </w:pPr>
+    </w:p>
+    <w:p>
+      <w:pPr>
+        <w:spacing w:after="0"/>
+        <w:rPr>
+          <w:rFonts w:ascii="Times New Roman" w:hAnsi="Times New Roman" w:cs="Times New Roman"/>
+          <w:b/>
+          <w:bCs/>
+          <w:sz w:val="24"/>
+          <w:szCs w:val="24"/>
+          <w:lang w:val="en-US"/>
+        </w:rPr>
+      </w:pPr>
+    </w:p>
+    <w:p>
+      <w:pPr>
+        <w:spacing w:after="0"/>
+        <w:rPr>
+          <w:rFonts w:ascii="Times New Roman" w:hAnsi="Times New Roman" w:cs="Times New Roman"/>
+          <w:b/>
+          <w:bCs/>
+          <w:sz w:val="24"/>
+          <w:szCs w:val="24"/>
+          <w:lang w:val="en-US"/>
+        </w:rPr>
+      </w:pPr>
+    </w:p>
+    <w:p>
+      <w:pPr>
+        <w:spacing w:after="0"/>
+        <w:rPr>
+          <w:rFonts w:ascii="Times New Roman" w:hAnsi="Times New Roman" w:cs="Times New Roman"/>
+          <w:b/>
+          <w:bCs/>
+          <w:sz w:val="24"/>
+          <w:szCs w:val="24"/>
+          <w:lang w:val="en-US"/>
+        </w:rPr>
+      </w:pPr>
+    </w:p>
+    <w:p>
+      <w:pPr>
+        <w:spacing w:after="0"/>
+        <w:rPr>
+          <w:rFonts w:ascii="Times New Roman" w:hAnsi="Times New Roman" w:cs="Times New Roman"/>
+          <w:b/>
+          <w:bCs/>
+          <w:sz w:val="24"/>
+          <w:szCs w:val="24"/>
+          <w:lang w:val="en-US"/>
+        </w:rPr>
+      </w:pPr>
+    </w:p>
+    <w:p>
+      <w:pPr>
+        <w:spacing w:after="0"/>
+        <w:rPr>
+          <w:rFonts w:ascii="Times New Roman" w:hAnsi="Times New Roman" w:cs="Times New Roman"/>
+          <w:b/>
+          <w:bCs/>
+          <w:sz w:val="24"/>
+          <w:szCs w:val="24"/>
+          <w:lang w:val="en-US"/>
+        </w:rPr>
+      </w:pPr>
+    </w:p>
+    <w:p>
+      <w:pPr>
+        <w:spacing w:after="0"/>
+        <w:rPr>
+          <w:rFonts w:ascii="Times New Roman" w:hAnsi="Times New Roman" w:cs="Times New Roman"/>
+          <w:b/>
+          <w:bCs/>
+          <w:sz w:val="24"/>
+          <w:szCs w:val="24"/>
+          <w:lang w:val="en-US"/>
+        </w:rPr>
+      </w:pPr>
+    </w:p>
+    <w:p>
+      <w:pPr>
+        <w:spacing w:after="0"/>
+        <w:rPr>
+          <w:rFonts w:ascii="Times New Roman" w:hAnsi="Times New Roman" w:cs="Times New Roman"/>
+          <w:b/>
+          <w:bCs/>
+          <w:sz w:val="24"/>
+          <w:szCs w:val="24"/>
+          <w:lang w:val="en-US"/>
+        </w:rPr>
+      </w:pPr>
+    </w:p>
+    <w:p>
+      <w:pPr>
+        <w:spacing w:after="0"/>
+        <w:rPr>
+          <w:rFonts w:ascii="Times New Roman" w:hAnsi="Times New Roman" w:cs="Times New Roman"/>
+          <w:b/>
+          <w:bCs/>
+          <w:sz w:val="24"/>
+          <w:szCs w:val="24"/>
+          <w:lang w:val="en-US"/>
+        </w:rPr>
+      </w:pPr>
+    </w:p>
+    <w:p>
+      <w:pPr>
+        <w:spacing w:after="0"/>
+        <w:rPr>
+          <w:rFonts w:ascii="Times New Roman" w:hAnsi="Times New Roman" w:cs="Times New Roman"/>
+          <w:b/>
+          <w:bCs/>
+          <w:sz w:val="24"/>
+          <w:szCs w:val="24"/>
+          <w:lang w:val="en-US"/>
+        </w:rPr>
+      </w:pPr>
+    </w:p>
+    <w:p>
+      <w:pPr>
+        <w:spacing w:after="0"/>
+        <w:rPr>
+          <w:rFonts w:ascii="Times New Roman" w:hAnsi="Times New Roman" w:cs="Times New Roman"/>
+          <w:b/>
+          <w:bCs/>
+          <w:sz w:val="24"/>
+          <w:szCs w:val="24"/>
+          <w:lang w:val="en-US"/>
+        </w:rPr>
+      </w:pPr>
+    </w:p>
+    <w:p>
+      <w:pPr>
+        <w:spacing w:after="0"/>
+        <w:rPr>
+          <w:rFonts w:ascii="Times New Roman" w:hAnsi="Times New Roman" w:cs="Times New Roman"/>
+          <w:b/>
+          <w:bCs/>
+          <w:sz w:val="24"/>
+          <w:szCs w:val="24"/>
+          <w:lang w:val="en-US"/>
+        </w:rPr>
+      </w:pPr>
+    </w:p>
+    <w:p>
+      <w:pPr>
+        <w:spacing w:after="0"/>
+        <w:rPr>
+          <w:rFonts w:ascii="Times New Roman" w:hAnsi="Times New Roman" w:cs="Times New Roman"/>
+          <w:b/>
+          <w:bCs/>
+          <w:sz w:val="24"/>
+          <w:szCs w:val="24"/>
+          <w:lang w:val="en-US"/>
+        </w:rPr>
+      </w:pPr>
+    </w:p>
+    <w:p>
+      <w:pPr>
+        <w:spacing w:after="0"/>
+        <w:rPr>
+          <w:rFonts w:ascii="Times New Roman" w:hAnsi="Times New Roman" w:cs="Times New Roman"/>
+          <w:b/>
+          <w:bCs/>
+          <w:sz w:val="24"/>
+          <w:szCs w:val="24"/>
+          <w:lang w:val="en-US"/>
+        </w:rPr>
+      </w:pPr>
+    </w:p>
+    <w:p>
+      <w:pPr>
+        <w:spacing w:after="0"/>
+        <w:rPr>
+          <w:rFonts w:ascii="Times New Roman" w:hAnsi="Times New Roman" w:cs="Times New Roman"/>
+          <w:b/>
+          <w:bCs/>
+          <w:sz w:val="24"/>
+          <w:szCs w:val="24"/>
+          <w:lang w:val="en-US"/>
+        </w:rPr>
+      </w:pPr>
+    </w:p>
+    <w:p>
+      <w:pPr>
+        <w:spacing w:after="0"/>
+        <w:rPr>
+          <w:rFonts w:ascii="Times New Roman" w:hAnsi="Times New Roman" w:cs="Times New Roman"/>
+          <w:b/>
+          <w:bCs/>
+          <w:sz w:val="24"/>
+          <w:szCs w:val="24"/>
+          <w:lang w:val="en-US"/>
+        </w:rPr>
+      </w:pPr>
+    </w:p>
+    <w:p>
+      <w:pPr>
+        <w:spacing w:after="0"/>
+        <w:rPr>
+          <w:rFonts w:ascii="Times New Roman" w:hAnsi="Times New Roman" w:cs="Times New Roman"/>
+          <w:b/>
+          <w:bCs/>
+          <w:sz w:val="24"/>
+          <w:szCs w:val="24"/>
+          <w:lang w:val="en-US"/>
+        </w:rPr>
+      </w:pPr>
+    </w:p>
+    <w:p>
+      <w:pPr>
+        <w:spacing w:after="0"/>
+        <w:rPr>
+          <w:rFonts w:ascii="Times New Roman" w:hAnsi="Times New Roman" w:cs="Times New Roman"/>
+          <w:b/>
+          <w:bCs/>
+          <w:sz w:val="24"/>
+          <w:szCs w:val="24"/>
+          <w:lang w:val="en-US"/>
+        </w:rPr>
+      </w:pPr>
+    </w:p>
+    <w:p>
+      <w:pPr>
+        <w:spacing w:after="0"/>
+        <w:rPr>
+          <w:rFonts w:ascii="Times New Roman" w:hAnsi="Times New Roman" w:cs="Times New Roman"/>
+          <w:b/>
+          <w:bCs/>
+          <w:sz w:val="24"/>
+          <w:szCs w:val="24"/>
+          <w:lang w:val="en-US"/>
+        </w:rPr>
+      </w:pPr>
+    </w:p>
+    <w:p>
+      <w:pPr>
+        <w:spacing w:after="0"/>
+        <w:rPr>
+          <w:rFonts w:ascii="Times New Roman" w:hAnsi="Times New Roman" w:cs="Times New Roman"/>
+          <w:b/>
+          <w:bCs/>
+          <w:sz w:val="24"/>
+          <w:szCs w:val="24"/>
+          <w:lang w:val="en-US"/>
+        </w:rPr>
+      </w:pPr>
+    </w:p>
+    <w:p>
+      <w:pPr>
+        <w:spacing w:after="0"/>
+        <w:rPr>
+          <w:rFonts w:ascii="Times New Roman" w:hAnsi="Times New Roman" w:cs="Times New Roman"/>
+          <w:b/>
+          <w:bCs/>
+          <w:sz w:val="24"/>
+          <w:szCs w:val="24"/>
+          <w:lang w:val="en-US"/>
+        </w:rPr>
+      </w:pPr>
+    </w:p>
+    <w:p>
+      <w:pPr>
+        <w:spacing w:after="0"/>
+        <w:rPr>
+          <w:rFonts w:ascii="Times New Roman" w:hAnsi="Times New Roman" w:cs="Times New Roman"/>
+          <w:b/>
+          <w:bCs/>
+          <w:sz w:val="24"/>
+          <w:szCs w:val="24"/>
+          <w:lang w:val="en-US"/>
+        </w:rPr>
+      </w:pPr>
+    </w:p>
+    <w:p>
+      <w:pPr>
+        <w:spacing w:after="0"/>
+        <w:rPr>
+          <w:rFonts w:ascii="Times New Roman" w:hAnsi="Times New Roman" w:cs="Times New Roman"/>
+          <w:b/>
+          <w:bCs/>
+          <w:sz w:val="24"/>
+          <w:szCs w:val="24"/>
+          <w:lang w:val="en-US"/>
+        </w:rPr>
+      </w:pPr>
+    </w:p>
+    <w:p>
+      <w:pPr>
+        <w:spacing w:after="0"/>
+        <w:rPr>
+          <w:rFonts w:ascii="Times New Roman" w:hAnsi="Times New Roman" w:cs="Times New Roman"/>
+          <w:b/>
+          <w:bCs/>
+          <w:sz w:val="24"/>
+          <w:szCs w:val="24"/>
+          <w:lang w:val="en-US"/>
+        </w:rPr>
+      </w:pPr>
+    </w:p>
+    <w:p>
+      <w:pPr>
+        <w:spacing w:after="0"/>
+        <w:rPr>
+          <w:rFonts w:ascii="Times New Roman" w:hAnsi="Times New Roman" w:cs="Times New Roman"/>
+          <w:b/>
+          <w:bCs/>
+          <w:sz w:val="24"/>
+          <w:szCs w:val="24"/>
+          <w:lang w:val="en-US"/>
+        </w:rPr>
+      </w:pPr>
+    </w:p>
+    <w:p>
+      <w:pPr>
+        <w:spacing w:after="0"/>
+        <w:rPr>
+          <w:rFonts w:ascii="Times New Roman" w:hAnsi="Times New Roman" w:cs="Times New Roman"/>
+          <w:b/>
+          <w:bCs/>
+          <w:sz w:val="24"/>
+          <w:szCs w:val="24"/>
+          <w:lang w:val="en-US"/>
+        </w:rPr>
+      </w:pPr>
+    </w:p>
+    <w:p>
+      <w:pPr>
+        <w:spacing w:after="0"/>
+        <w:rPr>
+          <w:rFonts w:ascii="Times New Roman" w:hAnsi="Times New Roman" w:cs="Times New Roman"/>
+          <w:b/>
+          <w:bCs/>
+          <w:sz w:val="24"/>
+          <w:szCs w:val="24"/>
+          <w:lang w:val="en-US"/>
+        </w:rPr>
+      </w:pPr>
+    </w:p>
+    <w:p>
+      <w:pPr>
+        <w:spacing w:after="0"/>
+        <w:rPr>
+          <w:rFonts w:ascii="Times New Roman" w:hAnsi="Times New Roman" w:cs="Times New Roman"/>
+          <w:b/>
+          <w:bCs/>
+          <w:sz w:val="24"/>
+          <w:szCs w:val="24"/>
+          <w:lang w:val="en-US"/>
+        </w:rPr>
+      </w:pPr>
       <w:r>
         <w:rPr>
           <w:rFonts w:ascii="Times New Roman" w:hAnsi="Times New Roman" w:cs="Times New Roman"/>
@@ -5324,19 +6533,7 @@
           <w:lang w:val="en-US"/>
         </w:rPr>
         <w:lastRenderedPageBreak/>
-        <w:t>Contact.php</w:t>
-      </w:r>
-      <w:proofErr w:type="spellEnd"/>
-      <w:r>
-        <w:rPr>
-          <w:rFonts w:ascii="Times New Roman" w:hAnsi="Times New Roman" w:cs="Times New Roman"/>
-          <w:b/>
-          <w:bCs/>
-          <w:sz w:val="24"/>
-          <w:szCs w:val="24"/>
-          <w:lang w:val="en-US"/>
-        </w:rPr>
-        <w:t>:</w:t>
+        <w:t>Contact.php:</w:t>
       </w:r>
     </w:p>
     <w:p>
@@ -5400,7 +6597,7 @@
           <w:lang w:val="en-US"/>
         </w:rPr>
         <w:drawing>
-          <wp:inline distT="0" distB="0" distL="0" distR="0" wp14:anchorId="44BA9799" wp14:editId="45569DB3">
+          <wp:inline distT="0" distB="0" distL="0" distR="0">
             <wp:extent cx="5889065" cy="6682740"/>
             <wp:effectExtent l="0" t="0" r="0" b="3810"/>
             <wp:docPr id="1161485260" name="Picture 1"/>
@@ -5415,7 +6612,7 @@
                     <pic:cNvPicPr/>
                   </pic:nvPicPr>
                   <pic:blipFill>
-                    <a:blip r:embed="rId36"/>
+                    <a:blip r:embed="rId27"/>
                     <a:stretch>
                       <a:fillRect/>
                     </a:stretch>
@@ -5475,7 +6672,7 @@
         </w:rPr>
         <w:lastRenderedPageBreak/>
         <w:drawing>
-          <wp:inline distT="0" distB="0" distL="0" distR="0" wp14:anchorId="26ECC30E" wp14:editId="6403C08F">
+          <wp:inline distT="0" distB="0" distL="0" distR="0">
             <wp:extent cx="5731510" cy="2986405"/>
             <wp:effectExtent l="0" t="0" r="2540" b="4445"/>
             <wp:docPr id="1735826589" name="Picture 1"/>
@@ -5490,7 +6687,7 @@
                     <pic:cNvPicPr/>
                   </pic:nvPicPr>
                   <pic:blipFill>
-                    <a:blip r:embed="rId37"/>
+                    <a:blip r:embed="rId28"/>
                     <a:stretch>
                       <a:fillRect/>
                     </a:stretch>
@@ -5573,7 +6770,7 @@
           <w:lang w:val="en-US"/>
         </w:rPr>
         <w:drawing>
-          <wp:inline distT="0" distB="0" distL="0" distR="0" wp14:anchorId="7EFF0AEF" wp14:editId="19535CA0">
+          <wp:inline distT="0" distB="0" distL="0" distR="0">
             <wp:extent cx="5731510" cy="4022725"/>
             <wp:effectExtent l="0" t="0" r="2540" b="0"/>
             <wp:docPr id="77581436" name="Picture 1"/>
@@ -5588,7 +6785,7 @@
                     <pic:cNvPicPr/>
                   </pic:nvPicPr>
                   <pic:blipFill>
-                    <a:blip r:embed="rId38"/>
+                    <a:blip r:embed="rId29"/>
                     <a:stretch>
                       <a:fillRect/>
                     </a:stretch>
@@ -5648,7 +6845,7 @@
         </w:rPr>
         <w:lastRenderedPageBreak/>
         <w:drawing>
-          <wp:inline distT="0" distB="0" distL="0" distR="0" wp14:anchorId="2E152BE2" wp14:editId="7D415B0F">
+          <wp:inline distT="0" distB="0" distL="0" distR="0">
             <wp:extent cx="5731510" cy="4029710"/>
             <wp:effectExtent l="0" t="0" r="2540" b="8890"/>
             <wp:docPr id="1455368607" name="Picture 1"/>
@@ -5663,7 +6860,7 @@
                     <pic:cNvPicPr/>
                   </pic:nvPicPr>
                   <pic:blipFill>
-                    <a:blip r:embed="rId39"/>
+                    <a:blip r:embed="rId30"/>
                     <a:stretch>
                       <a:fillRect/>
                     </a:stretch>
@@ -5722,7 +6919,7 @@
           <w:lang w:val="en-US"/>
         </w:rPr>
         <w:drawing>
-          <wp:inline distT="0" distB="0" distL="0" distR="0" wp14:anchorId="4F4F461C" wp14:editId="2F417D29">
+          <wp:inline distT="0" distB="0" distL="0" distR="0">
             <wp:extent cx="5731510" cy="4556760"/>
             <wp:effectExtent l="0" t="0" r="2540" b="0"/>
             <wp:docPr id="1985317963" name="Picture 1"/>
@@ -5737,7 +6934,7 @@
                     <pic:cNvPicPr/>
                   </pic:nvPicPr>
                   <pic:blipFill>
-                    <a:blip r:embed="rId40"/>
+                    <a:blip r:embed="rId31"/>
                     <a:stretch>
                       <a:fillRect/>
                     </a:stretch>
@@ -5837,16 +7034,6 @@
       <w:r>
         <w:rPr>
           <w:rFonts w:ascii="Times New Roman" w:hAnsi="Times New Roman" w:cs="Times New Roman"/>
-          <w:b/>
-          <w:bCs/>
-          <w:sz w:val="24"/>
-          <w:szCs w:val="24"/>
-        </w:rPr>
-        <w:t xml:space="preserve"> </w:t>
-      </w:r>
-      <w:r>
-        <w:rPr>
-          <w:rFonts w:ascii="Times New Roman" w:hAnsi="Times New Roman" w:cs="Times New Roman"/>
           <w:sz w:val="24"/>
           <w:szCs w:val="24"/>
         </w:rPr>
@@ -5954,110 +7141,46 @@
       <w:r>
         <w:rPr>
           <w:rFonts w:ascii="Times New Roman" w:hAnsi="Times New Roman" w:cs="Times New Roman"/>
-          <w:b/>
-          <w:bCs/>
-          <w:sz w:val="24"/>
-          <w:szCs w:val="24"/>
-        </w:rPr>
-        <w:t xml:space="preserve"> </w:t>
-      </w:r>
-      <w:r>
-        <w:rPr>
-          <w:rFonts w:ascii="Times New Roman" w:hAnsi="Times New Roman" w:cs="Times New Roman"/>
-          <w:sz w:val="24"/>
-          <w:szCs w:val="24"/>
-        </w:rPr>
-        <w:t xml:space="preserve">Yes. All form inputs are validated and sanitized on the </w:t>
-      </w:r>
-      <w:proofErr w:type="gramStart"/>
-      <w:r>
-        <w:rPr>
-          <w:rFonts w:ascii="Times New Roman" w:hAnsi="Times New Roman" w:cs="Times New Roman"/>
-          <w:sz w:val="24"/>
-          <w:szCs w:val="24"/>
-        </w:rPr>
-        <w:t>server side</w:t>
-      </w:r>
-      <w:proofErr w:type="gramEnd"/>
-      <w:r>
-        <w:rPr>
-          <w:rFonts w:ascii="Times New Roman" w:hAnsi="Times New Roman" w:cs="Times New Roman"/>
-          <w:sz w:val="24"/>
-          <w:szCs w:val="24"/>
-        </w:rPr>
-        <w:t xml:space="preserve"> using PHP. </w:t>
-      </w:r>
-    </w:p>
-    <w:p>
-      <w:pPr>
-        <w:spacing w:after="0"/>
-        <w:rPr>
-          <w:rFonts w:ascii="Times New Roman" w:hAnsi="Times New Roman" w:cs="Times New Roman"/>
-          <w:sz w:val="24"/>
-          <w:szCs w:val="24"/>
-        </w:rPr>
-      </w:pPr>
-      <w:r>
-        <w:rPr>
-          <w:rFonts w:ascii="Times New Roman" w:hAnsi="Times New Roman" w:cs="Times New Roman"/>
-          <w:sz w:val="24"/>
-          <w:szCs w:val="24"/>
-        </w:rPr>
-        <w:t xml:space="preserve">          Required fields are checked, email addresses are validated using </w:t>
-      </w:r>
-      <w:proofErr w:type="spellStart"/>
-      <w:r>
-        <w:rPr>
-          <w:rFonts w:ascii="Times New Roman" w:hAnsi="Times New Roman" w:cs="Times New Roman"/>
-          <w:sz w:val="24"/>
-          <w:szCs w:val="24"/>
-        </w:rPr>
-        <w:t>filter_var</w:t>
-      </w:r>
-      <w:proofErr w:type="spellEnd"/>
-      <w:r>
-        <w:rPr>
-          <w:rFonts w:ascii="Times New Roman" w:hAnsi="Times New Roman" w:cs="Times New Roman"/>
-          <w:sz w:val="24"/>
-          <w:szCs w:val="24"/>
-        </w:rPr>
-        <w:t xml:space="preserve">(), and </w:t>
-      </w:r>
-    </w:p>
-    <w:p>
-      <w:pPr>
-        <w:spacing w:after="0"/>
-        <w:rPr>
-          <w:rFonts w:ascii="Times New Roman" w:hAnsi="Times New Roman" w:cs="Times New Roman"/>
-          <w:sz w:val="24"/>
-          <w:szCs w:val="24"/>
-        </w:rPr>
-      </w:pPr>
-      <w:r>
-        <w:rPr>
-          <w:rFonts w:ascii="Times New Roman" w:hAnsi="Times New Roman" w:cs="Times New Roman"/>
-          <w:sz w:val="24"/>
-          <w:szCs w:val="24"/>
-        </w:rPr>
-        <w:t xml:space="preserve">          mobile numbers are checked using regular expressions. </w:t>
-      </w:r>
-      <w:proofErr w:type="spellStart"/>
-      <w:r>
-        <w:rPr>
-          <w:rFonts w:ascii="Times New Roman" w:hAnsi="Times New Roman" w:cs="Times New Roman"/>
-          <w:sz w:val="24"/>
-          <w:szCs w:val="24"/>
-        </w:rPr>
-        <w:t>htmlspecialchars</w:t>
-      </w:r>
-      <w:proofErr w:type="spellEnd"/>
-      <w:r>
-        <w:rPr>
-          <w:rFonts w:ascii="Times New Roman" w:hAnsi="Times New Roman" w:cs="Times New Roman"/>
-          <w:sz w:val="24"/>
-          <w:szCs w:val="24"/>
-        </w:rPr>
-        <w:t xml:space="preserve">() is used to </w:t>
+          <w:sz w:val="24"/>
+          <w:szCs w:val="24"/>
+        </w:rPr>
+        <w:t xml:space="preserve">Yes. All form inputs are validated and sanitized on the server side using PHP. </w:t>
+      </w:r>
+    </w:p>
+    <w:p>
+      <w:pPr>
+        <w:spacing w:after="0"/>
+        <w:rPr>
+          <w:rFonts w:ascii="Times New Roman" w:hAnsi="Times New Roman" w:cs="Times New Roman"/>
+          <w:sz w:val="24"/>
+          <w:szCs w:val="24"/>
+        </w:rPr>
+      </w:pPr>
+      <w:r>
+        <w:rPr>
+          <w:rFonts w:ascii="Times New Roman" w:hAnsi="Times New Roman" w:cs="Times New Roman"/>
+          <w:sz w:val="24"/>
+          <w:szCs w:val="24"/>
+        </w:rPr>
+        <w:t xml:space="preserve">          Required fields are checked, email addresses are validated using filter_var(), and </w:t>
+      </w:r>
+    </w:p>
+    <w:p>
+      <w:pPr>
+        <w:spacing w:after="0"/>
+        <w:rPr>
+          <w:rFonts w:ascii="Times New Roman" w:hAnsi="Times New Roman" w:cs="Times New Roman"/>
+          <w:sz w:val="24"/>
+          <w:szCs w:val="24"/>
+        </w:rPr>
+      </w:pPr>
+      <w:r>
+        <w:rPr>
+          <w:rFonts w:ascii="Times New Roman" w:hAnsi="Times New Roman" w:cs="Times New Roman"/>
+          <w:sz w:val="24"/>
+          <w:szCs w:val="24"/>
+        </w:rPr>
+        <w:t xml:space="preserve">          mobile numbers are checked using regular expressions. htmlspecialchars() is used to </w:t>
       </w:r>
     </w:p>
     <w:p>
@@ -6144,17 +7267,6 @@
       </w:r>
       <w:r>
         <w:rPr>
-          <w:rFonts w:ascii="Times New Roman" w:eastAsia="Times New Roman" w:hAnsi="Times New Roman" w:cs="Times New Roman"/>
-          <w:kern w:val="0"/>
-          <w:sz w:val="24"/>
-          <w:szCs w:val="24"/>
-          <w:lang w:eastAsia="en-IN"/>
-          <w14:ligatures w14:val="none"/>
-        </w:rPr>
-        <w:t xml:space="preserve"> </w:t>
-      </w:r>
-      <w:r>
-        <w:rPr>
           <w:rFonts w:ascii="Times New Roman" w:hAnsi="Times New Roman" w:cs="Times New Roman"/>
           <w:sz w:val="24"/>
           <w:szCs w:val="24"/>
@@ -6195,70 +7307,18 @@
           <w:sz w:val="24"/>
           <w:szCs w:val="24"/>
         </w:rPr>
-        <w:t xml:space="preserve">         </w:t>
-      </w:r>
-      <w:r>
-        <w:rPr>
-          <w:rFonts w:ascii="Times New Roman" w:hAnsi="Times New Roman" w:cs="Times New Roman"/>
-          <w:sz w:val="24"/>
-          <w:szCs w:val="24"/>
-        </w:rPr>
-        <w:t xml:space="preserve">using </w:t>
-      </w:r>
-      <w:proofErr w:type="spellStart"/>
-      <w:r>
-        <w:rPr>
-          <w:rFonts w:ascii="Times New Roman" w:hAnsi="Times New Roman" w:cs="Times New Roman"/>
-          <w:sz w:val="24"/>
-          <w:szCs w:val="24"/>
-        </w:rPr>
-        <w:t>fputcsv</w:t>
-      </w:r>
-      <w:proofErr w:type="spellEnd"/>
-      <w:r>
-        <w:rPr>
-          <w:rFonts w:ascii="Times New Roman" w:hAnsi="Times New Roman" w:cs="Times New Roman"/>
-          <w:sz w:val="24"/>
-          <w:szCs w:val="24"/>
-        </w:rPr>
-        <w:t xml:space="preserve">(), while JSON data is stored using </w:t>
-      </w:r>
-      <w:proofErr w:type="spellStart"/>
-      <w:r>
-        <w:rPr>
-          <w:rFonts w:ascii="Times New Roman" w:hAnsi="Times New Roman" w:cs="Times New Roman"/>
-          <w:sz w:val="24"/>
-          <w:szCs w:val="24"/>
-        </w:rPr>
-        <w:t>json_encode</w:t>
-      </w:r>
-      <w:proofErr w:type="spellEnd"/>
-      <w:r>
-        <w:rPr>
-          <w:rFonts w:ascii="Times New Roman" w:hAnsi="Times New Roman" w:cs="Times New Roman"/>
-          <w:sz w:val="24"/>
-          <w:szCs w:val="24"/>
-        </w:rPr>
-        <w:t xml:space="preserve">(). The JSON file uses </w:t>
-      </w:r>
-    </w:p>
-    <w:p>
-      <w:pPr>
-        <w:spacing w:after="0"/>
-        <w:rPr>
-          <w:rFonts w:ascii="Times New Roman" w:hAnsi="Times New Roman" w:cs="Times New Roman"/>
-          <w:sz w:val="24"/>
-          <w:szCs w:val="24"/>
-        </w:rPr>
-      </w:pPr>
-      <w:r>
-        <w:rPr>
-          <w:rFonts w:ascii="Times New Roman" w:hAnsi="Times New Roman" w:cs="Times New Roman"/>
-          <w:sz w:val="24"/>
-          <w:szCs w:val="24"/>
-        </w:rPr>
-        <w:t xml:space="preserve">         </w:t>
-      </w:r>
+        <w:t xml:space="preserve">using fputcsv(), while JSON data is stored using json_encode(). The JSON file uses </w:t>
+      </w:r>
+    </w:p>
+    <w:p>
+      <w:pPr>
+        <w:spacing w:after="0"/>
+        <w:rPr>
+          <w:rFonts w:ascii="Times New Roman" w:hAnsi="Times New Roman" w:cs="Times New Roman"/>
+          <w:sz w:val="24"/>
+          <w:szCs w:val="24"/>
+        </w:rPr>
+      </w:pPr>
       <w:r>
         <w:rPr>
           <w:rFonts w:ascii="Times New Roman" w:hAnsi="Times New Roman" w:cs="Times New Roman"/>
@@ -6267,55 +7327,23 @@
         </w:rPr>
         <w:t xml:space="preserve">LOCK_EX during writing to reduce the chance of simultaneous write conflicts. Files </w:t>
       </w:r>
-      <w:r>
-        <w:rPr>
-          <w:rFonts w:ascii="Times New Roman" w:hAnsi="Times New Roman" w:cs="Times New Roman"/>
-          <w:sz w:val="24"/>
-          <w:szCs w:val="24"/>
-        </w:rPr>
-        <w:t xml:space="preserve">   </w:t>
-      </w:r>
-    </w:p>
-    <w:p>
-      <w:pPr>
-        <w:spacing w:after="0"/>
-        <w:rPr>
-          <w:rFonts w:ascii="Times New Roman" w:hAnsi="Times New Roman" w:cs="Times New Roman"/>
-          <w:sz w:val="24"/>
-          <w:szCs w:val="24"/>
-        </w:rPr>
-      </w:pPr>
-      <w:r>
-        <w:rPr>
-          <w:rFonts w:ascii="Times New Roman" w:hAnsi="Times New Roman" w:cs="Times New Roman"/>
-          <w:sz w:val="24"/>
-          <w:szCs w:val="24"/>
-        </w:rPr>
-        <w:t xml:space="preserve">         </w:t>
-      </w:r>
-      <w:r>
-        <w:rPr>
-          <w:rFonts w:ascii="Times New Roman" w:hAnsi="Times New Roman" w:cs="Times New Roman"/>
-          <w:sz w:val="24"/>
-          <w:szCs w:val="24"/>
-        </w:rPr>
-        <w:t xml:space="preserve">are </w:t>
-      </w:r>
-      <w:r>
-        <w:rPr>
-          <w:rFonts w:ascii="Times New Roman" w:hAnsi="Times New Roman" w:cs="Times New Roman"/>
-          <w:sz w:val="24"/>
-          <w:szCs w:val="24"/>
-        </w:rPr>
-        <w:t xml:space="preserve"> </w:t>
-      </w:r>
-      <w:r>
-        <w:rPr>
-          <w:rFonts w:ascii="Times New Roman" w:hAnsi="Times New Roman" w:cs="Times New Roman"/>
-          <w:sz w:val="24"/>
-          <w:szCs w:val="24"/>
-        </w:rPr>
-        <w:t>created when they do not already exist.</w:t>
+    </w:p>
+    <w:p>
+      <w:pPr>
+        <w:spacing w:after="0"/>
+        <w:rPr>
+          <w:rFonts w:ascii="Times New Roman" w:hAnsi="Times New Roman" w:cs="Times New Roman"/>
+          <w:sz w:val="24"/>
+          <w:szCs w:val="24"/>
+        </w:rPr>
+      </w:pPr>
+      <w:r>
+        <w:rPr>
+          <w:rFonts w:ascii="Times New Roman" w:hAnsi="Times New Roman" w:cs="Times New Roman"/>
+          <w:sz w:val="24"/>
+          <w:szCs w:val="24"/>
+        </w:rPr>
+        <w:t>are created when they do not already exist.</w:t>
       </w:r>
     </w:p>
     <w:p>
@@ -6382,230 +7410,147 @@
       </w:r>
       <w:r>
         <w:rPr>
-          <w:rFonts w:ascii="Times New Roman" w:eastAsia="Times New Roman" w:hAnsi="Times New Roman" w:cs="Times New Roman"/>
-          <w:kern w:val="0"/>
-          <w:sz w:val="24"/>
-          <w:szCs w:val="24"/>
-          <w:lang w:eastAsia="en-IN"/>
-          <w14:ligatures w14:val="none"/>
+          <w:rFonts w:ascii="Times New Roman" w:hAnsi="Times New Roman" w:cs="Times New Roman"/>
+          <w:sz w:val="24"/>
+          <w:szCs w:val="24"/>
+        </w:rPr>
+        <w:t xml:space="preserve">Yes. The PHP program displays clear success and error messages after form submission. </w:t>
+      </w:r>
+    </w:p>
+    <w:p>
+      <w:pPr>
+        <w:spacing w:after="0"/>
+        <w:rPr>
+          <w:rFonts w:ascii="Times New Roman" w:hAnsi="Times New Roman" w:cs="Times New Roman"/>
+          <w:sz w:val="24"/>
+          <w:szCs w:val="24"/>
+        </w:rPr>
+      </w:pPr>
+      <w:r>
+        <w:rPr>
+          <w:rFonts w:ascii="Times New Roman" w:hAnsi="Times New Roman" w:cs="Times New Roman"/>
+          <w:sz w:val="24"/>
+          <w:szCs w:val="24"/>
+        </w:rPr>
+        <w:t xml:space="preserve">For example, a valid submission displays a success message such as "Registration </w:t>
+      </w:r>
+    </w:p>
+    <w:p>
+      <w:pPr>
+        <w:spacing w:after="0"/>
+        <w:rPr>
+          <w:rFonts w:ascii="Times New Roman" w:hAnsi="Times New Roman" w:cs="Times New Roman"/>
+          <w:sz w:val="24"/>
+          <w:szCs w:val="24"/>
+        </w:rPr>
+      </w:pPr>
+      <w:r>
+        <w:rPr>
+          <w:rFonts w:ascii="Times New Roman" w:hAnsi="Times New Roman" w:cs="Times New Roman"/>
+          <w:sz w:val="24"/>
+          <w:szCs w:val="24"/>
+        </w:rPr>
+        <w:t xml:space="preserve">successful!", while invalid or incomplete data displays an appropriate error message </w:t>
+      </w:r>
+    </w:p>
+    <w:p>
+      <w:pPr>
+        <w:spacing w:after="0"/>
+        <w:rPr>
+          <w:rFonts w:ascii="Times New Roman" w:hAnsi="Times New Roman" w:cs="Times New Roman"/>
+          <w:sz w:val="24"/>
+          <w:szCs w:val="24"/>
+        </w:rPr>
+      </w:pPr>
+      <w:r>
+        <w:rPr>
+          <w:rFonts w:ascii="Times New Roman" w:hAnsi="Times New Roman" w:cs="Times New Roman"/>
+          <w:sz w:val="24"/>
+          <w:szCs w:val="24"/>
+        </w:rPr>
+        <w:t>such as "Please enter a valid email address." This helps users understand whether their</w:t>
+      </w:r>
+    </w:p>
+    <w:p>
+      <w:pPr>
+        <w:spacing w:after="0"/>
+        <w:rPr>
+          <w:rFonts w:ascii="Times New Roman" w:hAnsi="Times New Roman" w:cs="Times New Roman"/>
+          <w:sz w:val="24"/>
+          <w:szCs w:val="24"/>
+        </w:rPr>
+      </w:pPr>
+      <w:r>
+        <w:rPr>
+          <w:rFonts w:ascii="Times New Roman" w:hAnsi="Times New Roman" w:cs="Times New Roman"/>
+          <w:sz w:val="24"/>
+          <w:szCs w:val="24"/>
+        </w:rPr>
+        <w:t>submission was successful or needs correction.</w:t>
+      </w:r>
+    </w:p>
+    <w:p>
+      <w:pPr>
+        <w:spacing w:after="0"/>
+        <w:rPr>
+          <w:rFonts w:ascii="Times New Roman" w:hAnsi="Times New Roman" w:cs="Times New Roman"/>
+          <w:b/>
+          <w:bCs/>
+          <w:sz w:val="24"/>
+          <w:szCs w:val="24"/>
+        </w:rPr>
+      </w:pPr>
+    </w:p>
+    <w:p>
+      <w:pPr>
+        <w:rPr>
+          <w:rFonts w:ascii="Times New Roman" w:hAnsi="Times New Roman" w:cs="Times New Roman"/>
+          <w:b/>
+          <w:bCs/>
+          <w:sz w:val="24"/>
+          <w:szCs w:val="24"/>
+        </w:rPr>
+      </w:pPr>
+      <w:r>
+        <w:rPr>
+          <w:rFonts w:ascii="Times New Roman" w:hAnsi="Times New Roman" w:cs="Times New Roman"/>
+          <w:b/>
+          <w:bCs/>
+          <w:sz w:val="24"/>
+          <w:szCs w:val="24"/>
+        </w:rPr>
+        <w:t>GitHub Link</w:t>
+      </w:r>
+      <w:r>
+        <w:rPr>
+          <w:rFonts w:ascii="Times New Roman" w:hAnsi="Times New Roman" w:cs="Times New Roman"/>
+          <w:b/>
+          <w:bCs/>
+          <w:sz w:val="24"/>
+          <w:szCs w:val="24"/>
+        </w:rPr>
+        <w:t>:</w:t>
+      </w:r>
+      <w:r>
+        <w:rPr>
+          <w:rFonts w:ascii="Times New Roman" w:hAnsi="Times New Roman" w:cs="Times New Roman"/>
+          <w:b/>
+          <w:bCs/>
+          <w:sz w:val="24"/>
+          <w:szCs w:val="24"/>
         </w:rPr>
         <w:t xml:space="preserve"> </w:t>
       </w:r>
       <w:r>
         <w:rPr>
           <w:rFonts w:ascii="Times New Roman" w:hAnsi="Times New Roman" w:cs="Times New Roman"/>
-          <w:sz w:val="24"/>
-          <w:szCs w:val="24"/>
-        </w:rPr>
-        <w:t xml:space="preserve">Yes. The PHP program displays clear success and error messages after form submission. </w:t>
-      </w:r>
-    </w:p>
-    <w:p>
-      <w:pPr>
-        <w:spacing w:after="0"/>
-        <w:rPr>
-          <w:rFonts w:ascii="Times New Roman" w:hAnsi="Times New Roman" w:cs="Times New Roman"/>
-          <w:sz w:val="24"/>
-          <w:szCs w:val="24"/>
-        </w:rPr>
-      </w:pPr>
-      <w:r>
-        <w:rPr>
-          <w:rFonts w:ascii="Times New Roman" w:hAnsi="Times New Roman" w:cs="Times New Roman"/>
-          <w:sz w:val="24"/>
-          <w:szCs w:val="24"/>
-        </w:rPr>
-        <w:t xml:space="preserve">         </w:t>
-      </w:r>
-      <w:r>
-        <w:rPr>
-          <w:rFonts w:ascii="Times New Roman" w:hAnsi="Times New Roman" w:cs="Times New Roman"/>
-          <w:sz w:val="24"/>
-          <w:szCs w:val="24"/>
-        </w:rPr>
-        <w:t xml:space="preserve">For example, a valid submission displays a success message such as "Registration </w:t>
-      </w:r>
-      <w:r>
-        <w:rPr>
-          <w:rFonts w:ascii="Times New Roman" w:hAnsi="Times New Roman" w:cs="Times New Roman"/>
-          <w:sz w:val="24"/>
-          <w:szCs w:val="24"/>
-        </w:rPr>
-        <w:t xml:space="preserve">   </w:t>
-      </w:r>
-    </w:p>
-    <w:p>
-      <w:pPr>
-        <w:spacing w:after="0"/>
-        <w:rPr>
-          <w:rFonts w:ascii="Times New Roman" w:hAnsi="Times New Roman" w:cs="Times New Roman"/>
-          <w:sz w:val="24"/>
-          <w:szCs w:val="24"/>
-        </w:rPr>
-      </w:pPr>
-      <w:r>
-        <w:rPr>
-          <w:rFonts w:ascii="Times New Roman" w:hAnsi="Times New Roman" w:cs="Times New Roman"/>
-          <w:sz w:val="24"/>
-          <w:szCs w:val="24"/>
-        </w:rPr>
-        <w:t xml:space="preserve">         </w:t>
-      </w:r>
-      <w:r>
-        <w:rPr>
-          <w:rFonts w:ascii="Times New Roman" w:hAnsi="Times New Roman" w:cs="Times New Roman"/>
-          <w:sz w:val="24"/>
-          <w:szCs w:val="24"/>
-        </w:rPr>
-        <w:t xml:space="preserve">successful!", while invalid or incomplete data displays an appropriate error message </w:t>
-      </w:r>
-    </w:p>
-    <w:p>
-      <w:pPr>
-        <w:spacing w:after="0"/>
-        <w:rPr>
-          <w:rFonts w:ascii="Times New Roman" w:hAnsi="Times New Roman" w:cs="Times New Roman"/>
-          <w:sz w:val="24"/>
-          <w:szCs w:val="24"/>
-        </w:rPr>
-      </w:pPr>
-      <w:r>
-        <w:rPr>
-          <w:rFonts w:ascii="Times New Roman" w:hAnsi="Times New Roman" w:cs="Times New Roman"/>
-          <w:sz w:val="24"/>
-          <w:szCs w:val="24"/>
-        </w:rPr>
-        <w:t xml:space="preserve">         </w:t>
-      </w:r>
-      <w:r>
-        <w:rPr>
-          <w:rFonts w:ascii="Times New Roman" w:hAnsi="Times New Roman" w:cs="Times New Roman"/>
-          <w:sz w:val="24"/>
-          <w:szCs w:val="24"/>
-        </w:rPr>
-        <w:t xml:space="preserve">such as "Please enter a valid email address." This helps users understand whether </w:t>
-      </w:r>
-      <w:proofErr w:type="gramStart"/>
-      <w:r>
-        <w:rPr>
-          <w:rFonts w:ascii="Times New Roman" w:hAnsi="Times New Roman" w:cs="Times New Roman"/>
-          <w:sz w:val="24"/>
-          <w:szCs w:val="24"/>
-        </w:rPr>
-        <w:t>their</w:t>
-      </w:r>
-      <w:proofErr w:type="gramEnd"/>
-      <w:r>
-        <w:rPr>
-          <w:rFonts w:ascii="Times New Roman" w:hAnsi="Times New Roman" w:cs="Times New Roman"/>
-          <w:sz w:val="24"/>
-          <w:szCs w:val="24"/>
-        </w:rPr>
-        <w:t xml:space="preserve"> </w:t>
-      </w:r>
-    </w:p>
-    <w:p>
-      <w:pPr>
-        <w:spacing w:after="0"/>
-        <w:rPr>
-          <w:rFonts w:ascii="Times New Roman" w:hAnsi="Times New Roman" w:cs="Times New Roman"/>
-          <w:sz w:val="24"/>
-          <w:szCs w:val="24"/>
-        </w:rPr>
-      </w:pPr>
-      <w:r>
-        <w:rPr>
-          <w:rFonts w:ascii="Times New Roman" w:hAnsi="Times New Roman" w:cs="Times New Roman"/>
-          <w:sz w:val="24"/>
-          <w:szCs w:val="24"/>
-        </w:rPr>
-        <w:t xml:space="preserve">         </w:t>
-      </w:r>
-      <w:r>
-        <w:rPr>
-          <w:rFonts w:ascii="Times New Roman" w:hAnsi="Times New Roman" w:cs="Times New Roman"/>
-          <w:sz w:val="24"/>
-          <w:szCs w:val="24"/>
-        </w:rPr>
-        <w:t>submission was successful or needs correction.</w:t>
-      </w:r>
-    </w:p>
-    <w:p>
-      <w:pPr>
-        <w:spacing w:after="0"/>
-        <w:rPr>
-          <w:rFonts w:ascii="Times New Roman" w:hAnsi="Times New Roman" w:cs="Times New Roman"/>
-          <w:b/>
-          <w:bCs/>
-          <w:sz w:val="24"/>
-          <w:szCs w:val="24"/>
-        </w:rPr>
-      </w:pPr>
-    </w:p>
-    <w:p>
-      <w:pPr>
-        <w:rPr>
-          <w:rFonts w:ascii="Times New Roman" w:hAnsi="Times New Roman" w:cs="Times New Roman"/>
-          <w:b/>
-          <w:bCs/>
-          <w:sz w:val="24"/>
-          <w:szCs w:val="24"/>
-        </w:rPr>
-      </w:pPr>
-      <w:r>
-        <w:rPr>
-          <w:rFonts w:ascii="Times New Roman" w:hAnsi="Times New Roman" w:cs="Times New Roman"/>
-          <w:b/>
-          <w:bCs/>
-          <w:sz w:val="24"/>
-          <w:szCs w:val="24"/>
-        </w:rPr>
-        <w:t>GitHub Link</w:t>
-      </w:r>
-      <w:r>
-        <w:rPr>
-          <w:rFonts w:ascii="Times New Roman" w:hAnsi="Times New Roman" w:cs="Times New Roman"/>
-          <w:b/>
-          <w:bCs/>
-          <w:sz w:val="24"/>
-          <w:szCs w:val="24"/>
-        </w:rPr>
-        <w:t>:</w:t>
-      </w:r>
-      <w:r>
-        <w:rPr>
-          <w:rFonts w:ascii="Times New Roman" w:hAnsi="Times New Roman" w:cs="Times New Roman"/>
-          <w:b/>
-          <w:bCs/>
-          <w:sz w:val="24"/>
-          <w:szCs w:val="24"/>
-        </w:rPr>
-        <w:t xml:space="preserve"> </w:t>
-      </w:r>
-      <w:hyperlink r:id="rId41" w:history="1">
-        <w:r>
-          <w:rPr>
-            <w:rStyle w:val="Hyperlink"/>
-            <w:rFonts w:ascii="Times New Roman" w:hAnsi="Times New Roman" w:cs="Times New Roman"/>
-            <w:b/>
-            <w:bCs/>
-            <w:sz w:val="24"/>
-            <w:szCs w:val="24"/>
-          </w:rPr>
-          <w:t>https://github.com/dp8260264-sys/StudentHub/tree/main/StudentHub</w:t>
-        </w:r>
-      </w:hyperlink>
-    </w:p>
-    <w:p>
-      <w:pPr>
-        <w:rPr>
-          <w:rFonts w:ascii="Times New Roman" w:hAnsi="Times New Roman" w:cs="Times New Roman"/>
-          <w:b/>
-          <w:bCs/>
-          <w:sz w:val="24"/>
-          <w:szCs w:val="24"/>
-        </w:rPr>
-      </w:pPr>
+          <w:b/>
+          <w:bCs/>
+          <w:sz w:val="24"/>
+          <w:szCs w:val="24"/>
+        </w:rPr>
+        <w:t>https://github.com/smit-2406/studenthub-website/tree/main/WD</w:t>
+      </w:r>
     </w:p>
     <w:p>
       <w:pPr>
@@ -6623,8 +7568,8 @@
     <w:p/>
     <w:p/>
     <w:sectPr>
-      <w:headerReference w:type="default" r:id="rId42"/>
-      <w:footerReference w:type="default" r:id="rId43"/>
+      <w:headerReference w:type="default" r:id="rId32"/>
+      <w:footerReference w:type="default" r:id="rId33"/>
       <w:pgSz w:w="11906" w:h="16838"/>
       <w:pgMar w:top="1440" w:right="1440" w:bottom="1440" w:left="1440" w:header="708" w:footer="708" w:gutter="0"/>
       <w:cols w:space="708"/>
@@ -6634,8 +7579,33 @@
 </w:document>
 </file>
 
+<file path=word/endnotes.xml><?xml version="1.0" encoding="utf-8"?>
+<w:endnotes xmlns:ve="http://schemas.openxmlformats.org/markup-compatibility/2006" xmlns:o="urn:schemas-microsoft-com:office:office" xmlns:r="http://schemas.openxmlformats.org/officeDocument/2006/relationships" xmlns:m="http://schemas.openxmlformats.org/officeDocument/2006/math" xmlns:v="urn:schemas-microsoft-com:vml" xmlns:wp="http://schemas.openxmlformats.org/drawingml/2006/wordprocessingDrawing" xmlns:w10="urn:schemas-microsoft-com:office:word" xmlns:w="http://schemas.openxmlformats.org/wordprocessingml/2006/main" xmlns:wne="http://schemas.microsoft.com/office/word/2006/wordml">
+  <w:endnote w:type="separator" w:id="0">
+    <w:p>
+      <w:pPr>
+        <w:spacing w:after="0" w:line="240" w:lineRule="auto"/>
+      </w:pPr>
+      <w:r>
+        <w:separator/>
+      </w:r>
+    </w:p>
+  </w:endnote>
+  <w:endnote w:type="continuationSeparator" w:id="1">
+    <w:p>
+      <w:pPr>
+        <w:spacing w:after="0" w:line="240" w:lineRule="auto"/>
+      </w:pPr>
+      <w:r>
+        <w:continuationSeparator/>
+      </w:r>
+    </w:p>
+  </w:endnote>
+</w:endnotes>
+</file>
+
 <file path=word/footer1.xml><?xml version="1.0" encoding="utf-8"?>
-<w:ftr xmlns:wpc="http://schemas.microsoft.com/office/word/2010/wordprocessingCanvas" xmlns:cx="http://schemas.microsoft.com/office/drawing/2014/chartex" xmlns:cx1="http://schemas.microsoft.com/office/drawing/2015/9/8/chartex" xmlns:cx2="http://schemas.microsoft.com/office/drawing/2015/10/21/chartex" xmlns:cx3="http://schemas.microsoft.com/office/drawing/2016/5/9/chartex" xmlns:cx4="http://schemas.microsoft.com/office/drawing/2016/5/10/chartex" xmlns:cx5="http://schemas.microsoft.com/office/drawing/2016/5/11/chartex" xmlns:cx6="http://schemas.microsoft.com/office/drawing/2016/5/12/chartex" xmlns:cx7="http://schemas.microsoft.com/office/drawing/2016/5/13/chartex" xmlns:cx8="http://schemas.microsoft.com/office/drawing/2016/5/14/chartex" xmlns:mc="http://schemas.openxmlformats.org/markup-compatibility/2006" xmlns:aink="http://schemas.microsoft.com/office/drawing/2016/ink" xmlns:am3d="http://schemas.microsoft.com/office/drawing/2017/model3d" xmlns:o="urn:schemas-microsoft-com:office:office" xmlns:oel="http://schemas.microsoft.com/office/2019/extlst" xmlns:r="http://schemas.openxmlformats.org/officeDocument/2006/relationships" xmlns:m="http://schemas.openxmlformats.org/officeDocument/2006/math" xmlns:v="urn:schemas-microsoft-com:vml" xmlns:wp14="http://schemas.microsoft.com/office/word/2010/wordprocessingDrawing" xmlns:wp="http://schemas.openxmlformats.org/drawingml/2006/wordprocessingDrawing" xmlns:w10="urn:schemas-microsoft-com:office:word" xmlns:w="http://schemas.openxmlformats.org/wordprocessingml/2006/main" xmlns:w14="http://schemas.microsoft.com/office/word/2010/wordml" xmlns:w15="http://schemas.microsoft.com/office/word/2012/wordml" xmlns:w16cex="http://schemas.microsoft.com/office/word/2018/wordml/cex" xmlns:w16cid="http://schemas.microsoft.com/office/word/2016/wordml/cid" xmlns:w16="http://schemas.microsoft.com/office/word/2018/wordml" xmlns:w16du="http://schemas.microsoft.com/office/word/2023/wordml/word16du" xmlns:w16sdtdh="http://schemas.microsoft.com/office/word/2020/wordml/sdtdatahash" xmlns:w16sdtfl="http://schemas.microsoft.com/office/word/2024/wordml/sdtformatlock" xmlns:w16se="http://schemas.microsoft.com/office/word/2015/wordml/symex" xmlns:wpg="http://schemas.microsoft.com/office/word/2010/wordprocessingGroup" xmlns:wpi="http://schemas.microsoft.com/office/word/2010/wordprocessingInk" xmlns:wne="http://schemas.microsoft.com/office/word/2006/wordml" xmlns:wps="http://schemas.microsoft.com/office/word/2010/wordprocessingShape" mc:Ignorable="w14 w15 w16se w16cid w16 w16cex w16sdtdh w16sdtfl w16du wp14">
+<w:ftr xmlns:ve="http://schemas.openxmlformats.org/markup-compatibility/2006" xmlns:o="urn:schemas-microsoft-com:office:office" xmlns:r="http://schemas.openxmlformats.org/officeDocument/2006/relationships" xmlns:m="http://schemas.openxmlformats.org/officeDocument/2006/math" xmlns:v="urn:schemas-microsoft-com:vml" xmlns:wp="http://schemas.openxmlformats.org/drawingml/2006/wordprocessingDrawing" xmlns:w10="urn:schemas-microsoft-com:office:word" xmlns:w="http://schemas.openxmlformats.org/wordprocessingml/2006/main" xmlns:wne="http://schemas.microsoft.com/office/word/2006/wordml">
   <w:p>
     <w:pPr>
       <w:pStyle w:val="Footer"/>
@@ -6669,11 +7639,44 @@
 </w:ftr>
 </file>
 
+<file path=word/footnotes.xml><?xml version="1.0" encoding="utf-8"?>
+<w:footnotes xmlns:ve="http://schemas.openxmlformats.org/markup-compatibility/2006" xmlns:o="urn:schemas-microsoft-com:office:office" xmlns:r="http://schemas.openxmlformats.org/officeDocument/2006/relationships" xmlns:m="http://schemas.openxmlformats.org/officeDocument/2006/math" xmlns:v="urn:schemas-microsoft-com:vml" xmlns:wp="http://schemas.openxmlformats.org/drawingml/2006/wordprocessingDrawing" xmlns:w10="urn:schemas-microsoft-com:office:word" xmlns:w="http://schemas.openxmlformats.org/wordprocessingml/2006/main" xmlns:wne="http://schemas.microsoft.com/office/word/2006/wordml">
+  <w:footnote w:type="separator" w:id="0">
+    <w:p>
+      <w:pPr>
+        <w:spacing w:after="0" w:line="240" w:lineRule="auto"/>
+      </w:pPr>
+      <w:r>
+        <w:separator/>
+      </w:r>
+    </w:p>
+  </w:footnote>
+  <w:footnote w:type="continuationSeparator" w:id="1">
+    <w:p>
+      <w:pPr>
+        <w:spacing w:after="0" w:line="240" w:lineRule="auto"/>
+      </w:pPr>
+      <w:r>
+        <w:continuationSeparator/>
+      </w:r>
+    </w:p>
+  </w:footnote>
+</w:footnotes>
+</file>
+
 <file path=word/header1.xml><?xml version="1.0" encoding="utf-8"?>
-<w:hdr xmlns:wpc="http://schemas.microsoft.com/office/word/2010/wordprocessingCanvas" xmlns:cx="http://schemas.microsoft.com/office/drawing/2014/chartex" xmlns:cx1="http://schemas.microsoft.com/office/drawing/2015/9/8/chartex" xmlns:cx2="http://schemas.microsoft.com/office/drawing/2015/10/21/chartex" xmlns:cx3="http://schemas.microsoft.com/office/drawing/2016/5/9/chartex" xmlns:cx4="http://schemas.microsoft.com/office/drawing/2016/5/10/chartex" xmlns:cx5="http://schemas.microsoft.com/office/drawing/2016/5/11/chartex" xmlns:cx6="http://schemas.microsoft.com/office/drawing/2016/5/12/chartex" xmlns:cx7="http://schemas.microsoft.com/office/drawing/2016/5/13/chartex" xmlns:cx8="http://schemas.microsoft.com/office/drawing/2016/5/14/chartex" xmlns:mc="http://schemas.openxmlformats.org/markup-compatibility/2006" xmlns:aink="http://schemas.microsoft.com/office/drawing/2016/ink" xmlns:am3d="http://schemas.microsoft.com/office/drawing/2017/model3d" xmlns:o="urn:schemas-microsoft-com:office:office" xmlns:oel="http://schemas.microsoft.com/office/2019/extlst" xmlns:r="http://schemas.openxmlformats.org/officeDocument/2006/relationships" xmlns:m="http://schemas.openxmlformats.org/officeDocument/2006/math" xmlns:v="urn:schemas-microsoft-com:vml" xmlns:wp14="http://schemas.microsoft.com/office/word/2010/wordprocessingDrawing" xmlns:wp="http://schemas.openxmlformats.org/drawingml/2006/wordprocessingDrawing" xmlns:w10="urn:schemas-microsoft-com:office:word" xmlns:w="http://schemas.openxmlformats.org/wordprocessingml/2006/main" xmlns:w14="http://schemas.microsoft.com/office/word/2010/wordml" xmlns:w15="http://schemas.microsoft.com/office/word/2012/wordml" xmlns:w16cex="http://schemas.microsoft.com/office/word/2018/wordml/cex" xmlns:w16cid="http://schemas.microsoft.com/office/word/2016/wordml/cid" xmlns:w16="http://schemas.microsoft.com/office/word/2018/wordml" xmlns:w16du="http://schemas.microsoft.com/office/word/2023/wordml/word16du" xmlns:w16sdtdh="http://schemas.microsoft.com/office/word/2020/wordml/sdtdatahash" xmlns:w16sdtfl="http://schemas.microsoft.com/office/word/2024/wordml/sdtformatlock" xmlns:w16se="http://schemas.microsoft.com/office/word/2015/wordml/symex" xmlns:wpg="http://schemas.microsoft.com/office/word/2010/wordprocessingGroup" xmlns:wpi="http://schemas.microsoft.com/office/word/2010/wordprocessingInk" xmlns:wne="http://schemas.microsoft.com/office/word/2006/wordml" xmlns:wps="http://schemas.microsoft.com/office/word/2010/wordprocessingShape" mc:Ignorable="w14 w15 w16se w16cid w16 w16cex w16sdtdh w16sdtfl w16du wp14">
+<w:hdr xmlns:ve="http://schemas.openxmlformats.org/markup-compatibility/2006" xmlns:o="urn:schemas-microsoft-com:office:office" xmlns:r="http://schemas.openxmlformats.org/officeDocument/2006/relationships" xmlns:m="http://schemas.openxmlformats.org/officeDocument/2006/math" xmlns:v="urn:schemas-microsoft-com:vml" xmlns:wp="http://schemas.openxmlformats.org/drawingml/2006/wordprocessingDrawing" xmlns:w10="urn:schemas-microsoft-com:office:word" xmlns:w="http://schemas.openxmlformats.org/wordprocessingml/2006/main" xmlns:wne="http://schemas.microsoft.com/office/word/2006/wordml">
   <w:p>
     <w:pPr>
       <w:spacing w:line="264" w:lineRule="auto"/>
+      <w:rPr>
+        <w:rFonts w:ascii="Times New Roman" w:hAnsi="Times New Roman" w:cs="Times New Roman"/>
+        <w:b/>
+        <w:bCs/>
+        <w:color w:val="000000" w:themeColor="text1"/>
+        <w:sz w:val="20"/>
+        <w:szCs w:val="20"/>
+      </w:rPr>
     </w:pPr>
     <w:r>
       <w:rPr>
@@ -6682,85 +7685,11 @@
         <w:bCs/>
         <w:noProof/>
       </w:rPr>
-      <mc:AlternateContent>
-        <mc:Choice Requires="wps">
-          <w:drawing>
-            <wp:anchor distT="0" distB="0" distL="114300" distR="114300" simplePos="0" relativeHeight="251659264" behindDoc="0" locked="0" layoutInCell="1" allowOverlap="1" wp14:anchorId="58FAAA16" wp14:editId="235BFBB0">
-              <wp:simplePos x="0" y="0"/>
-              <wp:positionH relativeFrom="page">
-                <wp:align>center</wp:align>
-              </wp:positionH>
-              <wp:positionV relativeFrom="page">
-                <wp:align>center</wp:align>
-              </wp:positionV>
-              <wp:extent cx="7376160" cy="9555480"/>
-              <wp:effectExtent l="0" t="0" r="26670" b="26670"/>
-              <wp:wrapNone/>
-              <wp:docPr id="222" name="Rectangle 233"/>
-              <wp:cNvGraphicFramePr/>
-              <a:graphic xmlns:a="http://schemas.openxmlformats.org/drawingml/2006/main">
-                <a:graphicData uri="http://schemas.microsoft.com/office/word/2010/wordprocessingShape">
-                  <wps:wsp>
-                    <wps:cNvSpPr/>
-                    <wps:spPr>
-                      <a:xfrm>
-                        <a:off x="0" y="0"/>
-                        <a:ext cx="7376160" cy="9555480"/>
-                      </a:xfrm>
-                      <a:prstGeom prst="rect">
-                        <a:avLst/>
-                      </a:prstGeom>
-                      <a:noFill/>
-                      <a:ln w="15875">
-                        <a:solidFill>
-                          <a:schemeClr val="bg2">
-                            <a:lumMod val="50000"/>
-                          </a:schemeClr>
-                        </a:solidFill>
-                      </a:ln>
-                    </wps:spPr>
-                    <wps:style>
-                      <a:lnRef idx="2">
-                        <a:schemeClr val="accent1">
-                          <a:shade val="50000"/>
-                        </a:schemeClr>
-                      </a:lnRef>
-                      <a:fillRef idx="1">
-                        <a:schemeClr val="accent1"/>
-                      </a:fillRef>
-                      <a:effectRef idx="0">
-                        <a:schemeClr val="accent1"/>
-                      </a:effectRef>
-                      <a:fontRef idx="minor">
-                        <a:schemeClr val="lt1"/>
-                      </a:fontRef>
-                    </wps:style>
-                    <wps:bodyPr rot="0" spcFirstLastPara="0" vertOverflow="overflow" horzOverflow="overflow" vert="horz" wrap="square" lIns="91440" tIns="45720" rIns="91440" bIns="45720" numCol="1" spcCol="0" rtlCol="0" fromWordArt="0" anchor="ctr" anchorCtr="0" forceAA="0" compatLnSpc="1">
-                      <a:prstTxWarp prst="textNoShape">
-                        <a:avLst/>
-                      </a:prstTxWarp>
-                      <a:noAutofit/>
-                    </wps:bodyPr>
-                  </wps:wsp>
-                </a:graphicData>
-              </a:graphic>
-              <wp14:sizeRelH relativeFrom="page">
-                <wp14:pctWidth>95000</wp14:pctWidth>
-              </wp14:sizeRelH>
-              <wp14:sizeRelV relativeFrom="page">
-                <wp14:pctHeight>95000</wp14:pctHeight>
-              </wp14:sizeRelV>
-            </wp:anchor>
-          </w:drawing>
-        </mc:Choice>
-        <mc:Fallback>
-          <w:pict>
-            <v:rect w14:anchorId="4D765247" id="Rectangle 233" o:spid="_x0000_s1026" style="position:absolute;margin-left:0;margin-top:0;width:580.8pt;height:752.4pt;z-index:251659264;visibility:visible;mso-wrap-style:square;mso-width-percent:950;mso-height-percent:950;mso-wrap-distance-left:9pt;mso-wrap-distance-top:0;mso-wrap-distance-right:9pt;mso-wrap-distance-bottom:0;mso-position-horizontal:center;mso-position-horizontal-relative:page;mso-position-vertical:center;mso-position-vertical-relative:page;mso-width-percent:950;mso-height-percent:950;mso-width-relative:page;mso-height-relative:page;v-text-anchor:middle" o:gfxdata="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" filled="f" strokecolor="#747070 [1614]" strokeweight="1.25pt">
-              <w10:wrap anchorx="page" anchory="page"/>
-            </v:rect>
-          </w:pict>
-        </mc:Fallback>
-      </mc:AlternateContent>
+      <w:pict>
+        <v:rect id="Rectangle 233" o:spid="_x0000_s2049" style="position:absolute;margin-left:0;margin-top:0;width:580.8pt;height:752.4pt;z-index:251659264;visibility:visible;mso-width-percent:950;mso-height-percent:950;mso-position-horizontal:center;mso-position-horizontal-relative:page;mso-position-vertical:center;mso-position-vertical-relative:page;mso-width-percent:950;mso-height-percent:950;v-text-anchor:middle" o:gfxdata="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" filled="f" strokecolor="#747070 [1614]" strokeweight="1.25pt">
+          <w10:wrap anchorx="page" anchory="page"/>
+        </v:rect>
+      </w:pict>
     </w:r>
     <w:r>
       <w:rPr>
@@ -6774,12 +7703,43 @@
     </w:r>
     <w:r>
       <w:rPr>
+        <w:rFonts w:ascii="Times New Roman" w:hAnsi="Times New Roman" w:cs="Times New Roman"/>
         <w:b/>
         <w:bCs/>
         <w:sz w:val="20"/>
         <w:szCs w:val="20"/>
       </w:rPr>
-      <w:t xml:space="preserve">                                                                          </w:t>
+      <w:tab/>
+    </w:r>
+    <w:r>
+      <w:rPr>
+        <w:rFonts w:ascii="Times New Roman" w:hAnsi="Times New Roman" w:cs="Times New Roman"/>
+        <w:b/>
+        <w:bCs/>
+        <w:sz w:val="20"/>
+        <w:szCs w:val="20"/>
+      </w:rPr>
+      <w:tab/>
+    </w:r>
+    <w:r>
+      <w:rPr>
+        <w:rFonts w:ascii="Times New Roman" w:hAnsi="Times New Roman" w:cs="Times New Roman"/>
+        <w:b/>
+        <w:bCs/>
+        <w:sz w:val="20"/>
+        <w:szCs w:val="20"/>
+      </w:rPr>
+      <w:tab/>
+    </w:r>
+    <w:r>
+      <w:rPr>
+        <w:rFonts w:ascii="Times New Roman" w:hAnsi="Times New Roman" w:cs="Times New Roman"/>
+        <w:b/>
+        <w:bCs/>
+        <w:sz w:val="20"/>
+        <w:szCs w:val="20"/>
+      </w:rPr>
+      <w:tab/>
     </w:r>
     <w:r>
       <w:rPr>
@@ -6790,15 +7750,48 @@
         <w:sz w:val="20"/>
         <w:szCs w:val="20"/>
       </w:rPr>
-      <w:t>D26DCE171                                                Patel Drashti</w:t>
+      <w:t>D26DCE17</w:t>
+    </w:r>
+    <w:r>
+      <w:rPr>
+        <w:rFonts w:ascii="Times New Roman" w:hAnsi="Times New Roman" w:cs="Times New Roman"/>
+        <w:b/>
+        <w:bCs/>
+        <w:color w:val="000000" w:themeColor="text1"/>
+        <w:sz w:val="20"/>
+        <w:szCs w:val="20"/>
+      </w:rPr>
+      <w:t>3</w:t>
+    </w:r>
+    <w:r>
+      <w:rPr>
+        <w:rFonts w:ascii="Times New Roman" w:hAnsi="Times New Roman" w:cs="Times New Roman"/>
+        <w:b/>
+        <w:bCs/>
+        <w:color w:val="000000" w:themeColor="text1"/>
+        <w:sz w:val="20"/>
+        <w:szCs w:val="20"/>
+      </w:rPr>
+      <w:t xml:space="preserve">                             </w:t>
+    </w:r>
+    <w:r>
+      <w:rPr>
+        <w:rFonts w:ascii="Times New Roman" w:hAnsi="Times New Roman" w:cs="Times New Roman"/>
+        <w:b/>
+        <w:bCs/>
+        <w:color w:val="000000" w:themeColor="text1"/>
+        <w:sz w:val="20"/>
+        <w:szCs w:val="20"/>
+      </w:rPr>
+      <w:t xml:space="preserve">                   Popat Smit</w:t>
     </w:r>
   </w:p>
 </w:hdr>
 </file>
 
 <file path=word/numbering.xml><?xml version="1.0" encoding="utf-8"?>
-<w:numbering xmlns:wpc="http://schemas.microsoft.com/office/word/2010/wordprocessingCanvas" xmlns:cx="http://schemas.microsoft.com/office/drawing/2014/chartex" xmlns:cx1="http://schemas.microsoft.com/office/drawing/2015/9/8/chartex" xmlns:cx2="http://schemas.microsoft.com/office/drawing/2015/10/21/chartex" xmlns:cx3="http://schemas.microsoft.com/office/drawing/2016/5/9/chartex" xmlns:cx4="http://schemas.microsoft.com/office/drawing/2016/5/10/chartex" xmlns:cx5="http://schemas.microsoft.com/office/drawing/2016/5/11/chartex" xmlns:cx6="http://schemas.microsoft.com/office/drawing/2016/5/12/chartex" xmlns:cx7="http://schemas.microsoft.com/office/drawing/2016/5/13/chartex" xmlns:cx8="http://schemas.microsoft.com/office/drawing/2016/5/14/chartex" xmlns:mc="http://schemas.openxmlformats.org/markup-compatibility/2006" xmlns:aink="http://schemas.microsoft.com/office/drawing/2016/ink" xmlns:am3d="http://schemas.microsoft.com/office/drawing/2017/model3d" xmlns:o="urn:schemas-microsoft-com:office:office" xmlns:oel="http://schemas.microsoft.com/office/2019/extlst" xmlns:r="http://schemas.openxmlformats.org/officeDocument/2006/relationships" xmlns:m="http://schemas.openxmlformats.org/officeDocument/2006/math" xmlns:v="urn:schemas-microsoft-com:vml" xmlns:wp14="http://schemas.microsoft.com/office/word/2010/wordprocessingDrawing" xmlns:wp="http://schemas.openxmlformats.org/drawingml/2006/wordprocessingDrawing" xmlns:w10="urn:schemas-microsoft-com:office:word" xmlns:w="http://schemas.openxmlformats.org/wordprocessingml/2006/main" xmlns:w14="http://schemas.microsoft.com/office/word/2010/wordml" xmlns:w15="http://schemas.microsoft.com/office/word/2012/wordml" xmlns:w16cex="http://schemas.microsoft.com/office/word/2018/wordml/cex" xmlns:w16cid="http://schemas.microsoft.com/office/word/2016/wordml/cid" xmlns:w16="http://schemas.microsoft.com/office/word/2018/wordml" xmlns:w16du="http://schemas.microsoft.com/office/word/2023/wordml/word16du" xmlns:w16sdtdh="http://schemas.microsoft.com/office/word/2020/wordml/sdtdatahash" xmlns:w16sdtfl="http://schemas.microsoft.com/office/word/2024/wordml/sdtformatlock" xmlns:w16se="http://schemas.microsoft.com/office/word/2015/wordml/symex" xmlns:wpg="http://schemas.microsoft.com/office/word/2010/wordprocessingGroup" xmlns:wpi="http://schemas.microsoft.com/office/word/2010/wordprocessingInk" xmlns:wne="http://schemas.microsoft.com/office/word/2006/wordml" xmlns:wps="http://schemas.microsoft.com/office/word/2010/wordprocessingShape" mc:Ignorable="w14 w15 w16se w16cid w16 w16cex w16sdtdh w16sdtfl w16du wp14">
-  <w:abstractNum w:abstractNumId="0" w15:restartNumberingAfterBreak="0">
+<w:numbering xmlns:ve="http://schemas.openxmlformats.org/markup-compatibility/2006" xmlns:o="urn:schemas-microsoft-com:office:office" xmlns:r="http://schemas.openxmlformats.org/officeDocument/2006/relationships" xmlns:m="http://schemas.openxmlformats.org/officeDocument/2006/math" xmlns:v="urn:schemas-microsoft-com:vml" xmlns:wp="http://schemas.openxmlformats.org/drawingml/2006/wordprocessingDrawing" xmlns:w10="urn:schemas-microsoft-com:office:word" xmlns:w="http://schemas.openxmlformats.org/wordprocessingml/2006/main" xmlns:wne="http://schemas.microsoft.com/office/word/2006/wordml">
+  <w:abstractNum w:abstractNumId="0">
     <w:nsid w:val="72613BC6"/>
     <w:multiLevelType w:val="multilevel"/>
     <w:tmpl w:val="A436404E"/>
@@ -6947,14 +7940,14 @@
       </w:rPr>
     </w:lvl>
   </w:abstractNum>
-  <w:num w:numId="1" w16cid:durableId="849369601">
+  <w:num w:numId="1">
     <w:abstractNumId w:val="0"/>
   </w:num>
 </w:numbering>
 </file>
 
 <file path=word/styles.xml><?xml version="1.0" encoding="utf-8"?>
-<w:styles xmlns:mc="http://schemas.openxmlformats.org/markup-compatibility/2006" xmlns:r="http://schemas.openxmlformats.org/officeDocument/2006/relationships" xmlns:w="http://schemas.openxmlformats.org/wordprocessingml/2006/main" xmlns:w14="http://schemas.microsoft.com/office/word/2010/wordml" xmlns:w15="http://schemas.microsoft.com/office/word/2012/wordml" xmlns:w16cex="http://schemas.microsoft.com/office/word/2018/wordml/cex" xmlns:w16cid="http://schemas.microsoft.com/office/word/2016/wordml/cid" xmlns:w16="http://schemas.microsoft.com/office/word/2018/wordml" xmlns:w16du="http://schemas.microsoft.com/office/word/2023/wordml/word16du" xmlns:w16sdtdh="http://schemas.microsoft.com/office/word/2020/wordml/sdtdatahash" xmlns:w16sdtfl="http://schemas.microsoft.com/office/word/2024/wordml/sdtformatlock" xmlns:w16se="http://schemas.microsoft.com/office/word/2015/wordml/symex" mc:Ignorable="w14 w15 w16se w16cid w16 w16cex w16sdtdh w16sdtfl w16du">
+<w:styles xmlns:r="http://schemas.openxmlformats.org/officeDocument/2006/relationships" xmlns:w="http://schemas.openxmlformats.org/wordprocessingml/2006/main">
   <w:docDefaults>
     <w:rPrDefault>
       <w:rPr>
@@ -6963,7 +7956,6 @@
         <w:sz w:val="22"/>
         <w:szCs w:val="28"/>
         <w:lang w:val="en-IN" w:eastAsia="en-US" w:bidi="th-TH"/>
-        <w14:ligatures w14:val="standardContextual"/>
       </w:rPr>
     </w:rPrDefault>
     <w:pPrDefault>
@@ -6972,388 +7964,149 @@
       </w:pPr>
     </w:pPrDefault>
   </w:docDefaults>
-  <w:latentStyles w:defLockedState="0" w:defUIPriority="99" w:defSemiHidden="0" w:defUnhideWhenUsed="0" w:defQFormat="0" w:count="376">
-    <w:lsdException w:name="Normal" w:uiPriority="0" w:qFormat="1"/>
-    <w:lsdException w:name="heading 1" w:uiPriority="9" w:qFormat="1"/>
-    <w:lsdException w:name="heading 2" w:semiHidden="1" w:uiPriority="9" w:unhideWhenUsed="1" w:qFormat="1"/>
-    <w:lsdException w:name="heading 3" w:semiHidden="1" w:uiPriority="9" w:unhideWhenUsed="1" w:qFormat="1"/>
-    <w:lsdException w:name="heading 4" w:semiHidden="1" w:uiPriority="9" w:unhideWhenUsed="1" w:qFormat="1"/>
-    <w:lsdException w:name="heading 5" w:semiHidden="1" w:uiPriority="9" w:unhideWhenUsed="1" w:qFormat="1"/>
-    <w:lsdException w:name="heading 6" w:semiHidden="1" w:uiPriority="9" w:unhideWhenUsed="1" w:qFormat="1"/>
-    <w:lsdException w:name="heading 7" w:semiHidden="1" w:uiPriority="9" w:unhideWhenUsed="1" w:qFormat="1"/>
-    <w:lsdException w:name="heading 8" w:semiHidden="1" w:uiPriority="9" w:unhideWhenUsed="1" w:qFormat="1"/>
-    <w:lsdException w:name="heading 9" w:semiHidden="1" w:uiPriority="9" w:unhideWhenUsed="1" w:qFormat="1"/>
-    <w:lsdException w:name="index 1" w:semiHidden="1" w:unhideWhenUsed="1"/>
-    <w:lsdException w:name="index 2" w:semiHidden="1" w:unhideWhenUsed="1"/>
-    <w:lsdException w:name="index 3" w:semiHidden="1" w:unhideWhenUsed="1"/>
-    <w:lsdException w:name="index 4" w:semiHidden="1" w:unhideWhenUsed="1"/>
-    <w:lsdException w:name="index 5" w:semiHidden="1" w:unhideWhenUsed="1"/>
-    <w:lsdException w:name="index 6" w:semiHidden="1" w:unhideWhenUsed="1"/>
-    <w:lsdException w:name="index 7" w:semiHidden="1" w:unhideWhenUsed="1"/>
-    <w:lsdException w:name="index 8" w:semiHidden="1" w:unhideWhenUsed="1"/>
-    <w:lsdException w:name="index 9" w:semiHidden="1" w:unhideWhenUsed="1"/>
-    <w:lsdException w:name="toc 1" w:semiHidden="1" w:uiPriority="39" w:unhideWhenUsed="1"/>
-    <w:lsdException w:name="toc 2" w:semiHidden="1" w:uiPriority="39" w:unhideWhenUsed="1"/>
-    <w:lsdException w:name="toc 3" w:semiHidden="1" w:uiPriority="39" w:unhideWhenUsed="1"/>
-    <w:lsdException w:name="toc 4" w:semiHidden="1" w:uiPriority="39" w:unhideWhenUsed="1"/>
-    <w:lsdException w:name="toc 5" w:semiHidden="1" w:uiPriority="39" w:unhideWhenUsed="1"/>
-    <w:lsdException w:name="toc 6" w:semiHidden="1" w:uiPriority="39" w:unhideWhenUsed="1"/>
-    <w:lsdException w:name="toc 7" w:semiHidden="1" w:uiPriority="39" w:unhideWhenUsed="1"/>
-    <w:lsdException w:name="toc 8" w:semiHidden="1" w:uiPriority="39" w:unhideWhenUsed="1"/>
-    <w:lsdException w:name="toc 9" w:semiHidden="1" w:uiPriority="39" w:unhideWhenUsed="1"/>
-    <w:lsdException w:name="Normal Indent" w:semiHidden="1" w:unhideWhenUsed="1"/>
-    <w:lsdException w:name="footnote text" w:semiHidden="1" w:unhideWhenUsed="1"/>
-    <w:lsdException w:name="annotation text" w:semiHidden="1" w:unhideWhenUsed="1"/>
-    <w:lsdException w:name="header" w:semiHidden="1" w:unhideWhenUsed="1"/>
-    <w:lsdException w:name="footer" w:semiHidden="1" w:unhideWhenUsed="1"/>
-    <w:lsdException w:name="index heading" w:semiHidden="1" w:unhideWhenUsed="1"/>
-    <w:lsdException w:name="caption" w:semiHidden="1" w:uiPriority="35" w:unhideWhenUsed="1" w:qFormat="1"/>
-    <w:lsdException w:name="table of figures" w:semiHidden="1" w:unhideWhenUsed="1"/>
-    <w:lsdException w:name="envelope address" w:semiHidden="1" w:unhideWhenUsed="1"/>
-    <w:lsdException w:name="envelope return" w:semiHidden="1" w:unhideWhenUsed="1"/>
-    <w:lsdException w:name="footnote reference" w:semiHidden="1" w:unhideWhenUsed="1"/>
-    <w:lsdException w:name="annotation reference" w:semiHidden="1" w:unhideWhenUsed="1"/>
-    <w:lsdException w:name="line number" w:semiHidden="1" w:unhideWhenUsed="1"/>
-    <w:lsdException w:name="page number" w:semiHidden="1" w:unhideWhenUsed="1"/>
-    <w:lsdException w:name="endnote reference" w:semiHidden="1" w:unhideWhenUsed="1"/>
-    <w:lsdException w:name="endnote text" w:semiHidden="1" w:unhideWhenUsed="1"/>
-    <w:lsdException w:name="table of authorities" w:semiHidden="1" w:unhideWhenUsed="1"/>
-    <w:lsdException w:name="macro" w:semiHidden="1" w:unhideWhenUsed="1"/>
-    <w:lsdException w:name="toa heading" w:semiHidden="1" w:unhideWhenUsed="1"/>
-    <w:lsdException w:name="List" w:semiHidden="1" w:unhideWhenUsed="1"/>
-    <w:lsdException w:name="List Bullet" w:semiHidden="1" w:unhideWhenUsed="1"/>
-    <w:lsdException w:name="List Number" w:semiHidden="1" w:unhideWhenUsed="1"/>
-    <w:lsdException w:name="List 2" w:semiHidden="1" w:unhideWhenUsed="1"/>
-    <w:lsdException w:name="List 3" w:semiHidden="1" w:unhideWhenUsed="1"/>
-    <w:lsdException w:name="List 4" w:semiHidden="1" w:unhideWhenUsed="1"/>
-    <w:lsdException w:name="List 5" w:semiHidden="1" w:unhideWhenUsed="1"/>
-    <w:lsdException w:name="List Bullet 2" w:semiHidden="1" w:unhideWhenUsed="1"/>
-    <w:lsdException w:name="List Bullet 3" w:semiHidden="1" w:unhideWhenUsed="1"/>
-    <w:lsdException w:name="List Bullet 4" w:semiHidden="1" w:unhideWhenUsed="1"/>
-    <w:lsdException w:name="List Bullet 5" w:semiHidden="1" w:unhideWhenUsed="1"/>
-    <w:lsdException w:name="List Number 2" w:semiHidden="1" w:unhideWhenUsed="1"/>
-    <w:lsdException w:name="List Number 3" w:semiHidden="1" w:unhideWhenUsed="1"/>
-    <w:lsdException w:name="List Number 4" w:semiHidden="1" w:unhideWhenUsed="1"/>
-    <w:lsdException w:name="List Number 5" w:semiHidden="1" w:unhideWhenUsed="1"/>
-    <w:lsdException w:name="Title" w:uiPriority="10" w:qFormat="1"/>
-    <w:lsdException w:name="Closing" w:semiHidden="1" w:unhideWhenUsed="1"/>
-    <w:lsdException w:name="Signature" w:semiHidden="1" w:unhideWhenUsed="1"/>
-    <w:lsdException w:name="Default Paragraph Font" w:semiHidden="1" w:uiPriority="1" w:unhideWhenUsed="1"/>
-    <w:lsdException w:name="Body Text" w:semiHidden="1" w:unhideWhenUsed="1"/>
-    <w:lsdException w:name="Body Text Indent" w:semiHidden="1" w:unhideWhenUsed="1"/>
-    <w:lsdException w:name="List Continue" w:semiHidden="1" w:unhideWhenUsed="1"/>
-    <w:lsdException w:name="List Continue 2" w:semiHidden="1" w:unhideWhenUsed="1"/>
-    <w:lsdException w:name="List Continue 3" w:semiHidden="1" w:unhideWhenUsed="1"/>
-    <w:lsdException w:name="List Continue 4" w:semiHidden="1" w:unhideWhenUsed="1"/>
-    <w:lsdException w:name="List Continue 5" w:semiHidden="1" w:unhideWhenUsed="1"/>
-    <w:lsdException w:name="Message Header" w:semiHidden="1" w:unhideWhenUsed="1"/>
-    <w:lsdException w:name="Subtitle" w:uiPriority="11" w:qFormat="1"/>
-    <w:lsdException w:name="Salutation" w:semiHidden="1" w:unhideWhenUsed="1"/>
-    <w:lsdException w:name="Date" w:semiHidden="1" w:unhideWhenUsed="1"/>
-    <w:lsdException w:name="Body Text First Indent" w:semiHidden="1" w:unhideWhenUsed="1"/>
-    <w:lsdException w:name="Body Text First Indent 2" w:semiHidden="1" w:unhideWhenUsed="1"/>
-    <w:lsdException w:name="Note Heading" w:semiHidden="1" w:unhideWhenUsed="1"/>
-    <w:lsdException w:name="Body Text 2" w:semiHidden="1" w:unhideWhenUsed="1"/>
-    <w:lsdException w:name="Body Text 3" w:semiHidden="1" w:unhideWhenUsed="1"/>
-    <w:lsdException w:name="Body Text Indent 2" w:semiHidden="1" w:unhideWhenUsed="1"/>
-    <w:lsdException w:name="Body Text Indent 3" w:semiHidden="1" w:unhideWhenUsed="1"/>
-    <w:lsdException w:name="Block Text" w:semiHidden="1" w:unhideWhenUsed="1"/>
-    <w:lsdException w:name="Hyperlink" w:semiHidden="1" w:unhideWhenUsed="1"/>
-    <w:lsdException w:name="FollowedHyperlink" w:semiHidden="1" w:unhideWhenUsed="1"/>
-    <w:lsdException w:name="Strong" w:uiPriority="22" w:qFormat="1"/>
-    <w:lsdException w:name="Emphasis" w:uiPriority="20" w:qFormat="1"/>
-    <w:lsdException w:name="Document Map" w:semiHidden="1" w:unhideWhenUsed="1"/>
-    <w:lsdException w:name="Plain Text" w:semiHidden="1" w:unhideWhenUsed="1"/>
-    <w:lsdException w:name="E-mail Signature" w:semiHidden="1" w:unhideWhenUsed="1"/>
-    <w:lsdException w:name="HTML Top of Form" w:semiHidden="1" w:unhideWhenUsed="1"/>
-    <w:lsdException w:name="HTML Bottom of Form" w:semiHidden="1" w:unhideWhenUsed="1"/>
-    <w:lsdException w:name="Normal (Web)" w:semiHidden="1" w:unhideWhenUsed="1"/>
-    <w:lsdException w:name="HTML Acronym" w:semiHidden="1" w:unhideWhenUsed="1"/>
-    <w:lsdException w:name="HTML Address" w:semiHidden="1" w:unhideWhenUsed="1"/>
-    <w:lsdException w:name="HTML Cite" w:semiHidden="1" w:unhideWhenUsed="1"/>
-    <w:lsdException w:name="HTML Code" w:semiHidden="1" w:unhideWhenUsed="1"/>
-    <w:lsdException w:name="HTML Definition" w:semiHidden="1" w:unhideWhenUsed="1"/>
-    <w:lsdException w:name="HTML Keyboard" w:semiHidden="1" w:unhideWhenUsed="1"/>
-    <w:lsdException w:name="HTML Preformatted" w:semiHidden="1" w:unhideWhenUsed="1"/>
-    <w:lsdException w:name="HTML Sample" w:semiHidden="1" w:unhideWhenUsed="1"/>
-    <w:lsdException w:name="HTML Typewriter" w:semiHidden="1" w:unhideWhenUsed="1"/>
-    <w:lsdException w:name="HTML Variable" w:semiHidden="1" w:unhideWhenUsed="1"/>
-    <w:lsdException w:name="Normal Table" w:semiHidden="1" w:unhideWhenUsed="1"/>
-    <w:lsdException w:name="annotation subject" w:semiHidden="1" w:unhideWhenUsed="1"/>
-    <w:lsdException w:name="No List" w:semiHidden="1" w:unhideWhenUsed="1"/>
-    <w:lsdException w:name="Outline List 1" w:semiHidden="1" w:unhideWhenUsed="1"/>
-    <w:lsdException w:name="Outline List 2" w:semiHidden="1" w:unhideWhenUsed="1"/>
-    <w:lsdException w:name="Outline List 3" w:semiHidden="1" w:unhideWhenUsed="1"/>
-    <w:lsdException w:name="Table Simple 1" w:semiHidden="1" w:unhideWhenUsed="1"/>
-    <w:lsdException w:name="Table Simple 2" w:semiHidden="1" w:unhideWhenUsed="1"/>
-    <w:lsdException w:name="Table Simple 3" w:semiHidden="1" w:unhideWhenUsed="1"/>
-    <w:lsdException w:name="Table Classic 1" w:semiHidden="1" w:unhideWhenUsed="1"/>
-    <w:lsdException w:name="Table Classic 2" w:semiHidden="1" w:unhideWhenUsed="1"/>
-    <w:lsdException w:name="Table Classic 3" w:semiHidden="1" w:unhideWhenUsed="1"/>
-    <w:lsdException w:name="Table Classic 4" w:semiHidden="1" w:unhideWhenUsed="1"/>
-    <w:lsdException w:name="Table Colorful 1" w:semiHidden="1" w:unhideWhenUsed="1"/>
-    <w:lsdException w:name="Table Colorful 2" w:semiHidden="1" w:unhideWhenUsed="1"/>
-    <w:lsdException w:name="Table Colorful 3" w:semiHidden="1" w:unhideWhenUsed="1"/>
-    <w:lsdException w:name="Table Columns 1" w:semiHidden="1" w:unhideWhenUsed="1"/>
-    <w:lsdException w:name="Table Columns 2" w:semiHidden="1" w:unhideWhenUsed="1"/>
-    <w:lsdException w:name="Table Columns 3" w:semiHidden="1" w:unhideWhenUsed="1"/>
-    <w:lsdException w:name="Table Columns 4" w:semiHidden="1" w:unhideWhenUsed="1"/>
-    <w:lsdException w:name="Table Columns 5" w:semiHidden="1" w:unhideWhenUsed="1"/>
-    <w:lsdException w:name="Table Grid 1" w:semiHidden="1" w:unhideWhenUsed="1"/>
-    <w:lsdException w:name="Table Grid 2" w:semiHidden="1" w:unhideWhenUsed="1"/>
-    <w:lsdException w:name="Table Grid 3" w:semiHidden="1" w:unhideWhenUsed="1"/>
-    <w:lsdException w:name="Table Grid 4" w:semiHidden="1" w:unhideWhenUsed="1"/>
-    <w:lsdException w:name="Table Grid 5" w:semiHidden="1" w:unhideWhenUsed="1"/>
-    <w:lsdException w:name="Table Grid 6" w:semiHidden="1" w:unhideWhenUsed="1"/>
-    <w:lsdException w:name="Table Grid 7" w:semiHidden="1" w:unhideWhenUsed="1"/>
-    <w:lsdException w:name="Table Grid 8" w:semiHidden="1" w:unhideWhenUsed="1"/>
-    <w:lsdException w:name="Table List 1" w:semiHidden="1" w:unhideWhenUsed="1"/>
-    <w:lsdException w:name="Table List 2" w:semiHidden="1" w:unhideWhenUsed="1"/>
-    <w:lsdException w:name="Table List 3" w:semiHidden="1" w:unhideWhenUsed="1"/>
-    <w:lsdException w:name="Table List 4" w:semiHidden="1" w:unhideWhenUsed="1"/>
-    <w:lsdException w:name="Table List 5" w:semiHidden="1" w:unhideWhenUsed="1"/>
-    <w:lsdException w:name="Table List 6" w:semiHidden="1" w:unhideWhenUsed="1"/>
-    <w:lsdException w:name="Table List 7" w:semiHidden="1" w:unhideWhenUsed="1"/>
-    <w:lsdException w:name="Table List 8" w:semiHidden="1" w:unhideWhenUsed="1"/>
-    <w:lsdException w:name="Table 3D effects 1" w:semiHidden="1" w:unhideWhenUsed="1"/>
-    <w:lsdException w:name="Table 3D effects 2" w:semiHidden="1" w:unhideWhenUsed="1"/>
-    <w:lsdException w:name="Table 3D effects 3" w:semiHidden="1" w:unhideWhenUsed="1"/>
-    <w:lsdException w:name="Table Contemporary" w:semiHidden="1" w:unhideWhenUsed="1"/>
-    <w:lsdException w:name="Table Elegant" w:semiHidden="1" w:unhideWhenUsed="1"/>
-    <w:lsdException w:name="Table Professional" w:semiHidden="1" w:unhideWhenUsed="1"/>
-    <w:lsdException w:name="Table Subtle 1" w:semiHidden="1" w:unhideWhenUsed="1"/>
-    <w:lsdException w:name="Table Subtle 2" w:semiHidden="1" w:unhideWhenUsed="1"/>
-    <w:lsdException w:name="Table Web 1" w:semiHidden="1" w:unhideWhenUsed="1"/>
-    <w:lsdException w:name="Table Web 2" w:semiHidden="1" w:unhideWhenUsed="1"/>
-    <w:lsdException w:name="Table Web 3" w:semiHidden="1" w:unhideWhenUsed="1"/>
-    <w:lsdException w:name="Balloon Text" w:semiHidden="1" w:unhideWhenUsed="1"/>
-    <w:lsdException w:name="Table Grid" w:uiPriority="39"/>
-    <w:lsdException w:name="Table Theme" w:semiHidden="1" w:unhideWhenUsed="1"/>
-    <w:lsdException w:name="Placeholder Text" w:semiHidden="1"/>
-    <w:lsdException w:name="No Spacing" w:uiPriority="1" w:qFormat="1"/>
-    <w:lsdException w:name="Light Shading" w:uiPriority="60"/>
-    <w:lsdException w:name="Light List" w:uiPriority="61"/>
-    <w:lsdException w:name="Light Grid" w:uiPriority="62"/>
-    <w:lsdException w:name="Medium Shading 1" w:uiPriority="63"/>
-    <w:lsdException w:name="Medium Shading 2" w:uiPriority="64"/>
-    <w:lsdException w:name="Medium List 1" w:uiPriority="65"/>
-    <w:lsdException w:name="Medium List 2" w:uiPriority="66"/>
-    <w:lsdException w:name="Medium Grid 1" w:uiPriority="67"/>
-    <w:lsdException w:name="Medium Grid 2" w:uiPriority="68"/>
-    <w:lsdException w:name="Medium Grid 3" w:uiPriority="69"/>
-    <w:lsdException w:name="Dark List" w:uiPriority="70"/>
-    <w:lsdException w:name="Colorful Shading" w:uiPriority="71"/>
-    <w:lsdException w:name="Colorful List" w:uiPriority="72"/>
-    <w:lsdException w:name="Colorful Grid" w:uiPriority="73"/>
-    <w:lsdException w:name="Light Shading Accent 1" w:uiPriority="60"/>
-    <w:lsdException w:name="Light List Accent 1" w:uiPriority="61"/>
-    <w:lsdException w:name="Light Grid Accent 1" w:uiPriority="62"/>
-    <w:lsdException w:name="Medium Shading 1 Accent 1" w:uiPriority="63"/>
-    <w:lsdException w:name="Medium Shading 2 Accent 1" w:uiPriority="64"/>
-    <w:lsdException w:name="Medium List 1 Accent 1" w:uiPriority="65"/>
-    <w:lsdException w:name="Revision" w:semiHidden="1"/>
-    <w:lsdException w:name="List Paragraph" w:uiPriority="34" w:qFormat="1"/>
-    <w:lsdException w:name="Quote" w:uiPriority="29" w:qFormat="1"/>
-    <w:lsdException w:name="Intense Quote" w:uiPriority="30" w:qFormat="1"/>
-    <w:lsdException w:name="Medium List 2 Accent 1" w:uiPriority="66"/>
-    <w:lsdException w:name="Medium Grid 1 Accent 1" w:uiPriority="67"/>
-    <w:lsdException w:name="Medium Grid 2 Accent 1" w:uiPriority="68"/>
-    <w:lsdException w:name="Medium Grid 3 Accent 1" w:uiPriority="69"/>
-    <w:lsdException w:name="Dark List Accent 1" w:uiPriority="70"/>
-    <w:lsdException w:name="Colorful Shading Accent 1" w:uiPriority="71"/>
-    <w:lsdException w:name="Colorful List Accent 1" w:uiPriority="72"/>
-    <w:lsdException w:name="Colorful Grid Accent 1" w:uiPriority="73"/>
-    <w:lsdException w:name="Light Shading Accent 2" w:uiPriority="60"/>
-    <w:lsdException w:name="Light List Accent 2" w:uiPriority="61"/>
-    <w:lsdException w:name="Light Grid Accent 2" w:uiPriority="62"/>
-    <w:lsdException w:name="Medium Shading 1 Accent 2" w:uiPriority="63"/>
-    <w:lsdException w:name="Medium Shading 2 Accent 2" w:uiPriority="64"/>
-    <w:lsdException w:name="Medium List 1 Accent 2" w:uiPriority="65"/>
-    <w:lsdException w:name="Medium List 2 Accent 2" w:uiPriority="66"/>
-    <w:lsdException w:name="Medium Grid 1 Accent 2" w:uiPriority="67"/>
-    <w:lsdException w:name="Medium Grid 2 Accent 2" w:uiPriority="68"/>
-    <w:lsdException w:name="Medium Grid 3 Accent 2" w:uiPriority="69"/>
-    <w:lsdException w:name="Dark List Accent 2" w:uiPriority="70"/>
-    <w:lsdException w:name="Colorful Shading Accent 2" w:uiPriority="71"/>
-    <w:lsdException w:name="Colorful List Accent 2" w:uiPriority="72"/>
-    <w:lsdException w:name="Colorful Grid Accent 2" w:uiPriority="73"/>
-    <w:lsdException w:name="Light Shading Accent 3" w:uiPriority="60"/>
-    <w:lsdException w:name="Light List Accent 3" w:uiPriority="61"/>
-    <w:lsdException w:name="Light Grid Accent 3" w:uiPriority="62"/>
-    <w:lsdException w:name="Medium Shading 1 Accent 3" w:uiPriority="63"/>
-    <w:lsdException w:name="Medium Shading 2 Accent 3" w:uiPriority="64"/>
-    <w:lsdException w:name="Medium List 1 Accent 3" w:uiPriority="65"/>
-    <w:lsdException w:name="Medium List 2 Accent 3" w:uiPriority="66"/>
-    <w:lsdException w:name="Medium Grid 1 Accent 3" w:uiPriority="67"/>
-    <w:lsdException w:name="Medium Grid 2 Accent 3" w:uiPriority="68"/>
-    <w:lsdException w:name="Medium Grid 3 Accent 3" w:uiPriority="69"/>
-    <w:lsdException w:name="Dark List Accent 3" w:uiPriority="70"/>
-    <w:lsdException w:name="Colorful Shading Accent 3" w:uiPriority="71"/>
-    <w:lsdException w:name="Colorful List Accent 3" w:uiPriority="72"/>
-    <w:lsdException w:name="Colorful Grid Accent 3" w:uiPriority="73"/>
-    <w:lsdException w:name="Light Shading Accent 4" w:uiPriority="60"/>
-    <w:lsdException w:name="Light List Accent 4" w:uiPriority="61"/>
-    <w:lsdException w:name="Light Grid Accent 4" w:uiPriority="62"/>
-    <w:lsdException w:name="Medium Shading 1 Accent 4" w:uiPriority="63"/>
-    <w:lsdException w:name="Medium Shading 2 Accent 4" w:uiPriority="64"/>
-    <w:lsdException w:name="Medium List 1 Accent 4" w:uiPriority="65"/>
-    <w:lsdException w:name="Medium List 2 Accent 4" w:uiPriority="66"/>
-    <w:lsdException w:name="Medium Grid 1 Accent 4" w:uiPriority="67"/>
-    <w:lsdException w:name="Medium Grid 2 Accent 4" w:uiPriority="68"/>
-    <w:lsdException w:name="Medium Grid 3 Accent 4" w:uiPriority="69"/>
-    <w:lsdException w:name="Dark List Accent 4" w:uiPriority="70"/>
-    <w:lsdException w:name="Colorful Shading Accent 4" w:uiPriority="71"/>
-    <w:lsdException w:name="Colorful List Accent 4" w:uiPriority="72"/>
-    <w:lsdException w:name="Colorful Grid Accent 4" w:uiPriority="73"/>
-    <w:lsdException w:name="Light Shading Accent 5" w:uiPriority="60"/>
-    <w:lsdException w:name="Light List Accent 5" w:uiPriority="61"/>
-    <w:lsdException w:name="Light Grid Accent 5" w:uiPriority="62"/>
-    <w:lsdException w:name="Medium Shading 1 Accent 5" w:uiPriority="63"/>
-    <w:lsdException w:name="Medium Shading 2 Accent 5" w:uiPriority="64"/>
-    <w:lsdException w:name="Medium List 1 Accent 5" w:uiPriority="65"/>
-    <w:lsdException w:name="Medium List 2 Accent 5" w:uiPriority="66"/>
-    <w:lsdException w:name="Medium Grid 1 Accent 5" w:uiPriority="67"/>
-    <w:lsdException w:name="Medium Grid 2 Accent 5" w:uiPriority="68"/>
-    <w:lsdException w:name="Medium Grid 3 Accent 5" w:uiPriority="69"/>
-    <w:lsdException w:name="Dark List Accent 5" w:uiPriority="70"/>
-    <w:lsdException w:name="Colorful Shading Accent 5" w:uiPriority="71"/>
-    <w:lsdException w:name="Colorful List Accent 5" w:uiPriority="72"/>
-    <w:lsdException w:name="Colorful Grid Accent 5" w:uiPriority="73"/>
-    <w:lsdException w:name="Light Shading Accent 6" w:uiPriority="60"/>
-    <w:lsdException w:name="Light List Accent 6" w:uiPriority="61"/>
-    <w:lsdException w:name="Light Grid Accent 6" w:uiPriority="62"/>
-    <w:lsdException w:name="Medium Shading 1 Accent 6" w:uiPriority="63"/>
-    <w:lsdException w:name="Medium Shading 2 Accent 6" w:uiPriority="64"/>
-    <w:lsdException w:name="Medium List 1 Accent 6" w:uiPriority="65"/>
-    <w:lsdException w:name="Medium List 2 Accent 6" w:uiPriority="66"/>
-    <w:lsdException w:name="Medium Grid 1 Accent 6" w:uiPriority="67"/>
-    <w:lsdException w:name="Medium Grid 2 Accent 6" w:uiPriority="68"/>
-    <w:lsdException w:name="Medium Grid 3 Accent 6" w:uiPriority="69"/>
-    <w:lsdException w:name="Dark List Accent 6" w:uiPriority="70"/>
-    <w:lsdException w:name="Colorful Shading Accent 6" w:uiPriority="71"/>
-    <w:lsdException w:name="Colorful List Accent 6" w:uiPriority="72"/>
-    <w:lsdException w:name="Colorful Grid Accent 6" w:uiPriority="73"/>
-    <w:lsdException w:name="Subtle Emphasis" w:uiPriority="19" w:qFormat="1"/>
-    <w:lsdException w:name="Intense Emphasis" w:uiPriority="21" w:qFormat="1"/>
-    <w:lsdException w:name="Subtle Reference" w:uiPriority="31" w:qFormat="1"/>
-    <w:lsdException w:name="Intense Reference" w:uiPriority="32" w:qFormat="1"/>
-    <w:lsdException w:name="Book Title" w:uiPriority="33" w:qFormat="1"/>
-    <w:lsdException w:name="Bibliography" w:semiHidden="1" w:uiPriority="37" w:unhideWhenUsed="1"/>
-    <w:lsdException w:name="TOC Heading" w:semiHidden="1" w:uiPriority="39" w:unhideWhenUsed="1" w:qFormat="1"/>
-    <w:lsdException w:name="Plain Table 1" w:uiPriority="41"/>
-    <w:lsdException w:name="Plain Table 2" w:uiPriority="42"/>
-    <w:lsdException w:name="Plain Table 3" w:uiPriority="43"/>
-    <w:lsdException w:name="Plain Table 4" w:uiPriority="44"/>
-    <w:lsdException w:name="Plain Table 5" w:uiPriority="45"/>
-    <w:lsdException w:name="Grid Table Light" w:uiPriority="40"/>
-    <w:lsdException w:name="Grid Table 1 Light" w:uiPriority="46"/>
-    <w:lsdException w:name="Grid Table 2" w:uiPriority="47"/>
-    <w:lsdException w:name="Grid Table 3" w:uiPriority="48"/>
-    <w:lsdException w:name="Grid Table 4" w:uiPriority="49"/>
-    <w:lsdException w:name="Grid Table 5 Dark" w:uiPriority="50"/>
-    <w:lsdException w:name="Grid Table 6 Colorful" w:uiPriority="51"/>
-    <w:lsdException w:name="Grid Table 7 Colorful" w:uiPriority="52"/>
-    <w:lsdException w:name="Grid Table 1 Light Accent 1" w:uiPriority="46"/>
-    <w:lsdException w:name="Grid Table 2 Accent 1" w:uiPriority="47"/>
-    <w:lsdException w:name="Grid Table 3 Accent 1" w:uiPriority="48"/>
-    <w:lsdException w:name="Grid Table 4 Accent 1" w:uiPriority="49"/>
-    <w:lsdException w:name="Grid Table 5 Dark Accent 1" w:uiPriority="50"/>
-    <w:lsdException w:name="Grid Table 6 Colorful Accent 1" w:uiPriority="51"/>
-    <w:lsdException w:name="Grid Table 7 Colorful Accent 1" w:uiPriority="52"/>
-    <w:lsdException w:name="Grid Table 1 Light Accent 2" w:uiPriority="46"/>
-    <w:lsdException w:name="Grid Table 2 Accent 2" w:uiPriority="47"/>
-    <w:lsdException w:name="Grid Table 3 Accent 2" w:uiPriority="48"/>
-    <w:lsdException w:name="Grid Table 4 Accent 2" w:uiPriority="49"/>
-    <w:lsdException w:name="Grid Table 5 Dark Accent 2" w:uiPriority="50"/>
-    <w:lsdException w:name="Grid Table 6 Colorful Accent 2" w:uiPriority="51"/>
-    <w:lsdException w:name="Grid Table 7 Colorful Accent 2" w:uiPriority="52"/>
-    <w:lsdException w:name="Grid Table 1 Light Accent 3" w:uiPriority="46"/>
-    <w:lsdException w:name="Grid Table 2 Accent 3" w:uiPriority="47"/>
-    <w:lsdException w:name="Grid Table 3 Accent 3" w:uiPriority="48"/>
-    <w:lsdException w:name="Grid Table 4 Accent 3" w:uiPriority="49"/>
-    <w:lsdException w:name="Grid Table 5 Dark Accent 3" w:uiPriority="50"/>
-    <w:lsdException w:name="Grid Table 6 Colorful Accent 3" w:uiPriority="51"/>
-    <w:lsdException w:name="Grid Table 7 Colorful Accent 3" w:uiPriority="52"/>
-    <w:lsdException w:name="Grid Table 1 Light Accent 4" w:uiPriority="46"/>
-    <w:lsdException w:name="Grid Table 2 Accent 4" w:uiPriority="47"/>
-    <w:lsdException w:name="Grid Table 3 Accent 4" w:uiPriority="48"/>
-    <w:lsdException w:name="Grid Table 4 Accent 4" w:uiPriority="49"/>
-    <w:lsdException w:name="Grid Table 5 Dark Accent 4" w:uiPriority="50"/>
-    <w:lsdException w:name="Grid Table 6 Colorful Accent 4" w:uiPriority="51"/>
-    <w:lsdException w:name="Grid Table 7 Colorful Accent 4" w:uiPriority="52"/>
-    <w:lsdException w:name="Grid Table 1 Light Accent 5" w:uiPriority="46"/>
-    <w:lsdException w:name="Grid Table 2 Accent 5" w:uiPriority="47"/>
-    <w:lsdException w:name="Grid Table 3 Accent 5" w:uiPriority="48"/>
-    <w:lsdException w:name="Grid Table 4 Accent 5" w:uiPriority="49"/>
-    <w:lsdException w:name="Grid Table 5 Dark Accent 5" w:uiPriority="50"/>
-    <w:lsdException w:name="Grid Table 6 Colorful Accent 5" w:uiPriority="51"/>
-    <w:lsdException w:name="Grid Table 7 Colorful Accent 5" w:uiPriority="52"/>
-    <w:lsdException w:name="Grid Table 1 Light Accent 6" w:uiPriority="46"/>
-    <w:lsdException w:name="Grid Table 2 Accent 6" w:uiPriority="47"/>
-    <w:lsdException w:name="Grid Table 3 Accent 6" w:uiPriority="48"/>
-    <w:lsdException w:name="Grid Table 4 Accent 6" w:uiPriority="49"/>
-    <w:lsdException w:name="Grid Table 5 Dark Accent 6" w:uiPriority="50"/>
-    <w:lsdException w:name="Grid Table 6 Colorful Accent 6" w:uiPriority="51"/>
-    <w:lsdException w:name="Grid Table 7 Colorful Accent 6" w:uiPriority="52"/>
-    <w:lsdException w:name="List Table 1 Light" w:uiPriority="46"/>
-    <w:lsdException w:name="List Table 2" w:uiPriority="47"/>
-    <w:lsdException w:name="List Table 3" w:uiPriority="48"/>
-    <w:lsdException w:name="List Table 4" w:uiPriority="49"/>
-    <w:lsdException w:name="List Table 5 Dark" w:uiPriority="50"/>
-    <w:lsdException w:name="List Table 6 Colorful" w:uiPriority="51"/>
-    <w:lsdException w:name="List Table 7 Colorful" w:uiPriority="52"/>
-    <w:lsdException w:name="List Table 1 Light Accent 1" w:uiPriority="46"/>
-    <w:lsdException w:name="List Table 2 Accent 1" w:uiPriority="47"/>
-    <w:lsdException w:name="List Table 3 Accent 1" w:uiPriority="48"/>
-    <w:lsdException w:name="List Table 4 Accent 1" w:uiPriority="49"/>
-    <w:lsdException w:name="List Table 5 Dark Accent 1" w:uiPriority="50"/>
-    <w:lsdException w:name="List Table 6 Colorful Accent 1" w:uiPriority="51"/>
-    <w:lsdException w:name="List Table 7 Colorful Accent 1" w:uiPriority="52"/>
-    <w:lsdException w:name="List Table 1 Light Accent 2" w:uiPriority="46"/>
-    <w:lsdException w:name="List Table 2 Accent 2" w:uiPriority="47"/>
-    <w:lsdException w:name="List Table 3 Accent 2" w:uiPriority="48"/>
-    <w:lsdException w:name="List Table 4 Accent 2" w:uiPriority="49"/>
-    <w:lsdException w:name="List Table 5 Dark Accent 2" w:uiPriority="50"/>
-    <w:lsdException w:name="List Table 6 Colorful Accent 2" w:uiPriority="51"/>
-    <w:lsdException w:name="List Table 7 Colorful Accent 2" w:uiPriority="52"/>
-    <w:lsdException w:name="List Table 1 Light Accent 3" w:uiPriority="46"/>
-    <w:lsdException w:name="List Table 2 Accent 3" w:uiPriority="47"/>
-    <w:lsdException w:name="List Table 3 Accent 3" w:uiPriority="48"/>
-    <w:lsdException w:name="List Table 4 Accent 3" w:uiPriority="49"/>
-    <w:lsdException w:name="List Table 5 Dark Accent 3" w:uiPriority="50"/>
-    <w:lsdException w:name="List Table 6 Colorful Accent 3" w:uiPriority="51"/>
-    <w:lsdException w:name="List Table 7 Colorful Accent 3" w:uiPriority="52"/>
-    <w:lsdException w:name="List Table 1 Light Accent 4" w:uiPriority="46"/>
-    <w:lsdException w:name="List Table 2 Accent 4" w:uiPriority="47"/>
-    <w:lsdException w:name="List Table 3 Accent 4" w:uiPriority="48"/>
-    <w:lsdException w:name="List Table 4 Accent 4" w:uiPriority="49"/>
-    <w:lsdException w:name="List Table 5 Dark Accent 4" w:uiPriority="50"/>
-    <w:lsdException w:name="List Table 6 Colorful Accent 4" w:uiPriority="51"/>
-    <w:lsdException w:name="List Table 7 Colorful Accent 4" w:uiPriority="52"/>
-    <w:lsdException w:name="List Table 1 Light Accent 5" w:uiPriority="46"/>
-    <w:lsdException w:name="List Table 2 Accent 5" w:uiPriority="47"/>
-    <w:lsdException w:name="List Table 3 Accent 5" w:uiPriority="48"/>
-    <w:lsdException w:name="List Table 4 Accent 5" w:uiPriority="49"/>
-    <w:lsdException w:name="List Table 5 Dark Accent 5" w:uiPriority="50"/>
-    <w:lsdException w:name="List Table 6 Colorful Accent 5" w:uiPriority="51"/>
-    <w:lsdException w:name="List Table 7 Colorful Accent 5" w:uiPriority="52"/>
-    <w:lsdException w:name="List Table 1 Light Accent 6" w:uiPriority="46"/>
-    <w:lsdException w:name="List Table 2 Accent 6" w:uiPriority="47"/>
-    <w:lsdException w:name="List Table 3 Accent 6" w:uiPriority="48"/>
-    <w:lsdException w:name="List Table 4 Accent 6" w:uiPriority="49"/>
-    <w:lsdException w:name="List Table 5 Dark Accent 6" w:uiPriority="50"/>
-    <w:lsdException w:name="List Table 6 Colorful Accent 6" w:uiPriority="51"/>
-    <w:lsdException w:name="List Table 7 Colorful Accent 6" w:uiPriority="52"/>
-    <w:lsdException w:name="Mention" w:semiHidden="1" w:unhideWhenUsed="1"/>
-    <w:lsdException w:name="Smart Hyperlink" w:semiHidden="1" w:unhideWhenUsed="1"/>
-    <w:lsdException w:name="Hashtag" w:semiHidden="1" w:unhideWhenUsed="1"/>
-    <w:lsdException w:name="Unresolved Mention" w:semiHidden="1" w:unhideWhenUsed="1"/>
-    <w:lsdException w:name="Smart Link" w:semiHidden="1" w:unhideWhenUsed="1"/>
+  <w:latentStyles w:defLockedState="0" w:defUIPriority="99" w:defSemiHidden="1" w:defUnhideWhenUsed="1" w:defQFormat="0" w:count="267">
+    <w:lsdException w:name="Normal" w:semiHidden="0" w:uiPriority="0" w:unhideWhenUsed="0" w:qFormat="1"/>
+    <w:lsdException w:name="heading 1" w:semiHidden="0" w:uiPriority="9" w:unhideWhenUsed="0" w:qFormat="1"/>
+    <w:lsdException w:name="heading 2" w:uiPriority="9" w:qFormat="1"/>
+    <w:lsdException w:name="heading 3" w:uiPriority="9" w:qFormat="1"/>
+    <w:lsdException w:name="heading 4" w:uiPriority="9" w:qFormat="1"/>
+    <w:lsdException w:name="heading 5" w:uiPriority="9" w:qFormat="1"/>
+    <w:lsdException w:name="heading 6" w:uiPriority="9" w:qFormat="1"/>
+    <w:lsdException w:name="heading 7" w:uiPriority="9" w:qFormat="1"/>
+    <w:lsdException w:name="heading 8" w:uiPriority="9" w:qFormat="1"/>
+    <w:lsdException w:name="heading 9" w:uiPriority="9" w:qFormat="1"/>
+    <w:lsdException w:name="toc 1" w:uiPriority="39"/>
+    <w:lsdException w:name="toc 2" w:uiPriority="39"/>
+    <w:lsdException w:name="toc 3" w:uiPriority="39"/>
+    <w:lsdException w:name="toc 4" w:uiPriority="39"/>
+    <w:lsdException w:name="toc 5" w:uiPriority="39"/>
+    <w:lsdException w:name="toc 6" w:uiPriority="39"/>
+    <w:lsdException w:name="toc 7" w:uiPriority="39"/>
+    <w:lsdException w:name="toc 8" w:uiPriority="39"/>
+    <w:lsdException w:name="toc 9" w:uiPriority="39"/>
+    <w:lsdException w:name="caption" w:uiPriority="35" w:qFormat="1"/>
+    <w:lsdException w:name="Title" w:semiHidden="0" w:uiPriority="10" w:unhideWhenUsed="0" w:qFormat="1"/>
+    <w:lsdException w:name="Default Paragraph Font" w:uiPriority="1"/>
+    <w:lsdException w:name="Subtitle" w:semiHidden="0" w:uiPriority="11" w:unhideWhenUsed="0" w:qFormat="1"/>
+    <w:lsdException w:name="Strong" w:semiHidden="0" w:uiPriority="22" w:unhideWhenUsed="0" w:qFormat="1"/>
+    <w:lsdException w:name="Emphasis" w:semiHidden="0" w:uiPriority="20" w:unhideWhenUsed="0" w:qFormat="1"/>
+    <w:lsdException w:name="Table Grid" w:semiHidden="0" w:uiPriority="39" w:unhideWhenUsed="0"/>
+    <w:lsdException w:name="Placeholder Text" w:unhideWhenUsed="0"/>
+    <w:lsdException w:name="No Spacing" w:semiHidden="0" w:uiPriority="1" w:unhideWhenUsed="0" w:qFormat="1"/>
+    <w:lsdException w:name="Light Shading" w:semiHidden="0" w:uiPriority="60" w:unhideWhenUsed="0"/>
+    <w:lsdException w:name="Light List" w:semiHidden="0" w:uiPriority="61" w:unhideWhenUsed="0"/>
+    <w:lsdException w:name="Light Grid" w:semiHidden="0" w:uiPriority="62" w:unhideWhenUsed="0"/>
+    <w:lsdException w:name="Medium Shading 1" w:semiHidden="0" w:uiPriority="63" w:unhideWhenUsed="0"/>
+    <w:lsdException w:name="Medium Shading 2" w:semiHidden="0" w:uiPriority="64" w:unhideWhenUsed="0"/>
+    <w:lsdException w:name="Medium List 1" w:semiHidden="0" w:uiPriority="65" w:unhideWhenUsed="0"/>
+    <w:lsdException w:name="Medium List 2" w:semiHidden="0" w:uiPriority="66" w:unhideWhenUsed="0"/>
+    <w:lsdException w:name="Medium Grid 1" w:semiHidden="0" w:uiPriority="67" w:unhideWhenUsed="0"/>
+    <w:lsdException w:name="Medium Grid 2" w:semiHidden="0" w:uiPriority="68" w:unhideWhenUsed="0"/>
+    <w:lsdException w:name="Medium Grid 3" w:semiHidden="0" w:uiPriority="69" w:unhideWhenUsed="0"/>
+    <w:lsdException w:name="Dark List" w:semiHidden="0" w:uiPriority="70" w:unhideWhenUsed="0"/>
+    <w:lsdException w:name="Colorful Shading" w:semiHidden="0" w:uiPriority="71" w:unhideWhenUsed="0"/>
+    <w:lsdException w:name="Colorful List" w:semiHidden="0" w:uiPriority="72" w:unhideWhenUsed="0"/>
+    <w:lsdException w:name="Colorful Grid" w:semiHidden="0" w:uiPriority="73" w:unhideWhenUsed="0"/>
+    <w:lsdException w:name="Light Shading Accent 1" w:semiHidden="0" w:uiPriority="60" w:unhideWhenUsed="0"/>
+    <w:lsdException w:name="Light List Accent 1" w:semiHidden="0" w:uiPriority="61" w:unhideWhenUsed="0"/>
+    <w:lsdException w:name="Light Grid Accent 1" w:semiHidden="0" w:uiPriority="62" w:unhideWhenUsed="0"/>
+    <w:lsdException w:name="Medium Shading 1 Accent 1" w:semiHidden="0" w:uiPriority="63" w:unhideWhenUsed="0"/>
+    <w:lsdException w:name="Medium Shading 2 Accent 1" w:semiHidden="0" w:uiPriority="64" w:unhideWhenUsed="0"/>
+    <w:lsdException w:name="Medium List 1 Accent 1" w:semiHidden="0" w:uiPriority="65" w:unhideWhenUsed="0"/>
+    <w:lsdException w:name="Revision" w:unhideWhenUsed="0"/>
+    <w:lsdException w:name="List Paragraph" w:semiHidden="0" w:uiPriority="34" w:unhideWhenUsed="0" w:qFormat="1"/>
+    <w:lsdException w:name="Quote" w:semiHidden="0" w:uiPriority="29" w:unhideWhenUsed="0" w:qFormat="1"/>
+    <w:lsdException w:name="Intense Quote" w:semiHidden="0" w:uiPriority="30" w:unhideWhenUsed="0" w:qFormat="1"/>
+    <w:lsdException w:name="Medium List 2 Accent 1" w:semiHidden="0" w:uiPriority="66" w:unhideWhenUsed="0"/>
+    <w:lsdException w:name="Medium Grid 1 Accent 1" w:semiHidden="0" w:uiPriority="67" w:unhideWhenUsed="0"/>
+    <w:lsdException w:name="Medium Grid 2 Accent 1" w:semiHidden="0" w:uiPriority="68" w:unhideWhenUsed="0"/>
+    <w:lsdException w:name="Medium Grid 3 Accent 1" w:semiHidden="0" w:uiPriority="69" w:unhideWhenUsed="0"/>
+    <w:lsdException w:name="Dark List Accent 1" w:semiHidden="0" w:uiPriority="70" w:unhideWhenUsed="0"/>
+    <w:lsdException w:name="Colorful Shading Accent 1" w:semiHidden="0" w:uiPriority="71" w:unhideWhenUsed="0"/>
+    <w:lsdException w:name="Colorful List Accent 1" w:semiHidden="0" w:uiPriority="72" w:unhideWhenUsed="0"/>
+    <w:lsdException w:name="Colorful Grid Accent 1" w:semiHidden="0" w:uiPriority="73" w:unhideWhenUsed="0"/>
+    <w:lsdException w:name="Light Shading Accent 2" w:semiHidden="0" w:uiPriority="60" w:unhideWhenUsed="0"/>
+    <w:lsdException w:name="Light List Accent 2" w:semiHidden="0" w:uiPriority="61" w:unhideWhenUsed="0"/>
+    <w:lsdException w:name="Light Grid Accent 2" w:semiHidden="0" w:uiPriority="62" w:unhideWhenUsed="0"/>
+    <w:lsdException w:name="Medium Shading 1 Accent 2" w:semiHidden="0" w:uiPriority="63" w:unhideWhenUsed="0"/>
+    <w:lsdException w:name="Medium Shading 2 Accent 2" w:semiHidden="0" w:uiPriority="64" w:unhideWhenUsed="0"/>
+    <w:lsdException w:name="Medium List 1 Accent 2" w:semiHidden="0" w:uiPriority="65" w:unhideWhenUsed="0"/>
+    <w:lsdException w:name="Medium List 2 Accent 2" w:semiHidden="0" w:uiPriority="66" w:unhideWhenUsed="0"/>
+    <w:lsdException w:name="Medium Grid 1 Accent 2" w:semiHidden="0" w:uiPriority="67" w:unhideWhenUsed="0"/>
+    <w:lsdException w:name="Medium Grid 2 Accent 2" w:semiHidden="0" w:uiPriority="68" w:unhideWhenUsed="0"/>
+    <w:lsdException w:name="Medium Grid 3 Accent 2" w:semiHidden="0" w:uiPriority="69" w:unhideWhenUsed="0"/>
+    <w:lsdException w:name="Dark List Accent 2" w:semiHidden="0" w:uiPriority="70" w:unhideWhenUsed="0"/>
+    <w:lsdException w:name="Colorful Shading Accent 2" w:semiHidden="0" w:uiPriority="71" w:unhideWhenUsed="0"/>
+    <w:lsdException w:name="Colorful List Accent 2" w:semiHidden="0" w:uiPriority="72" w:unhideWhenUsed="0"/>
+    <w:lsdException w:name="Colorful Grid Accent 2" w:semiHidden="0" w:uiPriority="73" w:unhideWhenUsed="0"/>
+    <w:lsdException w:name="Light Shading Accent 3" w:semiHidden="0" w:uiPriority="60" w:unhideWhenUsed="0"/>
+    <w:lsdException w:name="Light List Accent 3" w:semiHidden="0" w:uiPriority="61" w:unhideWhenUsed="0"/>
+    <w:lsdException w:name="Light Grid Accent 3" w:semiHidden="0" w:uiPriority="62" w:unhideWhenUsed="0"/>
+    <w:lsdException w:name="Medium Shading 1 Accent 3" w:semiHidden="0" w:uiPriority="63" w:unhideWhenUsed="0"/>
+    <w:lsdException w:name="Medium Shading 2 Accent 3" w:semiHidden="0" w:uiPriority="64" w:unhideWhenUsed="0"/>
+    <w:lsdException w:name="Medium List 1 Accent 3" w:semiHidden="0" w:uiPriority="65" w:unhideWhenUsed="0"/>
+    <w:lsdException w:name="Medium List 2 Accent 3" w:semiHidden="0" w:uiPriority="66" w:unhideWhenUsed="0"/>
+    <w:lsdException w:name="Medium Grid 1 Accent 3" w:semiHidden="0" w:uiPriority="67" w:unhideWhenUsed="0"/>
+    <w:lsdException w:name="Medium Grid 2 Accent 3" w:semiHidden="0" w:uiPriority="68" w:unhideWhenUsed="0"/>
+    <w:lsdException w:name="Medium Grid 3 Accent 3" w:semiHidden="0" w:uiPriority="69" w:unhideWhenUsed="0"/>
+    <w:lsdException w:name="Dark List Accent 3" w:semiHidden="0" w:uiPriority="70" w:unhideWhenUsed="0"/>
+    <w:lsdException w:name="Colorful Shading Accent 3" w:semiHidden="0" w:uiPriority="71" w:unhideWhenUsed="0"/>
+    <w:lsdException w:name="Colorful List Accent 3" w:semiHidden="0" w:uiPriority="72" w:unhideWhenUsed="0"/>
+    <w:lsdException w:name="Colorful Grid Accent 3" w:semiHidden="0" w:uiPriority="73" w:unhideWhenUsed="0"/>
+    <w:lsdException w:name="Light Shading Accent 4" w:semiHidden="0" w:uiPriority="60" w:unhideWhenUsed="0"/>
+    <w:lsdException w:name="Light List Accent 4" w:semiHidden="0" w:uiPriority="61" w:unhideWhenUsed="0"/>
+    <w:lsdException w:name="Light Grid Accent 4" w:semiHidden="0" w:uiPriority="62" w:unhideWhenUsed="0"/>
+    <w:lsdException w:name="Medium Shading 1 Accent 4" w:semiHidden="0" w:uiPriority="63" w:unhideWhenUsed="0"/>
+    <w:lsdException w:name="Medium Shading 2 Accent 4" w:semiHidden="0" w:uiPriority="64" w:unhideWhenUsed="0"/>
+    <w:lsdException w:name="Medium List 1 Accent 4" w:semiHidden="0" w:uiPriority="65" w:unhideWhenUsed="0"/>
+    <w:lsdException w:name="Medium List 2 Accent 4" w:semiHidden="0" w:uiPriority="66" w:unhideWhenUsed="0"/>
+    <w:lsdException w:name="Medium Grid 1 Accent 4" w:semiHidden="0" w:uiPriority="67" w:unhideWhenUsed="0"/>
+    <w:lsdException w:name="Medium Grid 2 Accent 4" w:semiHidden="0" w:uiPriority="68" w:unhideWhenUsed="0"/>
+    <w:lsdException w:name="Medium Grid 3 Accent 4" w:semiHidden="0" w:uiPriority="69" w:unhideWhenUsed="0"/>
+    <w:lsdException w:name="Dark List Accent 4" w:semiHidden="0" w:uiPriority="70" w:unhideWhenUsed="0"/>
+    <w:lsdException w:name="Colorful Shading Accent 4" w:semiHidden="0" w:uiPriority="71" w:unhideWhenUsed="0"/>
+    <w:lsdException w:name="Colorful List Accent 4" w:semiHidden="0" w:uiPriority="72" w:unhideWhenUsed="0"/>
+    <w:lsdException w:name="Colorful Grid Accent 4" w:semiHidden="0" w:uiPriority="73" w:unhideWhenUsed="0"/>
+    <w:lsdException w:name="Light Shading Accent 5" w:semiHidden="0" w:uiPriority="60" w:unhideWhenUsed="0"/>
+    <w:lsdException w:name="Light List Accent 5" w:semiHidden="0" w:uiPriority="61" w:unhideWhenUsed="0"/>
+    <w:lsdException w:name="Light Grid Accent 5" w:semiHidden="0" w:uiPriority="62" w:unhideWhenUsed="0"/>
+    <w:lsdException w:name="Medium Shading 1 Accent 5" w:semiHidden="0" w:uiPriority="63" w:unhideWhenUsed="0"/>
+    <w:lsdException w:name="Medium Shading 2 Accent 5" w:semiHidden="0" w:uiPriority="64" w:unhideWhenUsed="0"/>
+    <w:lsdException w:name="Medium List 1 Accent 5" w:semiHidden="0" w:uiPriority="65" w:unhideWhenUsed="0"/>
+    <w:lsdException w:name="Medium List 2 Accent 5" w:semiHidden="0" w:uiPriority="66" w:unhideWhenUsed="0"/>
+    <w:lsdException w:name="Medium Grid 1 Accent 5" w:semiHidden="0" w:uiPriority="67" w:unhideWhenUsed="0"/>
+    <w:lsdException w:name="Medium Grid 2 Accent 5" w:semiHidden="0" w:uiPriority="68" w:unhideWhenUsed="0"/>
+    <w:lsdException w:name="Medium Grid 3 Accent 5" w:semiHidden="0" w:uiPriority="69" w:unhideWhenUsed="0"/>
+    <w:lsdException w:name="Dark List Accent 5" w:semiHidden="0" w:uiPriority="70" w:unhideWhenUsed="0"/>
+    <w:lsdException w:name="Colorful Shading Accent 5" w:semiHidden="0" w:uiPriority="71" w:unhideWhenUsed="0"/>
+    <w:lsdException w:name="Colorful List Accent 5" w:semiHidden="0" w:uiPriority="72" w:unhideWhenUsed="0"/>
+    <w:lsdException w:name="Colorful Grid Accent 5" w:semiHidden="0" w:uiPriority="73" w:unhideWhenUsed="0"/>
+    <w:lsdException w:name="Light Shading Accent 6" w:semiHidden="0" w:uiPriority="60" w:unhideWhenUsed="0"/>
+    <w:lsdException w:name="Light List Accent 6" w:semiHidden="0" w:uiPriority="61" w:unhideWhenUsed="0"/>
+    <w:lsdException w:name="Light Grid Accent 6" w:semiHidden="0" w:uiPriority="62" w:unhideWhenUsed="0"/>
+    <w:lsdException w:name="Medium Shading 1 Accent 6" w:semiHidden="0" w:uiPriority="63" w:unhideWhenUsed="0"/>
+    <w:lsdException w:name="Medium Shading 2 Accent 6" w:semiHidden="0" w:uiPriority="64" w:unhideWhenUsed="0"/>
+    <w:lsdException w:name="Medium List 1 Accent 6" w:semiHidden="0" w:uiPriority="65" w:unhideWhenUsed="0"/>
+    <w:lsdException w:name="Medium List 2 Accent 6" w:semiHidden="0" w:uiPriority="66" w:unhideWhenUsed="0"/>
+    <w:lsdException w:name="Medium Grid 1 Accent 6" w:semiHidden="0" w:uiPriority="67" w:unhideWhenUsed="0"/>
+    <w:lsdException w:name="Medium Grid 2 Accent 6" w:semiHidden="0" w:uiPriority="68" w:unhideWhenUsed="0"/>
+    <w:lsdException w:name="Medium Grid 3 Accent 6" w:semiHidden="0" w:uiPriority="69" w:unhideWhenUsed="0"/>
+    <w:lsdException w:name="Dark List Accent 6" w:semiHidden="0" w:uiPriority="70" w:unhideWhenUsed="0"/>
+    <w:lsdException w:name="Colorful Shading Accent 6" w:semiHidden="0" w:uiPriority="71" w:unhideWhenUsed="0"/>
+    <w:lsdException w:name="Colorful List Accent 6" w:semiHidden="0" w:uiPriority="72" w:unhideWhenUsed="0"/>
+    <w:lsdException w:name="Colorful Grid Accent 6" w:semiHidden="0" w:uiPriority="73" w:unhideWhenUsed="0"/>
+    <w:lsdException w:name="Subtle Emphasis" w:semiHidden="0" w:uiPriority="19" w:unhideWhenUsed="0" w:qFormat="1"/>
+    <w:lsdException w:name="Intense Emphasis" w:semiHidden="0" w:uiPriority="21" w:unhideWhenUsed="0" w:qFormat="1"/>
+    <w:lsdException w:name="Subtle Reference" w:semiHidden="0" w:uiPriority="31" w:unhideWhenUsed="0" w:qFormat="1"/>
+    <w:lsdException w:name="Intense Reference" w:semiHidden="0" w:uiPriority="32" w:unhideWhenUsed="0" w:qFormat="1"/>
+    <w:lsdException w:name="Book Title" w:semiHidden="0" w:uiPriority="33" w:unhideWhenUsed="0" w:qFormat="1"/>
+    <w:lsdException w:name="Bibliography" w:uiPriority="37"/>
+    <w:lsdException w:name="TOC Heading" w:uiPriority="39" w:qFormat="1"/>
   </w:latentStyles>
   <w:style w:type="paragraph" w:default="1" w:styleId="Normal">
     <w:name w:val="Normal"/>
     <w:qFormat/>
-    <w:rsid w:val="00874E61"/>
+    <w:rsid w:val="00313E03"/>
     <w:rPr>
       <w:szCs w:val="22"/>
       <w:lang w:bidi="ar-SA"/>
@@ -7569,6 +8322,7 @@
     <w:uiPriority w:val="99"/>
     <w:semiHidden/>
     <w:unhideWhenUsed/>
+    <w:qFormat/>
     <w:tblPr>
       <w:tblInd w:w="0" w:type="dxa"/>
       <w:tblCellMar>
@@ -7912,6 +8666,83 @@
       <w:u w:val="single"/>
     </w:rPr>
   </w:style>
+  <w:style w:type="paragraph" w:styleId="BalloonText">
+    <w:name w:val="Balloon Text"/>
+    <w:basedOn w:val="Normal"/>
+    <w:link w:val="BalloonTextChar"/>
+    <w:uiPriority w:val="99"/>
+    <w:semiHidden/>
+    <w:unhideWhenUsed/>
+    <w:rsid w:val="00290893"/>
+    <w:pPr>
+      <w:spacing w:after="0" w:line="240" w:lineRule="auto"/>
+    </w:pPr>
+    <w:rPr>
+      <w:rFonts w:ascii="Tahoma" w:hAnsi="Tahoma" w:cs="Tahoma"/>
+      <w:sz w:val="16"/>
+      <w:szCs w:val="16"/>
+    </w:rPr>
+  </w:style>
+  <w:style w:type="character" w:customStyle="1" w:styleId="BalloonTextChar">
+    <w:name w:val="Balloon Text Char"/>
+    <w:basedOn w:val="DefaultParagraphFont"/>
+    <w:link w:val="BalloonText"/>
+    <w:uiPriority w:val="99"/>
+    <w:semiHidden/>
+    <w:rsid w:val="00290893"/>
+    <w:rPr>
+      <w:rFonts w:ascii="Tahoma" w:hAnsi="Tahoma" w:cs="Tahoma"/>
+      <w:sz w:val="16"/>
+      <w:szCs w:val="16"/>
+      <w:lang w:bidi="ar-SA"/>
+    </w:rPr>
+  </w:style>
+  <w:style w:type="paragraph" w:styleId="Header">
+    <w:name w:val="header"/>
+    <w:basedOn w:val="Normal"/>
+    <w:link w:val="HeaderChar"/>
+    <w:uiPriority w:val="99"/>
+    <w:semiHidden/>
+    <w:unhideWhenUsed/>
+    <w:rsid w:val="00290893"/>
+    <w:pPr>
+      <w:tabs>
+        <w:tab w:val="center" w:pos="4680"/>
+        <w:tab w:val="right" w:pos="9360"/>
+      </w:tabs>
+      <w:spacing w:after="0" w:line="240" w:lineRule="auto"/>
+    </w:pPr>
+  </w:style>
+  <w:style w:type="character" w:customStyle="1" w:styleId="HeaderChar">
+    <w:name w:val="Header Char"/>
+    <w:basedOn w:val="DefaultParagraphFont"/>
+    <w:link w:val="Header"/>
+    <w:uiPriority w:val="99"/>
+    <w:semiHidden/>
+    <w:rsid w:val="00290893"/>
+    <w:rPr>
+      <w:szCs w:val="22"/>
+      <w:lang w:bidi="ar-SA"/>
+    </w:rPr>
+  </w:style>
+  <w:style w:type="paragraph" w:styleId="NormalWeb">
+    <w:name w:val="Normal (Web)"/>
+    <w:basedOn w:val="Normal"/>
+    <w:uiPriority w:val="99"/>
+    <w:semiHidden/>
+    <w:unhideWhenUsed/>
+    <w:rsid w:val="002C1708"/>
+    <w:pPr>
+      <w:spacing w:before="100" w:beforeAutospacing="1" w:after="100" w:afterAutospacing="1" w:line="240" w:lineRule="auto"/>
+    </w:pPr>
+    <w:rPr>
+      <w:rFonts w:ascii="Times New Roman" w:eastAsia="Times New Roman" w:hAnsi="Times New Roman" w:cs="Times New Roman"/>
+      <w:kern w:val="0"/>
+      <w:sz w:val="24"/>
+      <w:szCs w:val="24"/>
+      <w:lang w:val="en-US"/>
+    </w:rPr>
+  </w:style>
 </w:styles>
 </file>
 
@@ -7958,7 +8789,7 @@
     </a:clrScheme>
     <a:fontScheme name="Office">
       <a:majorFont>
-        <a:latin typeface="Calibri Light" panose="020F0302020204030204"/>
+        <a:latin typeface="Calibri Light"/>
         <a:ea typeface=""/>
         <a:cs typeface=""/>
         <a:font script="Jpan" typeface="游ゴシック Light"/>
@@ -8010,7 +8841,7 @@
         <a:font script="Tfng" typeface="Ebrima"/>
       </a:majorFont>
       <a:minorFont>
-        <a:latin typeface="Calibri" panose="020F0502020204030204"/>
+        <a:latin typeface="Calibri"/>
         <a:ea typeface=""/>
         <a:cs typeface=""/>
         <a:font script="Jpan" typeface="游ゴシック"/>
@@ -8204,8 +9035,20 @@
   <a:extraClrSchemeLst/>
   <a:extLst>
     <a:ext uri="{05A4C25C-085E-4340-85A3-A5531E510DB2}">
-      <thm15:themeFamily xmlns:thm15="http://schemas.microsoft.com/office/thememl/2012/main" name="Office Theme" id="{62F939B6-93AF-4DB8-9C6B-D6C7DFDC589F}" vid="{4A3C46E8-61CC-4603-A589-7422A47A8E4A}"/>
+      <thm15:themeFamily xmlns:thm15="http://schemas.microsoft.com/office/thememl/2012/main" xmlns="" name="Office Theme" id="{62F939B6-93AF-4DB8-9C6B-D6C7DFDC589F}" vid="{4A3C46E8-61CC-4603-A589-7422A47A8E4A}"/>
     </a:ext>
   </a:extLst>
 </a:theme>
+</file>
+
+<file path=customXml/item1.xml><?xml version="1.0" encoding="utf-8"?>
+<b:Sources xmlns:b="http://schemas.openxmlformats.org/officeDocument/2006/bibliography" xmlns="http://schemas.openxmlformats.org/officeDocument/2006/bibliography" SelectedStyle="\APA.XSL" StyleName="APA"/>
+</file>
+
+<file path=customXml/itemProps1.xml><?xml version="1.0" encoding="utf-8"?>
+<ds:datastoreItem xmlns:ds="http://schemas.openxmlformats.org/officeDocument/2006/customXml" ds:itemID="{90D01DE9-5264-440A-A902-273871F6B167}">
+  <ds:schemaRefs>
+    <ds:schemaRef ds:uri="http://schemas.openxmlformats.org/officeDocument/2006/bibliography"/>
+  </ds:schemaRefs>
+</ds:datastoreItem>
 </file>